--- a/00-首页/题组Word/第二轮习题集/第二轮习题集-结构化学二-教师版.docx
+++ b/00-首页/题组Word/第二轮习题集/第二轮习题集-结构化学二-教师版.docx
@@ -2,7 +2,7 @@
 <file path=word/document.xml><?xml version="1.0" encoding="utf-8"?>
 <w:document xmlns:w="http://schemas.openxmlformats.org/wordprocessingml/2006/main" xmlns:m="http://schemas.openxmlformats.org/officeDocument/2006/math" xmlns:r="http://schemas.openxmlformats.org/officeDocument/2006/relationships" xmlns:o="urn:schemas-microsoft-com:office:office" xmlns:v="urn:schemas-microsoft-com:vml" xmlns:w10="urn:schemas-microsoft-com:office:word" xmlns:a="http://schemas.openxmlformats.org/drawingml/2006/main" xmlns:pic="http://schemas.openxmlformats.org/drawingml/2006/picture" xmlns:wp="http://schemas.openxmlformats.org/drawingml/2006/wordprocessingDrawing">
   <w:body>
-    <w:bookmarkStart w:id="104" w:name="第二轮习题集-结构化学二"/>
+    <w:bookmarkStart w:id="111" w:name="第二轮习题集-结构化学二"/>
     <w:p>
       <w:pPr>
         <w:pStyle w:val="Heading1"/>
@@ -449,22 +449,7 @@
             </m:fPr>
             <m:num>
               <m:r>
-                <m:t>6</m:t>
-              </m:r>
-              <m:r>
-                <m:rPr>
-                  <m:sty m:val="p"/>
-                </m:rPr>
-                <m:t>.</m:t>
-              </m:r>
-              <m:r>
-                <m:t>6</m:t>
-              </m:r>
-              <m:r>
-                <m:t>2</m:t>
-              </m:r>
-              <m:r>
-                <m:t>6</m:t>
+                <m:t>6.626</m:t>
               </m:r>
               <m:r>
                 <m:rPr>
@@ -472,13 +457,10 @@
                 </m:rPr>
                 <m:t>×</m:t>
               </m:r>
-              <m:r>
-                <m:t>1</m:t>
-              </m:r>
               <m:sSup>
                 <m:e>
                   <m:r>
-                    <m:t>0</m:t>
+                    <m:t>10</m:t>
                   </m:r>
                 </m:e>
                 <m:sup>
@@ -489,10 +471,7 @@
                     <m:t>−</m:t>
                   </m:r>
                   <m:r>
-                    <m:t>3</m:t>
-                  </m:r>
-                  <m:r>
-                    <m:t>4</m:t>
+                    <m:t>34</m:t>
                   </m:r>
                 </m:sup>
               </m:sSup>
@@ -521,22 +500,7 @@
                 <m:t>×</m:t>
               </m:r>
               <m:r>
-                <m:t>2</m:t>
-              </m:r>
-              <m:r>
-                <m:rPr>
-                  <m:sty m:val="p"/>
-                </m:rPr>
-                <m:t>.</m:t>
-              </m:r>
-              <m:r>
-                <m:t>9</m:t>
-              </m:r>
-              <m:r>
-                <m:t>9</m:t>
-              </m:r>
-              <m:r>
-                <m:t>8</m:t>
+                <m:t>2.998</m:t>
               </m:r>
               <m:r>
                 <m:rPr>
@@ -544,21 +508,15 @@
                 </m:rPr>
                 <m:t>×</m:t>
               </m:r>
-              <m:r>
-                <m:t>1</m:t>
-              </m:r>
               <m:sSup>
                 <m:e>
                   <m:r>
-                    <m:t>0</m:t>
+                    <m:t>10</m:t>
                   </m:r>
                 </m:e>
                 <m:sup>
                   <m:r>
-                    <m:t>1</m:t>
-                  </m:r>
-                  <m:r>
-                    <m:t>7</m:t>
+                    <m:t>17</m:t>
                   </m:r>
                 </m:sup>
               </m:sSup>
@@ -604,13 +562,7 @@
             </m:num>
             <m:den>
               <m:r>
-                <m:t>3</m:t>
-              </m:r>
-              <m:r>
-                <m:t>0</m:t>
-              </m:r>
-              <m:r>
-                <m:t>4</m:t>
+                <m:t>304</m:t>
               </m:r>
               <m:r>
                 <m:rPr>
@@ -618,13 +570,10 @@
                 </m:rPr>
                 <m:t>×</m:t>
               </m:r>
-              <m:r>
-                <m:t>1</m:t>
-              </m:r>
               <m:sSup>
                 <m:e>
                   <m:r>
-                    <m:t>0</m:t>
+                    <m:t>10</m:t>
                   </m:r>
                 </m:e>
                 <m:sup>
@@ -691,22 +640,7 @@
                 <m:t>(</m:t>
               </m:r>
               <m:r>
-                <m:t>6</m:t>
-              </m:r>
-              <m:r>
-                <m:rPr>
-                  <m:sty m:val="p"/>
-                </m:rPr>
-                <m:t>.</m:t>
-              </m:r>
-              <m:r>
-                <m:t>0</m:t>
-              </m:r>
-              <m:r>
-                <m:t>2</m:t>
-              </m:r>
-              <m:r>
-                <m:t>3</m:t>
+                <m:t>6.023</m:t>
               </m:r>
               <m:r>
                 <m:rPr>
@@ -714,21 +648,15 @@
                 </m:rPr>
                 <m:t>×</m:t>
               </m:r>
-              <m:r>
-                <m:t>1</m:t>
-              </m:r>
               <m:sSup>
                 <m:e>
                   <m:r>
-                    <m:t>0</m:t>
+                    <m:t>10</m:t>
                   </m:r>
                 </m:e>
                 <m:sup>
                   <m:r>
-                    <m:t>2</m:t>
-                  </m:r>
-                  <m:r>
-                    <m:t>3</m:t>
+                    <m:t>23</m:t>
                   </m:r>
                 </m:sup>
               </m:sSup>
@@ -780,13 +708,7 @@
             <m:t>=</m:t>
           </m:r>
           <m:r>
-            <m:t>3</m:t>
-          </m:r>
-          <m:r>
-            <m:t>9</m:t>
-          </m:r>
-          <m:r>
-            <m:t>4</m:t>
+            <m:t>394</m:t>
           </m:r>
           <m:r>
             <m:rPr>
@@ -955,15 +877,25 @@
         <w:rPr>
           <w:rFonts w:ascii="Times New Roman" w:hAnsi="Times New Roman" w:eastAsia="Times New Roman" w:cs="Times New Roman"/>
         </w:rPr>
-        <w:t xml:space="preserve"> CH</w:t>
-      </w:r>
-      <w:r>
-        <w:rPr>
-          <w:rFonts w:ascii="Times New Roman" w:hAnsi="Times New Roman" w:eastAsia="Times New Roman" w:cs="Times New Roman"/>
-          <w:vertAlign w:val="subscript"/>
-        </w:rPr>
-        <w:t>4</w:t>
-      </w:r>
+        <w:t xml:space="preserve"> </w:t>
+      </w:r>
+      <m:oMath>
+        <m:r>
+          <m:t>C</m:t>
+        </m:r>
+        <m:sSub>
+          <m:e>
+            <m:r>
+              <m:t>H</m:t>
+            </m:r>
+          </m:e>
+          <m:sub>
+            <m:r>
+              <m:t>4</m:t>
+            </m:r>
+          </m:sub>
+        </m:sSub>
+      </m:oMath>
       <w:r>
         <w:rPr>
           <w:rFonts w:ascii="Times New Roman" w:hAnsi="Times New Roman" w:eastAsia="Times New Roman" w:cs="Times New Roman"/>
@@ -1253,6 +1185,7 @@
     <w:p>
       <w:pPr>
         <w:pStyle w:val="BlockText"/>
+        <w:spacing w:after="80"/>
       </w:pPr>
       <w:r>
         <w:rPr>
@@ -1295,622 +1228,773 @@
         <w:t>）</w:t>
       </w:r>
     </w:p>
-    <w:p>
-      <w:pPr>
-        <w:pStyle w:val="FirstParagraph"/>
-      </w:pPr>
-      <w:r>
-        <w:rPr>
-          <w:rFonts w:hint="eastAsia" w:ascii="Times New Roman" w:hAnsi="Times New Roman" w:eastAsia="FangSong" w:cs="Times New Roman"/>
-        </w:rPr>
-        <w:t xml:space="preserve">编号</w:t>
-      </w:r>
-    </w:p>
-    <w:p>
-      <w:pPr>
-        <w:pStyle w:val="BodyText"/>
-      </w:pPr>
-      <w:r>
-        <w:rPr>
-          <w:rFonts w:ascii="Times New Roman" w:hAnsi="Times New Roman" w:eastAsia="Times New Roman" w:cs="Times New Roman"/>
-        </w:rPr>
-        <w:t xml:space="preserve">(1)</w:t>
-      </w:r>
-    </w:p>
-    <w:p>
-      <w:pPr>
-        <w:pStyle w:val="BodyText"/>
-      </w:pPr>
-      <w:r>
-        <w:rPr>
-          <w:rFonts w:ascii="Times New Roman" w:hAnsi="Times New Roman" w:eastAsia="Times New Roman" w:cs="Times New Roman"/>
-        </w:rPr>
-        <w:t xml:space="preserve">(2)</w:t>
-      </w:r>
-    </w:p>
-    <w:p>
-      <w:pPr>
-        <w:pStyle w:val="BodyText"/>
-      </w:pPr>
-      <w:r>
-        <w:rPr>
-          <w:rFonts w:ascii="Times New Roman" w:hAnsi="Times New Roman" w:eastAsia="Times New Roman" w:cs="Times New Roman"/>
-        </w:rPr>
-        <w:t xml:space="preserve">(3)</w:t>
-      </w:r>
-    </w:p>
-    <w:p>
-      <w:pPr>
-        <w:pStyle w:val="BodyText"/>
-      </w:pPr>
-      <w:r>
-        <w:rPr>
-          <w:rFonts w:ascii="Times New Roman" w:hAnsi="Times New Roman" w:eastAsia="Times New Roman" w:cs="Times New Roman"/>
-        </w:rPr>
-        <w:t xml:space="preserve">(4)</w:t>
-      </w:r>
-    </w:p>
-    <w:p>
-      <w:pPr>
-        <w:pStyle w:val="BodyText"/>
-      </w:pPr>
-      <w:r>
-        <w:rPr>
-          <w:rFonts w:ascii="Times New Roman" w:hAnsi="Times New Roman" w:eastAsia="Times New Roman" w:cs="Times New Roman"/>
-        </w:rPr>
-        <w:t xml:space="preserve">(5)</w:t>
-      </w:r>
-    </w:p>
-    <w:p>
-      <w:pPr>
-        <w:pStyle w:val="BodyText"/>
-      </w:pPr>
-      <w:r>
-        <w:rPr>
-          <w:rFonts w:ascii="Times New Roman" w:hAnsi="Times New Roman" w:eastAsia="Times New Roman" w:cs="Times New Roman"/>
-        </w:rPr>
-        <w:t xml:space="preserve">(6)</w:t>
-      </w:r>
-    </w:p>
-    <w:p>
-      <w:pPr>
-        <w:pStyle w:val="BodyText"/>
-      </w:pPr>
-      <w:r>
-        <w:rPr>
-          <w:rFonts w:hint="eastAsia" w:ascii="Times New Roman" w:hAnsi="Times New Roman" w:eastAsia="FangSong" w:cs="Times New Roman"/>
-        </w:rPr>
-        <w:t xml:space="preserve">化学式</w:t>
-      </w:r>
-    </w:p>
-    <w:p>
-      <w:pPr>
-        <w:pStyle w:val="BodyText"/>
-      </w:pPr>
-      <w:r>
-        <w:rPr>
-          <w:rFonts w:ascii="Times New Roman" w:hAnsi="Times New Roman" w:eastAsia="Times New Roman" w:cs="Times New Roman"/>
-        </w:rPr>
-        <w:t>CH</w:t>
-      </w:r>
-      <w:r>
-        <w:rPr>
-          <w:rFonts w:ascii="Times New Roman" w:hAnsi="Times New Roman" w:eastAsia="Times New Roman" w:cs="Times New Roman"/>
-          <w:vertAlign w:val="subscript"/>
-        </w:rPr>
-        <w:t>4</w:t>
-      </w:r>
-    </w:p>
-    <w:p>
-      <w:pPr>
-        <w:pStyle w:val="BodyText"/>
-      </w:pPr>
-      <m:oMath>
-        <m:sSub>
-          <m:e>
-            <m:r>
-              <m:t>C</m:t>
-            </m:r>
-          </m:e>
-          <m:sub>
-            <m:r>
-              <m:t>2</m:t>
-            </m:r>
-          </m:sub>
-        </m:sSub>
-        <m:sSub>
-          <m:e>
-            <m:r>
-              <m:t>H</m:t>
-            </m:r>
-          </m:e>
-          <m:sub>
-            <m:r>
-              <m:t>2</m:t>
-            </m:r>
-          </m:sub>
-        </m:sSub>
-      </m:oMath>
-      <w:r>
-        <w:rPr>
-          <w:rFonts w:ascii="Times New Roman" w:hAnsi="Times New Roman" w:eastAsia="Times New Roman" w:cs="Times New Roman"/>
-        </w:rPr>
-        <w:t xml:space="preserve">​</w:t>
-      </w:r>
-    </w:p>
-    <w:p>
-      <w:pPr>
-        <w:pStyle w:val="BodyText"/>
-      </w:pPr>
-      <m:oMath>
-        <m:sSub>
-          <m:e>
-            <m:r>
-              <m:t>C</m:t>
-            </m:r>
-          </m:e>
-          <m:sub>
-            <m:r>
-              <m:t>2</m:t>
-            </m:r>
-          </m:sub>
-        </m:sSub>
-        <m:sSub>
-          <m:e>
-            <m:r>
-              <m:t>H</m:t>
-            </m:r>
-          </m:e>
-          <m:sub>
-            <m:r>
-              <m:t>4</m:t>
-            </m:r>
-          </m:sub>
-        </m:sSub>
-      </m:oMath>
-      <w:r>
-        <w:rPr>
-          <w:rFonts w:ascii="Times New Roman" w:hAnsi="Times New Roman" w:eastAsia="Times New Roman" w:cs="Times New Roman"/>
-        </w:rPr>
-        <w:t xml:space="preserve">​</w:t>
-      </w:r>
-    </w:p>
-    <w:p>
-      <w:pPr>
-        <w:pStyle w:val="BodyText"/>
-      </w:pPr>
-      <m:oMath>
-        <m:sSub>
-          <m:e>
-            <m:r>
-              <m:t>H</m:t>
-            </m:r>
-          </m:e>
-          <m:sub>
-            <m:r>
-              <m:t>3</m:t>
-            </m:r>
-          </m:sub>
-        </m:sSub>
-        <m:r>
-          <m:t>C</m:t>
-        </m:r>
-        <m:r>
-          <m:t>O</m:t>
-        </m:r>
-        <m:r>
-          <m:t>H</m:t>
-        </m:r>
-      </m:oMath>
-      <w:r>
-        <w:rPr>
-          <w:rFonts w:ascii="Times New Roman" w:hAnsi="Times New Roman" w:eastAsia="Times New Roman" w:cs="Times New Roman"/>
-        </w:rPr>
-        <w:t xml:space="preserve">​</w:t>
-      </w:r>
-    </w:p>
-    <w:p>
-      <w:pPr>
-        <w:pStyle w:val="BodyText"/>
-      </w:pPr>
-      <m:oMath>
-        <m:r>
-          <m:t>C</m:t>
-        </m:r>
-        <m:sSub>
-          <m:e>
-            <m:r>
-              <m:t>H</m:t>
-            </m:r>
-          </m:e>
-          <m:sub>
-            <m:r>
-              <m:t>2</m:t>
-            </m:r>
-          </m:sub>
-        </m:sSub>
-        <m:r>
-          <m:t>O</m:t>
-        </m:r>
-      </m:oMath>
-      <w:r>
-        <w:rPr>
-          <w:rFonts w:ascii="Times New Roman" w:hAnsi="Times New Roman" w:eastAsia="Times New Roman" w:cs="Times New Roman"/>
-        </w:rPr>
-        <w:t xml:space="preserve">​</w:t>
-      </w:r>
-    </w:p>
-    <w:p>
-      <w:pPr>
-        <w:pStyle w:val="BodyText"/>
-      </w:pPr>
-      <m:oMath>
-        <m:oMathPr>
-          <m:ctrlPr>
-            <w:rPr>
-              <w:sz w:val="28"/>
-              <w:szCs w:val="28"/>
-            </w:rPr>
-          </m:ctrlPr>
-        </m:oMathPr>
-        <m:sSub>
-          <m:e>
-            <m:r>
-              <m:t>H</m:t>
-            </m:r>
-          </m:e>
-          <m:sub>
-            <m:r>
-              <m:t>3</m:t>
-            </m:r>
-          </m:sub>
-        </m:sSub>
-        <m:r>
-          <m:t>C</m:t>
-        </m:r>
-        <m:r>
-          <m:rPr>
-            <m:sty m:val="p"/>
-          </m:rPr>
-          <m:t>−</m:t>
-        </m:r>
-        <m:r>
-          <m:t>C</m:t>
-        </m:r>
-        <m:r>
-          <m:rPr>
-            <m:sty m:val="p"/>
-          </m:rPr>
-          <m:t>−</m:t>
-        </m:r>
-        <m:r>
-          <m:t>C</m:t>
-        </m:r>
-        <m:r>
-          <m:rPr>
-            <m:sty m:val="p"/>
-          </m:rPr>
-          <m:t>=</m:t>
-        </m:r>
-        <m:r>
-          <m:t>C</m:t>
-        </m:r>
-        <m:r>
-          <m:rPr>
-            <m:sty m:val="p"/>
-          </m:rPr>
-          <m:t>−</m:t>
-        </m:r>
-        <m:r>
-          <m:t>C</m:t>
-        </m:r>
-        <m:sSub>
-          <m:e>
-            <m:r>
-              <m:t>H</m:t>
-            </m:r>
-          </m:e>
-          <m:sub>
-            <m:r>
-              <m:t>3</m:t>
-            </m:r>
-          </m:sub>
-        </m:sSub>
-      </m:oMath>
-      <w:r>
-        <w:rPr>
-          <w:rFonts w:ascii="Times New Roman" w:hAnsi="Times New Roman" w:eastAsia="Times New Roman" w:cs="Times New Roman"/>
-        </w:rPr>
-        <w:t xml:space="preserve"> </w:t>
-      </w:r>
-      <m:oMath>
-        <m:r>
-          <m:rPr>
-            <m:sty m:val="p"/>
-          </m:rPr>
-          <m:t>∥</m:t>
-        </m:r>
-        <m:r>
-          <m:rPr>
-            <m:sty m:val="p"/>
-          </m:rPr>
-          <m:t>∣</m:t>
-        </m:r>
-        <m:r>
-          <m:rPr>
-            <m:sty m:val="p"/>
-          </m:rPr>
-          <m:t>∣</m:t>
-        </m:r>
-      </m:oMath>
-      <w:r>
-        <w:rPr>
-          <w:rFonts w:ascii="Times New Roman" w:hAnsi="Times New Roman" w:eastAsia="Times New Roman" w:cs="Times New Roman"/>
-        </w:rPr>
-        <w:t xml:space="preserve"> </w:t>
-      </w:r>
-      <m:oMath>
-        <m:r>
-          <m:t>O</m:t>
-        </m:r>
-        <m:r>
-          <m:t> </m:t>
-        </m:r>
-        <m:r>
-          <m:t>H</m:t>
-        </m:r>
-        <m:r>
-          <m:t> </m:t>
-        </m:r>
-        <m:r>
-          <m:t>H</m:t>
-        </m:r>
-      </m:oMath>
-    </w:p>
-    <w:p>
-      <w:pPr>
-        <w:pStyle w:val="BodyText"/>
-      </w:pPr>
-      <w:r>
-        <w:rPr>
-          <w:rFonts w:hint="eastAsia" w:ascii="Times New Roman" w:hAnsi="Times New Roman" w:eastAsia="Times New Roman" w:cs="Times New Roman"/>
-        </w:rPr>
-        <w:t>C</w:t>
-      </w:r>
-      <w:r>
-        <w:rPr>
-          <w:rFonts w:hint="eastAsia" w:ascii="Times New Roman" w:hAnsi="Times New Roman" w:eastAsia="FangSong" w:cs="Times New Roman"/>
-        </w:rPr>
-        <w:t>原子杂化轨道</w:t>
-      </w:r>
-    </w:p>
-    <w:p>
-      <w:pPr>
-        <w:pStyle w:val="BodyText"/>
-      </w:pPr>
-      <w:r>
-        <w:rPr>
-          <w:rFonts w:ascii="Times New Roman" w:hAnsi="Times New Roman" w:eastAsia="Times New Roman" w:cs="Times New Roman"/>
-        </w:rPr>
-        <w:t>sp</w:t>
-      </w:r>
-      <w:r>
-        <w:rPr>
-          <w:rFonts w:ascii="Times New Roman" w:hAnsi="Times New Roman" w:eastAsia="Times New Roman" w:cs="Times New Roman"/>
-          <w:vertAlign w:val="superscript"/>
-        </w:rPr>
-        <w:t>3</w:t>
-      </w:r>
-    </w:p>
-    <w:p>
-      <w:pPr>
-        <w:pStyle w:val="BodyText"/>
-      </w:pPr>
-      <w:r>
-        <w:rPr>
-          <w:rFonts w:ascii="Times New Roman" w:hAnsi="Times New Roman" w:eastAsia="Times New Roman" w:cs="Times New Roman"/>
-        </w:rPr>
-        <w:t xml:space="preserve">sp</w:t>
-      </w:r>
-    </w:p>
-    <w:p>
-      <w:pPr>
-        <w:pStyle w:val="BodyText"/>
-      </w:pPr>
-      <w:r>
-        <w:rPr>
-          <w:rFonts w:ascii="Times New Roman" w:hAnsi="Times New Roman" w:eastAsia="Times New Roman" w:cs="Times New Roman"/>
-        </w:rPr>
-        <w:t>sp</w:t>
-      </w:r>
-      <w:r>
-        <w:rPr>
-          <w:rFonts w:ascii="Times New Roman" w:hAnsi="Times New Roman" w:eastAsia="Times New Roman" w:cs="Times New Roman"/>
-          <w:vertAlign w:val="superscript"/>
-        </w:rPr>
-        <w:t>2</w:t>
-      </w:r>
-    </w:p>
-    <w:p>
-      <w:pPr>
-        <w:pStyle w:val="BodyText"/>
-      </w:pPr>
-      <w:r>
-        <w:rPr>
-          <w:rFonts w:ascii="Times New Roman" w:hAnsi="Times New Roman" w:eastAsia="Times New Roman" w:cs="Times New Roman"/>
-        </w:rPr>
-        <w:t>sp</w:t>
-      </w:r>
-      <w:r>
-        <w:rPr>
-          <w:rFonts w:ascii="Times New Roman" w:hAnsi="Times New Roman" w:eastAsia="Times New Roman" w:cs="Times New Roman"/>
-          <w:vertAlign w:val="superscript"/>
-        </w:rPr>
-        <w:t>3</w:t>
-      </w:r>
-    </w:p>
-    <w:p>
-      <w:pPr>
-        <w:pStyle w:val="BodyText"/>
-      </w:pPr>
-      <w:r>
-        <w:rPr>
-          <w:rFonts w:ascii="Times New Roman" w:hAnsi="Times New Roman" w:eastAsia="Times New Roman" w:cs="Times New Roman"/>
-        </w:rPr>
-        <w:t>sp</w:t>
-      </w:r>
-      <w:r>
-        <w:rPr>
-          <w:rFonts w:ascii="Times New Roman" w:hAnsi="Times New Roman" w:eastAsia="Times New Roman" w:cs="Times New Roman"/>
-          <w:vertAlign w:val="superscript"/>
-        </w:rPr>
-        <w:t>2</w:t>
-      </w:r>
-    </w:p>
-    <w:p>
-      <w:pPr>
-        <w:pStyle w:val="BodyText"/>
-      </w:pPr>
-      <w:r>
-        <w:rPr>
-          <w:rFonts w:hint="eastAsia" w:ascii="Times New Roman" w:hAnsi="Times New Roman" w:eastAsia="FangSong" w:cs="Times New Roman"/>
-        </w:rPr>
-        <w:t>从左到右</w:t>
-      </w:r>
-      <w:r>
-        <w:rPr>
-          <w:rFonts w:hint="eastAsia" w:ascii="Times New Roman" w:hAnsi="Times New Roman" w:eastAsia="Times New Roman" w:cs="Times New Roman"/>
-        </w:rPr>
-        <w:t>,C</w:t>
-      </w:r>
-      <w:r>
-        <w:rPr>
-          <w:rFonts w:hint="eastAsia" w:ascii="Times New Roman" w:hAnsi="Times New Roman" w:eastAsia="FangSong" w:cs="Times New Roman"/>
-        </w:rPr>
-        <w:t>所取杂化轨道依次是</w:t>
-      </w:r>
-      <w:r>
-        <w:rPr>
-          <w:rFonts w:hint="eastAsia" w:ascii="Times New Roman" w:hAnsi="Times New Roman" w:eastAsia="Times New Roman" w:cs="Times New Roman"/>
-        </w:rPr>
-        <w:t>:</w:t>
-      </w:r>
-      <w:r>
-        <w:rPr>
-          <w:rFonts w:ascii="Times New Roman" w:hAnsi="Times New Roman" w:eastAsia="Times New Roman" w:cs="Times New Roman"/>
-        </w:rPr>
-        <w:t xml:space="preserve"> </w:t>
-      </w:r>
-      <m:oMath>
-        <m:oMathPr>
-          <m:ctrlPr>
-            <w:rPr>
-              <w:sz w:val="28"/>
-              <w:szCs w:val="28"/>
-            </w:rPr>
-          </m:ctrlPr>
-        </m:oMathPr>
-        <m:r>
-          <m:t>s</m:t>
-        </m:r>
-        <m:sSup>
-          <m:e>
-            <m:r>
-              <m:t>p</m:t>
-            </m:r>
-          </m:e>
-          <m:sup>
-            <m:r>
-              <m:t>3</m:t>
-            </m:r>
-          </m:sup>
-        </m:sSup>
-        <m:r>
-          <m:rPr>
-            <m:sty m:val="p"/>
-          </m:rPr>
-          <m:t>,</m:t>
-        </m:r>
-        <m:r>
-          <m:t>s</m:t>
-        </m:r>
-        <m:sSup>
-          <m:e>
-            <m:r>
-              <m:t>p</m:t>
-            </m:r>
-          </m:e>
-          <m:sup>
-            <m:r>
-              <m:t>2</m:t>
-            </m:r>
-          </m:sup>
-        </m:sSup>
-        <m:r>
-          <m:rPr>
-            <m:sty m:val="p"/>
-          </m:rPr>
-          <m:t>,</m:t>
-        </m:r>
-        <m:r>
-          <m:t>s</m:t>
-        </m:r>
-        <m:sSup>
-          <m:e>
-            <m:r>
-              <m:t>p</m:t>
-            </m:r>
-          </m:e>
-          <m:sup>
-            <m:r>
-              <m:t>2</m:t>
-            </m:r>
-          </m:sup>
-        </m:sSup>
-        <m:r>
-          <m:rPr>
-            <m:sty m:val="p"/>
-          </m:rPr>
-          <m:t>,</m:t>
-        </m:r>
-        <m:r>
-          <m:t>s</m:t>
-        </m:r>
-        <m:sSup>
-          <m:e>
-            <m:r>
-              <m:t>p</m:t>
-            </m:r>
-          </m:e>
-          <m:sup>
-            <m:r>
-              <m:t>2</m:t>
-            </m:r>
-          </m:sup>
-        </m:sSup>
-        <m:r>
-          <m:rPr>
-            <m:sty m:val="p"/>
-          </m:rPr>
-          <m:t>,</m:t>
-        </m:r>
-        <m:r>
-          <m:t>s</m:t>
-        </m:r>
-        <m:sSup>
-          <m:e>
-            <m:r>
-              <m:t>p</m:t>
-            </m:r>
-          </m:e>
-          <m:sup>
-            <m:r>
-              <m:t>3</m:t>
-            </m:r>
-          </m:sup>
-        </m:sSup>
-      </m:oMath>
-    </w:p>
+    <w:tbl>
+      <w:tblPr>
+        <w:tblStyle w:val="Table"/>
+        <w:tblW w:type="pct" w:w="5000"/>
+        <w:tblLayout w:type="fixed"/>
+        <w:tblLook w:firstRow="1" w:lastRow="0" w:firstColumn="0" w:lastColumn="0" w:noHBand="0" w:noVBand="0" w:val="0020"/>
+      </w:tblPr>
+      <w:tblGrid>
+        <w:gridCol w:w="1131"/>
+        <w:gridCol w:w="1131"/>
+        <w:gridCol w:w="1131"/>
+        <w:gridCol w:w="1131"/>
+        <w:gridCol w:w="1131"/>
+        <w:gridCol w:w="1131"/>
+        <w:gridCol w:w="1131"/>
+      </w:tblGrid>
+      <w:tr>
+        <w:trPr>
+          <w:tblHeader w:val="on"/>
+        </w:trPr>
+        <w:tc>
+          <w:tcPr/>
+          <w:p>
+            <w:pPr>
+              <w:pStyle w:val="Compact"/>
+              <w:jc w:val="center"/>
+            </w:pPr>
+            <w:r>
+              <w:rPr>
+                <w:rFonts w:hint="eastAsia" w:ascii="Times New Roman" w:hAnsi="Times New Roman" w:eastAsia="SimHei" w:cs="Times New Roman"/>
+                <w:b/>
+              </w:rPr>
+              <w:t xml:space="preserve">编号</w:t>
+            </w:r>
+          </w:p>
+        </w:tc>
+        <w:tc>
+          <w:tcPr/>
+          <w:p>
+            <w:pPr>
+              <w:pStyle w:val="Compact"/>
+              <w:jc w:val="center"/>
+            </w:pPr>
+            <w:r>
+              <w:rPr>
+                <w:rFonts w:ascii="Times New Roman" w:hAnsi="Times New Roman" w:eastAsia="Times New Roman" w:cs="Times New Roman"/>
+                <w:b/>
+              </w:rPr>
+              <w:t xml:space="preserve">(1)</w:t>
+            </w:r>
+          </w:p>
+        </w:tc>
+        <w:tc>
+          <w:tcPr/>
+          <w:p>
+            <w:pPr>
+              <w:pStyle w:val="Compact"/>
+              <w:jc w:val="center"/>
+            </w:pPr>
+            <w:r>
+              <w:rPr>
+                <w:rFonts w:ascii="Times New Roman" w:hAnsi="Times New Roman" w:eastAsia="Times New Roman" w:cs="Times New Roman"/>
+                <w:b/>
+              </w:rPr>
+              <w:t xml:space="preserve">(2)</w:t>
+            </w:r>
+          </w:p>
+        </w:tc>
+        <w:tc>
+          <w:tcPr/>
+          <w:p>
+            <w:pPr>
+              <w:pStyle w:val="Compact"/>
+              <w:jc w:val="center"/>
+            </w:pPr>
+            <w:r>
+              <w:rPr>
+                <w:rFonts w:ascii="Times New Roman" w:hAnsi="Times New Roman" w:eastAsia="Times New Roman" w:cs="Times New Roman"/>
+                <w:b/>
+              </w:rPr>
+              <w:t xml:space="preserve">(3)</w:t>
+            </w:r>
+          </w:p>
+        </w:tc>
+        <w:tc>
+          <w:tcPr/>
+          <w:p>
+            <w:pPr>
+              <w:pStyle w:val="Compact"/>
+              <w:jc w:val="center"/>
+            </w:pPr>
+            <w:r>
+              <w:rPr>
+                <w:rFonts w:ascii="Times New Roman" w:hAnsi="Times New Roman" w:eastAsia="Times New Roman" w:cs="Times New Roman"/>
+                <w:b/>
+              </w:rPr>
+              <w:t xml:space="preserve">(4)</w:t>
+            </w:r>
+          </w:p>
+        </w:tc>
+        <w:tc>
+          <w:tcPr/>
+          <w:p>
+            <w:pPr>
+              <w:pStyle w:val="Compact"/>
+              <w:jc w:val="center"/>
+            </w:pPr>
+            <w:r>
+              <w:rPr>
+                <w:rFonts w:ascii="Times New Roman" w:hAnsi="Times New Roman" w:eastAsia="Times New Roman" w:cs="Times New Roman"/>
+                <w:b/>
+              </w:rPr>
+              <w:t xml:space="preserve">(5)</w:t>
+            </w:r>
+          </w:p>
+        </w:tc>
+        <w:tc>
+          <w:tcPr/>
+          <w:p>
+            <w:pPr>
+              <w:pStyle w:val="Compact"/>
+              <w:jc w:val="center"/>
+            </w:pPr>
+            <w:r>
+              <w:rPr>
+                <w:rFonts w:ascii="Times New Roman" w:hAnsi="Times New Roman" w:eastAsia="Times New Roman" w:cs="Times New Roman"/>
+                <w:b/>
+              </w:rPr>
+              <w:t xml:space="preserve">(6)</w:t>
+            </w:r>
+          </w:p>
+        </w:tc>
+      </w:tr>
+      <w:tr>
+        <w:tc>
+          <w:tcPr/>
+          <w:p>
+            <w:pPr>
+              <w:pStyle w:val="Compact"/>
+              <w:jc w:val="center"/>
+            </w:pPr>
+            <w:r>
+              <w:rPr>
+                <w:rFonts w:hint="eastAsia" w:ascii="Times New Roman" w:hAnsi="Times New Roman" w:eastAsia="FangSong" w:cs="Times New Roman"/>
+              </w:rPr>
+              <w:t xml:space="preserve">化学式</w:t>
+            </w:r>
+          </w:p>
+        </w:tc>
+        <w:tc>
+          <w:tcPr/>
+          <w:p>
+            <w:pPr>
+              <w:pStyle w:val="Compact"/>
+              <w:jc w:val="center"/>
+            </w:pPr>
+            <m:oMath>
+              <m:r>
+                <m:t>C</m:t>
+              </m:r>
+              <m:sSub>
+                <m:e>
+                  <m:r>
+                    <m:t>H</m:t>
+                  </m:r>
+                </m:e>
+                <m:sub>
+                  <m:r>
+                    <m:t>4</m:t>
+                  </m:r>
+                </m:sub>
+              </m:sSub>
+            </m:oMath>
+            <w:r>
+              <w:rPr>
+                <w:rFonts w:ascii="Times New Roman" w:hAnsi="Times New Roman" w:eastAsia="Times New Roman" w:cs="Times New Roman"/>
+              </w:rPr>
+              <w:t xml:space="preserve">​</w:t>
+            </w:r>
+          </w:p>
+        </w:tc>
+        <w:tc>
+          <w:tcPr/>
+          <w:p>
+            <w:pPr>
+              <w:pStyle w:val="Compact"/>
+              <w:jc w:val="center"/>
+            </w:pPr>
+            <m:oMath>
+              <m:sSub>
+                <m:e>
+                  <m:r>
+                    <m:t>C</m:t>
+                  </m:r>
+                </m:e>
+                <m:sub>
+                  <m:r>
+                    <m:t>2</m:t>
+                  </m:r>
+                </m:sub>
+              </m:sSub>
+              <m:sSub>
+                <m:e>
+                  <m:r>
+                    <m:t>H</m:t>
+                  </m:r>
+                </m:e>
+                <m:sub>
+                  <m:r>
+                    <m:t>2</m:t>
+                  </m:r>
+                </m:sub>
+              </m:sSub>
+            </m:oMath>
+            <w:r>
+              <w:rPr>
+                <w:rFonts w:ascii="Times New Roman" w:hAnsi="Times New Roman" w:eastAsia="Times New Roman" w:cs="Times New Roman"/>
+              </w:rPr>
+              <w:t xml:space="preserve">​</w:t>
+            </w:r>
+          </w:p>
+        </w:tc>
+        <w:tc>
+          <w:tcPr/>
+          <w:p>
+            <w:pPr>
+              <w:pStyle w:val="Compact"/>
+              <w:jc w:val="center"/>
+            </w:pPr>
+            <m:oMath>
+              <m:sSub>
+                <m:e>
+                  <m:r>
+                    <m:t>C</m:t>
+                  </m:r>
+                </m:e>
+                <m:sub>
+                  <m:r>
+                    <m:t>2</m:t>
+                  </m:r>
+                </m:sub>
+              </m:sSub>
+              <m:sSub>
+                <m:e>
+                  <m:r>
+                    <m:t>H</m:t>
+                  </m:r>
+                </m:e>
+                <m:sub>
+                  <m:r>
+                    <m:t>4</m:t>
+                  </m:r>
+                </m:sub>
+              </m:sSub>
+            </m:oMath>
+            <w:r>
+              <w:rPr>
+                <w:rFonts w:ascii="Times New Roman" w:hAnsi="Times New Roman" w:eastAsia="Times New Roman" w:cs="Times New Roman"/>
+              </w:rPr>
+              <w:t xml:space="preserve">​</w:t>
+            </w:r>
+          </w:p>
+        </w:tc>
+        <w:tc>
+          <w:tcPr/>
+          <w:p>
+            <w:pPr>
+              <w:pStyle w:val="Compact"/>
+              <w:jc w:val="center"/>
+            </w:pPr>
+            <m:oMath>
+              <m:sSub>
+                <m:e>
+                  <m:r>
+                    <m:t>H</m:t>
+                  </m:r>
+                </m:e>
+                <m:sub>
+                  <m:r>
+                    <m:t>3</m:t>
+                  </m:r>
+                </m:sub>
+              </m:sSub>
+              <m:r>
+                <m:t>C</m:t>
+              </m:r>
+              <m:r>
+                <m:t>O</m:t>
+              </m:r>
+              <m:r>
+                <m:t>H</m:t>
+              </m:r>
+            </m:oMath>
+            <w:r>
+              <w:rPr>
+                <w:rFonts w:ascii="Times New Roman" w:hAnsi="Times New Roman" w:eastAsia="Times New Roman" w:cs="Times New Roman"/>
+              </w:rPr>
+              <w:t xml:space="preserve">​</w:t>
+            </w:r>
+          </w:p>
+        </w:tc>
+        <w:tc>
+          <w:tcPr/>
+          <w:p>
+            <w:pPr>
+              <w:pStyle w:val="Compact"/>
+              <w:jc w:val="center"/>
+            </w:pPr>
+            <m:oMath>
+              <m:r>
+                <m:t>C</m:t>
+              </m:r>
+              <m:sSub>
+                <m:e>
+                  <m:r>
+                    <m:t>H</m:t>
+                  </m:r>
+                </m:e>
+                <m:sub>
+                  <m:r>
+                    <m:t>2</m:t>
+                  </m:r>
+                </m:sub>
+              </m:sSub>
+              <m:r>
+                <m:t>O</m:t>
+              </m:r>
+            </m:oMath>
+            <w:r>
+              <w:rPr>
+                <w:rFonts w:ascii="Times New Roman" w:hAnsi="Times New Roman" w:eastAsia="Times New Roman" w:cs="Times New Roman"/>
+              </w:rPr>
+              <w:t xml:space="preserve">​</w:t>
+            </w:r>
+          </w:p>
+        </w:tc>
+        <w:tc>
+          <w:tcPr/>
+          <w:p>
+            <w:pPr>
+              <w:pStyle w:val="Compact"/>
+              <w:jc w:val="center"/>
+            </w:pPr>
+            <m:oMath>
+              <m:sSub>
+                <m:e>
+                  <m:r>
+                    <m:t>H</m:t>
+                  </m:r>
+                </m:e>
+                <m:sub>
+                  <m:r>
+                    <m:t>3</m:t>
+                  </m:r>
+                </m:sub>
+              </m:sSub>
+              <m:r>
+                <m:t>C</m:t>
+              </m:r>
+              <m:r>
+                <m:rPr>
+                  <m:sty m:val="p"/>
+                </m:rPr>
+                <m:t>−</m:t>
+              </m:r>
+              <m:r>
+                <m:t>C</m:t>
+              </m:r>
+              <m:r>
+                <m:rPr>
+                  <m:sty m:val="p"/>
+                </m:rPr>
+                <m:t>−</m:t>
+              </m:r>
+              <m:r>
+                <m:t>C</m:t>
+              </m:r>
+              <m:r>
+                <m:rPr>
+                  <m:sty m:val="p"/>
+                </m:rPr>
+                <m:t>=</m:t>
+              </m:r>
+              <m:r>
+                <m:t>C</m:t>
+              </m:r>
+              <m:r>
+                <m:rPr>
+                  <m:sty m:val="p"/>
+                </m:rPr>
+                <m:t>−</m:t>
+              </m:r>
+              <m:r>
+                <m:t>C</m:t>
+              </m:r>
+              <m:sSub>
+                <m:e>
+                  <m:r>
+                    <m:t>H</m:t>
+                  </m:r>
+                </m:e>
+                <m:sub>
+                  <m:r>
+                    <m:t>3</m:t>
+                  </m:r>
+                </m:sub>
+              </m:sSub>
+            </m:oMath>
+            <w:r>
+              <w:rPr>
+                <w:rFonts w:ascii="Times New Roman" w:hAnsi="Times New Roman" w:eastAsia="Times New Roman" w:cs="Times New Roman"/>
+              </w:rPr>
+              <w:t xml:space="preserve"> </w:t>
+            </w:r>
+            <m:oMath>
+              <m:r>
+                <m:rPr>
+                  <m:sty m:val="p"/>
+                </m:rPr>
+                <m:t>∥</m:t>
+              </m:r>
+              <m:r>
+                <m:rPr>
+                  <m:sty m:val="p"/>
+                </m:rPr>
+                <m:t>∣</m:t>
+              </m:r>
+              <m:r>
+                <m:rPr>
+                  <m:sty m:val="p"/>
+                </m:rPr>
+                <m:t>∣</m:t>
+              </m:r>
+            </m:oMath>
+            <w:r>
+              <w:rPr>
+                <w:rFonts w:ascii="Times New Roman" w:hAnsi="Times New Roman" w:eastAsia="Times New Roman" w:cs="Times New Roman"/>
+              </w:rPr>
+              <w:t xml:space="preserve"> </w:t>
+            </w:r>
+            <m:oMath>
+              <m:r>
+                <m:t>O</m:t>
+              </m:r>
+              <m:r>
+                <m:t> </m:t>
+              </m:r>
+              <m:r>
+                <m:t>H</m:t>
+              </m:r>
+              <m:r>
+                <m:t> </m:t>
+              </m:r>
+              <m:r>
+                <m:t>H</m:t>
+              </m:r>
+            </m:oMath>
+          </w:p>
+        </w:tc>
+      </w:tr>
+      <w:tr>
+        <w:tc>
+          <w:tcPr/>
+          <w:p>
+            <w:pPr>
+              <w:pStyle w:val="Compact"/>
+              <w:jc w:val="center"/>
+            </w:pPr>
+            <w:r>
+              <w:rPr>
+                <w:rFonts w:hint="eastAsia" w:ascii="Times New Roman" w:hAnsi="Times New Roman" w:eastAsia="Times New Roman" w:cs="Times New Roman"/>
+              </w:rPr>
+              <w:t>C</w:t>
+            </w:r>
+            <w:r>
+              <w:rPr>
+                <w:rFonts w:hint="eastAsia" w:ascii="Times New Roman" w:hAnsi="Times New Roman" w:eastAsia="FangSong" w:cs="Times New Roman"/>
+              </w:rPr>
+              <w:t>原子杂化轨道</w:t>
+            </w:r>
+          </w:p>
+        </w:tc>
+        <w:tc>
+          <w:tcPr/>
+          <w:p>
+            <w:pPr>
+              <w:pStyle w:val="Compact"/>
+              <w:jc w:val="center"/>
+            </w:pPr>
+            <m:oMath>
+              <m:r>
+                <m:t>s</m:t>
+              </m:r>
+              <m:sSup>
+                <m:e>
+                  <m:r>
+                    <m:t>p</m:t>
+                  </m:r>
+                </m:e>
+                <m:sup>
+                  <m:r>
+                    <m:t>3</m:t>
+                  </m:r>
+                </m:sup>
+              </m:sSup>
+            </m:oMath>
+            <w:r>
+              <w:rPr>
+                <w:rFonts w:ascii="Times New Roman" w:hAnsi="Times New Roman" w:eastAsia="Times New Roman" w:cs="Times New Roman"/>
+              </w:rPr>
+              <w:t xml:space="preserve">​</w:t>
+            </w:r>
+          </w:p>
+        </w:tc>
+        <w:tc>
+          <w:tcPr/>
+          <w:p>
+            <w:pPr>
+              <w:pStyle w:val="Compact"/>
+              <w:jc w:val="center"/>
+            </w:pPr>
+            <w:r>
+              <w:rPr>
+                <w:rFonts w:ascii="Times New Roman" w:hAnsi="Times New Roman" w:eastAsia="Times New Roman" w:cs="Times New Roman"/>
+              </w:rPr>
+              <w:t xml:space="preserve">sp</w:t>
+            </w:r>
+          </w:p>
+        </w:tc>
+        <w:tc>
+          <w:tcPr/>
+          <w:p>
+            <w:pPr>
+              <w:pStyle w:val="Compact"/>
+              <w:jc w:val="center"/>
+            </w:pPr>
+            <m:oMath>
+              <m:r>
+                <m:t>s</m:t>
+              </m:r>
+              <m:sSup>
+                <m:e>
+                  <m:r>
+                    <m:t>p</m:t>
+                  </m:r>
+                </m:e>
+                <m:sup>
+                  <m:r>
+                    <m:t>2</m:t>
+                  </m:r>
+                </m:sup>
+              </m:sSup>
+            </m:oMath>
+            <w:r>
+              <w:rPr>
+                <w:rFonts w:ascii="Times New Roman" w:hAnsi="Times New Roman" w:eastAsia="Times New Roman" w:cs="Times New Roman"/>
+              </w:rPr>
+              <w:t xml:space="preserve">​</w:t>
+            </w:r>
+          </w:p>
+        </w:tc>
+        <w:tc>
+          <w:tcPr/>
+          <w:p>
+            <w:pPr>
+              <w:pStyle w:val="Compact"/>
+              <w:jc w:val="center"/>
+            </w:pPr>
+            <m:oMath>
+              <m:r>
+                <m:t>s</m:t>
+              </m:r>
+              <m:sSup>
+                <m:e>
+                  <m:r>
+                    <m:t>p</m:t>
+                  </m:r>
+                </m:e>
+                <m:sup>
+                  <m:r>
+                    <m:t>3</m:t>
+                  </m:r>
+                </m:sup>
+              </m:sSup>
+            </m:oMath>
+            <w:r>
+              <w:rPr>
+                <w:rFonts w:ascii="Times New Roman" w:hAnsi="Times New Roman" w:eastAsia="Times New Roman" w:cs="Times New Roman"/>
+              </w:rPr>
+              <w:t xml:space="preserve">​</w:t>
+            </w:r>
+          </w:p>
+        </w:tc>
+        <w:tc>
+          <w:tcPr/>
+          <w:p>
+            <w:pPr>
+              <w:pStyle w:val="Compact"/>
+              <w:jc w:val="center"/>
+            </w:pPr>
+            <m:oMath>
+              <m:r>
+                <m:t>s</m:t>
+              </m:r>
+              <m:sSup>
+                <m:e>
+                  <m:r>
+                    <m:t>p</m:t>
+                  </m:r>
+                </m:e>
+                <m:sup>
+                  <m:r>
+                    <m:t>2</m:t>
+                  </m:r>
+                </m:sup>
+              </m:sSup>
+            </m:oMath>
+            <w:r>
+              <w:rPr>
+                <w:rFonts w:ascii="Times New Roman" w:hAnsi="Times New Roman" w:eastAsia="Times New Roman" w:cs="Times New Roman"/>
+              </w:rPr>
+              <w:t xml:space="preserve">​</w:t>
+            </w:r>
+          </w:p>
+        </w:tc>
+        <w:tc>
+          <w:tcPr/>
+          <w:p>
+            <w:pPr>
+              <w:pStyle w:val="Compact"/>
+              <w:jc w:val="center"/>
+            </w:pPr>
+            <w:r>
+              <w:rPr>
+                <w:rFonts w:hint="eastAsia" w:ascii="Times New Roman" w:hAnsi="Times New Roman" w:eastAsia="FangSong" w:cs="Times New Roman"/>
+              </w:rPr>
+              <w:t>从左到右</w:t>
+            </w:r>
+            <w:r>
+              <w:rPr>
+                <w:rFonts w:hint="eastAsia" w:ascii="Times New Roman" w:hAnsi="Times New Roman" w:eastAsia="Times New Roman" w:cs="Times New Roman"/>
+              </w:rPr>
+              <w:t>,C</w:t>
+            </w:r>
+            <w:r>
+              <w:rPr>
+                <w:rFonts w:hint="eastAsia" w:ascii="Times New Roman" w:hAnsi="Times New Roman" w:eastAsia="FangSong" w:cs="Times New Roman"/>
+              </w:rPr>
+              <w:t>所取杂化轨道依次是</w:t>
+            </w:r>
+            <w:r>
+              <w:rPr>
+                <w:rFonts w:hint="eastAsia" w:ascii="Times New Roman" w:hAnsi="Times New Roman" w:eastAsia="Times New Roman" w:cs="Times New Roman"/>
+              </w:rPr>
+              <w:t>:</w:t>
+            </w:r>
+            <w:r>
+              <w:rPr>
+                <w:rFonts w:ascii="Times New Roman" w:hAnsi="Times New Roman" w:eastAsia="Times New Roman" w:cs="Times New Roman"/>
+              </w:rPr>
+              <w:t xml:space="preserve"> </w:t>
+            </w:r>
+            <m:oMath>
+              <m:r>
+                <m:t>s</m:t>
+              </m:r>
+              <m:sSup>
+                <m:e>
+                  <m:r>
+                    <m:t>p</m:t>
+                  </m:r>
+                </m:e>
+                <m:sup>
+                  <m:r>
+                    <m:t>3</m:t>
+                  </m:r>
+                </m:sup>
+              </m:sSup>
+              <m:r>
+                <m:rPr>
+                  <m:sty m:val="p"/>
+                </m:rPr>
+                <m:t>,</m:t>
+              </m:r>
+              <m:r>
+                <m:t>s</m:t>
+              </m:r>
+              <m:sSup>
+                <m:e>
+                  <m:r>
+                    <m:t>p</m:t>
+                  </m:r>
+                </m:e>
+                <m:sup>
+                  <m:r>
+                    <m:t>2</m:t>
+                  </m:r>
+                </m:sup>
+              </m:sSup>
+              <m:r>
+                <m:rPr>
+                  <m:sty m:val="p"/>
+                </m:rPr>
+                <m:t>,</m:t>
+              </m:r>
+              <m:r>
+                <m:t>s</m:t>
+              </m:r>
+              <m:sSup>
+                <m:e>
+                  <m:r>
+                    <m:t>p</m:t>
+                  </m:r>
+                </m:e>
+                <m:sup>
+                  <m:r>
+                    <m:t>2</m:t>
+                  </m:r>
+                </m:sup>
+              </m:sSup>
+              <m:r>
+                <m:rPr>
+                  <m:sty m:val="p"/>
+                </m:rPr>
+                <m:t>,</m:t>
+              </m:r>
+              <m:r>
+                <m:t>s</m:t>
+              </m:r>
+              <m:sSup>
+                <m:e>
+                  <m:r>
+                    <m:t>p</m:t>
+                  </m:r>
+                </m:e>
+                <m:sup>
+                  <m:r>
+                    <m:t>2</m:t>
+                  </m:r>
+                </m:sup>
+              </m:sSup>
+              <m:r>
+                <m:rPr>
+                  <m:sty m:val="p"/>
+                </m:rPr>
+                <m:t>,</m:t>
+              </m:r>
+              <m:r>
+                <m:t>s</m:t>
+              </m:r>
+              <m:sSup>
+                <m:e>
+                  <m:r>
+                    <m:t>p</m:t>
+                  </m:r>
+                </m:e>
+                <m:sup>
+                  <m:r>
+                    <m:t>3</m:t>
+                  </m:r>
+                </m:sup>
+              </m:sSup>
+            </m:oMath>
+          </w:p>
+        </w:tc>
+      </w:tr>
+    </w:tbl>
     <w:bookmarkEnd w:id="17"/>
     <w:bookmarkStart w:id="18" w:name="知识点映射-1"/>
     <w:p>
@@ -4143,524 +4227,12 @@
     </w:p>
     <w:p>
       <w:pPr>
-        <w:pStyle w:val="BodyText"/>
+        <w:spacing w:before="160" w:after="80"/>
       </w:pPr>
       <w:r>
-        <w:rPr>
-          <w:rFonts w:ascii="Times New Roman" w:hAnsi="Times New Roman" w:eastAsia="Times New Roman" w:cs="Times New Roman"/>
-        </w:rPr>
-        <w:t xml:space="preserve">used_in:</w:t>
-      </w:r>
-      <w:r>
-        <w:rPr>
-          <w:rFonts w:ascii="Times New Roman" w:hAnsi="Times New Roman" w:eastAsia="Times New Roman" w:cs="Times New Roman"/>
-        </w:rPr>
-        <w:t xml:space="preserve"> </w:t>
-      </w:r>
-      <w:r>
-        <w:rPr>
-          <w:rFonts w:hint="eastAsia" w:ascii="Times New Roman" w:hAnsi="Times New Roman" w:eastAsia="Times New Roman" w:cs="Times New Roman"/>
-        </w:rPr>
-        <w:t>“</w:t>
-      </w:r>
-      <w:r>
-        <w:rPr>
-          <w:rFonts w:hint="eastAsia" w:ascii="Times New Roman" w:hAnsi="Times New Roman" w:eastAsia="FangSong" w:cs="Times New Roman"/>
-        </w:rPr>
-        <w:t>第二轮习题集</w:t>
-      </w:r>
-      <w:r>
-        <w:rPr>
-          <w:rFonts w:hint="eastAsia" w:ascii="Times New Roman" w:hAnsi="Times New Roman" w:eastAsia="Times New Roman" w:cs="Times New Roman"/>
-        </w:rPr>
-        <w:t>-</w:t>
-      </w:r>
-      <w:r>
-        <w:rPr>
-          <w:rFonts w:hint="eastAsia" w:ascii="Times New Roman" w:hAnsi="Times New Roman" w:eastAsia="FangSong" w:cs="Times New Roman"/>
-        </w:rPr>
-        <w:t>结构化学二</w:t>
-      </w:r>
-      <w:r>
-        <w:rPr>
-          <w:rFonts w:hint="eastAsia" w:ascii="Times New Roman" w:hAnsi="Times New Roman" w:eastAsia="Times New Roman" w:cs="Times New Roman"/>
-        </w:rPr>
-        <w:t>”</w:t>
-      </w:r>
-      <w:r>
-        <w:rPr>
-          <w:rFonts w:ascii="Times New Roman" w:hAnsi="Times New Roman" w:eastAsia="Times New Roman" w:cs="Times New Roman"/>
-        </w:rPr>
-        <w:t xml:space="preserve"> </w:t>
-      </w:r>
-      <w:r>
-        <w:rPr>
-          <w:rFonts w:ascii="Times New Roman" w:hAnsi="Times New Roman" w:eastAsia="Times New Roman" w:cs="Times New Roman"/>
-        </w:rPr>
-        <w:t xml:space="preserve">___</w:t>
-      </w:r>
-      <w:r>
-        <w:rPr>
-          <w:rFonts w:ascii="Times New Roman" w:hAnsi="Times New Roman" w:eastAsia="Times New Roman" w:cs="Times New Roman"/>
-        </w:rPr>
-        <w:t xml:space="preserve"> </w:t>
-      </w:r>
-      <w:r>
-        <w:rPr>
-          <w:rFonts w:ascii="Times New Roman" w:hAnsi="Times New Roman" w:eastAsia="Times New Roman" w:cs="Times New Roman"/>
-        </w:rPr>
-        <w:t xml:space="preserve">## 6.1</w:t>
-      </w:r>
-      <w:r>
-        <w:rPr>
-          <w:rFonts w:ascii="Times New Roman" w:hAnsi="Times New Roman" w:eastAsia="Times New Roman" w:cs="Times New Roman"/>
-        </w:rPr>
-        <w:t xml:space="preserve"> </w:t>
-      </w:r>
-      <w:r>
-        <w:rPr>
-          <w:rFonts w:hint="eastAsia" w:ascii="Times New Roman" w:hAnsi="Times New Roman" w:eastAsia="FangSong" w:cs="Times New Roman"/>
-        </w:rPr>
-        <w:t xml:space="preserve">中心原子采取</w:t>
-      </w:r>
-      <w:r>
-        <w:rPr>
-          <w:rFonts w:ascii="Times New Roman" w:hAnsi="Times New Roman" w:eastAsia="Times New Roman" w:cs="Times New Roman"/>
-        </w:rPr>
-        <w:t xml:space="preserve"> </w:t>
-      </w:r>
-      <m:oMath>
-        <m:sSup>
-          <m:e>
-            <m:r>
-              <m:rPr>
-                <m:sty m:val="p"/>
-              </m:rPr>
-              <m:t>s</m:t>
-            </m:r>
-            <m:r>
-              <m:rPr>
-                <m:sty m:val="p"/>
-              </m:rPr>
-              <m:t>p</m:t>
-            </m:r>
-          </m:e>
-          <m:sup>
-            <m:r>
-              <m:t>2</m:t>
-            </m:r>
-          </m:sup>
-        </m:sSup>
-      </m:oMath>
-      <w:r>
-        <w:rPr>
-          <w:rFonts w:ascii="Times New Roman" w:hAnsi="Times New Roman" w:eastAsia="Times New Roman" w:cs="Times New Roman"/>
-        </w:rPr>
-        <w:t xml:space="preserve"> </w:t>
-      </w:r>
-      <w:r>
-        <w:rPr>
-          <w:rFonts w:hint="eastAsia" w:ascii="Times New Roman" w:hAnsi="Times New Roman" w:eastAsia="FangSong" w:cs="Times New Roman"/>
-        </w:rPr>
-        <w:t xml:space="preserve">杂化的分子是</w:t>
-      </w:r>
-      <w:r>
-        <w:rPr>
-          <w:rFonts w:ascii="Times New Roman" w:hAnsi="Times New Roman" w:eastAsia="Times New Roman" w:cs="Times New Roman"/>
-        </w:rPr>
-        <w:t xml:space="preserve"> </w:t>
-      </w:r>
-      <w:r>
-        <w:rPr>
-          <w:rFonts w:ascii="Times New Roman" w:hAnsi="Times New Roman" w:eastAsia="Times New Roman" w:cs="Times New Roman"/>
-        </w:rPr>
-        <w:t xml:space="preserve">(A)</w:t>
-      </w:r>
-      <w:r>
-        <w:rPr>
-          <w:rFonts w:ascii="Times New Roman" w:hAnsi="Times New Roman" w:eastAsia="Times New Roman" w:cs="Times New Roman"/>
-        </w:rPr>
-        <w:t xml:space="preserve"> </w:t>
-      </w:r>
-      <m:oMath>
-        <m:sSub>
-          <m:e>
-            <m:r>
-              <m:rPr>
-                <m:sty m:val="p"/>
-              </m:rPr>
-              <m:t>N</m:t>
-            </m:r>
-            <m:r>
-              <m:rPr>
-                <m:sty m:val="p"/>
-              </m:rPr>
-              <m:t>H</m:t>
-            </m:r>
-          </m:e>
-          <m:sub>
-            <m:r>
-              <m:t>3</m:t>
-            </m:r>
-          </m:sub>
-        </m:sSub>
-      </m:oMath>
-      <w:r>
-        <w:rPr>
-          <w:rFonts w:ascii="Times New Roman" w:hAnsi="Times New Roman" w:eastAsia="Times New Roman" w:cs="Times New Roman"/>
-        </w:rPr>
-        <w:t xml:space="preserve"> </w:t>
-      </w:r>
-      <w:r>
-        <w:rPr>
-          <w:rFonts w:ascii="Times New Roman" w:hAnsi="Times New Roman" w:eastAsia="Times New Roman" w:cs="Times New Roman"/>
-        </w:rPr>
-        <w:t xml:space="preserve">(B)</w:t>
-      </w:r>
-      <w:r>
-        <w:rPr>
-          <w:rFonts w:ascii="Times New Roman" w:hAnsi="Times New Roman" w:eastAsia="Times New Roman" w:cs="Times New Roman"/>
-        </w:rPr>
-        <w:t xml:space="preserve"> </w:t>
-      </w:r>
-      <m:oMath>
-        <m:sSub>
-          <m:e>
-            <m:r>
-              <m:rPr>
-                <m:sty m:val="p"/>
-              </m:rPr>
-              <m:t>B</m:t>
-            </m:r>
-            <m:r>
-              <m:rPr>
-                <m:sty m:val="p"/>
-              </m:rPr>
-              <m:t>C</m:t>
-            </m:r>
-            <m:r>
-              <m:rPr>
-                <m:sty m:val="p"/>
-              </m:rPr>
-              <m:t>l</m:t>
-            </m:r>
-          </m:e>
-          <m:sub>
-            <m:r>
-              <m:t>3</m:t>
-            </m:r>
-          </m:sub>
-        </m:sSub>
-      </m:oMath>
-      <w:r>
-        <w:rPr>
-          <w:rFonts w:ascii="Times New Roman" w:hAnsi="Times New Roman" w:eastAsia="Times New Roman" w:cs="Times New Roman"/>
-        </w:rPr>
-        <w:t xml:space="preserve"> </w:t>
-      </w:r>
-      <w:r>
-        <w:rPr>
-          <w:rFonts w:ascii="Times New Roman" w:hAnsi="Times New Roman" w:eastAsia="Times New Roman" w:cs="Times New Roman"/>
-        </w:rPr>
-        <w:t xml:space="preserve">(C)</w:t>
-      </w:r>
-      <w:r>
-        <w:rPr>
-          <w:rFonts w:ascii="Times New Roman" w:hAnsi="Times New Roman" w:eastAsia="Times New Roman" w:cs="Times New Roman"/>
-        </w:rPr>
-        <w:t xml:space="preserve"> </w:t>
-      </w:r>
-      <m:oMath>
-        <m:sSub>
-          <m:e>
-            <m:r>
-              <m:rPr>
-                <m:sty m:val="p"/>
-              </m:rPr>
-              <m:t>P</m:t>
-            </m:r>
-            <m:r>
-              <m:rPr>
-                <m:sty m:val="p"/>
-              </m:rPr>
-              <m:t>C</m:t>
-            </m:r>
-            <m:r>
-              <m:rPr>
-                <m:sty m:val="p"/>
-              </m:rPr>
-              <m:t>l</m:t>
-            </m:r>
-          </m:e>
-          <m:sub>
-            <m:r>
-              <m:t>3</m:t>
-            </m:r>
-          </m:sub>
-        </m:sSub>
-      </m:oMath>
-      <w:r>
-        <w:rPr>
-          <w:rFonts w:ascii="Times New Roman" w:hAnsi="Times New Roman" w:eastAsia="Times New Roman" w:cs="Times New Roman"/>
-        </w:rPr>
-        <w:t xml:space="preserve"> </w:t>
-      </w:r>
-      <w:r>
-        <w:rPr>
-          <w:rFonts w:ascii="Times New Roman" w:hAnsi="Times New Roman" w:eastAsia="Times New Roman" w:cs="Times New Roman"/>
-        </w:rPr>
-        <w:t xml:space="preserve">(D)</w:t>
-      </w:r>
-      <w:r>
-        <w:rPr>
-          <w:rFonts w:ascii="Times New Roman" w:hAnsi="Times New Roman" w:eastAsia="Times New Roman" w:cs="Times New Roman"/>
-        </w:rPr>
-        <w:t xml:space="preserve"> </w:t>
-      </w:r>
-      <m:oMath>
-        <m:sSub>
-          <m:e>
-            <m:r>
-              <m:rPr>
-                <m:sty m:val="p"/>
-              </m:rPr>
-              <m:t>H</m:t>
-            </m:r>
-          </m:e>
-          <m:sub>
-            <m:r>
-              <m:t>2</m:t>
-            </m:r>
-          </m:sub>
-        </m:sSub>
-        <m:r>
-          <m:rPr>
-            <m:sty m:val="p"/>
-          </m:rPr>
-          <m:t>O</m:t>
-        </m:r>
-      </m:oMath>
-    </w:p>
-    <w:p>
-      <w:pPr>
-        <w:pStyle w:val="BlockText"/>
-      </w:pPr>
-      <w:r>
-        <w:rPr>
-          <w:rFonts w:hint="eastAsia" w:ascii="Times New Roman" w:hAnsi="Times New Roman" w:eastAsia="FangSong" w:cs="Times New Roman"/>
-          <w:b/>
-          <w:bCs/>
-        </w:rPr>
-        <w:t xml:space="preserve">答案</w:t>
-      </w:r>
-      <w:r>
-        <w:rPr>
-          <w:rFonts w:ascii="Times New Roman" w:hAnsi="Times New Roman" w:eastAsia="Times New Roman" w:cs="Times New Roman"/>
-          <w:b/>
-          <w:bCs/>
-        </w:rPr>
-        <w:t xml:space="preserve"> B</w:t>
-      </w:r>
-      <w:r>
-        <w:rPr>
-          <w:rFonts w:ascii="Times New Roman" w:hAnsi="Times New Roman" w:eastAsia="Times New Roman" w:cs="Times New Roman"/>
-        </w:rPr>
-        <w:t xml:space="preserve">。</w:t>
-      </w:r>
-      <m:oMath>
-        <m:sSub>
-          <m:e>
-            <m:r>
-              <m:rPr>
-                <m:sty m:val="p"/>
-              </m:rPr>
-              <m:t>B</m:t>
-            </m:r>
-            <m:r>
-              <m:rPr>
-                <m:sty m:val="p"/>
-              </m:rPr>
-              <m:t>C</m:t>
-            </m:r>
-            <m:r>
-              <m:rPr>
-                <m:sty m:val="p"/>
-              </m:rPr>
-              <m:t>l</m:t>
-            </m:r>
-          </m:e>
-          <m:sub>
-            <m:r>
-              <m:t>3</m:t>
-            </m:r>
-          </m:sub>
-        </m:sSub>
-      </m:oMath>
-      <w:r>
-        <w:rPr>
-          <w:rFonts w:ascii="Times New Roman" w:hAnsi="Times New Roman" w:eastAsia="Times New Roman" w:cs="Times New Roman"/>
-        </w:rPr>
-        <w:t xml:space="preserve"> </w:t>
-      </w:r>
-      <w:r>
-        <w:rPr>
-          <w:rFonts w:hint="eastAsia" w:ascii="Times New Roman" w:hAnsi="Times New Roman" w:eastAsia="FangSong" w:cs="Times New Roman"/>
-        </w:rPr>
-        <w:t xml:space="preserve">中</w:t>
-      </w:r>
-      <w:r>
-        <w:rPr>
-          <w:rFonts w:ascii="Times New Roman" w:hAnsi="Times New Roman" w:eastAsia="Times New Roman" w:cs="Times New Roman"/>
-        </w:rPr>
-        <w:t xml:space="preserve"> B </w:t>
-      </w:r>
-      <w:r>
-        <w:rPr>
-          <w:rFonts w:hint="eastAsia" w:ascii="Times New Roman" w:hAnsi="Times New Roman" w:eastAsia="FangSong" w:cs="Times New Roman"/>
-        </w:rPr>
-        <w:t xml:space="preserve">价层</w:t>
-      </w:r>
-      <w:r>
-        <w:rPr>
-          <w:rFonts w:ascii="Times New Roman" w:hAnsi="Times New Roman" w:eastAsia="Times New Roman" w:cs="Times New Roman"/>
-        </w:rPr>
-        <w:t xml:space="preserve"> 3 </w:t>
-      </w:r>
-      <w:r>
-        <w:rPr>
-          <w:rFonts w:hint="eastAsia" w:ascii="Times New Roman" w:hAnsi="Times New Roman" w:eastAsia="FangSong" w:cs="Times New Roman"/>
-        </w:rPr>
-        <w:t>个电子</w:t>
-      </w:r>
-      <w:r>
-        <w:rPr>
-          <w:rFonts w:hint="eastAsia" w:ascii="Times New Roman" w:hAnsi="Times New Roman" w:eastAsia="Times New Roman" w:cs="Times New Roman"/>
-        </w:rPr>
-        <w:t>，</w:t>
-      </w:r>
-      <w:r>
-        <w:rPr>
-          <w:rFonts w:hint="eastAsia" w:ascii="Times New Roman" w:hAnsi="Times New Roman" w:eastAsia="FangSong" w:cs="Times New Roman"/>
-        </w:rPr>
-        <w:t>与</w:t>
-      </w:r>
-      <w:r>
-        <w:rPr>
-          <w:rFonts w:ascii="Times New Roman" w:hAnsi="Times New Roman" w:eastAsia="Times New Roman" w:cs="Times New Roman"/>
-        </w:rPr>
-        <w:t xml:space="preserve"> 3 </w:t>
-      </w:r>
-      <w:r>
-        <w:rPr>
-          <w:rFonts w:hint="eastAsia" w:ascii="Times New Roman" w:hAnsi="Times New Roman" w:eastAsia="FangSong" w:cs="Times New Roman"/>
-        </w:rPr>
-        <w:t xml:space="preserve">个</w:t>
-      </w:r>
-      <w:r>
-        <w:rPr>
-          <w:rFonts w:ascii="Times New Roman" w:hAnsi="Times New Roman" w:eastAsia="Times New Roman" w:cs="Times New Roman"/>
-        </w:rPr>
-        <w:t xml:space="preserve"> Cl </w:t>
-      </w:r>
-      <w:r>
-        <w:rPr>
-          <w:rFonts w:hint="eastAsia" w:ascii="Times New Roman" w:hAnsi="Times New Roman" w:eastAsia="FangSong" w:cs="Times New Roman"/>
-        </w:rPr>
-        <w:t xml:space="preserve">成</w:t>
-      </w:r>
-      <w:r>
-        <w:rPr>
-          <w:rFonts w:ascii="Times New Roman" w:hAnsi="Times New Roman" w:eastAsia="Times New Roman" w:cs="Times New Roman"/>
-        </w:rPr>
-        <w:t xml:space="preserve"> 3 </w:t>
-      </w:r>
-      <w:r>
-        <w:rPr>
-          <w:rFonts w:hint="eastAsia" w:ascii="Times New Roman" w:hAnsi="Times New Roman" w:eastAsia="FangSong" w:cs="Times New Roman"/>
-        </w:rPr>
-        <w:t xml:space="preserve">个</w:t>
-      </w:r>
-      <w:r>
-        <w:rPr>
-          <w:rFonts w:ascii="Times New Roman" w:hAnsi="Times New Roman" w:eastAsia="Times New Roman" w:cs="Times New Roman"/>
-        </w:rPr>
-        <w:t xml:space="preserve"> </w:t>
-      </w:r>
-      <m:oMath>
-        <m:r>
-          <m:t>σ</m:t>
-        </m:r>
-      </m:oMath>
-      <w:r>
-        <w:rPr>
-          <w:rFonts w:ascii="Times New Roman" w:hAnsi="Times New Roman" w:eastAsia="Times New Roman" w:cs="Times New Roman"/>
-        </w:rPr>
-        <w:t xml:space="preserve"> </w:t>
-      </w:r>
-      <w:r>
-        <w:rPr>
-          <w:rFonts w:hint="eastAsia" w:ascii="Times New Roman" w:hAnsi="Times New Roman" w:eastAsia="FangSong" w:cs="Times New Roman"/>
-        </w:rPr>
-        <w:t>键</w:t>
-      </w:r>
-      <w:r>
-        <w:rPr>
-          <w:rFonts w:hint="eastAsia" w:ascii="Times New Roman" w:hAnsi="Times New Roman" w:eastAsia="Times New Roman" w:cs="Times New Roman"/>
-        </w:rPr>
-        <w:t>，</w:t>
-      </w:r>
-      <w:r>
-        <w:rPr>
-          <w:rFonts w:hint="eastAsia" w:ascii="Times New Roman" w:hAnsi="Times New Roman" w:eastAsia="FangSong" w:cs="Times New Roman"/>
-        </w:rPr>
-        <w:t>无孤电子对</w:t>
-      </w:r>
-      <w:r>
-        <w:rPr>
-          <w:rFonts w:hint="eastAsia" w:ascii="Times New Roman" w:hAnsi="Times New Roman" w:eastAsia="Times New Roman" w:cs="Times New Roman"/>
-        </w:rPr>
-        <w:t>，</w:t>
-      </w:r>
-      <m:oMath>
-        <m:sSup>
-          <m:e>
-            <m:r>
-              <m:rPr>
-                <m:sty m:val="p"/>
-              </m:rPr>
-              <m:t>s</m:t>
-            </m:r>
-            <m:r>
-              <m:rPr>
-                <m:sty m:val="p"/>
-              </m:rPr>
-              <m:t>p</m:t>
-            </m:r>
-          </m:e>
-          <m:sup>
-            <m:r>
-              <m:t>2</m:t>
-            </m:r>
-          </m:sup>
-        </m:sSup>
-      </m:oMath>
-      <w:r>
-        <w:rPr>
-          <w:rFonts w:ascii="Times New Roman" w:hAnsi="Times New Roman" w:eastAsia="Times New Roman" w:cs="Times New Roman"/>
-        </w:rPr>
-        <w:t xml:space="preserve"> </w:t>
-      </w:r>
-      <w:r>
-        <w:rPr>
-          <w:rFonts w:hint="eastAsia" w:ascii="Times New Roman" w:hAnsi="Times New Roman" w:eastAsia="FangSong" w:cs="Times New Roman"/>
-        </w:rPr>
-        <w:t>杂化</w:t>
-      </w:r>
-      <w:r>
-        <w:rPr>
-          <w:rFonts w:hint="eastAsia" w:ascii="Times New Roman" w:hAnsi="Times New Roman" w:eastAsia="Times New Roman" w:cs="Times New Roman"/>
-        </w:rPr>
-        <w:t>。</w:t>
+        <w:pict>
+          <v:rect style="width:0;height:1.5pt" o:hralign="center" o:hrstd="t" o:hr="t"/>
+        </w:pict>
       </w:r>
     </w:p>
     <w:bookmarkEnd w:id="30"/>
@@ -4674,6 +4246,470 @@
         <w:rPr>
           <w:rFonts w:ascii="Times New Roman" w:hAnsi="Times New Roman" w:eastAsia="Times New Roman" w:cs="Times New Roman"/>
         </w:rPr>
+        <w:t xml:space="preserve">6.1</w:t>
+      </w:r>
+    </w:p>
+    <w:p>
+      <w:pPr>
+        <w:pStyle w:val="FirstParagraph"/>
+      </w:pPr>
+      <w:r>
+        <w:rPr>
+          <w:rFonts w:hint="eastAsia" w:ascii="Times New Roman" w:hAnsi="Times New Roman" w:eastAsia="FangSong" w:cs="Times New Roman"/>
+        </w:rPr>
+        <w:t xml:space="preserve">中心原子采取</w:t>
+      </w:r>
+      <w:r>
+        <w:rPr>
+          <w:rFonts w:ascii="Times New Roman" w:hAnsi="Times New Roman" w:eastAsia="Times New Roman" w:cs="Times New Roman"/>
+        </w:rPr>
+        <w:t xml:space="preserve"> </w:t>
+      </w:r>
+      <m:oMath>
+        <m:sSup>
+          <m:e>
+            <m:r>
+              <m:rPr>
+                <m:sty m:val="p"/>
+              </m:rPr>
+              <m:t>s</m:t>
+            </m:r>
+            <m:r>
+              <m:rPr>
+                <m:sty m:val="p"/>
+              </m:rPr>
+              <m:t>p</m:t>
+            </m:r>
+          </m:e>
+          <m:sup>
+            <m:r>
+              <m:t>2</m:t>
+            </m:r>
+          </m:sup>
+        </m:sSup>
+      </m:oMath>
+      <w:r>
+        <w:rPr>
+          <w:rFonts w:ascii="Times New Roman" w:hAnsi="Times New Roman" w:eastAsia="Times New Roman" w:cs="Times New Roman"/>
+        </w:rPr>
+        <w:t xml:space="preserve"> </w:t>
+      </w:r>
+      <w:r>
+        <w:rPr>
+          <w:rFonts w:hint="eastAsia" w:ascii="Times New Roman" w:hAnsi="Times New Roman" w:eastAsia="FangSong" w:cs="Times New Roman"/>
+        </w:rPr>
+        <w:t xml:space="preserve">杂化的分子是</w:t>
+      </w:r>
+      <w:r>
+        <w:rPr>
+          <w:rFonts w:ascii="Times New Roman" w:hAnsi="Times New Roman" w:eastAsia="Times New Roman" w:cs="Times New Roman"/>
+        </w:rPr>
+        <w:t xml:space="preserve"> </w:t>
+      </w:r>
+      <w:r>
+        <w:rPr>
+          <w:rFonts w:ascii="Times New Roman" w:hAnsi="Times New Roman" w:eastAsia="Times New Roman" w:cs="Times New Roman"/>
+        </w:rPr>
+        <w:t xml:space="preserve">(A)</w:t>
+      </w:r>
+      <w:r>
+        <w:rPr>
+          <w:rFonts w:ascii="Times New Roman" w:hAnsi="Times New Roman" w:eastAsia="Times New Roman" w:cs="Times New Roman"/>
+        </w:rPr>
+        <w:t xml:space="preserve"> </w:t>
+      </w:r>
+      <m:oMath>
+        <m:sSub>
+          <m:e>
+            <m:r>
+              <m:rPr>
+                <m:sty m:val="p"/>
+              </m:rPr>
+              <m:t>N</m:t>
+            </m:r>
+            <m:r>
+              <m:rPr>
+                <m:sty m:val="p"/>
+              </m:rPr>
+              <m:t>H</m:t>
+            </m:r>
+          </m:e>
+          <m:sub>
+            <m:r>
+              <m:t>3</m:t>
+            </m:r>
+          </m:sub>
+        </m:sSub>
+      </m:oMath>
+      <w:r>
+        <w:rPr>
+          <w:rFonts w:ascii="Times New Roman" w:hAnsi="Times New Roman" w:eastAsia="Times New Roman" w:cs="Times New Roman"/>
+        </w:rPr>
+        <w:t xml:space="preserve"> </w:t>
+      </w:r>
+      <w:r>
+        <w:rPr>
+          <w:rFonts w:ascii="Times New Roman" w:hAnsi="Times New Roman" w:eastAsia="Times New Roman" w:cs="Times New Roman"/>
+        </w:rPr>
+        <w:t xml:space="preserve">(B)</w:t>
+      </w:r>
+      <w:r>
+        <w:rPr>
+          <w:rFonts w:ascii="Times New Roman" w:hAnsi="Times New Roman" w:eastAsia="Times New Roman" w:cs="Times New Roman"/>
+        </w:rPr>
+        <w:t xml:space="preserve"> </w:t>
+      </w:r>
+      <m:oMath>
+        <m:sSub>
+          <m:e>
+            <m:r>
+              <m:rPr>
+                <m:sty m:val="p"/>
+              </m:rPr>
+              <m:t>B</m:t>
+            </m:r>
+            <m:r>
+              <m:rPr>
+                <m:sty m:val="p"/>
+              </m:rPr>
+              <m:t>C</m:t>
+            </m:r>
+            <m:r>
+              <m:rPr>
+                <m:sty m:val="p"/>
+              </m:rPr>
+              <m:t>l</m:t>
+            </m:r>
+          </m:e>
+          <m:sub>
+            <m:r>
+              <m:t>3</m:t>
+            </m:r>
+          </m:sub>
+        </m:sSub>
+      </m:oMath>
+      <w:r>
+        <w:rPr>
+          <w:rFonts w:ascii="Times New Roman" w:hAnsi="Times New Roman" w:eastAsia="Times New Roman" w:cs="Times New Roman"/>
+        </w:rPr>
+        <w:t xml:space="preserve"> </w:t>
+      </w:r>
+      <w:r>
+        <w:rPr>
+          <w:rFonts w:ascii="Times New Roman" w:hAnsi="Times New Roman" w:eastAsia="Times New Roman" w:cs="Times New Roman"/>
+        </w:rPr>
+        <w:t xml:space="preserve">(C)</w:t>
+      </w:r>
+      <w:r>
+        <w:rPr>
+          <w:rFonts w:ascii="Times New Roman" w:hAnsi="Times New Roman" w:eastAsia="Times New Roman" w:cs="Times New Roman"/>
+        </w:rPr>
+        <w:t xml:space="preserve"> </w:t>
+      </w:r>
+      <m:oMath>
+        <m:sSub>
+          <m:e>
+            <m:r>
+              <m:rPr>
+                <m:sty m:val="p"/>
+              </m:rPr>
+              <m:t>P</m:t>
+            </m:r>
+            <m:r>
+              <m:rPr>
+                <m:sty m:val="p"/>
+              </m:rPr>
+              <m:t>C</m:t>
+            </m:r>
+            <m:r>
+              <m:rPr>
+                <m:sty m:val="p"/>
+              </m:rPr>
+              <m:t>l</m:t>
+            </m:r>
+          </m:e>
+          <m:sub>
+            <m:r>
+              <m:t>3</m:t>
+            </m:r>
+          </m:sub>
+        </m:sSub>
+      </m:oMath>
+      <w:r>
+        <w:rPr>
+          <w:rFonts w:ascii="Times New Roman" w:hAnsi="Times New Roman" w:eastAsia="Times New Roman" w:cs="Times New Roman"/>
+        </w:rPr>
+        <w:t xml:space="preserve"> </w:t>
+      </w:r>
+      <w:r>
+        <w:rPr>
+          <w:rFonts w:ascii="Times New Roman" w:hAnsi="Times New Roman" w:eastAsia="Times New Roman" w:cs="Times New Roman"/>
+        </w:rPr>
+        <w:t xml:space="preserve">(D)</w:t>
+      </w:r>
+      <w:r>
+        <w:rPr>
+          <w:rFonts w:ascii="Times New Roman" w:hAnsi="Times New Roman" w:eastAsia="Times New Roman" w:cs="Times New Roman"/>
+        </w:rPr>
+        <w:t xml:space="preserve"> </w:t>
+      </w:r>
+      <m:oMath>
+        <m:sSub>
+          <m:e>
+            <m:r>
+              <m:rPr>
+                <m:sty m:val="p"/>
+              </m:rPr>
+              <m:t>H</m:t>
+            </m:r>
+          </m:e>
+          <m:sub>
+            <m:r>
+              <m:t>2</m:t>
+            </m:r>
+          </m:sub>
+        </m:sSub>
+        <m:r>
+          <m:rPr>
+            <m:sty m:val="p"/>
+          </m:rPr>
+          <m:t>O</m:t>
+        </m:r>
+      </m:oMath>
+    </w:p>
+    <w:p>
+      <w:pPr>
+        <w:pStyle w:val="BlockText"/>
+      </w:pPr>
+      <w:r>
+        <w:rPr>
+          <w:rFonts w:hint="eastAsia" w:ascii="Times New Roman" w:hAnsi="Times New Roman" w:eastAsia="FangSong" w:cs="Times New Roman"/>
+          <w:b/>
+          <w:bCs/>
+        </w:rPr>
+        <w:t xml:space="preserve">答案</w:t>
+      </w:r>
+      <w:r>
+        <w:rPr>
+          <w:rFonts w:ascii="Times New Roman" w:hAnsi="Times New Roman" w:eastAsia="Times New Roman" w:cs="Times New Roman"/>
+          <w:b/>
+          <w:bCs/>
+        </w:rPr>
+        <w:t xml:space="preserve"> B</w:t>
+      </w:r>
+      <w:r>
+        <w:rPr>
+          <w:rFonts w:ascii="Times New Roman" w:hAnsi="Times New Roman" w:eastAsia="Times New Roman" w:cs="Times New Roman"/>
+        </w:rPr>
+        <w:t xml:space="preserve">。</w:t>
+      </w:r>
+      <m:oMath>
+        <m:sSub>
+          <m:e>
+            <m:r>
+              <m:rPr>
+                <m:sty m:val="p"/>
+              </m:rPr>
+              <m:t>B</m:t>
+            </m:r>
+            <m:r>
+              <m:rPr>
+                <m:sty m:val="p"/>
+              </m:rPr>
+              <m:t>C</m:t>
+            </m:r>
+            <m:r>
+              <m:rPr>
+                <m:sty m:val="p"/>
+              </m:rPr>
+              <m:t>l</m:t>
+            </m:r>
+          </m:e>
+          <m:sub>
+            <m:r>
+              <m:t>3</m:t>
+            </m:r>
+          </m:sub>
+        </m:sSub>
+      </m:oMath>
+      <w:r>
+        <w:rPr>
+          <w:rFonts w:ascii="Times New Roman" w:hAnsi="Times New Roman" w:eastAsia="Times New Roman" w:cs="Times New Roman"/>
+        </w:rPr>
+        <w:t xml:space="preserve"> </w:t>
+      </w:r>
+      <w:r>
+        <w:rPr>
+          <w:rFonts w:hint="eastAsia" w:ascii="Times New Roman" w:hAnsi="Times New Roman" w:eastAsia="FangSong" w:cs="Times New Roman"/>
+        </w:rPr>
+        <w:t xml:space="preserve">中</w:t>
+      </w:r>
+      <w:r>
+        <w:rPr>
+          <w:rFonts w:ascii="Times New Roman" w:hAnsi="Times New Roman" w:eastAsia="Times New Roman" w:cs="Times New Roman"/>
+        </w:rPr>
+        <w:t xml:space="preserve"> B </w:t>
+      </w:r>
+      <w:r>
+        <w:rPr>
+          <w:rFonts w:hint="eastAsia" w:ascii="Times New Roman" w:hAnsi="Times New Roman" w:eastAsia="FangSong" w:cs="Times New Roman"/>
+        </w:rPr>
+        <w:t xml:space="preserve">价层</w:t>
+      </w:r>
+      <w:r>
+        <w:rPr>
+          <w:rFonts w:ascii="Times New Roman" w:hAnsi="Times New Roman" w:eastAsia="Times New Roman" w:cs="Times New Roman"/>
+        </w:rPr>
+        <w:t xml:space="preserve"> 3 </w:t>
+      </w:r>
+      <w:r>
+        <w:rPr>
+          <w:rFonts w:hint="eastAsia" w:ascii="Times New Roman" w:hAnsi="Times New Roman" w:eastAsia="FangSong" w:cs="Times New Roman"/>
+        </w:rPr>
+        <w:t>个电子</w:t>
+      </w:r>
+      <w:r>
+        <w:rPr>
+          <w:rFonts w:hint="eastAsia" w:ascii="Times New Roman" w:hAnsi="Times New Roman" w:eastAsia="Times New Roman" w:cs="Times New Roman"/>
+        </w:rPr>
+        <w:t>，</w:t>
+      </w:r>
+      <w:r>
+        <w:rPr>
+          <w:rFonts w:hint="eastAsia" w:ascii="Times New Roman" w:hAnsi="Times New Roman" w:eastAsia="FangSong" w:cs="Times New Roman"/>
+        </w:rPr>
+        <w:t>与</w:t>
+      </w:r>
+      <w:r>
+        <w:rPr>
+          <w:rFonts w:ascii="Times New Roman" w:hAnsi="Times New Roman" w:eastAsia="Times New Roman" w:cs="Times New Roman"/>
+        </w:rPr>
+        <w:t xml:space="preserve"> 3 </w:t>
+      </w:r>
+      <w:r>
+        <w:rPr>
+          <w:rFonts w:hint="eastAsia" w:ascii="Times New Roman" w:hAnsi="Times New Roman" w:eastAsia="FangSong" w:cs="Times New Roman"/>
+        </w:rPr>
+        <w:t xml:space="preserve">个</w:t>
+      </w:r>
+      <w:r>
+        <w:rPr>
+          <w:rFonts w:ascii="Times New Roman" w:hAnsi="Times New Roman" w:eastAsia="Times New Roman" w:cs="Times New Roman"/>
+        </w:rPr>
+        <w:t xml:space="preserve"> Cl </w:t>
+      </w:r>
+      <w:r>
+        <w:rPr>
+          <w:rFonts w:hint="eastAsia" w:ascii="Times New Roman" w:hAnsi="Times New Roman" w:eastAsia="FangSong" w:cs="Times New Roman"/>
+        </w:rPr>
+        <w:t xml:space="preserve">成</w:t>
+      </w:r>
+      <w:r>
+        <w:rPr>
+          <w:rFonts w:ascii="Times New Roman" w:hAnsi="Times New Roman" w:eastAsia="Times New Roman" w:cs="Times New Roman"/>
+        </w:rPr>
+        <w:t xml:space="preserve"> 3 </w:t>
+      </w:r>
+      <w:r>
+        <w:rPr>
+          <w:rFonts w:hint="eastAsia" w:ascii="Times New Roman" w:hAnsi="Times New Roman" w:eastAsia="FangSong" w:cs="Times New Roman"/>
+        </w:rPr>
+        <w:t xml:space="preserve">个</w:t>
+      </w:r>
+      <w:r>
+        <w:rPr>
+          <w:rFonts w:ascii="Times New Roman" w:hAnsi="Times New Roman" w:eastAsia="Times New Roman" w:cs="Times New Roman"/>
+        </w:rPr>
+        <w:t xml:space="preserve"> </w:t>
+      </w:r>
+      <m:oMath>
+        <m:r>
+          <m:t>σ</m:t>
+        </m:r>
+      </m:oMath>
+      <w:r>
+        <w:rPr>
+          <w:rFonts w:ascii="Times New Roman" w:hAnsi="Times New Roman" w:eastAsia="Times New Roman" w:cs="Times New Roman"/>
+        </w:rPr>
+        <w:t xml:space="preserve"> </w:t>
+      </w:r>
+      <w:r>
+        <w:rPr>
+          <w:rFonts w:hint="eastAsia" w:ascii="Times New Roman" w:hAnsi="Times New Roman" w:eastAsia="FangSong" w:cs="Times New Roman"/>
+        </w:rPr>
+        <w:t>键</w:t>
+      </w:r>
+      <w:r>
+        <w:rPr>
+          <w:rFonts w:hint="eastAsia" w:ascii="Times New Roman" w:hAnsi="Times New Roman" w:eastAsia="Times New Roman" w:cs="Times New Roman"/>
+        </w:rPr>
+        <w:t>，</w:t>
+      </w:r>
+      <w:r>
+        <w:rPr>
+          <w:rFonts w:hint="eastAsia" w:ascii="Times New Roman" w:hAnsi="Times New Roman" w:eastAsia="FangSong" w:cs="Times New Roman"/>
+        </w:rPr>
+        <w:t>无孤电子对</w:t>
+      </w:r>
+      <w:r>
+        <w:rPr>
+          <w:rFonts w:hint="eastAsia" w:ascii="Times New Roman" w:hAnsi="Times New Roman" w:eastAsia="Times New Roman" w:cs="Times New Roman"/>
+        </w:rPr>
+        <w:t>，</w:t>
+      </w:r>
+      <m:oMath>
+        <m:sSup>
+          <m:e>
+            <m:r>
+              <m:rPr>
+                <m:sty m:val="p"/>
+              </m:rPr>
+              <m:t>s</m:t>
+            </m:r>
+            <m:r>
+              <m:rPr>
+                <m:sty m:val="p"/>
+              </m:rPr>
+              <m:t>p</m:t>
+            </m:r>
+          </m:e>
+          <m:sup>
+            <m:r>
+              <m:t>2</m:t>
+            </m:r>
+          </m:sup>
+        </m:sSup>
+      </m:oMath>
+      <w:r>
+        <w:rPr>
+          <w:rFonts w:ascii="Times New Roman" w:hAnsi="Times New Roman" w:eastAsia="Times New Roman" w:cs="Times New Roman"/>
+        </w:rPr>
+        <w:t xml:space="preserve"> </w:t>
+      </w:r>
+      <w:r>
+        <w:rPr>
+          <w:rFonts w:hint="eastAsia" w:ascii="Times New Roman" w:hAnsi="Times New Roman" w:eastAsia="FangSong" w:cs="Times New Roman"/>
+        </w:rPr>
+        <w:t>杂化</w:t>
+      </w:r>
+      <w:r>
+        <w:rPr>
+          <w:rFonts w:hint="eastAsia" w:ascii="Times New Roman" w:hAnsi="Times New Roman" w:eastAsia="Times New Roman" w:cs="Times New Roman"/>
+        </w:rPr>
+        <w:t>。</w:t>
+      </w:r>
+    </w:p>
+    <w:bookmarkEnd w:id="31"/>
+    <w:bookmarkStart w:id="32" w:name="section-1"/>
+    <w:p>
+      <w:pPr>
+        <w:pStyle w:val="Heading2"/>
+        <w:spacing w:before="280" w:after="120"/>
+      </w:pPr>
+      <w:r>
+        <w:rPr>
+          <w:rFonts w:ascii="Times New Roman" w:hAnsi="Times New Roman" w:eastAsia="Times New Roman" w:cs="Times New Roman"/>
+        </w:rPr>
         <w:t xml:space="preserve">6.2</w:t>
       </w:r>
     </w:p>
@@ -5074,8 +5110,8 @@
         <w:t>。</w:t>
       </w:r>
     </w:p>
-    <w:bookmarkEnd w:id="31"/>
-    <w:bookmarkStart w:id="32" w:name="section-1"/>
+    <w:bookmarkEnd w:id="32"/>
+    <w:bookmarkStart w:id="33" w:name="section-2"/>
     <w:p>
       <w:pPr>
         <w:pStyle w:val="Heading2"/>
@@ -5485,8 +5521,8 @@
         <w:t>(2)。</w:t>
       </w:r>
     </w:p>
-    <w:bookmarkEnd w:id="32"/>
-    <w:bookmarkStart w:id="33" w:name="section-2"/>
+    <w:bookmarkEnd w:id="33"/>
+    <w:bookmarkStart w:id="34" w:name="section-3"/>
     <w:p>
       <w:pPr>
         <w:pStyle w:val="Heading2"/>
@@ -5861,8 +5897,8 @@
         <w:t>。</w:t>
       </w:r>
     </w:p>
-    <w:bookmarkEnd w:id="33"/>
-    <w:bookmarkStart w:id="34" w:name="section-3"/>
+    <w:bookmarkEnd w:id="34"/>
+    <w:bookmarkStart w:id="35" w:name="section-4"/>
     <w:p>
       <w:pPr>
         <w:pStyle w:val="Heading2"/>
@@ -6261,8 +6297,8 @@
         <w:t>。</w:t>
       </w:r>
     </w:p>
-    <w:bookmarkEnd w:id="34"/>
-    <w:bookmarkStart w:id="35" w:name="section-4"/>
+    <w:bookmarkEnd w:id="35"/>
+    <w:bookmarkStart w:id="36" w:name="section-5"/>
     <w:p>
       <w:pPr>
         <w:pStyle w:val="Heading2"/>
@@ -6630,8 +6666,8 @@
         <w:t>。</w:t>
       </w:r>
     </w:p>
-    <w:bookmarkEnd w:id="35"/>
-    <w:bookmarkStart w:id="36" w:name="section-5"/>
+    <w:bookmarkEnd w:id="36"/>
+    <w:bookmarkStart w:id="37" w:name="section-6"/>
     <w:p>
       <w:pPr>
         <w:pStyle w:val="Heading2"/>
@@ -6989,8 +7025,8 @@
         <w:t>。</w:t>
       </w:r>
     </w:p>
-    <w:bookmarkEnd w:id="36"/>
-    <w:bookmarkStart w:id="37" w:name="section-6"/>
+    <w:bookmarkEnd w:id="37"/>
+    <w:bookmarkStart w:id="38" w:name="section-7"/>
     <w:p>
       <w:pPr>
         <w:pStyle w:val="Heading2"/>
@@ -7389,8 +7425,8 @@
         <w:t>。</w:t>
       </w:r>
     </w:p>
-    <w:bookmarkEnd w:id="37"/>
-    <w:bookmarkStart w:id="38" w:name="section-7"/>
+    <w:bookmarkEnd w:id="38"/>
+    <w:bookmarkStart w:id="39" w:name="section-8"/>
     <w:p>
       <w:pPr>
         <w:pStyle w:val="Heading2"/>
@@ -7694,8 +7730,8 @@
         <w:t>。</w:t>
       </w:r>
     </w:p>
-    <w:bookmarkEnd w:id="38"/>
-    <w:bookmarkStart w:id="39" w:name="section-8"/>
+    <w:bookmarkEnd w:id="39"/>
+    <w:bookmarkStart w:id="40" w:name="section-9"/>
     <w:p>
       <w:pPr>
         <w:pStyle w:val="Heading2"/>
@@ -8018,8 +8054,8 @@
         <w:t xml:space="preserve">。</w:t>
       </w:r>
     </w:p>
-    <w:bookmarkEnd w:id="39"/>
-    <w:bookmarkStart w:id="40" w:name="section-9"/>
+    <w:bookmarkEnd w:id="40"/>
+    <w:bookmarkStart w:id="41" w:name="section-10"/>
     <w:p>
       <w:pPr>
         <w:pStyle w:val="Heading2"/>
@@ -8188,8 +8224,8 @@
         <w:t>。</w:t>
       </w:r>
     </w:p>
-    <w:bookmarkEnd w:id="40"/>
-    <w:bookmarkStart w:id="41" w:name="section-10"/>
+    <w:bookmarkEnd w:id="41"/>
+    <w:bookmarkStart w:id="42" w:name="section-11"/>
     <w:p>
       <w:pPr>
         <w:pStyle w:val="Heading2"/>
@@ -8448,8 +8484,8 @@
         <w:t>。</w:t>
       </w:r>
     </w:p>
-    <w:bookmarkEnd w:id="41"/>
-    <w:bookmarkStart w:id="42" w:name="第-7-题"/>
+    <w:bookmarkEnd w:id="42"/>
+    <w:bookmarkStart w:id="43" w:name="第-7-题"/>
     <w:p>
       <w:pPr>
         <w:pStyle w:val="Heading2"/>
@@ -8922,66 +8958,6 @@
       </w:pPr>
       <w:r>
         <w:rPr>
-          <w:rFonts w:ascii="Times New Roman" w:hAnsi="Times New Roman" w:eastAsia="Times New Roman" w:cs="Times New Roman"/>
-        </w:rPr>
-        <w:t xml:space="preserve">used_in:</w:t>
-      </w:r>
-      <w:r>
-        <w:rPr>
-          <w:rFonts w:ascii="Times New Roman" w:hAnsi="Times New Roman" w:eastAsia="Times New Roman" w:cs="Times New Roman"/>
-        </w:rPr>
-        <w:t xml:space="preserve"> </w:t>
-      </w:r>
-      <w:r>
-        <w:rPr>
-          <w:rFonts w:hint="eastAsia" w:ascii="Times New Roman" w:hAnsi="Times New Roman" w:eastAsia="Times New Roman" w:cs="Times New Roman"/>
-        </w:rPr>
-        <w:t>“</w:t>
-      </w:r>
-      <w:r>
-        <w:rPr>
-          <w:rFonts w:hint="eastAsia" w:ascii="Times New Roman" w:hAnsi="Times New Roman" w:eastAsia="FangSong" w:cs="Times New Roman"/>
-        </w:rPr>
-        <w:t>第二轮习题集</w:t>
-      </w:r>
-      <w:r>
-        <w:rPr>
-          <w:rFonts w:hint="eastAsia" w:ascii="Times New Roman" w:hAnsi="Times New Roman" w:eastAsia="Times New Roman" w:cs="Times New Roman"/>
-        </w:rPr>
-        <w:t>-</w:t>
-      </w:r>
-      <w:r>
-        <w:rPr>
-          <w:rFonts w:hint="eastAsia" w:ascii="Times New Roman" w:hAnsi="Times New Roman" w:eastAsia="FangSong" w:cs="Times New Roman"/>
-        </w:rPr>
-        <w:t>结构化学二</w:t>
-      </w:r>
-      <w:r>
-        <w:rPr>
-          <w:rFonts w:hint="eastAsia" w:ascii="Times New Roman" w:hAnsi="Times New Roman" w:eastAsia="Times New Roman" w:cs="Times New Roman"/>
-        </w:rPr>
-        <w:t>”</w:t>
-      </w:r>
-      <w:r>
-        <w:rPr>
-          <w:rFonts w:ascii="Times New Roman" w:hAnsi="Times New Roman" w:eastAsia="Times New Roman" w:cs="Times New Roman"/>
-        </w:rPr>
-        <w:t xml:space="preserve"> </w:t>
-      </w:r>
-      <w:r>
-        <w:rPr>
-          <w:rFonts w:ascii="Times New Roman" w:hAnsi="Times New Roman" w:eastAsia="Times New Roman" w:cs="Times New Roman"/>
-        </w:rPr>
-        <w:t xml:space="preserve">___</w:t>
-      </w:r>
-      <w:r>
-        <w:rPr>
-          <w:rFonts w:ascii="Times New Roman" w:hAnsi="Times New Roman" w:eastAsia="Times New Roman" w:cs="Times New Roman"/>
-        </w:rPr>
-        <w:t xml:space="preserve"> </w:t>
-      </w:r>
-      <w:r>
-        <w:rPr>
           <w:rFonts w:hint="eastAsia" w:ascii="Times New Roman" w:hAnsi="Times New Roman" w:eastAsia="FangSong" w:cs="Times New Roman"/>
           <w:b/>
           <w:bCs/>
@@ -8989,8 +8965,8 @@
         <w:t xml:space="preserve">参考答案</w:t>
       </w:r>
     </w:p>
-    <w:bookmarkEnd w:id="42"/>
-    <w:bookmarkStart w:id="43" w:name="参考答案-6"/>
+    <w:bookmarkEnd w:id="43"/>
+    <w:bookmarkStart w:id="44" w:name="参考答案-6"/>
     <w:p>
       <w:pPr>
         <w:pStyle w:val="Heading2"/>
@@ -9024,8 +9000,8 @@
         <w:t>：B</w:t>
       </w:r>
     </w:p>
-    <w:bookmarkEnd w:id="43"/>
-    <w:bookmarkStart w:id="45" w:name="第-8-题"/>
+    <w:bookmarkEnd w:id="44"/>
+    <w:bookmarkStart w:id="46" w:name="第-8-题"/>
     <w:p>
       <w:pPr>
         <w:pStyle w:val="Heading2"/>
@@ -9174,7 +9150,7 @@
         <w:t>）</w:t>
       </w:r>
     </w:p>
-    <w:bookmarkStart w:id="44" w:name="理想气体偏离条件"/>
+    <w:bookmarkStart w:id="45" w:name="理想气体偏离条件"/>
     <w:p>
       <w:pPr>
         <w:pStyle w:val="Heading3"/>
@@ -9235,9 +9211,9 @@
         <w:t xml:space="preserve">参考答案</w:t>
       </w:r>
     </w:p>
-    <w:bookmarkEnd w:id="44"/>
     <w:bookmarkEnd w:id="45"/>
-    <w:bookmarkStart w:id="46" w:name="参考答案-7"/>
+    <w:bookmarkEnd w:id="46"/>
+    <w:bookmarkStart w:id="47" w:name="参考答案-7"/>
     <w:p>
       <w:pPr>
         <w:pStyle w:val="Heading2"/>
@@ -9339,8 +9315,8 @@
         <w:t>。</w:t>
       </w:r>
     </w:p>
-    <w:bookmarkEnd w:id="46"/>
-    <w:bookmarkStart w:id="47" w:name="第-9-题"/>
+    <w:bookmarkEnd w:id="47"/>
+    <w:bookmarkStart w:id="48" w:name="第-9-题"/>
     <w:p>
       <w:pPr>
         <w:pStyle w:val="Heading2"/>
@@ -10121,8 +10097,8 @@
         <w:t xml:space="preserve">参考答案</w:t>
       </w:r>
     </w:p>
-    <w:bookmarkEnd w:id="47"/>
-    <w:bookmarkStart w:id="48" w:name="参考答案-8"/>
+    <w:bookmarkEnd w:id="48"/>
+    <w:bookmarkStart w:id="49" w:name="参考答案-8"/>
     <w:p>
       <w:pPr>
         <w:pStyle w:val="Heading2"/>
@@ -10135,8 +10111,8 @@
         <w:t xml:space="preserve">参考答案</w:t>
       </w:r>
     </w:p>
-    <w:bookmarkEnd w:id="48"/>
-    <w:bookmarkStart w:id="49" w:name="知识点映射-3"/>
+    <w:bookmarkEnd w:id="49"/>
+    <w:bookmarkStart w:id="50" w:name="知识点映射-3"/>
     <w:p>
       <w:pPr>
         <w:pStyle w:val="Heading2"/>
@@ -10645,8 +10621,8 @@
         </w:tc>
       </w:tr>
     </w:tbl>
-    <w:bookmarkEnd w:id="49"/>
-    <w:bookmarkStart w:id="50" w:name="第-10-题"/>
+    <w:bookmarkEnd w:id="50"/>
+    <w:bookmarkStart w:id="51" w:name="第-10-题"/>
     <w:p>
       <w:pPr>
         <w:pStyle w:val="Heading2"/>
@@ -10860,8 +10836,8 @@
         <w:t xml:space="preserve">参考答案</w:t>
       </w:r>
     </w:p>
-    <w:bookmarkEnd w:id="50"/>
-    <w:bookmarkStart w:id="51" w:name="参考答案-9"/>
+    <w:bookmarkEnd w:id="51"/>
+    <w:bookmarkStart w:id="52" w:name="参考答案-9"/>
     <w:p>
       <w:pPr>
         <w:pStyle w:val="Heading2"/>
@@ -10894,22 +10870,30 @@
         <w:rPr>
           <w:rFonts w:ascii="Times New Roman" w:hAnsi="Times New Roman" w:eastAsia="Times New Roman" w:cs="Times New Roman"/>
         </w:rPr>
-        <w:t xml:space="preserve"> N</w:t>
-      </w:r>
-      <w:r>
-        <w:rPr>
-          <w:rFonts w:ascii="Times New Roman" w:hAnsi="Times New Roman" w:eastAsia="Times New Roman" w:cs="Times New Roman"/>
-          <w:vertAlign w:val="subscript"/>
-        </w:rPr>
-        <w:t>3</w:t>
-      </w:r>
-      <w:r>
-        <w:rPr>
-          <w:rFonts w:ascii="Times New Roman" w:hAnsi="Times New Roman" w:eastAsia="Times New Roman" w:cs="Times New Roman"/>
-          <w:vertAlign w:val="superscript"/>
-        </w:rPr>
-        <w:t>-</w:t>
-      </w:r>
+        <w:t xml:space="preserve"> </w:t>
+      </w:r>
+      <m:oMath>
+        <m:sSubSup>
+          <m:e>
+            <m:r>
+              <m:t>N</m:t>
+            </m:r>
+          </m:e>
+          <m:sub>
+            <m:r>
+              <m:t>3</m:t>
+            </m:r>
+          </m:sub>
+          <m:sup>
+            <m:r>
+              <m:rPr>
+                <m:sty m:val="p"/>
+              </m:rPr>
+              <m:t>−</m:t>
+            </m:r>
+          </m:sup>
+        </m:sSubSup>
+      </m:oMath>
       <w:r>
         <w:rPr>
           <w:rFonts w:ascii="Times New Roman" w:hAnsi="Times New Roman" w:eastAsia="Times New Roman" w:cs="Times New Roman"/>
@@ -10926,15 +10910,25 @@
         <w:rPr>
           <w:rFonts w:ascii="Times New Roman" w:hAnsi="Times New Roman" w:eastAsia="Times New Roman" w:cs="Times New Roman"/>
         </w:rPr>
-        <w:t xml:space="preserve"> HN</w:t>
-      </w:r>
-      <w:r>
-        <w:rPr>
-          <w:rFonts w:ascii="Times New Roman" w:hAnsi="Times New Roman" w:eastAsia="Times New Roman" w:cs="Times New Roman"/>
-          <w:vertAlign w:val="subscript"/>
-        </w:rPr>
-        <w:t>3</w:t>
-      </w:r>
+        <w:t xml:space="preserve"> </w:t>
+      </w:r>
+      <m:oMath>
+        <m:r>
+          <m:t>H</m:t>
+        </m:r>
+        <m:sSub>
+          <m:e>
+            <m:r>
+              <m:t>N</m:t>
+            </m:r>
+          </m:e>
+          <m:sub>
+            <m:r>
+              <m:t>3</m:t>
+            </m:r>
+          </m:sub>
+        </m:sSub>
+      </m:oMath>
       <w:r>
         <w:rPr>
           <w:rFonts w:ascii="Times New Roman" w:hAnsi="Times New Roman" w:eastAsia="Times New Roman" w:cs="Times New Roman"/>
@@ -11538,22 +11532,30 @@
         <w:rPr>
           <w:rFonts w:ascii="Times New Roman" w:hAnsi="Times New Roman" w:eastAsia="Times New Roman" w:cs="Times New Roman"/>
         </w:rPr>
-        <w:t xml:space="preserve"> N</w:t>
-      </w:r>
-      <w:r>
-        <w:rPr>
-          <w:rFonts w:ascii="Times New Roman" w:hAnsi="Times New Roman" w:eastAsia="Times New Roman" w:cs="Times New Roman"/>
-          <w:vertAlign w:val="subscript"/>
-        </w:rPr>
-        <w:t>3</w:t>
-      </w:r>
-      <w:r>
-        <w:rPr>
-          <w:rFonts w:ascii="Times New Roman" w:hAnsi="Times New Roman" w:eastAsia="Times New Roman" w:cs="Times New Roman"/>
-          <w:vertAlign w:val="superscript"/>
-        </w:rPr>
-        <w:t>-</w:t>
-      </w:r>
+        <w:t xml:space="preserve"> </w:t>
+      </w:r>
+      <m:oMath>
+        <m:sSubSup>
+          <m:e>
+            <m:r>
+              <m:t>N</m:t>
+            </m:r>
+          </m:e>
+          <m:sub>
+            <m:r>
+              <m:t>3</m:t>
+            </m:r>
+          </m:sub>
+          <m:sup>
+            <m:r>
+              <m:rPr>
+                <m:sty m:val="p"/>
+              </m:rPr>
+              <m:t>−</m:t>
+            </m:r>
+          </m:sup>
+        </m:sSubSup>
+      </m:oMath>
       <w:r>
         <w:rPr>
           <w:rFonts w:ascii="Times New Roman" w:hAnsi="Times New Roman" w:eastAsia="Times New Roman" w:cs="Times New Roman"/>
@@ -11570,15 +11572,25 @@
         <w:rPr>
           <w:rFonts w:ascii="Times New Roman" w:hAnsi="Times New Roman" w:eastAsia="Times New Roman" w:cs="Times New Roman"/>
         </w:rPr>
-        <w:t xml:space="preserve"> CO</w:t>
-      </w:r>
-      <w:r>
-        <w:rPr>
-          <w:rFonts w:ascii="Times New Roman" w:hAnsi="Times New Roman" w:eastAsia="Times New Roman" w:cs="Times New Roman"/>
-          <w:vertAlign w:val="subscript"/>
-        </w:rPr>
-        <w:t>2</w:t>
-      </w:r>
+        <w:t xml:space="preserve"> </w:t>
+      </w:r>
+      <m:oMath>
+        <m:r>
+          <m:t>C</m:t>
+        </m:r>
+        <m:sSub>
+          <m:e>
+            <m:r>
+              <m:t>O</m:t>
+            </m:r>
+          </m:e>
+          <m:sub>
+            <m:r>
+              <m:t>2</m:t>
+            </m:r>
+          </m:sub>
+        </m:sSub>
+      </m:oMath>
       <w:r>
         <w:rPr>
           <w:rFonts w:ascii="Times New Roman" w:hAnsi="Times New Roman" w:eastAsia="Times New Roman" w:cs="Times New Roman"/>
@@ -11642,15 +11654,25 @@
         <w:rPr>
           <w:rFonts w:ascii="Times New Roman" w:hAnsi="Times New Roman" w:eastAsia="Times New Roman" w:cs="Times New Roman"/>
         </w:rPr>
-        <w:t xml:space="preserve"> HN</w:t>
-      </w:r>
-      <w:r>
-        <w:rPr>
-          <w:rFonts w:ascii="Times New Roman" w:hAnsi="Times New Roman" w:eastAsia="Times New Roman" w:cs="Times New Roman"/>
-          <w:vertAlign w:val="subscript"/>
-        </w:rPr>
-        <w:t>3</w:t>
-      </w:r>
+        <w:t xml:space="preserve"> </w:t>
+      </w:r>
+      <m:oMath>
+        <m:r>
+          <m:t>H</m:t>
+        </m:r>
+        <m:sSub>
+          <m:e>
+            <m:r>
+              <m:t>N</m:t>
+            </m:r>
+          </m:e>
+          <m:sub>
+            <m:r>
+              <m:t>3</m:t>
+            </m:r>
+          </m:sub>
+        </m:sSub>
+      </m:oMath>
       <w:r>
         <w:rPr>
           <w:rFonts w:ascii="Times New Roman" w:hAnsi="Times New Roman" w:eastAsia="Times New Roman" w:cs="Times New Roman"/>
@@ -11852,10 +11874,7 @@
         </m:oMathParaPr>
         <m:oMath>
           <m:r>
-            <m:t>2</m:t>
-          </m:r>
-          <m:r>
-            <m:t>9</m:t>
+            <m:t>29</m:t>
           </m:r>
           <m:r>
             <m:rPr>
@@ -12291,15 +12310,28 @@
         <w:rPr>
           <w:rFonts w:ascii="Times New Roman" w:hAnsi="Times New Roman" w:eastAsia="Times New Roman" w:cs="Times New Roman"/>
         </w:rPr>
-        <w:t xml:space="preserve"> NaN</w:t>
-      </w:r>
-      <w:r>
-        <w:rPr>
-          <w:rFonts w:ascii="Times New Roman" w:hAnsi="Times New Roman" w:eastAsia="Times New Roman" w:cs="Times New Roman"/>
-          <w:vertAlign w:val="subscript"/>
-        </w:rPr>
-        <w:t>3</w:t>
-      </w:r>
+        <w:t xml:space="preserve"> </w:t>
+      </w:r>
+      <m:oMath>
+        <m:r>
+          <m:t>N</m:t>
+        </m:r>
+        <m:r>
+          <m:t>a</m:t>
+        </m:r>
+        <m:sSub>
+          <m:e>
+            <m:r>
+              <m:t>N</m:t>
+            </m:r>
+          </m:e>
+          <m:sub>
+            <m:r>
+              <m:t>3</m:t>
+            </m:r>
+          </m:sub>
+        </m:sSub>
+      </m:oMath>
       <w:r>
         <w:rPr>
           <w:rFonts w:ascii="Times New Roman" w:hAnsi="Times New Roman" w:eastAsia="Times New Roman" w:cs="Times New Roman"/>
@@ -12340,15 +12372,22 @@
         <w:rPr>
           <w:rFonts w:ascii="Times New Roman" w:hAnsi="Times New Roman" w:eastAsia="Times New Roman" w:cs="Times New Roman"/>
         </w:rPr>
-        <w:t xml:space="preserve"> N</w:t>
-      </w:r>
-      <w:r>
-        <w:rPr>
-          <w:rFonts w:ascii="Times New Roman" w:hAnsi="Times New Roman" w:eastAsia="Times New Roman" w:cs="Times New Roman"/>
-          <w:vertAlign w:val="subscript"/>
-        </w:rPr>
-        <w:t>2</w:t>
-      </w:r>
+        <w:t xml:space="preserve"> </w:t>
+      </w:r>
+      <m:oMath>
+        <m:sSub>
+          <m:e>
+            <m:r>
+              <m:t>N</m:t>
+            </m:r>
+          </m:e>
+          <m:sub>
+            <m:r>
+              <m:t>2</m:t>
+            </m:r>
+          </m:sub>
+        </m:sSub>
+      </m:oMath>
       <w:r>
         <w:rPr>
           <w:rFonts w:ascii="Times New Roman" w:hAnsi="Times New Roman" w:eastAsia="Times New Roman" w:cs="Times New Roman"/>
@@ -14459,6 +14498,9 @@
             <m:sty m:val="p"/>
           </m:rPr>
           <m:t>↔</m:t>
+        </m:r>
+        <m:r>
+          <m:t>​</m:t>
         </m:r>
         <m:sSup>
           <m:e>
@@ -14694,10 +14736,7 @@
         </m:oMathParaPr>
         <m:oMath>
           <m:r>
-            <m:t>3</m:t>
-          </m:r>
-          <m:r>
-            <m:t>0</m:t>
+            <m:t>30</m:t>
           </m:r>
           <m:r>
             <m:rPr>
@@ -14706,10 +14745,7 @@
             <m:t>−</m:t>
           </m:r>
           <m:r>
-            <m:t>3</m:t>
-          </m:r>
-          <m:r>
-            <m:t>4</m:t>
+            <m:t>34</m:t>
           </m:r>
           <m:r>
             <m:rPr>
@@ -14851,8 +14887,8 @@
         </m:oMath>
       </m:oMathPara>
     </w:p>
-    <w:bookmarkEnd w:id="51"/>
-    <w:bookmarkStart w:id="52" w:name="第-11-题"/>
+    <w:bookmarkEnd w:id="52"/>
+    <w:bookmarkStart w:id="53" w:name="第-11-题"/>
     <w:p>
       <w:pPr>
         <w:pStyle w:val="Heading2"/>
@@ -14949,8 +14985,8 @@
         </w:pict>
       </w:r>
     </w:p>
-    <w:bookmarkEnd w:id="52"/>
-    <w:bookmarkStart w:id="54" w:name="section-11"/>
+    <w:bookmarkEnd w:id="53"/>
+    <w:bookmarkStart w:id="55" w:name="section-12"/>
     <w:p>
       <w:pPr>
         <w:pStyle w:val="Heading2"/>
@@ -15284,7 +15320,7 @@
         <w:t xml:space="preserve">参考答案</w:t>
       </w:r>
     </w:p>
-    <w:bookmarkStart w:id="53" w:name="答案"/>
+    <w:bookmarkStart w:id="54" w:name="答案"/>
     <w:p>
       <w:pPr>
         <w:pStyle w:val="Heading3"/>
@@ -15672,13 +15708,10 @@
                 </m:e>
                 <m:sup>
                   <m:r>
-                    <m:t>2</m:t>
+                    <m:t>23</m:t>
                   </m:r>
                 </m:sup>
               </m:sSup>
-              <m:r>
-                <m:t>3</m:t>
-              </m:r>
               <m:sSup>
                 <m:e>
                   <m:r>
@@ -15787,13 +15820,10 @@
                 </m:e>
                 <m:sup>
                   <m:r>
-                    <m:t>2</m:t>
+                    <m:t>24</m:t>
                   </m:r>
                 </m:sup>
               </m:sSup>
-              <m:r>
-                <m:t>4</m:t>
-              </m:r>
               <m:sSup>
                 <m:e>
                   <m:r>
@@ -15902,13 +15932,10 @@
                 </m:e>
                 <m:sup>
                   <m:r>
-                    <m:t>2</m:t>
+                    <m:t>25</m:t>
                   </m:r>
                 </m:sup>
               </m:sSup>
-              <m:r>
-                <m:t>5</m:t>
-              </m:r>
               <m:sSup>
                 <m:e>
                   <m:r>
@@ -16017,13 +16044,10 @@
                 </m:e>
                 <m:sup>
                   <m:r>
-                    <m:t>5</m:t>
+                    <m:t>54</m:t>
                   </m:r>
                 </m:sup>
               </m:sSup>
-              <m:r>
-                <m:t>4</m:t>
-              </m:r>
               <m:sSup>
                 <m:e>
                   <m:r>
@@ -16060,9 +16084,9 @@
         </w:pict>
       </w:r>
     </w:p>
-    <w:bookmarkEnd w:id="53"/>
     <w:bookmarkEnd w:id="54"/>
-    <w:bookmarkStart w:id="56" w:name="section-12"/>
+    <w:bookmarkEnd w:id="55"/>
+    <w:bookmarkStart w:id="57" w:name="section-13"/>
     <w:p>
       <w:pPr>
         <w:pStyle w:val="Heading2"/>
@@ -16324,7 +16348,7 @@
         <w:t>。</w:t>
       </w:r>
     </w:p>
-    <w:bookmarkStart w:id="55" w:name="答案-1"/>
+    <w:bookmarkStart w:id="56" w:name="答案-1"/>
     <w:p>
       <w:pPr>
         <w:pStyle w:val="Heading3"/>
@@ -16638,9 +16662,9 @@
         </w:pict>
       </w:r>
     </w:p>
-    <w:bookmarkEnd w:id="55"/>
     <w:bookmarkEnd w:id="56"/>
-    <w:bookmarkStart w:id="58" w:name="section-13"/>
+    <w:bookmarkEnd w:id="57"/>
+    <w:bookmarkStart w:id="59" w:name="section-14"/>
     <w:p>
       <w:pPr>
         <w:pStyle w:val="Heading2"/>
@@ -16814,7 +16838,7 @@
         <w:t>。</w:t>
       </w:r>
     </w:p>
-    <w:bookmarkStart w:id="57" w:name="答案-2"/>
+    <w:bookmarkStart w:id="58" w:name="答案-2"/>
     <w:p>
       <w:pPr>
         <w:pStyle w:val="Heading3"/>
@@ -16884,13 +16908,10 @@
           </m:e>
           <m:sup>
             <m:r>
-              <m:t>2</m:t>
+              <m:t>22</m:t>
             </m:r>
           </m:sup>
         </m:sSup>
-        <m:r>
-          <m:t>2</m:t>
-        </m:r>
         <m:sSup>
           <m:e>
             <m:r>
@@ -16902,13 +16923,10 @@
           </m:e>
           <m:sup>
             <m:r>
-              <m:t>2</m:t>
+              <m:t>22</m:t>
             </m:r>
           </m:sup>
         </m:sSup>
-        <m:r>
-          <m:t>2</m:t>
-        </m:r>
         <m:sSup>
           <m:e>
             <m:r>
@@ -16920,13 +16938,10 @@
           </m:e>
           <m:sup>
             <m:r>
-              <m:t>6</m:t>
+              <m:t>63</m:t>
             </m:r>
           </m:sup>
         </m:sSup>
-        <m:r>
-          <m:t>3</m:t>
-        </m:r>
         <m:sSup>
           <m:e>
             <m:r>
@@ -16938,13 +16953,10 @@
           </m:e>
           <m:sup>
             <m:r>
-              <m:t>2</m:t>
+              <m:t>23</m:t>
             </m:r>
           </m:sup>
         </m:sSup>
-        <m:r>
-          <m:t>3</m:t>
-        </m:r>
         <m:sSup>
           <m:e>
             <m:r>
@@ -16956,13 +16968,10 @@
           </m:e>
           <m:sup>
             <m:r>
-              <m:t>6</m:t>
+              <m:t>63</m:t>
             </m:r>
           </m:sup>
         </m:sSup>
-        <m:r>
-          <m:t>3</m:t>
-        </m:r>
         <m:sSup>
           <m:e>
             <m:r>
@@ -16974,13 +16983,10 @@
           </m:e>
           <m:sup>
             <m:r>
-              <m:t>3</m:t>
+              <m:t>34</m:t>
             </m:r>
           </m:sup>
         </m:sSup>
-        <m:r>
-          <m:t>4</m:t>
-        </m:r>
         <m:sSup>
           <m:e>
             <m:r>
@@ -17055,13 +17061,10 @@
           </m:e>
           <m:sup>
             <m:r>
-              <m:t>2</m:t>
+              <m:t>22</m:t>
             </m:r>
           </m:sup>
         </m:sSup>
-        <m:r>
-          <m:t>2</m:t>
-        </m:r>
         <m:sSup>
           <m:e>
             <m:r>
@@ -17073,13 +17076,10 @@
           </m:e>
           <m:sup>
             <m:r>
-              <m:t>2</m:t>
+              <m:t>22</m:t>
             </m:r>
           </m:sup>
         </m:sSup>
-        <m:r>
-          <m:t>2</m:t>
-        </m:r>
         <m:sSup>
           <m:e>
             <m:r>
@@ -17091,13 +17091,10 @@
           </m:e>
           <m:sup>
             <m:r>
-              <m:t>6</m:t>
+              <m:t>63</m:t>
             </m:r>
           </m:sup>
         </m:sSup>
-        <m:r>
-          <m:t>3</m:t>
-        </m:r>
         <m:sSup>
           <m:e>
             <m:r>
@@ -17109,13 +17106,10 @@
           </m:e>
           <m:sup>
             <m:r>
-              <m:t>2</m:t>
+              <m:t>23</m:t>
             </m:r>
           </m:sup>
         </m:sSup>
-        <m:r>
-          <m:t>3</m:t>
-        </m:r>
         <m:sSup>
           <m:e>
             <m:r>
@@ -17127,13 +17121,10 @@
           </m:e>
           <m:sup>
             <m:r>
-              <m:t>6</m:t>
+              <m:t>63</m:t>
             </m:r>
           </m:sup>
         </m:sSup>
-        <m:r>
-          <m:t>3</m:t>
-        </m:r>
         <m:sSup>
           <m:e>
             <m:r>
@@ -17163,13 +17154,10 @@
           </m:e>
           <m:sup>
             <m:r>
-              <m:t>2</m:t>
+              <m:t>24</m:t>
             </m:r>
           </m:sup>
         </m:sSup>
-        <m:r>
-          <m:t>4</m:t>
-        </m:r>
         <m:sSup>
           <m:e>
             <m:r>
@@ -17506,13 +17494,10 @@
           </m:e>
           <m:sup>
             <m:r>
-              <m:t>2</m:t>
+              <m:t>23</m:t>
             </m:r>
           </m:sup>
         </m:sSup>
-        <m:r>
-          <m:t>3</m:t>
-        </m:r>
         <m:sSup>
           <m:e>
             <m:r>
@@ -17524,13 +17509,10 @@
           </m:e>
           <m:sup>
             <m:r>
-              <m:t>6</m:t>
+              <m:t>63</m:t>
             </m:r>
           </m:sup>
         </m:sSup>
-        <m:r>
-          <m:t>3</m:t>
-        </m:r>
         <m:sSup>
           <m:e>
             <m:r>
@@ -17660,13 +17642,10 @@
           </m:e>
           <m:sup>
             <m:r>
-              <m:t>2</m:t>
+              <m:t>23</m:t>
             </m:r>
           </m:sup>
         </m:sSup>
-        <m:r>
-          <m:t>3</m:t>
-        </m:r>
         <m:sSup>
           <m:e>
             <m:r>
@@ -17678,13 +17657,10 @@
           </m:e>
           <m:sup>
             <m:r>
-              <m:t>6</m:t>
+              <m:t>63</m:t>
             </m:r>
           </m:sup>
         </m:sSup>
-        <m:r>
-          <m:t>3</m:t>
-        </m:r>
         <m:sSup>
           <m:e>
             <m:r>
@@ -17858,13 +17834,10 @@
           </m:e>
           <m:sup>
             <m:r>
-              <m:t>2</m:t>
+              <m:t>24</m:t>
             </m:r>
           </m:sup>
         </m:sSup>
-        <m:r>
-          <m:t>4</m:t>
-        </m:r>
         <m:sSup>
           <m:e>
             <m:r>
@@ -17898,9 +17871,9 @@
         </w:pict>
       </w:r>
     </w:p>
-    <w:bookmarkEnd w:id="57"/>
     <w:bookmarkEnd w:id="58"/>
-    <w:bookmarkStart w:id="62" w:name="参考答案-10"/>
+    <w:bookmarkEnd w:id="59"/>
+    <w:bookmarkStart w:id="60" w:name="参考答案-10"/>
     <w:p>
       <w:pPr>
         <w:pStyle w:val="Heading2"/>
@@ -18123,13 +18096,10 @@
                 </m:e>
                 <m:sup>
                   <m:r>
-                    <m:t>2</m:t>
+                    <m:t>23</m:t>
                   </m:r>
                 </m:sup>
               </m:sSup>
-              <m:r>
-                <m:t>3</m:t>
-              </m:r>
               <m:sSup>
                 <m:e>
                   <m:r>
@@ -18191,13 +18161,10 @@
                 </m:e>
                 <m:sup>
                   <m:r>
-                    <m:t>2</m:t>
+                    <m:t>24</m:t>
                   </m:r>
                 </m:sup>
               </m:sSup>
-              <m:r>
-                <m:t>4</m:t>
-              </m:r>
               <m:sSup>
                 <m:e>
                   <m:r>
@@ -18259,13 +18226,10 @@
                 </m:e>
                 <m:sup>
                   <m:r>
-                    <m:t>2</m:t>
+                    <m:t>25</m:t>
                   </m:r>
                 </m:sup>
               </m:sSup>
-              <m:r>
-                <m:t>5</m:t>
-              </m:r>
               <m:sSup>
                 <m:e>
                   <m:r>
@@ -18327,13 +18291,10 @@
                 </m:e>
                 <m:sup>
                   <m:r>
-                    <m:t>5</m:t>
+                    <m:t>54</m:t>
                   </m:r>
                 </m:sup>
               </m:sSup>
-              <m:r>
-                <m:t>4</m:t>
-              </m:r>
               <m:sSup>
                 <m:e>
                   <m:r>
@@ -18578,13 +18539,10 @@
                 </m:e>
                 <m:sup>
                   <m:r>
-                    <m:t>2</m:t>
+                    <m:t>22</m:t>
                   </m:r>
                 </m:sup>
               </m:sSup>
-              <m:r>
-                <m:t>2</m:t>
-              </m:r>
               <m:sSup>
                 <m:e>
                   <m:r>
@@ -18596,13 +18554,10 @@
                 </m:e>
                 <m:sup>
                   <m:r>
-                    <m:t>2</m:t>
+                    <m:t>22</m:t>
                   </m:r>
                 </m:sup>
               </m:sSup>
-              <m:r>
-                <m:t>2</m:t>
-              </m:r>
               <m:sSup>
                 <m:e>
                   <m:r>
@@ -18614,13 +18569,10 @@
                 </m:e>
                 <m:sup>
                   <m:r>
-                    <m:t>6</m:t>
+                    <m:t>63</m:t>
                   </m:r>
                 </m:sup>
               </m:sSup>
-              <m:r>
-                <m:t>3</m:t>
-              </m:r>
               <m:sSup>
                 <m:e>
                   <m:r>
@@ -18632,13 +18584,10 @@
                 </m:e>
                 <m:sup>
                   <m:r>
-                    <m:t>2</m:t>
+                    <m:t>23</m:t>
                   </m:r>
                 </m:sup>
               </m:sSup>
-              <m:r>
-                <m:t>3</m:t>
-              </m:r>
               <m:sSup>
                 <m:e>
                   <m:r>
@@ -18650,13 +18599,10 @@
                 </m:e>
                 <m:sup>
                   <m:r>
-                    <m:t>6</m:t>
+                    <m:t>63</m:t>
                   </m:r>
                 </m:sup>
               </m:sSup>
-              <m:r>
-                <m:t>3</m:t>
-              </m:r>
               <m:sSup>
                 <m:e>
                   <m:r>
@@ -18668,13 +18614,10 @@
                 </m:e>
                 <m:sup>
                   <m:r>
-                    <m:t>3</m:t>
+                    <m:t>34</m:t>
                   </m:r>
                 </m:sup>
               </m:sSup>
-              <m:r>
-                <m:t>4</m:t>
-              </m:r>
               <m:sSup>
                 <m:e>
                   <m:r>
@@ -18730,13 +18673,10 @@
                 </m:e>
                 <m:sup>
                   <m:r>
-                    <m:t>2</m:t>
+                    <m:t>22</m:t>
                   </m:r>
                 </m:sup>
               </m:sSup>
-              <m:r>
-                <m:t>2</m:t>
-              </m:r>
               <m:sSup>
                 <m:e>
                   <m:r>
@@ -18748,13 +18688,10 @@
                 </m:e>
                 <m:sup>
                   <m:r>
-                    <m:t>2</m:t>
+                    <m:t>22</m:t>
                   </m:r>
                 </m:sup>
               </m:sSup>
-              <m:r>
-                <m:t>2</m:t>
-              </m:r>
               <m:sSup>
                 <m:e>
                   <m:r>
@@ -18766,13 +18703,10 @@
                 </m:e>
                 <m:sup>
                   <m:r>
-                    <m:t>6</m:t>
+                    <m:t>63</m:t>
                   </m:r>
                 </m:sup>
               </m:sSup>
-              <m:r>
-                <m:t>3</m:t>
-              </m:r>
               <m:sSup>
                 <m:e>
                   <m:r>
@@ -18784,13 +18718,10 @@
                 </m:e>
                 <m:sup>
                   <m:r>
-                    <m:t>2</m:t>
+                    <m:t>23</m:t>
                   </m:r>
                 </m:sup>
               </m:sSup>
-              <m:r>
-                <m:t>3</m:t>
-              </m:r>
               <m:sSup>
                 <m:e>
                   <m:r>
@@ -18802,13 +18733,10 @@
                 </m:e>
                 <m:sup>
                   <m:r>
-                    <m:t>6</m:t>
+                    <m:t>63</m:t>
                   </m:r>
                 </m:sup>
               </m:sSup>
-              <m:r>
-                <m:t>3</m:t>
-              </m:r>
               <m:sSup>
                 <m:e>
                   <m:r>
@@ -18838,13 +18766,10 @@
                 </m:e>
                 <m:sup>
                   <m:r>
-                    <m:t>2</m:t>
+                    <m:t>24</m:t>
                   </m:r>
                 </m:sup>
               </m:sSup>
-              <m:r>
-                <m:t>4</m:t>
-              </m:r>
               <m:sSup>
                 <m:e>
                   <m:r>
@@ -18867,83 +18792,29 @@
     </w:tbl>
     <w:p>
       <w:pPr>
-        <w:pStyle w:val="BodyText"/>
-        <w:spacing w:before="120"/>
+        <w:spacing w:before="160" w:after="80"/>
       </w:pPr>
       <w:r>
-        <w:rPr>
-          <w:rFonts w:ascii="Times New Roman" w:hAnsi="Times New Roman" w:eastAsia="Times New Roman" w:cs="Times New Roman"/>
-        </w:rPr>
-        <w:t xml:space="preserve">used_in:</w:t>
-      </w:r>
-      <w:r>
-        <w:rPr>
-          <w:rFonts w:ascii="Times New Roman" w:hAnsi="Times New Roman" w:eastAsia="Times New Roman" w:cs="Times New Roman"/>
-        </w:rPr>
-        <w:t xml:space="preserve"> </w:t>
-      </w:r>
-      <w:r>
-        <w:rPr>
-          <w:rFonts w:hint="eastAsia" w:ascii="Times New Roman" w:hAnsi="Times New Roman" w:eastAsia="Times New Roman" w:cs="Times New Roman"/>
-        </w:rPr>
-        <w:t>“</w:t>
-      </w:r>
-      <w:r>
-        <w:rPr>
-          <w:rFonts w:hint="eastAsia" w:ascii="Times New Roman" w:hAnsi="Times New Roman" w:eastAsia="FangSong" w:cs="Times New Roman"/>
-        </w:rPr>
-        <w:t>第二轮习题集</w:t>
-      </w:r>
-      <w:r>
-        <w:rPr>
-          <w:rFonts w:hint="eastAsia" w:ascii="Times New Roman" w:hAnsi="Times New Roman" w:eastAsia="Times New Roman" w:cs="Times New Roman"/>
-        </w:rPr>
-        <w:t>-</w:t>
-      </w:r>
-      <w:r>
-        <w:rPr>
-          <w:rFonts w:hint="eastAsia" w:ascii="Times New Roman" w:hAnsi="Times New Roman" w:eastAsia="FangSong" w:cs="Times New Roman"/>
-        </w:rPr>
-        <w:t>结构化学二</w:t>
-      </w:r>
-      <w:r>
-        <w:rPr>
-          <w:rFonts w:hint="eastAsia" w:ascii="Times New Roman" w:hAnsi="Times New Roman" w:eastAsia="Times New Roman" w:cs="Times New Roman"/>
-        </w:rPr>
-        <w:t>”</w:t>
-      </w:r>
-      <w:r>
-        <w:rPr>
-          <w:rFonts w:ascii="Times New Roman" w:hAnsi="Times New Roman" w:eastAsia="Times New Roman" w:cs="Times New Roman"/>
-        </w:rPr>
-        <w:t xml:space="preserve"> </w:t>
-      </w:r>
-      <w:r>
-        <w:rPr>
-          <w:rFonts w:ascii="Times New Roman" w:hAnsi="Times New Roman" w:eastAsia="Times New Roman" w:cs="Times New Roman"/>
-        </w:rPr>
-        <w:t xml:space="preserve">___</w:t>
-      </w:r>
-      <w:r>
-        <w:rPr>
-          <w:rFonts w:ascii="Times New Roman" w:hAnsi="Times New Roman" w:eastAsia="Times New Roman" w:cs="Times New Roman"/>
-        </w:rPr>
-        <w:t xml:space="preserve"> </w:t>
-      </w:r>
-      <w:r>
-        <w:rPr>
-          <w:rFonts w:ascii="Times New Roman" w:hAnsi="Times New Roman" w:eastAsia="Times New Roman" w:cs="Times New Roman"/>
-        </w:rPr>
-        <w:t xml:space="preserve">## </w:t>
-      </w:r>
-      <w:r>
-        <w:rPr>
-          <w:rFonts w:hint="eastAsia" w:ascii="Times New Roman" w:hAnsi="Times New Roman" w:eastAsia="FangSong" w:cs="Times New Roman"/>
+        <w:pict>
+          <v:rect style="width:0;height:1.5pt" o:hralign="center" o:hrstd="t" o:hr="t"/>
+        </w:pict>
+      </w:r>
+    </w:p>
+    <w:bookmarkEnd w:id="60"/>
+    <w:bookmarkStart w:id="64" w:name="解题思路"/>
+    <w:p>
+      <w:pPr>
+        <w:pStyle w:val="Heading2"/>
+        <w:spacing w:before="280" w:after="120"/>
+      </w:pPr>
+      <w:r>
+        <w:rPr>
+          <w:rFonts w:hint="eastAsia" w:ascii="Times New Roman" w:hAnsi="Times New Roman" w:eastAsia="SimHei" w:cs="Times New Roman"/>
         </w:rPr>
         <w:t xml:space="preserve">解题思路</w:t>
       </w:r>
     </w:p>
-    <w:bookmarkStart w:id="59" w:name="元素推断"/>
+    <w:bookmarkStart w:id="61" w:name="元素推断"/>
     <w:p>
       <w:pPr>
         <w:pStyle w:val="Heading3"/>
@@ -19361,13 +19232,10 @@
           </m:e>
           <m:sup>
             <m:r>
-              <m:t>5</m:t>
+              <m:t>54</m:t>
             </m:r>
           </m:sup>
         </m:sSup>
-        <m:r>
-          <m:t>4</m:t>
-        </m:r>
         <m:sSup>
           <m:e>
             <m:r>
@@ -19409,8 +19277,8 @@
         <w:t>）</w:t>
       </w:r>
     </w:p>
-    <w:bookmarkEnd w:id="59"/>
-    <w:bookmarkStart w:id="60" w:name="元素推断-1"/>
+    <w:bookmarkEnd w:id="61"/>
+    <w:bookmarkStart w:id="62" w:name="元素推断-1"/>
     <w:p>
       <w:pPr>
         <w:pStyle w:val="Heading3"/>
@@ -19882,13 +19750,10 @@
           </m:e>
           <m:sup>
             <m:r>
-              <m:t>8</m:t>
+              <m:t>84</m:t>
             </m:r>
           </m:sup>
         </m:sSup>
-        <m:r>
-          <m:t>4</m:t>
-        </m:r>
         <m:sSup>
           <m:e>
             <m:r>
@@ -20050,13 +19915,10 @@
           </m:e>
           <m:sup>
             <m:r>
-              <m:t>2</m:t>
+              <m:t>24</m:t>
             </m:r>
           </m:sup>
         </m:sSup>
-        <m:r>
-          <m:t>4</m:t>
-        </m:r>
         <m:sSup>
           <m:e>
             <m:r>
@@ -20208,8 +20070,8 @@
         </m:sSub>
       </m:oMath>
     </w:p>
-    <w:bookmarkEnd w:id="60"/>
-    <w:bookmarkStart w:id="61" w:name="元素推断-2"/>
+    <w:bookmarkEnd w:id="62"/>
+    <w:bookmarkStart w:id="63" w:name="元素推断-2"/>
     <w:p>
       <w:pPr>
         <w:pStyle w:val="Heading3"/>
@@ -20427,13 +20289,10 @@
           </m:e>
           <m:sup>
             <m:r>
-              <m:t>2</m:t>
+              <m:t>24</m:t>
             </m:r>
           </m:sup>
         </m:sSup>
-        <m:r>
-          <m:t>4</m:t>
-        </m:r>
         <m:sSup>
           <m:e>
             <m:r>
@@ -20806,13 +20665,10 @@
           </m:e>
           <m:sup>
             <m:r>
-              <m:t>2</m:t>
+              <m:t>23</m:t>
             </m:r>
           </m:sup>
         </m:sSup>
-        <m:r>
-          <m:t>3</m:t>
-        </m:r>
         <m:sSup>
           <m:e>
             <m:r>
@@ -20824,13 +20680,10 @@
           </m:e>
           <m:sup>
             <m:r>
-              <m:t>6</m:t>
+              <m:t>63</m:t>
             </m:r>
           </m:sup>
         </m:sSup>
-        <m:r>
-          <m:t>3</m:t>
-        </m:r>
         <m:sSup>
           <m:e>
             <m:r>
@@ -21083,13 +20936,10 @@
           </m:e>
           <m:sup>
             <m:r>
-              <m:t>2</m:t>
+              <m:t>24</m:t>
             </m:r>
           </m:sup>
         </m:sSup>
-        <m:r>
-          <m:t>4</m:t>
-        </m:r>
         <m:sSup>
           <m:e>
             <m:r>
@@ -21222,9 +21072,9 @@
         <w:t>）</w:t>
       </w:r>
     </w:p>
-    <w:bookmarkEnd w:id="61"/>
-    <w:bookmarkEnd w:id="62"/>
-    <w:bookmarkStart w:id="63" w:name="第-12-题"/>
+    <w:bookmarkEnd w:id="63"/>
+    <w:bookmarkEnd w:id="64"/>
+    <w:bookmarkStart w:id="65" w:name="第-12-题"/>
     <w:p>
       <w:pPr>
         <w:pStyle w:val="Heading2"/>
@@ -21460,15 +21310,34 @@
         <w:rPr>
           <w:rFonts w:ascii="Times New Roman" w:hAnsi="Times New Roman" w:eastAsia="Times New Roman" w:cs="Times New Roman"/>
         </w:rPr>
-        <w:t xml:space="preserve"> 10% SnO</w:t>
-      </w:r>
-      <w:r>
-        <w:rPr>
-          <w:rFonts w:ascii="Times New Roman" w:hAnsi="Times New Roman" w:eastAsia="Times New Roman" w:cs="Times New Roman"/>
-          <w:vertAlign w:val="subscript"/>
-        </w:rPr>
-        <w:t>2</w:t>
-      </w:r>
+        <w:t xml:space="preserve"> 10%</w:t>
+      </w:r>
+      <w:r>
+        <w:rPr>
+          <w:rFonts w:ascii="Times New Roman" w:hAnsi="Times New Roman" w:eastAsia="Times New Roman" w:cs="Times New Roman"/>
+        </w:rPr>
+        <w:t xml:space="preserve"> </w:t>
+      </w:r>
+      <m:oMath>
+        <m:r>
+          <m:t>S</m:t>
+        </m:r>
+        <m:r>
+          <m:t>n</m:t>
+        </m:r>
+        <m:sSub>
+          <m:e>
+            <m:r>
+              <m:t>O</m:t>
+            </m:r>
+          </m:e>
+          <m:sub>
+            <m:r>
+              <m:t>2</m:t>
+            </m:r>
+          </m:sub>
+        </m:sSub>
+      </m:oMath>
       <w:r>
         <w:rPr>
           <w:rFonts w:ascii="Times New Roman" w:hAnsi="Times New Roman" w:eastAsia="Times New Roman" w:cs="Times New Roman"/>
@@ -21492,16 +21361,6 @@
           <w:rFonts w:hint="eastAsia" w:ascii="Times New Roman" w:hAnsi="Times New Roman" w:eastAsia="Times New Roman" w:cs="Times New Roman"/>
         </w:rPr>
         <w:t>)。</w:t>
-      </w:r>
-    </w:p>
-    <w:p>
-      <w:pPr>
-        <w:spacing w:before="160" w:after="80"/>
-      </w:pPr>
-      <w:r>
-        <w:pict>
-          <v:rect style="width:0;height:1.5pt" o:hralign="center" o:hrstd="t" o:hr="t"/>
-        </w:pict>
       </w:r>
     </w:p>
     <w:p>
@@ -21517,8 +21376,8 @@
         <w:t xml:space="preserve">参考答案</w:t>
       </w:r>
     </w:p>
-    <w:bookmarkEnd w:id="63"/>
-    <w:bookmarkStart w:id="64" w:name="参考答案-11"/>
+    <w:bookmarkEnd w:id="65"/>
+    <w:bookmarkStart w:id="66" w:name="参考答案-11"/>
     <w:p>
       <w:pPr>
         <w:pStyle w:val="Heading2"/>
@@ -21961,20 +21820,33 @@
         <w:rPr>
           <w:rFonts w:ascii="Times New Roman" w:hAnsi="Times New Roman" w:eastAsia="Times New Roman" w:cs="Times New Roman"/>
         </w:rPr>
-        <w:t xml:space="preserve"> TiS</w:t>
-      </w:r>
-      <w:r>
-        <w:rPr>
-          <w:rFonts w:ascii="Times New Roman" w:hAnsi="Times New Roman" w:eastAsia="Times New Roman" w:cs="Times New Roman"/>
-          <w:vertAlign w:val="subscript"/>
-        </w:rPr>
-        <w:t>2</w:t>
-      </w:r>
-      <w:r>
-        <w:rPr>
-          <w:rFonts w:ascii="Times New Roman" w:hAnsi="Times New Roman" w:eastAsia="Times New Roman" w:cs="Times New Roman"/>
-        </w:rPr>
-        <w:t>、BeS、SrS、</w:t>
+        <w:t xml:space="preserve"> </w:t>
+      </w:r>
+      <m:oMath>
+        <m:r>
+          <m:t>T</m:t>
+        </m:r>
+        <m:r>
+          <m:t>i</m:t>
+        </m:r>
+        <m:sSub>
+          <m:e>
+            <m:r>
+              <m:t>S</m:t>
+            </m:r>
+          </m:e>
+          <m:sub>
+            <m:r>
+              <m:t>2</m:t>
+            </m:r>
+          </m:sub>
+        </m:sSub>
+      </m:oMath>
+      <w:r>
+        <w:rPr>
+          <w:rFonts w:ascii="Times New Roman" w:hAnsi="Times New Roman" w:eastAsia="Times New Roman" w:cs="Times New Roman"/>
+        </w:rPr>
+        <w:t xml:space="preserve">、BeS、SrS、</w:t>
       </w:r>
       <m:oMath>
         <m:r>
@@ -22013,8 +21885,8 @@
         </w:pict>
       </w:r>
     </w:p>
-    <w:bookmarkEnd w:id="64"/>
-    <w:bookmarkStart w:id="65" w:name="解题思路"/>
+    <w:bookmarkEnd w:id="66"/>
+    <w:bookmarkStart w:id="67" w:name="解题思路-1"/>
     <w:p>
       <w:pPr>
         <w:pStyle w:val="Heading2"/>
@@ -22048,8 +21920,8 @@
         </w:pict>
       </w:r>
     </w:p>
-    <w:bookmarkEnd w:id="65"/>
-    <w:bookmarkStart w:id="66" w:name="知识点"/>
+    <w:bookmarkEnd w:id="67"/>
+    <w:bookmarkStart w:id="68" w:name="知识点"/>
     <w:p>
       <w:pPr>
         <w:pStyle w:val="Heading2"/>
@@ -22115,77 +21987,24 @@
     </w:p>
     <w:p>
       <w:pPr>
-        <w:pStyle w:val="FirstParagraph"/>
+        <w:spacing w:before="160" w:after="80"/>
       </w:pPr>
       <w:r>
-        <w:rPr>
-          <w:rFonts w:ascii="Times New Roman" w:hAnsi="Times New Roman" w:eastAsia="Times New Roman" w:cs="Times New Roman"/>
-        </w:rPr>
-        <w:t xml:space="preserve">used_in:</w:t>
-      </w:r>
-      <w:r>
-        <w:rPr>
-          <w:rFonts w:ascii="Times New Roman" w:hAnsi="Times New Roman" w:eastAsia="Times New Roman" w:cs="Times New Roman"/>
-        </w:rPr>
-        <w:t xml:space="preserve"> </w:t>
-      </w:r>
-      <w:r>
-        <w:rPr>
-          <w:rFonts w:hint="eastAsia" w:ascii="Times New Roman" w:hAnsi="Times New Roman" w:eastAsia="Times New Roman" w:cs="Times New Roman"/>
-        </w:rPr>
-        <w:t>“</w:t>
-      </w:r>
-      <w:r>
-        <w:rPr>
-          <w:rFonts w:hint="eastAsia" w:ascii="Times New Roman" w:hAnsi="Times New Roman" w:eastAsia="FangSong" w:cs="Times New Roman"/>
-        </w:rPr>
-        <w:t>第二轮习题集</w:t>
-      </w:r>
-      <w:r>
-        <w:rPr>
-          <w:rFonts w:hint="eastAsia" w:ascii="Times New Roman" w:hAnsi="Times New Roman" w:eastAsia="Times New Roman" w:cs="Times New Roman"/>
-        </w:rPr>
-        <w:t>-</w:t>
-      </w:r>
-      <w:r>
-        <w:rPr>
-          <w:rFonts w:hint="eastAsia" w:ascii="Times New Roman" w:hAnsi="Times New Roman" w:eastAsia="FangSong" w:cs="Times New Roman"/>
-        </w:rPr>
-        <w:t>结构化学二</w:t>
-      </w:r>
-      <w:r>
-        <w:rPr>
-          <w:rFonts w:hint="eastAsia" w:ascii="Times New Roman" w:hAnsi="Times New Roman" w:eastAsia="Times New Roman" w:cs="Times New Roman"/>
-        </w:rPr>
-        <w:t>”</w:t>
-      </w:r>
-      <w:r>
-        <w:rPr>
-          <w:rFonts w:ascii="Times New Roman" w:hAnsi="Times New Roman" w:eastAsia="Times New Roman" w:cs="Times New Roman"/>
-        </w:rPr>
-        <w:t xml:space="preserve"> </w:t>
-      </w:r>
-      <w:r>
-        <w:rPr>
-          <w:rFonts w:ascii="Times New Roman" w:hAnsi="Times New Roman" w:eastAsia="Times New Roman" w:cs="Times New Roman"/>
-        </w:rPr>
-        <w:t xml:space="preserve">___</w:t>
-      </w:r>
-      <w:r>
-        <w:rPr>
-          <w:rFonts w:ascii="Times New Roman" w:hAnsi="Times New Roman" w:eastAsia="Times New Roman" w:cs="Times New Roman"/>
-        </w:rPr>
-        <w:t xml:space="preserve"> </w:t>
-      </w:r>
-      <w:r>
-        <w:rPr>
-          <w:rFonts w:ascii="Times New Roman" w:hAnsi="Times New Roman" w:eastAsia="Times New Roman" w:cs="Times New Roman"/>
-        </w:rPr>
-        <w:t xml:space="preserve">## </w:t>
-      </w:r>
-      <w:r>
-        <w:rPr>
-          <w:rFonts w:hint="eastAsia" w:ascii="Times New Roman" w:hAnsi="Times New Roman" w:eastAsia="FangSong" w:cs="Times New Roman"/>
+        <w:pict>
+          <v:rect style="width:0;height:1.5pt" o:hralign="center" o:hrstd="t" o:hr="t"/>
+        </w:pict>
+      </w:r>
+    </w:p>
+    <w:bookmarkEnd w:id="68"/>
+    <w:bookmarkStart w:id="69" w:name="相关题目"/>
+    <w:p>
+      <w:pPr>
+        <w:pStyle w:val="Heading2"/>
+        <w:spacing w:before="280" w:after="120"/>
+      </w:pPr>
+      <w:r>
+        <w:rPr>
+          <w:rFonts w:hint="eastAsia" w:ascii="Times New Roman" w:hAnsi="Times New Roman" w:eastAsia="SimHei" w:cs="Times New Roman"/>
         </w:rPr>
         <w:t xml:space="preserve">相关题目</w:t>
       </w:r>
@@ -22360,8 +22179,8 @@
         <w:t>答案</w:t>
       </w:r>
     </w:p>
-    <w:bookmarkEnd w:id="66"/>
-    <w:bookmarkStart w:id="67" w:name="第-13-题"/>
+    <w:bookmarkEnd w:id="69"/>
+    <w:bookmarkStart w:id="70" w:name="第-13-题"/>
     <w:p>
       <w:pPr>
         <w:pStyle w:val="Heading2"/>
@@ -22953,15 +22772,48 @@
         <w:rPr>
           <w:rFonts w:ascii="Times New Roman" w:hAnsi="Times New Roman" w:eastAsia="Times New Roman" w:cs="Times New Roman"/>
         </w:rPr>
-        <w:t>(6) CsTeF</w:t>
-      </w:r>
-      <w:r>
-        <w:rPr>
-          <w:rFonts w:ascii="Times New Roman" w:hAnsi="Times New Roman" w:eastAsia="Times New Roman" w:cs="Times New Roman"/>
-          <w:vertAlign w:val="subscript"/>
-        </w:rPr>
-        <w:t>5</w:t>
-      </w:r>
+        <w:t xml:space="preserve">(6)</w:t>
+      </w:r>
+      <w:r>
+        <w:rPr>
+          <w:rFonts w:ascii="Times New Roman" w:hAnsi="Times New Roman" w:eastAsia="Times New Roman" w:cs="Times New Roman"/>
+        </w:rPr>
+        <w:t xml:space="preserve"> </w:t>
+      </w:r>
+      <m:oMath>
+        <m:oMathPr>
+          <m:ctrlPr>
+            <w:rPr>
+              <w:sz w:val="28"/>
+              <w:szCs w:val="28"/>
+            </w:rPr>
+          </m:ctrlPr>
+        </m:oMathPr>
+        <m:r>
+          <m:t>C</m:t>
+        </m:r>
+        <m:r>
+          <m:t>s</m:t>
+        </m:r>
+        <m:r>
+          <m:t>T</m:t>
+        </m:r>
+        <m:r>
+          <m:t>e</m:t>
+        </m:r>
+        <m:sSub>
+          <m:e>
+            <m:r>
+              <m:t>F</m:t>
+            </m:r>
+          </m:e>
+          <m:sub>
+            <m:r>
+              <m:t>5</m:t>
+            </m:r>
+          </m:sub>
+        </m:sSub>
+      </m:oMath>
     </w:p>
     <w:p>
       <w:pPr>
@@ -22973,163 +22825,7 @@
           <w:b/>
           <w:bCs/>
         </w:rPr>
-        <w:t xml:space="preserve">答案</w:t>
-      </w:r>
-      <w:r>
-        <w:rPr>
-          <w:rFonts w:hint="eastAsia" w:ascii="Times New Roman" w:hAnsi="Times New Roman" w:eastAsia="Times New Roman" w:cs="Times New Roman"/>
-        </w:rPr>
-        <w:t>：(1)</w:t>
-      </w:r>
-      <w:r>
-        <w:rPr>
-          <w:rFonts w:hint="eastAsia" w:ascii="Times New Roman" w:hAnsi="Times New Roman" w:eastAsia="FangSong" w:cs="Times New Roman"/>
-        </w:rPr>
-        <w:t>硫酸一溴</w:t>
-      </w:r>
-      <w:r>
-        <w:rPr>
-          <w:rFonts w:hint="eastAsia" w:ascii="Times New Roman" w:hAnsi="Times New Roman" w:eastAsia="Times New Roman" w:cs="Times New Roman"/>
-        </w:rPr>
-        <w:t>·</w:t>
-      </w:r>
-      <w:r>
-        <w:rPr>
-          <w:rFonts w:hint="eastAsia" w:ascii="Times New Roman" w:hAnsi="Times New Roman" w:eastAsia="FangSong" w:cs="Times New Roman"/>
-        </w:rPr>
-        <w:t>五氨合钴</w:t>
-      </w:r>
-      <w:r>
-        <w:rPr>
-          <w:rFonts w:hint="eastAsia" w:ascii="Times New Roman" w:hAnsi="Times New Roman" w:eastAsia="Times New Roman" w:cs="Times New Roman"/>
-        </w:rPr>
-        <w:t>(Ⅲ)(2)</w:t>
-      </w:r>
-      <w:r>
-        <w:rPr>
-          <w:rFonts w:hint="eastAsia" w:ascii="Times New Roman" w:hAnsi="Times New Roman" w:eastAsia="FangSong" w:cs="Times New Roman"/>
-        </w:rPr>
-        <w:t>氯化二氯</w:t>
-      </w:r>
-      <w:r>
-        <w:rPr>
-          <w:rFonts w:hint="eastAsia" w:ascii="Times New Roman" w:hAnsi="Times New Roman" w:eastAsia="Times New Roman" w:cs="Times New Roman"/>
-        </w:rPr>
-        <w:t>·</w:t>
-      </w:r>
-      <w:r>
-        <w:rPr>
-          <w:rFonts w:hint="eastAsia" w:ascii="Times New Roman" w:hAnsi="Times New Roman" w:eastAsia="FangSong" w:cs="Times New Roman"/>
-        </w:rPr>
-        <w:t>二乙二胺合铬</w:t>
-      </w:r>
-      <w:r>
-        <w:rPr>
-          <w:rFonts w:hint="eastAsia" w:ascii="Times New Roman" w:hAnsi="Times New Roman" w:eastAsia="Times New Roman" w:cs="Times New Roman"/>
-        </w:rPr>
-        <w:t>(Ⅲ)(3)</w:t>
-      </w:r>
-      <w:r>
-        <w:rPr>
-          <w:rFonts w:hint="eastAsia" w:ascii="Times New Roman" w:hAnsi="Times New Roman" w:eastAsia="FangSong" w:cs="Times New Roman"/>
-        </w:rPr>
-        <w:t>四氯合铂</w:t>
-      </w:r>
-      <w:r>
-        <w:rPr>
-          <w:rFonts w:hint="eastAsia" w:ascii="Times New Roman" w:hAnsi="Times New Roman" w:eastAsia="Times New Roman" w:cs="Times New Roman"/>
-        </w:rPr>
-        <w:t>(Ⅱ)</w:t>
-      </w:r>
-      <w:r>
-        <w:rPr>
-          <w:rFonts w:hint="eastAsia" w:ascii="Times New Roman" w:hAnsi="Times New Roman" w:eastAsia="FangSong" w:cs="Times New Roman"/>
-        </w:rPr>
-        <w:t>酸四吡啶合铂</w:t>
-      </w:r>
-      <w:r>
-        <w:rPr>
-          <w:rFonts w:hint="eastAsia" w:ascii="Times New Roman" w:hAnsi="Times New Roman" w:eastAsia="Times New Roman" w:cs="Times New Roman"/>
-        </w:rPr>
-        <w:t>(Ⅱ)(4)</w:t>
-      </w:r>
-      <w:r>
-        <w:rPr>
-          <w:rFonts w:hint="eastAsia" w:ascii="Times New Roman" w:hAnsi="Times New Roman" w:eastAsia="FangSong" w:cs="Times New Roman"/>
-        </w:rPr>
-        <w:t>六氟合镍</w:t>
-      </w:r>
-      <w:r>
-        <w:rPr>
-          <w:rFonts w:hint="eastAsia" w:ascii="Times New Roman" w:hAnsi="Times New Roman" w:eastAsia="Times New Roman" w:cs="Times New Roman"/>
-        </w:rPr>
-        <w:t>(Ⅳ)</w:t>
-      </w:r>
-      <w:r>
-        <w:rPr>
-          <w:rFonts w:hint="eastAsia" w:ascii="Times New Roman" w:hAnsi="Times New Roman" w:eastAsia="FangSong" w:cs="Times New Roman"/>
-        </w:rPr>
-        <w:t>酸钾</w:t>
-      </w:r>
-      <w:r>
-        <w:rPr>
-          <w:rFonts w:hint="eastAsia" w:ascii="Times New Roman" w:hAnsi="Times New Roman" w:eastAsia="Times New Roman" w:cs="Times New Roman"/>
-        </w:rPr>
-        <w:t>(5)</w:t>
-      </w:r>
-      <w:r>
-        <w:rPr>
-          <w:rFonts w:hint="eastAsia" w:ascii="Times New Roman" w:hAnsi="Times New Roman" w:eastAsia="FangSong" w:cs="Times New Roman"/>
-        </w:rPr>
-        <w:t>五氰</w:t>
-      </w:r>
-      <w:r>
-        <w:rPr>
-          <w:rFonts w:hint="eastAsia" w:ascii="Times New Roman" w:hAnsi="Times New Roman" w:eastAsia="Times New Roman" w:cs="Times New Roman"/>
-        </w:rPr>
-        <w:t>·</w:t>
-      </w:r>
-      <w:r>
-        <w:rPr>
-          <w:rFonts w:hint="eastAsia" w:ascii="Times New Roman" w:hAnsi="Times New Roman" w:eastAsia="FangSong" w:cs="Times New Roman"/>
-        </w:rPr>
-        <w:t>一羰基合铁</w:t>
-      </w:r>
-      <w:r>
-        <w:rPr>
-          <w:rFonts w:hint="eastAsia" w:ascii="Times New Roman" w:hAnsi="Times New Roman" w:eastAsia="Times New Roman" w:cs="Times New Roman"/>
-        </w:rPr>
-        <w:t>(Ⅱ)</w:t>
-      </w:r>
-      <w:r>
-        <w:rPr>
-          <w:rFonts w:hint="eastAsia" w:ascii="Times New Roman" w:hAnsi="Times New Roman" w:eastAsia="FangSong" w:cs="Times New Roman"/>
-        </w:rPr>
-        <w:t>酸钾</w:t>
-      </w:r>
-      <w:r>
-        <w:rPr>
-          <w:rFonts w:hint="eastAsia" w:ascii="Times New Roman" w:hAnsi="Times New Roman" w:eastAsia="Times New Roman" w:cs="Times New Roman"/>
-        </w:rPr>
-        <w:t>(6)</w:t>
-      </w:r>
-      <w:r>
-        <w:rPr>
-          <w:rFonts w:hint="eastAsia" w:ascii="Times New Roman" w:hAnsi="Times New Roman" w:eastAsia="FangSong" w:cs="Times New Roman"/>
-        </w:rPr>
-        <w:t>五氟合碲</w:t>
-      </w:r>
-      <w:r>
-        <w:rPr>
-          <w:rFonts w:hint="eastAsia" w:ascii="Times New Roman" w:hAnsi="Times New Roman" w:eastAsia="Times New Roman" w:cs="Times New Roman"/>
-        </w:rPr>
-        <w:t>(Ⅳ)</w:t>
-      </w:r>
-      <w:r>
-        <w:rPr>
-          <w:rFonts w:hint="eastAsia" w:ascii="Times New Roman" w:hAnsi="Times New Roman" w:eastAsia="FangSong" w:cs="Times New Roman"/>
-        </w:rPr>
-        <w:t>酸铯</w:t>
+        <w:t xml:space="preserve">参考答案</w:t>
       </w:r>
     </w:p>
     <w:p>
@@ -23142,46 +22838,167 @@
           <w:b/>
           <w:bCs/>
         </w:rPr>
-        <w:t xml:space="preserve">参考答案</w:t>
+        <w:t xml:space="preserve">答案</w:t>
+      </w:r>
+      <w:r>
+        <w:rPr>
+          <w:rFonts w:hint="eastAsia" w:ascii="Times New Roman" w:hAnsi="Times New Roman" w:eastAsia="Times New Roman" w:cs="Times New Roman"/>
+        </w:rPr>
+        <w:t>：(1)</w:t>
+      </w:r>
+      <w:r>
+        <w:rPr>
+          <w:rFonts w:hint="eastAsia" w:ascii="Times New Roman" w:hAnsi="Times New Roman" w:eastAsia="FangSong" w:cs="Times New Roman"/>
+        </w:rPr>
+        <w:t>硫酸一溴</w:t>
+      </w:r>
+      <w:r>
+        <w:rPr>
+          <w:rFonts w:hint="eastAsia" w:ascii="Times New Roman" w:hAnsi="Times New Roman" w:eastAsia="Times New Roman" w:cs="Times New Roman"/>
+        </w:rPr>
+        <w:t>·</w:t>
+      </w:r>
+      <w:r>
+        <w:rPr>
+          <w:rFonts w:hint="eastAsia" w:ascii="Times New Roman" w:hAnsi="Times New Roman" w:eastAsia="FangSong" w:cs="Times New Roman"/>
+        </w:rPr>
+        <w:t>五氨合钴</w:t>
+      </w:r>
+      <w:r>
+        <w:rPr>
+          <w:rFonts w:hint="eastAsia" w:ascii="Times New Roman" w:hAnsi="Times New Roman" w:eastAsia="Times New Roman" w:cs="Times New Roman"/>
+        </w:rPr>
+        <w:t>(Ⅲ)(2)</w:t>
+      </w:r>
+      <w:r>
+        <w:rPr>
+          <w:rFonts w:hint="eastAsia" w:ascii="Times New Roman" w:hAnsi="Times New Roman" w:eastAsia="FangSong" w:cs="Times New Roman"/>
+        </w:rPr>
+        <w:t>氯化二氯</w:t>
+      </w:r>
+      <w:r>
+        <w:rPr>
+          <w:rFonts w:hint="eastAsia" w:ascii="Times New Roman" w:hAnsi="Times New Roman" w:eastAsia="Times New Roman" w:cs="Times New Roman"/>
+        </w:rPr>
+        <w:t>·</w:t>
+      </w:r>
+      <w:r>
+        <w:rPr>
+          <w:rFonts w:hint="eastAsia" w:ascii="Times New Roman" w:hAnsi="Times New Roman" w:eastAsia="FangSong" w:cs="Times New Roman"/>
+        </w:rPr>
+        <w:t>二乙二胺合铬</w:t>
+      </w:r>
+      <w:r>
+        <w:rPr>
+          <w:rFonts w:hint="eastAsia" w:ascii="Times New Roman" w:hAnsi="Times New Roman" w:eastAsia="Times New Roman" w:cs="Times New Roman"/>
+        </w:rPr>
+        <w:t>(Ⅲ)(3)</w:t>
+      </w:r>
+      <w:r>
+        <w:rPr>
+          <w:rFonts w:hint="eastAsia" w:ascii="Times New Roman" w:hAnsi="Times New Roman" w:eastAsia="FangSong" w:cs="Times New Roman"/>
+        </w:rPr>
+        <w:t>四氯合铂</w:t>
+      </w:r>
+      <w:r>
+        <w:rPr>
+          <w:rFonts w:hint="eastAsia" w:ascii="Times New Roman" w:hAnsi="Times New Roman" w:eastAsia="Times New Roman" w:cs="Times New Roman"/>
+        </w:rPr>
+        <w:t>(Ⅱ)</w:t>
+      </w:r>
+      <w:r>
+        <w:rPr>
+          <w:rFonts w:hint="eastAsia" w:ascii="Times New Roman" w:hAnsi="Times New Roman" w:eastAsia="FangSong" w:cs="Times New Roman"/>
+        </w:rPr>
+        <w:t>酸四吡啶合铂</w:t>
+      </w:r>
+      <w:r>
+        <w:rPr>
+          <w:rFonts w:hint="eastAsia" w:ascii="Times New Roman" w:hAnsi="Times New Roman" w:eastAsia="Times New Roman" w:cs="Times New Roman"/>
+        </w:rPr>
+        <w:t>(Ⅱ)(4)</w:t>
+      </w:r>
+      <w:r>
+        <w:rPr>
+          <w:rFonts w:hint="eastAsia" w:ascii="Times New Roman" w:hAnsi="Times New Roman" w:eastAsia="FangSong" w:cs="Times New Roman"/>
+        </w:rPr>
+        <w:t>六氟合镍</w:t>
+      </w:r>
+      <w:r>
+        <w:rPr>
+          <w:rFonts w:hint="eastAsia" w:ascii="Times New Roman" w:hAnsi="Times New Roman" w:eastAsia="Times New Roman" w:cs="Times New Roman"/>
+        </w:rPr>
+        <w:t>(Ⅳ)</w:t>
+      </w:r>
+      <w:r>
+        <w:rPr>
+          <w:rFonts w:hint="eastAsia" w:ascii="Times New Roman" w:hAnsi="Times New Roman" w:eastAsia="FangSong" w:cs="Times New Roman"/>
+        </w:rPr>
+        <w:t>酸钾</w:t>
+      </w:r>
+      <w:r>
+        <w:rPr>
+          <w:rFonts w:hint="eastAsia" w:ascii="Times New Roman" w:hAnsi="Times New Roman" w:eastAsia="Times New Roman" w:cs="Times New Roman"/>
+        </w:rPr>
+        <w:t>(5)</w:t>
+      </w:r>
+      <w:r>
+        <w:rPr>
+          <w:rFonts w:hint="eastAsia" w:ascii="Times New Roman" w:hAnsi="Times New Roman" w:eastAsia="FangSong" w:cs="Times New Roman"/>
+        </w:rPr>
+        <w:t>五氰</w:t>
+      </w:r>
+      <w:r>
+        <w:rPr>
+          <w:rFonts w:hint="eastAsia" w:ascii="Times New Roman" w:hAnsi="Times New Roman" w:eastAsia="Times New Roman" w:cs="Times New Roman"/>
+        </w:rPr>
+        <w:t>·</w:t>
+      </w:r>
+      <w:r>
+        <w:rPr>
+          <w:rFonts w:hint="eastAsia" w:ascii="Times New Roman" w:hAnsi="Times New Roman" w:eastAsia="FangSong" w:cs="Times New Roman"/>
+        </w:rPr>
+        <w:t>一羰基合铁</w:t>
+      </w:r>
+      <w:r>
+        <w:rPr>
+          <w:rFonts w:hint="eastAsia" w:ascii="Times New Roman" w:hAnsi="Times New Roman" w:eastAsia="Times New Roman" w:cs="Times New Roman"/>
+        </w:rPr>
+        <w:t>(Ⅱ)</w:t>
+      </w:r>
+      <w:r>
+        <w:rPr>
+          <w:rFonts w:hint="eastAsia" w:ascii="Times New Roman" w:hAnsi="Times New Roman" w:eastAsia="FangSong" w:cs="Times New Roman"/>
+        </w:rPr>
+        <w:t>酸钾</w:t>
+      </w:r>
+      <w:r>
+        <w:rPr>
+          <w:rFonts w:hint="eastAsia" w:ascii="Times New Roman" w:hAnsi="Times New Roman" w:eastAsia="Times New Roman" w:cs="Times New Roman"/>
+        </w:rPr>
+        <w:t>(6)</w:t>
+      </w:r>
+      <w:r>
+        <w:rPr>
+          <w:rFonts w:hint="eastAsia" w:ascii="Times New Roman" w:hAnsi="Times New Roman" w:eastAsia="FangSong" w:cs="Times New Roman"/>
+        </w:rPr>
+        <w:t>五氟合碲</w:t>
+      </w:r>
+      <w:r>
+        <w:rPr>
+          <w:rFonts w:hint="eastAsia" w:ascii="Times New Roman" w:hAnsi="Times New Roman" w:eastAsia="Times New Roman" w:cs="Times New Roman"/>
+        </w:rPr>
+        <w:t>(Ⅳ)</w:t>
+      </w:r>
+      <w:r>
+        <w:rPr>
+          <w:rFonts w:hint="eastAsia" w:ascii="Times New Roman" w:hAnsi="Times New Roman" w:eastAsia="FangSong" w:cs="Times New Roman"/>
+        </w:rPr>
+        <w:t>酸铯</w:t>
       </w:r>
     </w:p>
-    <w:p>
-      <w:pPr>
-        <w:pStyle w:val="BodyText"/>
-      </w:pPr>
-      <w:r>
-        <w:rPr>
-          <w:rFonts w:hint="eastAsia" w:ascii="Times New Roman" w:hAnsi="Times New Roman" w:eastAsia="Times New Roman" w:cs="Times New Roman"/>
-        </w:rPr>
-        <w:t>（</w:t>
-      </w:r>
-      <w:r>
-        <w:rPr>
-          <w:rFonts w:hint="eastAsia" w:ascii="Times New Roman" w:hAnsi="Times New Roman" w:eastAsia="FangSong" w:cs="Times New Roman"/>
-        </w:rPr>
-        <w:t>题库源文件未含结构化答案区</w:t>
-      </w:r>
-      <w:r>
-        <w:rPr>
-          <w:rFonts w:hint="eastAsia" w:ascii="Times New Roman" w:hAnsi="Times New Roman" w:eastAsia="Times New Roman" w:cs="Times New Roman"/>
-        </w:rPr>
-        <w:t>，</w:t>
-      </w:r>
-      <w:r>
-        <w:rPr>
-          <w:rFonts w:hint="eastAsia" w:ascii="Times New Roman" w:hAnsi="Times New Roman" w:eastAsia="FangSong" w:cs="Times New Roman"/>
-        </w:rPr>
-        <w:t>见题文件</w:t>
-      </w:r>
-      <w:r>
-        <w:rPr>
-          <w:rFonts w:hint="eastAsia" w:ascii="Times New Roman" w:hAnsi="Times New Roman" w:eastAsia="Times New Roman" w:cs="Times New Roman"/>
-        </w:rPr>
-        <w:t>）</w:t>
-      </w:r>
-    </w:p>
-    <w:bookmarkEnd w:id="67"/>
-    <w:bookmarkStart w:id="68" w:name="第-14-题"/>
+    <w:bookmarkEnd w:id="70"/>
+    <w:bookmarkStart w:id="71" w:name="第-14-题"/>
     <w:p>
       <w:pPr>
         <w:pStyle w:val="Heading2"/>
@@ -23806,8 +23623,8 @@
         <w:t xml:space="preserve">参考答案</w:t>
       </w:r>
     </w:p>
-    <w:bookmarkEnd w:id="68"/>
-    <w:bookmarkStart w:id="69" w:name="参考答案-12"/>
+    <w:bookmarkEnd w:id="71"/>
+    <w:bookmarkStart w:id="72" w:name="参考答案-12"/>
     <w:p>
       <w:pPr>
         <w:pStyle w:val="Heading2"/>
@@ -24322,13 +24139,7 @@
             <m:t>−</m:t>
           </m:r>
           <m:r>
-            <m:t>3</m:t>
-          </m:r>
-          <m:r>
-            <m:t>4</m:t>
-          </m:r>
-          <m:r>
-            <m:t>9</m:t>
+            <m:t>349</m:t>
           </m:r>
           <m:r>
             <m:rPr>
@@ -24483,13 +24294,7 @@
             <m:t>−</m:t>
           </m:r>
           <m:r>
-            <m:t>3</m:t>
-          </m:r>
-          <m:r>
-            <m:t>2</m:t>
-          </m:r>
-          <m:r>
-            <m:t>8</m:t>
+            <m:t>328</m:t>
           </m:r>
           <m:r>
             <m:rPr>
@@ -24722,10 +24527,7 @@
             <m:t>−</m:t>
           </m:r>
           <m:r>
-            <m:t>2</m:t>
-          </m:r>
-          <m:r>
-            <m:t>1</m:t>
+            <m:t>21</m:t>
           </m:r>
           <m:r>
             <m:rPr>
@@ -24781,8 +24583,8 @@
         </m:oMath>
       </m:oMathPara>
     </w:p>
-    <w:bookmarkEnd w:id="69"/>
-    <w:bookmarkStart w:id="70" w:name="知识点映射-4"/>
+    <w:bookmarkEnd w:id="72"/>
+    <w:bookmarkStart w:id="73" w:name="知识点映射-4"/>
     <w:p>
       <w:pPr>
         <w:pStyle w:val="Heading2"/>
@@ -24825,8 +24627,8 @@
         <w:t xml:space="preserve">电子亲合能</w:t>
       </w:r>
     </w:p>
-    <w:bookmarkEnd w:id="70"/>
-    <w:bookmarkStart w:id="71" w:name="第-15-题"/>
+    <w:bookmarkEnd w:id="73"/>
+    <w:bookmarkStart w:id="74" w:name="第-15-题"/>
     <w:p>
       <w:pPr>
         <w:pStyle w:val="Heading2"/>
@@ -24913,8 +24715,8 @@
         <w:t xml:space="preserve">简答题与计算题</w:t>
       </w:r>
     </w:p>
-    <w:bookmarkEnd w:id="71"/>
-    <w:bookmarkStart w:id="72" w:name="几何异构体"/>
+    <w:bookmarkEnd w:id="74"/>
+    <w:bookmarkStart w:id="75" w:name="几何异构体"/>
     <w:p>
       <w:pPr>
         <w:pStyle w:val="Heading2"/>
@@ -26250,8 +26052,8 @@
         </w:pict>
       </w:r>
     </w:p>
-    <w:bookmarkEnd w:id="72"/>
-    <w:bookmarkStart w:id="73" w:name="旋光异构体"/>
+    <w:bookmarkEnd w:id="75"/>
+    <w:bookmarkStart w:id="76" w:name="旋光异构体"/>
     <w:p>
       <w:pPr>
         <w:pStyle w:val="Heading2"/>
@@ -27157,8 +26959,8 @@
         </w:pict>
       </w:r>
     </w:p>
-    <w:bookmarkEnd w:id="73"/>
-    <w:bookmarkStart w:id="74" w:name="内轨型与外轨型判断"/>
+    <w:bookmarkEnd w:id="76"/>
+    <w:bookmarkStart w:id="77" w:name="内轨型与外轨型判断"/>
     <w:p>
       <w:pPr>
         <w:pStyle w:val="Heading2"/>
@@ -27459,18 +27261,28 @@
               <w:pStyle w:val="Compact"/>
               <w:jc w:val="center"/>
             </w:pPr>
+            <m:oMath>
+              <m:r>
+                <m:t>3</m:t>
+              </m:r>
+              <m:sSup>
+                <m:e>
+                  <m:r>
+                    <m:t>d</m:t>
+                  </m:r>
+                </m:e>
+                <m:sup>
+                  <m:r>
+                    <m:t>3</m:t>
+                  </m:r>
+                </m:sup>
+              </m:sSup>
+            </m:oMath>
             <w:r>
               <w:rPr>
                 <w:rFonts w:ascii="Times New Roman" w:hAnsi="Times New Roman" w:eastAsia="Times New Roman" w:cs="Times New Roman"/>
               </w:rPr>
-              <w:t>3d</w:t>
-            </w:r>
-            <w:r>
-              <w:rPr>
-                <w:rFonts w:ascii="Times New Roman" w:hAnsi="Times New Roman" w:eastAsia="Times New Roman" w:cs="Times New Roman"/>
-                <w:vertAlign w:val="superscript"/>
-              </w:rPr>
-              <w:t>3</w:t>
+              <w:t xml:space="preserve">​</w:t>
             </w:r>
           </w:p>
         </w:tc>
@@ -27663,18 +27475,28 @@
               <w:pStyle w:val="Compact"/>
               <w:jc w:val="center"/>
             </w:pPr>
+            <m:oMath>
+              <m:r>
+                <m:t>3</m:t>
+              </m:r>
+              <m:sSup>
+                <m:e>
+                  <m:r>
+                    <m:t>d</m:t>
+                  </m:r>
+                </m:e>
+                <m:sup>
+                  <m:r>
+                    <m:t>3</m:t>
+                  </m:r>
+                </m:sup>
+              </m:sSup>
+            </m:oMath>
             <w:r>
               <w:rPr>
                 <w:rFonts w:ascii="Times New Roman" w:hAnsi="Times New Roman" w:eastAsia="Times New Roman" w:cs="Times New Roman"/>
               </w:rPr>
-              <w:t>3d</w:t>
-            </w:r>
-            <w:r>
-              <w:rPr>
-                <w:rFonts w:ascii="Times New Roman" w:hAnsi="Times New Roman" w:eastAsia="Times New Roman" w:cs="Times New Roman"/>
-                <w:vertAlign w:val="superscript"/>
-              </w:rPr>
-              <w:t>3</w:t>
+              <w:t xml:space="preserve">​</w:t>
             </w:r>
           </w:p>
         </w:tc>
@@ -27855,18 +27677,28 @@
               <w:pStyle w:val="Compact"/>
               <w:jc w:val="center"/>
             </w:pPr>
+            <m:oMath>
+              <m:r>
+                <m:t>5</m:t>
+              </m:r>
+              <m:sSup>
+                <m:e>
+                  <m:r>
+                    <m:t>d</m:t>
+                  </m:r>
+                </m:e>
+                <m:sup>
+                  <m:r>
+                    <m:t>8</m:t>
+                  </m:r>
+                </m:sup>
+              </m:sSup>
+            </m:oMath>
             <w:r>
               <w:rPr>
                 <w:rFonts w:ascii="Times New Roman" w:hAnsi="Times New Roman" w:eastAsia="Times New Roman" w:cs="Times New Roman"/>
               </w:rPr>
-              <w:t>5d</w:t>
-            </w:r>
-            <w:r>
-              <w:rPr>
-                <w:rFonts w:ascii="Times New Roman" w:hAnsi="Times New Roman" w:eastAsia="Times New Roman" w:cs="Times New Roman"/>
-                <w:vertAlign w:val="superscript"/>
-              </w:rPr>
-              <w:t>8</w:t>
+              <w:t xml:space="preserve">​</w:t>
             </w:r>
           </w:p>
         </w:tc>
@@ -27892,18 +27724,31 @@
               <w:pStyle w:val="Compact"/>
               <w:jc w:val="center"/>
             </w:pPr>
+            <m:oMath>
+              <m:r>
+                <m:t>d</m:t>
+              </m:r>
+              <m:r>
+                <m:t>s</m:t>
+              </m:r>
+              <m:sSup>
+                <m:e>
+                  <m:r>
+                    <m:t>p</m:t>
+                  </m:r>
+                </m:e>
+                <m:sup>
+                  <m:r>
+                    <m:t>2</m:t>
+                  </m:r>
+                </m:sup>
+              </m:sSup>
+            </m:oMath>
             <w:r>
               <w:rPr>
                 <w:rFonts w:ascii="Times New Roman" w:hAnsi="Times New Roman" w:eastAsia="Times New Roman" w:cs="Times New Roman"/>
               </w:rPr>
-              <w:t>dsp</w:t>
-            </w:r>
-            <w:r>
-              <w:rPr>
-                <w:rFonts w:ascii="Times New Roman" w:hAnsi="Times New Roman" w:eastAsia="Times New Roman" w:cs="Times New Roman"/>
-                <w:vertAlign w:val="superscript"/>
-              </w:rPr>
-              <w:t>2</w:t>
+              <w:t xml:space="preserve">​</w:t>
             </w:r>
           </w:p>
         </w:tc>
@@ -28037,18 +27882,28 @@
               <w:pStyle w:val="Compact"/>
               <w:jc w:val="center"/>
             </w:pPr>
+            <m:oMath>
+              <m:r>
+                <m:t>3</m:t>
+              </m:r>
+              <m:sSup>
+                <m:e>
+                  <m:r>
+                    <m:t>d</m:t>
+                  </m:r>
+                </m:e>
+                <m:sup>
+                  <m:r>
+                    <m:t>8</m:t>
+                  </m:r>
+                </m:sup>
+              </m:sSup>
+            </m:oMath>
             <w:r>
               <w:rPr>
                 <w:rFonts w:ascii="Times New Roman" w:hAnsi="Times New Roman" w:eastAsia="Times New Roman" w:cs="Times New Roman"/>
               </w:rPr>
-              <w:t>3d</w:t>
-            </w:r>
-            <w:r>
-              <w:rPr>
-                <w:rFonts w:ascii="Times New Roman" w:hAnsi="Times New Roman" w:eastAsia="Times New Roman" w:cs="Times New Roman"/>
-                <w:vertAlign w:val="superscript"/>
-              </w:rPr>
-              <w:t>8</w:t>
+              <w:t xml:space="preserve">​</w:t>
             </w:r>
           </w:p>
         </w:tc>
@@ -28074,18 +27929,31 @@
               <w:pStyle w:val="Compact"/>
               <w:jc w:val="center"/>
             </w:pPr>
+            <m:oMath>
+              <m:r>
+                <m:t>d</m:t>
+              </m:r>
+              <m:r>
+                <m:t>s</m:t>
+              </m:r>
+              <m:sSup>
+                <m:e>
+                  <m:r>
+                    <m:t>p</m:t>
+                  </m:r>
+                </m:e>
+                <m:sup>
+                  <m:r>
+                    <m:t>2</m:t>
+                  </m:r>
+                </m:sup>
+              </m:sSup>
+            </m:oMath>
             <w:r>
               <w:rPr>
                 <w:rFonts w:ascii="Times New Roman" w:hAnsi="Times New Roman" w:eastAsia="Times New Roman" w:cs="Times New Roman"/>
               </w:rPr>
-              <w:t>dsp</w:t>
-            </w:r>
-            <w:r>
-              <w:rPr>
-                <w:rFonts w:ascii="Times New Roman" w:hAnsi="Times New Roman" w:eastAsia="Times New Roman" w:cs="Times New Roman"/>
-                <w:vertAlign w:val="superscript"/>
-              </w:rPr>
-              <w:t>2</w:t>
+              <w:t xml:space="preserve">​</w:t>
             </w:r>
           </w:p>
         </w:tc>
@@ -28219,18 +28087,28 @@
               <w:pStyle w:val="Compact"/>
               <w:jc w:val="center"/>
             </w:pPr>
+            <m:oMath>
+              <m:r>
+                <m:t>3</m:t>
+              </m:r>
+              <m:sSup>
+                <m:e>
+                  <m:r>
+                    <m:t>d</m:t>
+                  </m:r>
+                </m:e>
+                <m:sup>
+                  <m:r>
+                    <m:t>5</m:t>
+                  </m:r>
+                </m:sup>
+              </m:sSup>
+            </m:oMath>
             <w:r>
               <w:rPr>
                 <w:rFonts w:ascii="Times New Roman" w:hAnsi="Times New Roman" w:eastAsia="Times New Roman" w:cs="Times New Roman"/>
               </w:rPr>
-              <w:t>3d</w:t>
-            </w:r>
-            <w:r>
-              <w:rPr>
-                <w:rFonts w:ascii="Times New Roman" w:hAnsi="Times New Roman" w:eastAsia="Times New Roman" w:cs="Times New Roman"/>
-                <w:vertAlign w:val="superscript"/>
-              </w:rPr>
-              <w:t>5</w:t>
+              <w:t xml:space="preserve">​</w:t>
             </w:r>
           </w:p>
         </w:tc>
@@ -28447,18 +28325,28 @@
               <w:pStyle w:val="Compact"/>
               <w:jc w:val="center"/>
             </w:pPr>
+            <m:oMath>
+              <m:r>
+                <m:t>3</m:t>
+              </m:r>
+              <m:sSup>
+                <m:e>
+                  <m:r>
+                    <m:t>d</m:t>
+                  </m:r>
+                </m:e>
+                <m:sup>
+                  <m:r>
+                    <m:t>5</m:t>
+                  </m:r>
+                </m:sup>
+              </m:sSup>
+            </m:oMath>
             <w:r>
               <w:rPr>
                 <w:rFonts w:ascii="Times New Roman" w:hAnsi="Times New Roman" w:eastAsia="Times New Roman" w:cs="Times New Roman"/>
               </w:rPr>
-              <w:t>3d</w:t>
-            </w:r>
-            <w:r>
-              <w:rPr>
-                <w:rFonts w:ascii="Times New Roman" w:hAnsi="Times New Roman" w:eastAsia="Times New Roman" w:cs="Times New Roman"/>
-                <w:vertAlign w:val="superscript"/>
-              </w:rPr>
-              <w:t>5</w:t>
+              <w:t xml:space="preserve">​</w:t>
             </w:r>
           </w:p>
         </w:tc>
@@ -28698,18 +28586,31 @@
               <w:pStyle w:val="Compact"/>
               <w:jc w:val="center"/>
             </w:pPr>
+            <m:oMath>
+              <m:r>
+                <m:t>d</m:t>
+              </m:r>
+              <m:r>
+                <m:t>s</m:t>
+              </m:r>
+              <m:sSup>
+                <m:e>
+                  <m:r>
+                    <m:t>p</m:t>
+                  </m:r>
+                </m:e>
+                <m:sup>
+                  <m:r>
+                    <m:t>3</m:t>
+                  </m:r>
+                </m:sup>
+              </m:sSup>
+            </m:oMath>
             <w:r>
               <w:rPr>
                 <w:rFonts w:ascii="Times New Roman" w:hAnsi="Times New Roman" w:eastAsia="Times New Roman" w:cs="Times New Roman"/>
               </w:rPr>
-              <w:t>dsp</w:t>
-            </w:r>
-            <w:r>
-              <w:rPr>
-                <w:rFonts w:ascii="Times New Roman" w:hAnsi="Times New Roman" w:eastAsia="Times New Roman" w:cs="Times New Roman"/>
-                <w:vertAlign w:val="superscript"/>
-              </w:rPr>
-              <w:t>3</w:t>
+              <w:t xml:space="preserve">​</w:t>
             </w:r>
           </w:p>
         </w:tc>
@@ -28843,18 +28744,28 @@
               <w:pStyle w:val="Compact"/>
               <w:jc w:val="center"/>
             </w:pPr>
+            <m:oMath>
+              <m:r>
+                <m:t>3</m:t>
+              </m:r>
+              <m:sSup>
+                <m:e>
+                  <m:r>
+                    <m:t>d</m:t>
+                  </m:r>
+                </m:e>
+                <m:sup>
+                  <m:r>
+                    <m:t>5</m:t>
+                  </m:r>
+                </m:sup>
+              </m:sSup>
+            </m:oMath>
             <w:r>
               <w:rPr>
                 <w:rFonts w:ascii="Times New Roman" w:hAnsi="Times New Roman" w:eastAsia="Times New Roman" w:cs="Times New Roman"/>
               </w:rPr>
-              <w:t>3d</w:t>
-            </w:r>
-            <w:r>
-              <w:rPr>
-                <w:rFonts w:ascii="Times New Roman" w:hAnsi="Times New Roman" w:eastAsia="Times New Roman" w:cs="Times New Roman"/>
-                <w:vertAlign w:val="superscript"/>
-              </w:rPr>
-              <w:t>5</w:t>
+              <w:t xml:space="preserve">​</w:t>
             </w:r>
           </w:p>
         </w:tc>
@@ -28946,8 +28857,8 @@
         </w:pict>
       </w:r>
     </w:p>
-    <w:bookmarkEnd w:id="74"/>
-    <w:bookmarkStart w:id="75" w:name="磁矩和cfse计算"/>
+    <w:bookmarkEnd w:id="77"/>
+    <w:bookmarkStart w:id="78" w:name="磁矩和cfse计算"/>
     <w:p>
       <w:pPr>
         <w:pStyle w:val="Heading2"/>
@@ -29215,18 +29126,28 @@
               <w:pStyle w:val="Compact"/>
               <w:jc w:val="center"/>
             </w:pPr>
+            <m:oMath>
+              <m:r>
+                <m:t>3</m:t>
+              </m:r>
+              <m:sSup>
+                <m:e>
+                  <m:r>
+                    <m:t>d</m:t>
+                  </m:r>
+                </m:e>
+                <m:sup>
+                  <m:r>
+                    <m:t>6</m:t>
+                  </m:r>
+                </m:sup>
+              </m:sSup>
+            </m:oMath>
             <w:r>
               <w:rPr>
                 <w:rFonts w:ascii="Times New Roman" w:hAnsi="Times New Roman" w:eastAsia="Times New Roman" w:cs="Times New Roman"/>
               </w:rPr>
-              <w:t>3d</w:t>
-            </w:r>
-            <w:r>
-              <w:rPr>
-                <w:rFonts w:ascii="Times New Roman" w:hAnsi="Times New Roman" w:eastAsia="Times New Roman" w:cs="Times New Roman"/>
-                <w:vertAlign w:val="superscript"/>
-              </w:rPr>
-              <w:t>6</w:t>
+              <w:t xml:space="preserve">​</w:t>
             </w:r>
           </w:p>
         </w:tc>
@@ -29403,18 +29324,28 @@
               <w:pStyle w:val="Compact"/>
               <w:jc w:val="center"/>
             </w:pPr>
+            <m:oMath>
+              <m:r>
+                <m:t>3</m:t>
+              </m:r>
+              <m:sSup>
+                <m:e>
+                  <m:r>
+                    <m:t>d</m:t>
+                  </m:r>
+                </m:e>
+                <m:sup>
+                  <m:r>
+                    <m:t>6</m:t>
+                  </m:r>
+                </m:sup>
+              </m:sSup>
+            </m:oMath>
             <w:r>
               <w:rPr>
                 <w:rFonts w:ascii="Times New Roman" w:hAnsi="Times New Roman" w:eastAsia="Times New Roman" w:cs="Times New Roman"/>
               </w:rPr>
-              <w:t>3d</w:t>
-            </w:r>
-            <w:r>
-              <w:rPr>
-                <w:rFonts w:ascii="Times New Roman" w:hAnsi="Times New Roman" w:eastAsia="Times New Roman" w:cs="Times New Roman"/>
-                <w:vertAlign w:val="superscript"/>
-              </w:rPr>
-              <w:t>6</w:t>
+              <w:t xml:space="preserve">​</w:t>
             </w:r>
           </w:p>
         </w:tc>
@@ -29579,18 +29510,28 @@
               <w:pStyle w:val="Compact"/>
               <w:jc w:val="center"/>
             </w:pPr>
+            <m:oMath>
+              <m:r>
+                <m:t>3</m:t>
+              </m:r>
+              <m:sSup>
+                <m:e>
+                  <m:r>
+                    <m:t>d</m:t>
+                  </m:r>
+                </m:e>
+                <m:sup>
+                  <m:r>
+                    <m:t>7</m:t>
+                  </m:r>
+                </m:sup>
+              </m:sSup>
+            </m:oMath>
             <w:r>
               <w:rPr>
                 <w:rFonts w:ascii="Times New Roman" w:hAnsi="Times New Roman" w:eastAsia="Times New Roman" w:cs="Times New Roman"/>
               </w:rPr>
-              <w:t>3d</w:t>
-            </w:r>
-            <w:r>
-              <w:rPr>
-                <w:rFonts w:ascii="Times New Roman" w:hAnsi="Times New Roman" w:eastAsia="Times New Roman" w:cs="Times New Roman"/>
-                <w:vertAlign w:val="superscript"/>
-              </w:rPr>
-              <w:t>7</w:t>
+              <w:t xml:space="preserve">​</w:t>
             </w:r>
           </w:p>
         </w:tc>
@@ -29761,18 +29702,28 @@
               <w:pStyle w:val="Compact"/>
               <w:jc w:val="center"/>
             </w:pPr>
+            <m:oMath>
+              <m:r>
+                <m:t>3</m:t>
+              </m:r>
+              <m:sSup>
+                <m:e>
+                  <m:r>
+                    <m:t>d</m:t>
+                  </m:r>
+                </m:e>
+                <m:sup>
+                  <m:r>
+                    <m:t>5</m:t>
+                  </m:r>
+                </m:sup>
+              </m:sSup>
+            </m:oMath>
             <w:r>
               <w:rPr>
                 <w:rFonts w:ascii="Times New Roman" w:hAnsi="Times New Roman" w:eastAsia="Times New Roman" w:cs="Times New Roman"/>
               </w:rPr>
-              <w:t>3d</w:t>
-            </w:r>
-            <w:r>
-              <w:rPr>
-                <w:rFonts w:ascii="Times New Roman" w:hAnsi="Times New Roman" w:eastAsia="Times New Roman" w:cs="Times New Roman"/>
-                <w:vertAlign w:val="superscript"/>
-              </w:rPr>
-              <w:t>5</w:t>
+              <w:t xml:space="preserve">​</w:t>
             </w:r>
           </w:p>
         </w:tc>
@@ -30120,18 +30071,28 @@
               <w:pStyle w:val="Compact"/>
               <w:jc w:val="center"/>
             </w:pPr>
+            <m:oMath>
+              <m:r>
+                <m:t>3</m:t>
+              </m:r>
+              <m:sSup>
+                <m:e>
+                  <m:r>
+                    <m:t>d</m:t>
+                  </m:r>
+                </m:e>
+                <m:sup>
+                  <m:r>
+                    <m:t>5</m:t>
+                  </m:r>
+                </m:sup>
+              </m:sSup>
+            </m:oMath>
             <w:r>
               <w:rPr>
                 <w:rFonts w:ascii="Times New Roman" w:hAnsi="Times New Roman" w:eastAsia="Times New Roman" w:cs="Times New Roman"/>
               </w:rPr>
-              <w:t>3d</w:t>
-            </w:r>
-            <w:r>
-              <w:rPr>
-                <w:rFonts w:ascii="Times New Roman" w:hAnsi="Times New Roman" w:eastAsia="Times New Roman" w:cs="Times New Roman"/>
-                <w:vertAlign w:val="superscript"/>
-              </w:rPr>
-              <w:t>5</w:t>
+              <w:t xml:space="preserve">​</w:t>
             </w:r>
           </w:p>
         </w:tc>
@@ -30207,8 +30168,8 @@
         </w:pict>
       </w:r>
     </w:p>
-    <w:bookmarkEnd w:id="75"/>
-    <w:bookmarkStart w:id="76" w:name="配合物异构"/>
+    <w:bookmarkEnd w:id="78"/>
+    <w:bookmarkStart w:id="79" w:name="配合物异构"/>
     <w:p>
       <w:pPr>
         <w:pStyle w:val="Heading2"/>
@@ -30517,8 +30478,8 @@
         <w:t xml:space="preserve">参考答案</w:t>
       </w:r>
     </w:p>
-    <w:bookmarkEnd w:id="76"/>
-    <w:bookmarkStart w:id="77" w:name="参考答案-13"/>
+    <w:bookmarkEnd w:id="79"/>
+    <w:bookmarkStart w:id="80" w:name="参考答案-13"/>
     <w:p>
       <w:pPr>
         <w:pStyle w:val="Heading2"/>
@@ -31167,8 +31128,8 @@
         </w:pict>
       </w:r>
     </w:p>
-    <w:bookmarkEnd w:id="77"/>
-    <w:bookmarkStart w:id="78" w:name="空间构型解释"/>
+    <w:bookmarkEnd w:id="80"/>
+    <w:bookmarkStart w:id="81" w:name="空间构型解释"/>
     <w:p>
       <w:pPr>
         <w:pStyle w:val="Heading2"/>
@@ -31632,61 +31593,21 @@
         <w:rPr>
           <w:rFonts w:hint="eastAsia" w:ascii="Times New Roman" w:hAnsi="Times New Roman" w:eastAsia="Times New Roman" w:cs="Times New Roman"/>
         </w:rPr>
-        <w:t>（3d</w:t>
-      </w:r>
-      <w:r>
-        <w:rPr>
-          <w:rFonts w:hint="eastAsia" w:ascii="Times New Roman" w:hAnsi="Times New Roman" w:eastAsia="Times New Roman" w:cs="Times New Roman"/>
-          <w:vertAlign w:val="superscript"/>
-        </w:rPr>
-        <w:t>7</w:t>
-      </w:r>
-      <w:r>
-        <w:rPr>
-          <w:rFonts w:hint="eastAsia" w:ascii="Times New Roman" w:hAnsi="Times New Roman" w:eastAsia="Times New Roman" w:cs="Times New Roman"/>
-        </w:rPr>
-        <w:t>）</w:t>
-      </w:r>
-      <w:r>
-        <w:rPr>
-          <w:rFonts w:hint="eastAsia" w:ascii="Times New Roman" w:hAnsi="Times New Roman" w:eastAsia="FangSong" w:cs="Times New Roman"/>
-        </w:rPr>
-        <w:t>和</w:t>
-      </w:r>
-      <w:r>
-        <w:rPr>
-          <w:rFonts w:ascii="Times New Roman" w:hAnsi="Times New Roman" w:eastAsia="Times New Roman" w:cs="Times New Roman"/>
-        </w:rPr>
-        <w:t xml:space="preserve"> </w:t>
+        <w:t xml:space="preserve">（</w:t>
       </w:r>
       <m:oMath>
         <m:r>
-          <m:rPr>
-            <m:sty m:val="p"/>
-          </m:rPr>
-          <m:t>N</m:t>
+          <m:t>3</m:t>
         </m:r>
         <m:sSup>
           <m:e>
             <m:r>
-              <m:rPr>
-                <m:sty m:val="p"/>
-              </m:rPr>
-              <m:t>i</m:t>
+              <m:t>d</m:t>
             </m:r>
           </m:e>
           <m:sup>
             <m:r>
-              <m:rPr>
-                <m:sty m:val="p"/>
-              </m:rPr>
-              <m:t>2</m:t>
-            </m:r>
-            <m:r>
-              <m:rPr>
-                <m:sty m:val="p"/>
-              </m:rPr>
-              <m:t>+</m:t>
+              <m:t>7</m:t>
             </m:r>
           </m:sup>
         </m:sSup>
@@ -31695,27 +31616,26 @@
         <w:rPr>
           <w:rFonts w:hint="eastAsia" w:ascii="Times New Roman" w:hAnsi="Times New Roman" w:eastAsia="Times New Roman" w:cs="Times New Roman"/>
         </w:rPr>
-        <w:t>（3d</w:t>
-      </w:r>
-      <w:r>
-        <w:rPr>
-          <w:rFonts w:hint="eastAsia" w:ascii="Times New Roman" w:hAnsi="Times New Roman" w:eastAsia="Times New Roman" w:cs="Times New Roman"/>
-          <w:vertAlign w:val="superscript"/>
-        </w:rPr>
-        <w:t>8</w:t>
-      </w:r>
-      <w:r>
-        <w:rPr>
-          <w:rFonts w:hint="eastAsia" w:ascii="Times New Roman" w:hAnsi="Times New Roman" w:eastAsia="Times New Roman" w:cs="Times New Roman"/>
-        </w:rPr>
-        <w:t>）：</w:t>
+        <w:t>）</w:t>
+      </w:r>
+      <w:r>
+        <w:rPr>
+          <w:rFonts w:hint="eastAsia" w:ascii="Times New Roman" w:hAnsi="Times New Roman" w:eastAsia="FangSong" w:cs="Times New Roman"/>
+        </w:rPr>
+        <w:t>和</w:t>
+      </w:r>
+      <w:r>
+        <w:rPr>
+          <w:rFonts w:ascii="Times New Roman" w:hAnsi="Times New Roman" w:eastAsia="Times New Roman" w:cs="Times New Roman"/>
+        </w:rPr>
+        <w:t xml:space="preserve"> </w:t>
       </w:r>
       <m:oMath>
         <m:r>
           <m:rPr>
             <m:sty m:val="p"/>
           </m:rPr>
-          <m:t>C</m:t>
+          <m:t>N</m:t>
         </m:r>
         <m:sSup>
           <m:e>
@@ -31723,7 +31643,7 @@
               <m:rPr>
                 <m:sty m:val="p"/>
               </m:rPr>
-              <m:t>l</m:t>
+              <m:t>i</m:t>
             </m:r>
           </m:e>
           <m:sup>
@@ -31731,142 +31651,36 @@
               <m:rPr>
                 <m:sty m:val="p"/>
               </m:rPr>
-              <m:t>−</m:t>
+              <m:t>2</m:t>
+            </m:r>
+            <m:r>
+              <m:rPr>
+                <m:sty m:val="p"/>
+              </m:rPr>
+              <m:t>+</m:t>
             </m:r>
           </m:sup>
         </m:sSup>
       </m:oMath>
       <w:r>
         <w:rPr>
-          <w:rFonts w:ascii="Times New Roman" w:hAnsi="Times New Roman" w:eastAsia="Times New Roman" w:cs="Times New Roman"/>
-        </w:rPr>
-        <w:t xml:space="preserve"> </w:t>
-      </w:r>
-      <w:r>
-        <w:rPr>
-          <w:rFonts w:hint="eastAsia" w:ascii="Times New Roman" w:hAnsi="Times New Roman" w:eastAsia="FangSong" w:cs="Times New Roman"/>
-        </w:rPr>
-        <w:t>为弱配体</w:t>
-      </w:r>
-      <w:r>
-        <w:rPr>
-          <w:rFonts w:hint="eastAsia" w:ascii="Times New Roman" w:hAnsi="Times New Roman" w:eastAsia="Times New Roman" w:cs="Times New Roman"/>
-        </w:rPr>
-        <w:t>，</w:t>
-      </w:r>
-      <w:r>
-        <w:rPr>
-          <w:rFonts w:hint="eastAsia" w:ascii="Times New Roman" w:hAnsi="Times New Roman" w:eastAsia="FangSong" w:cs="Times New Roman"/>
-        </w:rPr>
-        <w:t>不能使</w:t>
-      </w:r>
-      <w:r>
-        <w:rPr>
-          <w:rFonts w:hint="eastAsia" w:ascii="Times New Roman" w:hAnsi="Times New Roman" w:eastAsia="Times New Roman" w:cs="Times New Roman"/>
-        </w:rPr>
-        <w:t>d</w:t>
-      </w:r>
-      <w:r>
-        <w:rPr>
-          <w:rFonts w:hint="eastAsia" w:ascii="Times New Roman" w:hAnsi="Times New Roman" w:eastAsia="FangSong" w:cs="Times New Roman"/>
-        </w:rPr>
-        <w:t>电子重排</w:t>
-      </w:r>
-      <w:r>
-        <w:rPr>
-          <w:rFonts w:hint="eastAsia" w:ascii="Times New Roman" w:hAnsi="Times New Roman" w:eastAsia="Times New Roman" w:cs="Times New Roman"/>
-        </w:rPr>
-        <w:t>，</w:t>
-      </w:r>
-      <w:r>
-        <w:rPr>
-          <w:rFonts w:hint="eastAsia" w:ascii="Times New Roman" w:hAnsi="Times New Roman" w:eastAsia="FangSong" w:cs="Times New Roman"/>
-        </w:rPr>
-        <w:t>只能采取</w:t>
-      </w:r>
-      <w:r>
-        <w:rPr>
-          <w:rFonts w:ascii="Times New Roman" w:hAnsi="Times New Roman" w:eastAsia="Times New Roman" w:cs="Times New Roman"/>
-        </w:rPr>
-        <w:t xml:space="preserve"> sp</w:t>
-      </w:r>
-      <w:r>
-        <w:rPr>
-          <w:rFonts w:ascii="Times New Roman" w:hAnsi="Times New Roman" w:eastAsia="Times New Roman" w:cs="Times New Roman"/>
-          <w:vertAlign w:val="superscript"/>
-        </w:rPr>
-        <w:t>3</w:t>
-      </w:r>
-      <w:r>
-        <w:rPr>
-          <w:rFonts w:ascii="Times New Roman" w:hAnsi="Times New Roman" w:eastAsia="Times New Roman" w:cs="Times New Roman"/>
-        </w:rPr>
-        <w:t xml:space="preserve"> </w:t>
-      </w:r>
-      <w:r>
-        <w:rPr>
-          <w:rFonts w:hint="eastAsia" w:ascii="Times New Roman" w:hAnsi="Times New Roman" w:eastAsia="FangSong" w:cs="Times New Roman"/>
-        </w:rPr>
-        <w:t>杂化</w:t>
-      </w:r>
-      <w:r>
-        <w:rPr>
-          <w:rFonts w:hint="eastAsia" w:ascii="Times New Roman" w:hAnsi="Times New Roman" w:eastAsia="Times New Roman" w:cs="Times New Roman"/>
-        </w:rPr>
-        <w:t>，</w:t>
-      </w:r>
-      <w:r>
-        <w:rPr>
-          <w:rFonts w:hint="eastAsia" w:ascii="Times New Roman" w:hAnsi="Times New Roman" w:eastAsia="FangSong" w:cs="Times New Roman"/>
-        </w:rPr>
-        <w:t>形成四面体结构</w:t>
-      </w:r>
-      <w:r>
-        <w:rPr>
-          <w:rFonts w:ascii="Times New Roman" w:hAnsi="Times New Roman" w:eastAsia="Times New Roman" w:cs="Times New Roman"/>
-        </w:rPr>
-        <w:t xml:space="preserve"> </w:t>
-      </w:r>
-      <w:r>
-        <w:rPr>
-          <w:rFonts w:ascii="Times New Roman" w:hAnsi="Times New Roman" w:eastAsia="Times New Roman" w:cs="Times New Roman"/>
-        </w:rPr>
-        <w:t xml:space="preserve">-</w:t>
-      </w:r>
-      <w:r>
-        <w:rPr>
-          <w:rFonts w:ascii="Times New Roman" w:hAnsi="Times New Roman" w:eastAsia="Times New Roman" w:cs="Times New Roman"/>
-        </w:rPr>
-        <w:t xml:space="preserve"> </w:t>
+          <w:rFonts w:hint="eastAsia" w:ascii="Times New Roman" w:hAnsi="Times New Roman" w:eastAsia="Times New Roman" w:cs="Times New Roman"/>
+        </w:rPr>
+        <w:t xml:space="preserve">（</w:t>
       </w:r>
       <m:oMath>
         <m:r>
-          <m:rPr>
-            <m:sty m:val="p"/>
-          </m:rPr>
-          <m:t>C</m:t>
+          <m:t>3</m:t>
         </m:r>
         <m:sSup>
           <m:e>
             <m:r>
-              <m:rPr>
-                <m:sty m:val="p"/>
-              </m:rPr>
-              <m:t>u</m:t>
+              <m:t>d</m:t>
             </m:r>
           </m:e>
           <m:sup>
             <m:r>
-              <m:rPr>
-                <m:sty m:val="p"/>
-              </m:rPr>
-              <m:t>2</m:t>
-            </m:r>
-            <m:r>
-              <m:rPr>
-                <m:sty m:val="p"/>
-              </m:rPr>
-              <m:t>+</m:t>
+              <m:t>8</m:t>
             </m:r>
           </m:sup>
         </m:sSup>
@@ -31875,87 +31689,14 @@
         <w:rPr>
           <w:rFonts w:hint="eastAsia" w:ascii="Times New Roman" w:hAnsi="Times New Roman" w:eastAsia="Times New Roman" w:cs="Times New Roman"/>
         </w:rPr>
-        <w:t>（3d</w:t>
-      </w:r>
-      <w:r>
-        <w:rPr>
-          <w:rFonts w:hint="eastAsia" w:ascii="Times New Roman" w:hAnsi="Times New Roman" w:eastAsia="Times New Roman" w:cs="Times New Roman"/>
-          <w:vertAlign w:val="superscript"/>
-        </w:rPr>
-        <w:t>9</w:t>
-      </w:r>
-      <w:r>
-        <w:rPr>
-          <w:rFonts w:hint="eastAsia" w:ascii="Times New Roman" w:hAnsi="Times New Roman" w:eastAsia="Times New Roman" w:cs="Times New Roman"/>
-        </w:rPr>
-        <w:t>）：</w:t>
-      </w:r>
-      <w:r>
-        <w:rPr>
-          <w:rFonts w:hint="eastAsia" w:ascii="Times New Roman" w:hAnsi="Times New Roman" w:eastAsia="FangSong" w:cs="Times New Roman"/>
-        </w:rPr>
-        <w:t>姜</w:t>
-      </w:r>
-      <w:r>
-        <w:rPr>
-          <w:rFonts w:hint="eastAsia" w:ascii="Times New Roman" w:hAnsi="Times New Roman" w:eastAsia="Times New Roman" w:cs="Times New Roman"/>
-        </w:rPr>
-        <w:t>-</w:t>
-      </w:r>
-      <w:r>
-        <w:rPr>
-          <w:rFonts w:hint="eastAsia" w:ascii="Times New Roman" w:hAnsi="Times New Roman" w:eastAsia="FangSong" w:cs="Times New Roman"/>
-        </w:rPr>
-        <w:t>泰勒效应导致八面体拉长</w:t>
-      </w:r>
-      <w:r>
-        <w:rPr>
-          <w:rFonts w:hint="eastAsia" w:ascii="Times New Roman" w:hAnsi="Times New Roman" w:eastAsia="Times New Roman" w:cs="Times New Roman"/>
-        </w:rPr>
-        <w:t>，</w:t>
-      </w:r>
-      <w:r>
-        <w:rPr>
-          <w:rFonts w:hint="eastAsia" w:ascii="Times New Roman" w:hAnsi="Times New Roman" w:eastAsia="FangSong" w:cs="Times New Roman"/>
-        </w:rPr>
-        <w:t>轴向配体离去</w:t>
-      </w:r>
-      <w:r>
-        <w:rPr>
-          <w:rFonts w:hint="eastAsia" w:ascii="Times New Roman" w:hAnsi="Times New Roman" w:eastAsia="Times New Roman" w:cs="Times New Roman"/>
-        </w:rPr>
-        <w:t>，</w:t>
-      </w:r>
-      <w:r>
-        <w:rPr>
-          <w:rFonts w:hint="eastAsia" w:ascii="Times New Roman" w:hAnsi="Times New Roman" w:eastAsia="FangSong" w:cs="Times New Roman"/>
-        </w:rPr>
-        <w:t>形成正方形</w:t>
-      </w:r>
-      <w:r>
-        <w:rPr>
-          <w:rFonts w:ascii="Times New Roman" w:hAnsi="Times New Roman" w:eastAsia="Times New Roman" w:cs="Times New Roman"/>
-        </w:rPr>
-        <w:t xml:space="preserve"> </w:t>
-      </w:r>
-      <w:r>
-        <w:rPr>
-          <w:rFonts w:ascii="Times New Roman" w:hAnsi="Times New Roman" w:eastAsia="Times New Roman" w:cs="Times New Roman"/>
-        </w:rPr>
-        <w:t xml:space="preserve">-</w:t>
-      </w:r>
-      <w:r>
-        <w:rPr>
-          <w:rFonts w:ascii="Times New Roman" w:hAnsi="Times New Roman" w:eastAsia="Times New Roman" w:cs="Times New Roman"/>
-        </w:rPr>
-        <w:t xml:space="preserve"> </w:t>
+        <w:t xml:space="preserve">）：</w:t>
       </w:r>
       <m:oMath>
         <m:r>
           <m:rPr>
             <m:sty m:val="p"/>
           </m:rPr>
-          <m:t>P</m:t>
+          <m:t>C</m:t>
         </m:r>
         <m:sSup>
           <m:e>
@@ -31963,7 +31704,7 @@
               <m:rPr>
                 <m:sty m:val="p"/>
               </m:rPr>
-              <m:t>t</m:t>
+              <m:t>l</m:t>
             </m:r>
           </m:e>
           <m:sup>
@@ -31971,53 +31712,22 @@
               <m:rPr>
                 <m:sty m:val="p"/>
               </m:rPr>
-              <m:t>2</m:t>
-            </m:r>
-            <m:r>
-              <m:rPr>
-                <m:sty m:val="p"/>
-              </m:rPr>
-              <m:t>+</m:t>
+              <m:t>−</m:t>
             </m:r>
           </m:sup>
         </m:sSup>
       </m:oMath>
       <w:r>
         <w:rPr>
-          <w:rFonts w:hint="eastAsia" w:ascii="Times New Roman" w:hAnsi="Times New Roman" w:eastAsia="Times New Roman" w:cs="Times New Roman"/>
-        </w:rPr>
-        <w:t>（5d</w:t>
-      </w:r>
-      <w:r>
-        <w:rPr>
-          <w:rFonts w:hint="eastAsia" w:ascii="Times New Roman" w:hAnsi="Times New Roman" w:eastAsia="Times New Roman" w:cs="Times New Roman"/>
-          <w:vertAlign w:val="superscript"/>
-        </w:rPr>
-        <w:t>8</w:t>
-      </w:r>
-      <w:r>
-        <w:rPr>
-          <w:rFonts w:hint="eastAsia" w:ascii="Times New Roman" w:hAnsi="Times New Roman" w:eastAsia="Times New Roman" w:cs="Times New Roman"/>
-        </w:rPr>
-        <w:t>）：Pt</w:t>
-      </w:r>
-      <w:r>
-        <w:rPr>
-          <w:rFonts w:hint="eastAsia" w:ascii="Times New Roman" w:hAnsi="Times New Roman" w:eastAsia="FangSong" w:cs="Times New Roman"/>
-        </w:rPr>
-        <w:t>为第六周期元素</w:t>
-      </w:r>
-      <w:r>
-        <w:rPr>
-          <w:rFonts w:hint="eastAsia" w:ascii="Times New Roman" w:hAnsi="Times New Roman" w:eastAsia="Times New Roman" w:cs="Times New Roman"/>
-        </w:rPr>
-        <w:t>，5d</w:t>
-      </w:r>
-      <w:r>
-        <w:rPr>
-          <w:rFonts w:hint="eastAsia" w:ascii="Times New Roman" w:hAnsi="Times New Roman" w:eastAsia="FangSong" w:cs="Times New Roman"/>
-        </w:rPr>
-        <w:t>轨道扩展</w:t>
+          <w:rFonts w:ascii="Times New Roman" w:hAnsi="Times New Roman" w:eastAsia="Times New Roman" w:cs="Times New Roman"/>
+        </w:rPr>
+        <w:t xml:space="preserve"> </w:t>
+      </w:r>
+      <w:r>
+        <w:rPr>
+          <w:rFonts w:hint="eastAsia" w:ascii="Times New Roman" w:hAnsi="Times New Roman" w:eastAsia="FangSong" w:cs="Times New Roman"/>
+        </w:rPr>
+        <w:t>为弱配体</w:t>
       </w:r>
       <w:r>
         <w:rPr>
@@ -32029,7 +31739,19 @@
         <w:rPr>
           <w:rFonts w:hint="eastAsia" w:ascii="Times New Roman" w:hAnsi="Times New Roman" w:eastAsia="FangSong" w:cs="Times New Roman"/>
         </w:rPr>
-        <w:t>分裂能大</w:t>
+        <w:t>不能使</w:t>
+      </w:r>
+      <w:r>
+        <w:rPr>
+          <w:rFonts w:hint="eastAsia" w:ascii="Times New Roman" w:hAnsi="Times New Roman" w:eastAsia="Times New Roman" w:cs="Times New Roman"/>
+        </w:rPr>
+        <w:t>d</w:t>
+      </w:r>
+      <w:r>
+        <w:rPr>
+          <w:rFonts w:hint="eastAsia" w:ascii="Times New Roman" w:hAnsi="Times New Roman" w:eastAsia="FangSong" w:cs="Times New Roman"/>
+        </w:rPr>
+        <w:t>电子重排</w:t>
       </w:r>
       <w:r>
         <w:rPr>
@@ -32037,28 +31759,31 @@
         </w:rPr>
         <w:t>，</w:t>
       </w:r>
+      <w:r>
+        <w:rPr>
+          <w:rFonts w:hint="eastAsia" w:ascii="Times New Roman" w:hAnsi="Times New Roman" w:eastAsia="FangSong" w:cs="Times New Roman"/>
+        </w:rPr>
+        <w:t>只能采取</w:t>
+      </w:r>
+      <w:r>
+        <w:rPr>
+          <w:rFonts w:ascii="Times New Roman" w:hAnsi="Times New Roman" w:eastAsia="Times New Roman" w:cs="Times New Roman"/>
+        </w:rPr>
+        <w:t xml:space="preserve"> </w:t>
+      </w:r>
       <m:oMath>
         <m:r>
-          <m:rPr>
-            <m:sty m:val="p"/>
-          </m:rPr>
-          <m:t>C</m:t>
+          <m:t>s</m:t>
         </m:r>
         <m:sSup>
           <m:e>
             <m:r>
-              <m:rPr>
-                <m:sty m:val="p"/>
-              </m:rPr>
-              <m:t>l</m:t>
+              <m:t>p</m:t>
             </m:r>
           </m:e>
           <m:sup>
             <m:r>
-              <m:rPr>
-                <m:sty m:val="p"/>
-              </m:rPr>
-              <m:t>−</m:t>
+              <m:t>3</m:t>
             </m:r>
           </m:sup>
         </m:sSup>
@@ -32073,6 +31798,292 @@
         <w:rPr>
           <w:rFonts w:hint="eastAsia" w:ascii="Times New Roman" w:hAnsi="Times New Roman" w:eastAsia="FangSong" w:cs="Times New Roman"/>
         </w:rPr>
+        <w:t>杂化</w:t>
+      </w:r>
+      <w:r>
+        <w:rPr>
+          <w:rFonts w:hint="eastAsia" w:ascii="Times New Roman" w:hAnsi="Times New Roman" w:eastAsia="Times New Roman" w:cs="Times New Roman"/>
+        </w:rPr>
+        <w:t>，</w:t>
+      </w:r>
+      <w:r>
+        <w:rPr>
+          <w:rFonts w:hint="eastAsia" w:ascii="Times New Roman" w:hAnsi="Times New Roman" w:eastAsia="FangSong" w:cs="Times New Roman"/>
+        </w:rPr>
+        <w:t>形成四面体结构</w:t>
+      </w:r>
+      <w:r>
+        <w:rPr>
+          <w:rFonts w:ascii="Times New Roman" w:hAnsi="Times New Roman" w:eastAsia="Times New Roman" w:cs="Times New Roman"/>
+        </w:rPr>
+        <w:t xml:space="preserve"> </w:t>
+      </w:r>
+      <w:r>
+        <w:rPr>
+          <w:rFonts w:ascii="Times New Roman" w:hAnsi="Times New Roman" w:eastAsia="Times New Roman" w:cs="Times New Roman"/>
+        </w:rPr>
+        <w:t xml:space="preserve">-</w:t>
+      </w:r>
+      <w:r>
+        <w:rPr>
+          <w:rFonts w:ascii="Times New Roman" w:hAnsi="Times New Roman" w:eastAsia="Times New Roman" w:cs="Times New Roman"/>
+        </w:rPr>
+        <w:t xml:space="preserve"> </w:t>
+      </w:r>
+      <m:oMath>
+        <m:r>
+          <m:rPr>
+            <m:sty m:val="p"/>
+          </m:rPr>
+          <m:t>C</m:t>
+        </m:r>
+        <m:sSup>
+          <m:e>
+            <m:r>
+              <m:rPr>
+                <m:sty m:val="p"/>
+              </m:rPr>
+              <m:t>u</m:t>
+            </m:r>
+          </m:e>
+          <m:sup>
+            <m:r>
+              <m:rPr>
+                <m:sty m:val="p"/>
+              </m:rPr>
+              <m:t>2</m:t>
+            </m:r>
+            <m:r>
+              <m:rPr>
+                <m:sty m:val="p"/>
+              </m:rPr>
+              <m:t>+</m:t>
+            </m:r>
+          </m:sup>
+        </m:sSup>
+      </m:oMath>
+      <w:r>
+        <w:rPr>
+          <w:rFonts w:hint="eastAsia" w:ascii="Times New Roman" w:hAnsi="Times New Roman" w:eastAsia="Times New Roman" w:cs="Times New Roman"/>
+        </w:rPr>
+        <w:t xml:space="preserve">（</w:t>
+      </w:r>
+      <m:oMath>
+        <m:r>
+          <m:t>3</m:t>
+        </m:r>
+        <m:sSup>
+          <m:e>
+            <m:r>
+              <m:t>d</m:t>
+            </m:r>
+          </m:e>
+          <m:sup>
+            <m:r>
+              <m:t>9</m:t>
+            </m:r>
+          </m:sup>
+        </m:sSup>
+      </m:oMath>
+      <w:r>
+        <w:rPr>
+          <w:rFonts w:hint="eastAsia" w:ascii="Times New Roman" w:hAnsi="Times New Roman" w:eastAsia="Times New Roman" w:cs="Times New Roman"/>
+        </w:rPr>
+        <w:t>）：</w:t>
+      </w:r>
+      <w:r>
+        <w:rPr>
+          <w:rFonts w:hint="eastAsia" w:ascii="Times New Roman" w:hAnsi="Times New Roman" w:eastAsia="FangSong" w:cs="Times New Roman"/>
+        </w:rPr>
+        <w:t>姜</w:t>
+      </w:r>
+      <w:r>
+        <w:rPr>
+          <w:rFonts w:hint="eastAsia" w:ascii="Times New Roman" w:hAnsi="Times New Roman" w:eastAsia="Times New Roman" w:cs="Times New Roman"/>
+        </w:rPr>
+        <w:t>-</w:t>
+      </w:r>
+      <w:r>
+        <w:rPr>
+          <w:rFonts w:hint="eastAsia" w:ascii="Times New Roman" w:hAnsi="Times New Roman" w:eastAsia="FangSong" w:cs="Times New Roman"/>
+        </w:rPr>
+        <w:t>泰勒效应导致八面体拉长</w:t>
+      </w:r>
+      <w:r>
+        <w:rPr>
+          <w:rFonts w:hint="eastAsia" w:ascii="Times New Roman" w:hAnsi="Times New Roman" w:eastAsia="Times New Roman" w:cs="Times New Roman"/>
+        </w:rPr>
+        <w:t>，</w:t>
+      </w:r>
+      <w:r>
+        <w:rPr>
+          <w:rFonts w:hint="eastAsia" w:ascii="Times New Roman" w:hAnsi="Times New Roman" w:eastAsia="FangSong" w:cs="Times New Roman"/>
+        </w:rPr>
+        <w:t>轴向配体离去</w:t>
+      </w:r>
+      <w:r>
+        <w:rPr>
+          <w:rFonts w:hint="eastAsia" w:ascii="Times New Roman" w:hAnsi="Times New Roman" w:eastAsia="Times New Roman" w:cs="Times New Roman"/>
+        </w:rPr>
+        <w:t>，</w:t>
+      </w:r>
+      <w:r>
+        <w:rPr>
+          <w:rFonts w:hint="eastAsia" w:ascii="Times New Roman" w:hAnsi="Times New Roman" w:eastAsia="FangSong" w:cs="Times New Roman"/>
+        </w:rPr>
+        <w:t>形成正方形</w:t>
+      </w:r>
+      <w:r>
+        <w:rPr>
+          <w:rFonts w:ascii="Times New Roman" w:hAnsi="Times New Roman" w:eastAsia="Times New Roman" w:cs="Times New Roman"/>
+        </w:rPr>
+        <w:t xml:space="preserve"> </w:t>
+      </w:r>
+      <w:r>
+        <w:rPr>
+          <w:rFonts w:ascii="Times New Roman" w:hAnsi="Times New Roman" w:eastAsia="Times New Roman" w:cs="Times New Roman"/>
+        </w:rPr>
+        <w:t xml:space="preserve">-</w:t>
+      </w:r>
+      <w:r>
+        <w:rPr>
+          <w:rFonts w:ascii="Times New Roman" w:hAnsi="Times New Roman" w:eastAsia="Times New Roman" w:cs="Times New Roman"/>
+        </w:rPr>
+        <w:t xml:space="preserve"> </w:t>
+      </w:r>
+      <m:oMath>
+        <m:r>
+          <m:rPr>
+            <m:sty m:val="p"/>
+          </m:rPr>
+          <m:t>P</m:t>
+        </m:r>
+        <m:sSup>
+          <m:e>
+            <m:r>
+              <m:rPr>
+                <m:sty m:val="p"/>
+              </m:rPr>
+              <m:t>t</m:t>
+            </m:r>
+          </m:e>
+          <m:sup>
+            <m:r>
+              <m:rPr>
+                <m:sty m:val="p"/>
+              </m:rPr>
+              <m:t>2</m:t>
+            </m:r>
+            <m:r>
+              <m:rPr>
+                <m:sty m:val="p"/>
+              </m:rPr>
+              <m:t>+</m:t>
+            </m:r>
+          </m:sup>
+        </m:sSup>
+      </m:oMath>
+      <w:r>
+        <w:rPr>
+          <w:rFonts w:hint="eastAsia" w:ascii="Times New Roman" w:hAnsi="Times New Roman" w:eastAsia="Times New Roman" w:cs="Times New Roman"/>
+        </w:rPr>
+        <w:t xml:space="preserve">（</w:t>
+      </w:r>
+      <m:oMath>
+        <m:r>
+          <m:t>5</m:t>
+        </m:r>
+        <m:sSup>
+          <m:e>
+            <m:r>
+              <m:t>d</m:t>
+            </m:r>
+          </m:e>
+          <m:sup>
+            <m:r>
+              <m:t>8</m:t>
+            </m:r>
+          </m:sup>
+        </m:sSup>
+      </m:oMath>
+      <w:r>
+        <w:rPr>
+          <w:rFonts w:hint="eastAsia" w:ascii="Times New Roman" w:hAnsi="Times New Roman" w:eastAsia="Times New Roman" w:cs="Times New Roman"/>
+        </w:rPr>
+        <w:t>）：Pt</w:t>
+      </w:r>
+      <w:r>
+        <w:rPr>
+          <w:rFonts w:hint="eastAsia" w:ascii="Times New Roman" w:hAnsi="Times New Roman" w:eastAsia="FangSong" w:cs="Times New Roman"/>
+        </w:rPr>
+        <w:t>为第六周期元素</w:t>
+      </w:r>
+      <w:r>
+        <w:rPr>
+          <w:rFonts w:hint="eastAsia" w:ascii="Times New Roman" w:hAnsi="Times New Roman" w:eastAsia="Times New Roman" w:cs="Times New Roman"/>
+        </w:rPr>
+        <w:t>，5d</w:t>
+      </w:r>
+      <w:r>
+        <w:rPr>
+          <w:rFonts w:hint="eastAsia" w:ascii="Times New Roman" w:hAnsi="Times New Roman" w:eastAsia="FangSong" w:cs="Times New Roman"/>
+        </w:rPr>
+        <w:t>轨道扩展</w:t>
+      </w:r>
+      <w:r>
+        <w:rPr>
+          <w:rFonts w:hint="eastAsia" w:ascii="Times New Roman" w:hAnsi="Times New Roman" w:eastAsia="Times New Roman" w:cs="Times New Roman"/>
+        </w:rPr>
+        <w:t>，</w:t>
+      </w:r>
+      <w:r>
+        <w:rPr>
+          <w:rFonts w:hint="eastAsia" w:ascii="Times New Roman" w:hAnsi="Times New Roman" w:eastAsia="FangSong" w:cs="Times New Roman"/>
+        </w:rPr>
+        <w:t>分裂能大</w:t>
+      </w:r>
+      <w:r>
+        <w:rPr>
+          <w:rFonts w:hint="eastAsia" w:ascii="Times New Roman" w:hAnsi="Times New Roman" w:eastAsia="Times New Roman" w:cs="Times New Roman"/>
+        </w:rPr>
+        <w:t>，</w:t>
+      </w:r>
+      <m:oMath>
+        <m:r>
+          <m:rPr>
+            <m:sty m:val="p"/>
+          </m:rPr>
+          <m:t>C</m:t>
+        </m:r>
+        <m:sSup>
+          <m:e>
+            <m:r>
+              <m:rPr>
+                <m:sty m:val="p"/>
+              </m:rPr>
+              <m:t>l</m:t>
+            </m:r>
+          </m:e>
+          <m:sup>
+            <m:r>
+              <m:rPr>
+                <m:sty m:val="p"/>
+              </m:rPr>
+              <m:t>−</m:t>
+            </m:r>
+          </m:sup>
+        </m:sSup>
+      </m:oMath>
+      <w:r>
+        <w:rPr>
+          <w:rFonts w:ascii="Times New Roman" w:hAnsi="Times New Roman" w:eastAsia="Times New Roman" w:cs="Times New Roman"/>
+        </w:rPr>
+        <w:t xml:space="preserve"> </w:t>
+      </w:r>
+      <w:r>
+        <w:rPr>
+          <w:rFonts w:hint="eastAsia" w:ascii="Times New Roman" w:hAnsi="Times New Roman" w:eastAsia="FangSong" w:cs="Times New Roman"/>
+        </w:rPr>
         <w:t>相当于强配体</w:t>
       </w:r>
       <w:r>
@@ -32115,15 +32126,28 @@
         <w:rPr>
           <w:rFonts w:ascii="Times New Roman" w:hAnsi="Times New Roman" w:eastAsia="Times New Roman" w:cs="Times New Roman"/>
         </w:rPr>
-        <w:t xml:space="preserve"> dsp</w:t>
-      </w:r>
-      <w:r>
-        <w:rPr>
-          <w:rFonts w:ascii="Times New Roman" w:hAnsi="Times New Roman" w:eastAsia="Times New Roman" w:cs="Times New Roman"/>
-          <w:vertAlign w:val="superscript"/>
-        </w:rPr>
-        <w:t>2</w:t>
-      </w:r>
+        <w:t xml:space="preserve"> </w:t>
+      </w:r>
+      <m:oMath>
+        <m:r>
+          <m:t>d</m:t>
+        </m:r>
+        <m:r>
+          <m:t>s</m:t>
+        </m:r>
+        <m:sSup>
+          <m:e>
+            <m:r>
+              <m:t>p</m:t>
+            </m:r>
+          </m:e>
+          <m:sup>
+            <m:r>
+              <m:t>2</m:t>
+            </m:r>
+          </m:sup>
+        </m:sSup>
+      </m:oMath>
       <w:r>
         <w:rPr>
           <w:rFonts w:ascii="Times New Roman" w:hAnsi="Times New Roman" w:eastAsia="Times New Roman" w:cs="Times New Roman"/>
@@ -32159,8 +32183,8 @@
         </w:pict>
       </w:r>
     </w:p>
-    <w:bookmarkEnd w:id="78"/>
-    <w:bookmarkStart w:id="79" w:name="配合物稳定性解释"/>
+    <w:bookmarkEnd w:id="81"/>
+    <w:bookmarkStart w:id="82" w:name="配合物稳定性解释"/>
     <w:p>
       <w:pPr>
         <w:pStyle w:val="Heading2"/>
@@ -33289,8 +33313,8 @@
         </w:pict>
       </w:r>
     </w:p>
-    <w:bookmarkEnd w:id="79"/>
-    <w:bookmarkStart w:id="80" w:name="颜色解释"/>
+    <w:bookmarkEnd w:id="82"/>
+    <w:bookmarkStart w:id="83" w:name="颜色解释"/>
     <w:p>
       <w:pPr>
         <w:pStyle w:val="Heading2"/>
@@ -34187,8 +34211,8 @@
         </w:pict>
       </w:r>
     </w:p>
-    <w:bookmarkEnd w:id="80"/>
-    <w:bookmarkStart w:id="81" w:name="颜色解释-1"/>
+    <w:bookmarkEnd w:id="83"/>
+    <w:bookmarkStart w:id="84" w:name="颜色解释-1"/>
     <w:p>
       <w:pPr>
         <w:pStyle w:val="Heading2"/>
@@ -34787,15 +34811,25 @@
         <w:rPr>
           <w:rFonts w:ascii="Times New Roman" w:hAnsi="Times New Roman" w:eastAsia="Times New Roman" w:cs="Times New Roman"/>
         </w:rPr>
-        <w:t xml:space="preserve"> 5d</w:t>
-      </w:r>
-      <w:r>
-        <w:rPr>
-          <w:rFonts w:ascii="Times New Roman" w:hAnsi="Times New Roman" w:eastAsia="Times New Roman" w:cs="Times New Roman"/>
-          <w:vertAlign w:val="superscript"/>
-        </w:rPr>
-        <w:t>10</w:t>
-      </w:r>
+        <w:t xml:space="preserve"> </w:t>
+      </w:r>
+      <m:oMath>
+        <m:r>
+          <m:t>5</m:t>
+        </m:r>
+        <m:sSup>
+          <m:e>
+            <m:r>
+              <m:t>d</m:t>
+            </m:r>
+          </m:e>
+          <m:sup>
+            <m:r>
+              <m:t>10</m:t>
+            </m:r>
+          </m:sup>
+        </m:sSup>
+      </m:oMath>
       <w:r>
         <w:rPr>
           <w:rFonts w:ascii="Times New Roman" w:hAnsi="Times New Roman" w:eastAsia="Times New Roman" w:cs="Times New Roman"/>
@@ -35175,8 +35209,8 @@
         </w:pict>
       </w:r>
     </w:p>
-    <w:bookmarkEnd w:id="81"/>
-    <w:bookmarkStart w:id="82" w:name="配合物稳定性预测"/>
+    <w:bookmarkEnd w:id="84"/>
+    <w:bookmarkStart w:id="85" w:name="配合物稳定性预测"/>
     <w:p>
       <w:pPr>
         <w:pStyle w:val="Heading2"/>
@@ -36821,8 +36855,8 @@
         </w:pict>
       </w:r>
     </w:p>
-    <w:bookmarkEnd w:id="82"/>
-    <w:bookmarkStart w:id="83" w:name="溶液颜色变化"/>
+    <w:bookmarkEnd w:id="85"/>
+    <w:bookmarkStart w:id="86" w:name="溶液颜色变化"/>
     <w:p>
       <w:pPr>
         <w:pStyle w:val="Heading2"/>
@@ -38201,8 +38235,8 @@
         </w:pict>
       </w:r>
     </w:p>
-    <w:bookmarkEnd w:id="83"/>
-    <w:bookmarkStart w:id="84" w:name="稳定性顺序解释"/>
+    <w:bookmarkEnd w:id="86"/>
+    <w:bookmarkStart w:id="87" w:name="稳定性顺序解释"/>
     <w:p>
       <w:pPr>
         <w:pStyle w:val="Heading2"/>
@@ -39055,8 +39089,8 @@
         </w:pict>
       </w:r>
     </w:p>
-    <w:bookmarkEnd w:id="84"/>
-    <w:bookmarkStart w:id="85" w:name="电极电势计算"/>
+    <w:bookmarkEnd w:id="87"/>
+    <w:bookmarkStart w:id="88" w:name="电极电势计算"/>
     <w:p>
       <w:pPr>
         <w:pStyle w:val="Heading2"/>
@@ -39868,8 +39902,8 @@
         </w:pict>
       </w:r>
     </w:p>
-    <w:bookmarkEnd w:id="85"/>
-    <w:bookmarkStart w:id="86" w:name="稳定常数计算"/>
+    <w:bookmarkEnd w:id="88"/>
+    <w:bookmarkStart w:id="89" w:name="稳定常数计算"/>
     <w:p>
       <w:pPr>
         <w:pStyle w:val="Heading2"/>
@@ -41206,8 +41240,8 @@
         </w:pict>
       </w:r>
     </w:p>
-    <w:bookmarkEnd w:id="86"/>
-    <w:bookmarkStart w:id="87" w:name="沉淀ph计算"/>
+    <w:bookmarkEnd w:id="89"/>
+    <w:bookmarkStart w:id="90" w:name="沉淀ph计算"/>
     <w:p>
       <w:pPr>
         <w:pStyle w:val="Heading2"/>
@@ -42558,8 +42592,8 @@
         </w:pict>
       </w:r>
     </w:p>
-    <w:bookmarkEnd w:id="87"/>
-    <w:bookmarkStart w:id="88" w:name="电极电势计算-1"/>
+    <w:bookmarkEnd w:id="90"/>
+    <w:bookmarkStart w:id="91" w:name="电极电势计算-1"/>
     <w:p>
       <w:pPr>
         <w:pStyle w:val="Heading2"/>
@@ -43383,8 +43417,8 @@
         </w:pict>
       </w:r>
     </w:p>
-    <w:bookmarkEnd w:id="88"/>
-    <w:bookmarkStart w:id="89" w:name="氧化还原反应判断"/>
+    <w:bookmarkEnd w:id="91"/>
+    <w:bookmarkStart w:id="92" w:name="氧化还原反应判断"/>
     <w:p>
       <w:pPr>
         <w:pStyle w:val="Heading2"/>
@@ -45355,8 +45389,8 @@
         </w:pict>
       </w:r>
     </w:p>
-    <w:bookmarkEnd w:id="89"/>
-    <w:bookmarkStart w:id="90" w:name="溶解度计算"/>
+    <w:bookmarkEnd w:id="92"/>
+    <w:bookmarkStart w:id="93" w:name="溶解度计算"/>
     <w:p>
       <w:pPr>
         <w:pStyle w:val="Heading2"/>
@@ -46577,8 +46611,8 @@
         </w:pict>
       </w:r>
     </w:p>
-    <w:bookmarkEnd w:id="90"/>
-    <w:bookmarkStart w:id="91" w:name="配合物对氧化还原性的影响"/>
+    <w:bookmarkEnd w:id="93"/>
+    <w:bookmarkStart w:id="94" w:name="配合物对氧化还原性的影响"/>
     <w:p>
       <w:pPr>
         <w:pStyle w:val="Heading2"/>
@@ -47649,8 +47683,8 @@
         </w:pict>
       </w:r>
     </w:p>
-    <w:bookmarkEnd w:id="91"/>
-    <w:bookmarkStart w:id="92" w:name="稳定常数计算-1"/>
+    <w:bookmarkEnd w:id="94"/>
+    <w:bookmarkStart w:id="95" w:name="稳定常数计算-1"/>
     <w:p>
       <w:pPr>
         <w:pStyle w:val="Heading2"/>
@@ -48680,8 +48714,8 @@
         </w:pict>
       </w:r>
     </w:p>
-    <w:bookmarkEnd w:id="92"/>
-    <w:bookmarkStart w:id="93" w:name="配合物化学式推导"/>
+    <w:bookmarkEnd w:id="95"/>
+    <w:bookmarkStart w:id="96" w:name="配合物化学式推导"/>
     <w:p>
       <w:pPr>
         <w:pStyle w:val="Heading2"/>
@@ -49858,84 +49892,37 @@
     </w:p>
     <w:p>
       <w:pPr>
-        <w:pStyle w:val="BodyText"/>
+        <w:spacing w:before="160" w:after="80"/>
       </w:pPr>
       <w:r>
-        <w:rPr>
-          <w:rFonts w:ascii="Times New Roman" w:hAnsi="Times New Roman" w:eastAsia="Times New Roman" w:cs="Times New Roman"/>
-        </w:rPr>
-        <w:t xml:space="preserve">used_in:</w:t>
-      </w:r>
-      <w:r>
-        <w:rPr>
-          <w:rFonts w:ascii="Times New Roman" w:hAnsi="Times New Roman" w:eastAsia="Times New Roman" w:cs="Times New Roman"/>
-        </w:rPr>
-        <w:t xml:space="preserve"> </w:t>
-      </w:r>
-      <w:r>
-        <w:rPr>
-          <w:rFonts w:hint="eastAsia" w:ascii="Times New Roman" w:hAnsi="Times New Roman" w:eastAsia="Times New Roman" w:cs="Times New Roman"/>
-        </w:rPr>
-        <w:t>“</w:t>
-      </w:r>
-      <w:r>
-        <w:rPr>
-          <w:rFonts w:hint="eastAsia" w:ascii="Times New Roman" w:hAnsi="Times New Roman" w:eastAsia="FangSong" w:cs="Times New Roman"/>
-        </w:rPr>
-        <w:t>第二轮习题集</w:t>
-      </w:r>
-      <w:r>
-        <w:rPr>
-          <w:rFonts w:hint="eastAsia" w:ascii="Times New Roman" w:hAnsi="Times New Roman" w:eastAsia="Times New Roman" w:cs="Times New Roman"/>
-        </w:rPr>
-        <w:t>-</w:t>
-      </w:r>
-      <w:r>
-        <w:rPr>
-          <w:rFonts w:hint="eastAsia" w:ascii="Times New Roman" w:hAnsi="Times New Roman" w:eastAsia="FangSong" w:cs="Times New Roman"/>
-        </w:rPr>
-        <w:t>结构化学二</w:t>
-      </w:r>
-      <w:r>
-        <w:rPr>
-          <w:rFonts w:hint="eastAsia" w:ascii="Times New Roman" w:hAnsi="Times New Roman" w:eastAsia="Times New Roman" w:cs="Times New Roman"/>
-        </w:rPr>
-        <w:t>”</w:t>
-      </w:r>
-      <w:r>
-        <w:rPr>
-          <w:rFonts w:ascii="Times New Roman" w:hAnsi="Times New Roman" w:eastAsia="Times New Roman" w:cs="Times New Roman"/>
-        </w:rPr>
-        <w:t xml:space="preserve"> </w:t>
-      </w:r>
-      <w:r>
-        <w:rPr>
-          <w:rFonts w:ascii="Times New Roman" w:hAnsi="Times New Roman" w:eastAsia="Times New Roman" w:cs="Times New Roman"/>
-        </w:rPr>
-        <w:t xml:space="preserve">___</w:t>
-      </w:r>
-      <w:r>
-        <w:rPr>
-          <w:rFonts w:ascii="Times New Roman" w:hAnsi="Times New Roman" w:eastAsia="Times New Roman" w:cs="Times New Roman"/>
-        </w:rPr>
-        <w:t xml:space="preserve"> </w:t>
-      </w:r>
-      <w:r>
-        <w:rPr>
-          <w:rFonts w:ascii="Times New Roman" w:hAnsi="Times New Roman" w:eastAsia="Times New Roman" w:cs="Times New Roman"/>
-        </w:rPr>
-        <w:t xml:space="preserve">## 11.46 </w:t>
-      </w:r>
-      <w:r>
-        <w:rPr>
-          <w:rFonts w:hint="eastAsia" w:ascii="Times New Roman" w:hAnsi="Times New Roman" w:eastAsia="FangSong" w:cs="Times New Roman"/>
+        <w:pict>
+          <v:rect style="width:0;height:1.5pt" o:hralign="center" o:hrstd="t" o:hr="t"/>
+        </w:pict>
+      </w:r>
+    </w:p>
+    <w:bookmarkEnd w:id="96"/>
+    <w:bookmarkStart w:id="97" w:name="反位效应应用"/>
+    <w:p>
+      <w:pPr>
+        <w:pStyle w:val="Heading2"/>
+        <w:spacing w:before="280" w:after="120"/>
+      </w:pPr>
+      <w:r>
+        <w:rPr>
+          <w:rFonts w:ascii="Times New Roman" w:hAnsi="Times New Roman" w:eastAsia="Times New Roman" w:cs="Times New Roman"/>
+        </w:rPr>
+        <w:t xml:space="preserve">11.46 </w:t>
+      </w:r>
+      <w:r>
+        <w:rPr>
+          <w:rFonts w:hint="eastAsia" w:ascii="Times New Roman" w:hAnsi="Times New Roman" w:eastAsia="SimHei" w:cs="Times New Roman"/>
         </w:rPr>
         <w:t xml:space="preserve">反位效应应用</w:t>
       </w:r>
     </w:p>
     <w:p>
       <w:pPr>
-        <w:pStyle w:val="BodyText"/>
+        <w:pStyle w:val="FirstParagraph"/>
       </w:pPr>
       <w:r>
         <w:rPr>
@@ -52059,8 +52046,8 @@
         <w:t>。</w:t>
       </w:r>
     </w:p>
-    <w:bookmarkEnd w:id="93"/>
-    <w:bookmarkStart w:id="94" w:name="第-16-题"/>
+    <w:bookmarkEnd w:id="97"/>
+    <w:bookmarkStart w:id="98" w:name="第-16-题"/>
     <w:p>
       <w:pPr>
         <w:pStyle w:val="Heading2"/>
@@ -52858,8 +52845,8 @@
         <w:t xml:space="preserve">参考答案</w:t>
       </w:r>
     </w:p>
-    <w:bookmarkEnd w:id="94"/>
-    <w:bookmarkStart w:id="95" w:name="参考答案-14"/>
+    <w:bookmarkEnd w:id="98"/>
+    <w:bookmarkStart w:id="102" w:name="参考答案-14"/>
     <w:p>
       <w:pPr>
         <w:pStyle w:val="Heading2"/>
@@ -52927,85 +52914,94 @@
         </w:rPr>
         <w:t xml:space="preserve">分子或离子</w:t>
       </w:r>
+      <w:r>
+        <w:rPr>
+          <w:rFonts w:ascii="Times New Roman" w:hAnsi="Times New Roman" w:eastAsia="Times New Roman" w:cs="Times New Roman"/>
+        </w:rPr>
+        <w:t xml:space="preserve"> </w:t>
+      </w:r>
+      <w:r>
+        <w:rPr>
+          <w:rFonts w:hint="eastAsia" w:ascii="Times New Roman" w:hAnsi="Times New Roman" w:eastAsia="Times New Roman" w:cs="Times New Roman"/>
+        </w:rPr>
+        <w:t>Lewis</w:t>
+      </w:r>
+      <w:r>
+        <w:rPr>
+          <w:rFonts w:hint="eastAsia" w:ascii="Times New Roman" w:hAnsi="Times New Roman" w:eastAsia="FangSong" w:cs="Times New Roman"/>
+        </w:rPr>
+        <w:t>结构</w:t>
+      </w:r>
+      <w:r>
+        <w:rPr>
+          <w:rFonts w:ascii="Times New Roman" w:hAnsi="Times New Roman" w:eastAsia="Times New Roman" w:cs="Times New Roman"/>
+        </w:rPr>
+        <w:t xml:space="preserve"> </w:t>
+      </w:r>
+      <w:r>
+        <w:rPr>
+          <w:rFonts w:hint="eastAsia" w:ascii="Times New Roman" w:hAnsi="Times New Roman" w:eastAsia="FangSong" w:cs="Times New Roman"/>
+        </w:rPr>
+        <w:t xml:space="preserve">分子或离子</w:t>
+      </w:r>
+      <w:r>
+        <w:rPr>
+          <w:rFonts w:ascii="Times New Roman" w:hAnsi="Times New Roman" w:eastAsia="Times New Roman" w:cs="Times New Roman"/>
+        </w:rPr>
+        <w:t xml:space="preserve"> </w:t>
+      </w:r>
+      <w:r>
+        <w:rPr>
+          <w:rFonts w:hint="eastAsia" w:ascii="Times New Roman" w:hAnsi="Times New Roman" w:eastAsia="Times New Roman" w:cs="Times New Roman"/>
+        </w:rPr>
+        <w:t>Lewis</w:t>
+      </w:r>
+      <w:r>
+        <w:rPr>
+          <w:rFonts w:hint="eastAsia" w:ascii="Times New Roman" w:hAnsi="Times New Roman" w:eastAsia="FangSong" w:cs="Times New Roman"/>
+        </w:rPr>
+        <w:t>结构</w:t>
+      </w:r>
     </w:p>
     <w:p>
       <w:pPr>
         <w:pStyle w:val="BodyText"/>
       </w:pPr>
-      <w:r>
-        <w:rPr>
-          <w:rFonts w:hint="eastAsia" w:ascii="Times New Roman" w:hAnsi="Times New Roman" w:eastAsia="Times New Roman" w:cs="Times New Roman"/>
-        </w:rPr>
-        <w:t>Lewis</w:t>
-      </w:r>
-      <w:r>
-        <w:rPr>
-          <w:rFonts w:hint="eastAsia" w:ascii="Times New Roman" w:hAnsi="Times New Roman" w:eastAsia="FangSong" w:cs="Times New Roman"/>
-        </w:rPr>
-        <w:t>结构</w:t>
-      </w:r>
-    </w:p>
-    <w:p>
-      <w:pPr>
-        <w:pStyle w:val="BodyText"/>
-      </w:pPr>
-      <w:r>
-        <w:rPr>
-          <w:rFonts w:hint="eastAsia" w:ascii="Times New Roman" w:hAnsi="Times New Roman" w:eastAsia="FangSong" w:cs="Times New Roman"/>
-        </w:rPr>
-        <w:t xml:space="preserve">分子或离子</w:t>
-      </w:r>
-    </w:p>
-    <w:p>
-      <w:pPr>
-        <w:pStyle w:val="BodyText"/>
-      </w:pPr>
-      <w:r>
-        <w:rPr>
-          <w:rFonts w:hint="eastAsia" w:ascii="Times New Roman" w:hAnsi="Times New Roman" w:eastAsia="Times New Roman" w:cs="Times New Roman"/>
-        </w:rPr>
-        <w:t>Lewis</w:t>
-      </w:r>
-      <w:r>
-        <w:rPr>
-          <w:rFonts w:hint="eastAsia" w:ascii="Times New Roman" w:hAnsi="Times New Roman" w:eastAsia="FangSong" w:cs="Times New Roman"/>
-        </w:rPr>
-        <w:t>结构</w:t>
-      </w:r>
-    </w:p>
-    <w:p>
-      <w:pPr>
-        <w:pStyle w:val="BodyText"/>
-      </w:pPr>
-      <w:r>
-        <w:rPr>
-          <w:rFonts w:ascii="Times New Roman" w:hAnsi="Times New Roman" w:eastAsia="Times New Roman" w:cs="Times New Roman"/>
-        </w:rPr>
-        <w:t>CO</w:t>
-      </w:r>
-      <w:r>
-        <w:rPr>
-          <w:rFonts w:ascii="Times New Roman" w:hAnsi="Times New Roman" w:eastAsia="Times New Roman" w:cs="Times New Roman"/>
-          <w:vertAlign w:val="subscript"/>
-        </w:rPr>
-        <w:t>2</w:t>
-      </w:r>
-    </w:p>
-    <w:p>
-      <w:pPr>
-        <w:pStyle w:val="BodyText"/>
-      </w:pPr>
+      <m:oMath>
+        <m:r>
+          <m:t>C</m:t>
+        </m:r>
+        <m:sSub>
+          <m:e>
+            <m:r>
+              <m:t>O</m:t>
+            </m:r>
+          </m:e>
+          <m:sub>
+            <m:r>
+              <m:t>2</m:t>
+            </m:r>
+          </m:sub>
+        </m:sSub>
+      </m:oMath>
+      <w:r>
+        <w:rPr>
+          <w:rFonts w:ascii="Times New Roman" w:hAnsi="Times New Roman" w:eastAsia="Times New Roman" w:cs="Times New Roman"/>
+        </w:rPr>
+        <w:t xml:space="preserve"> </w:t>
+      </w:r>
       <w:r>
         <w:rPr>
           <w:rFonts w:ascii="Times New Roman" w:hAnsi="Times New Roman" w:eastAsia="Times New Roman" w:cs="Times New Roman"/>
         </w:rPr>
         <w:t xml:space="preserve">:O=C=O:</w:t>
       </w:r>
-    </w:p>
-    <w:p>
-      <w:pPr>
-        <w:pStyle w:val="BodyText"/>
-      </w:pPr>
+      <w:r>
+        <w:rPr>
+          <w:rFonts w:ascii="Times New Roman" w:hAnsi="Times New Roman" w:eastAsia="Times New Roman" w:cs="Times New Roman"/>
+        </w:rPr>
+        <w:t xml:space="preserve"> </w:t>
+      </w:r>
       <m:oMath>
         <m:oMathPr>
           <m:ctrlPr>
@@ -53046,12 +53042,6 @@
           </m:sub>
         </m:sSub>
       </m:oMath>
-      <w:r>
-        <w:rPr>
-          <w:rFonts w:ascii="Times New Roman" w:hAnsi="Times New Roman" w:eastAsia="Times New Roman" w:cs="Times New Roman"/>
-        </w:rPr>
-        <w:t xml:space="preserve">​</w:t>
-      </w:r>
     </w:p>
     <w:p>
       <w:pPr>
@@ -53091,31 +53081,40 @@
       <w:pPr>
         <w:pStyle w:val="BodyText"/>
       </w:pPr>
-      <w:r>
-        <w:rPr>
-          <w:rFonts w:ascii="Times New Roman" w:hAnsi="Times New Roman" w:eastAsia="Times New Roman" w:cs="Times New Roman"/>
-        </w:rPr>
-        <w:t>ClO</w:t>
-      </w:r>
-      <w:r>
-        <w:rPr>
-          <w:rFonts w:ascii="Times New Roman" w:hAnsi="Times New Roman" w:eastAsia="Times New Roman" w:cs="Times New Roman"/>
-          <w:vertAlign w:val="subscript"/>
-        </w:rPr>
-        <w:t>3</w:t>
-      </w:r>
-      <w:r>
-        <w:rPr>
-          <w:rFonts w:ascii="Times New Roman" w:hAnsi="Times New Roman" w:eastAsia="Times New Roman" w:cs="Times New Roman"/>
-          <w:vertAlign w:val="superscript"/>
-        </w:rPr>
-        <w:t>-</w:t>
-      </w:r>
-    </w:p>
-    <w:p>
-      <w:pPr>
-        <w:pStyle w:val="BodyText"/>
-      </w:pPr>
+      <m:oMath>
+        <m:r>
+          <m:t>C</m:t>
+        </m:r>
+        <m:r>
+          <m:t>l</m:t>
+        </m:r>
+        <m:sSubSup>
+          <m:e>
+            <m:r>
+              <m:t>O</m:t>
+            </m:r>
+          </m:e>
+          <m:sub>
+            <m:r>
+              <m:t>3</m:t>
+            </m:r>
+          </m:sub>
+          <m:sup>
+            <m:r>
+              <m:rPr>
+                <m:sty m:val="p"/>
+              </m:rPr>
+              <m:t>−</m:t>
+            </m:r>
+          </m:sup>
+        </m:sSubSup>
+      </m:oMath>
+      <w:r>
+        <w:rPr>
+          <w:rFonts w:ascii="Times New Roman" w:hAnsi="Times New Roman" w:eastAsia="Times New Roman" w:cs="Times New Roman"/>
+        </w:rPr>
+        <w:t xml:space="preserve"> </w:t>
+      </w:r>
       <m:oMath>
         <m:oMathPr>
           <m:ctrlPr>
@@ -53153,60 +53152,78 @@
           <m:t>l</m:t>
         </m:r>
       </m:oMath>
-      <w:r>
-        <w:rPr>
-          <w:rFonts w:ascii="Times New Roman" w:hAnsi="Times New Roman" w:eastAsia="Times New Roman" w:cs="Times New Roman"/>
-        </w:rPr>
-        <w:t xml:space="preserve">​</w:t>
-      </w:r>
     </w:p>
     <w:p>
       <w:pPr>
         <w:pStyle w:val="BodyText"/>
       </w:pPr>
-      <w:r>
-        <w:rPr>
-          <w:rFonts w:ascii="Times New Roman" w:hAnsi="Times New Roman" w:eastAsia="Times New Roman" w:cs="Times New Roman"/>
-        </w:rPr>
-        <w:t>HONO</w:t>
-      </w:r>
-      <w:r>
-        <w:rPr>
-          <w:rFonts w:ascii="Times New Roman" w:hAnsi="Times New Roman" w:eastAsia="Times New Roman" w:cs="Times New Roman"/>
-          <w:vertAlign w:val="subscript"/>
-        </w:rPr>
-        <w:t>2</w:t>
+      <m:oMath>
+        <m:r>
+          <m:t>H</m:t>
+        </m:r>
+        <m:r>
+          <m:t>O</m:t>
+        </m:r>
+        <m:r>
+          <m:t>N</m:t>
+        </m:r>
+        <m:sSub>
+          <m:e>
+            <m:r>
+              <m:t>O</m:t>
+            </m:r>
+          </m:e>
+          <m:sub>
+            <m:r>
+              <m:t>2</m:t>
+            </m:r>
+          </m:sub>
+        </m:sSub>
+      </m:oMath>
+      <w:r>
+        <w:rPr>
+          <w:rFonts w:ascii="Times New Roman" w:hAnsi="Times New Roman" w:eastAsia="Times New Roman" w:cs="Times New Roman"/>
+        </w:rPr>
+        <w:t xml:space="preserve">​</w:t>
       </w:r>
     </w:p>
     <w:p>
       <w:pPr>
         <w:pStyle w:val="BodyText"/>
+        <w:spacing w:before="160" w:after="80"/>
+        <w:jc w:val="center"/>
       </w:pPr>
-      <w:r>
-        <w:rPr>
-          <w:rFonts w:ascii="Times New Roman" w:hAnsi="Times New Roman" w:eastAsia="Times New Roman" w:cs="Times New Roman"/>
-        </w:rPr>
-        <w:t>PH</w:t>
-      </w:r>
-      <w:r>
-        <w:rPr>
-          <w:rFonts w:ascii="Times New Roman" w:hAnsi="Times New Roman" w:eastAsia="Times New Roman" w:cs="Times New Roman"/>
-          <w:vertAlign w:val="subscript"/>
-        </w:rPr>
-        <w:t>4</w:t>
-      </w:r>
-      <w:r>
-        <w:rPr>
-          <w:rFonts w:ascii="Times New Roman" w:hAnsi="Times New Roman" w:eastAsia="Times New Roman" w:cs="Times New Roman"/>
-          <w:vertAlign w:val="superscript"/>
-        </w:rPr>
-        <w:t>+</w:t>
-      </w:r>
-    </w:p>
-    <w:p>
-      <w:pPr>
-        <w:pStyle w:val="BodyText"/>
-      </w:pPr>
+      <m:oMath>
+        <m:r>
+          <m:t>P</m:t>
+        </m:r>
+        <m:sSubSup>
+          <m:e>
+            <m:r>
+              <m:t>H</m:t>
+            </m:r>
+          </m:e>
+          <m:sub>
+            <m:r>
+              <m:t>4</m:t>
+            </m:r>
+          </m:sub>
+          <m:sup>
+            <m:r>
+              <m:rPr>
+                <m:sty m:val="p"/>
+              </m:rPr>
+              <m:t>+</m:t>
+            </m:r>
+          </m:sup>
+        </m:sSubSup>
+      </m:oMath>
+      <w:r>
+        <w:rPr>
+          <w:rFonts w:ascii="Times New Roman" w:hAnsi="Times New Roman" w:eastAsia="Times New Roman" w:cs="Times New Roman"/>
+        </w:rPr>
+        <w:t xml:space="preserve"> </w:t>
+      </w:r>
       <m:oMath>
         <m:oMathPr>
           <m:ctrlPr>
@@ -53245,77 +53262,52 @@
         <w:rPr>
           <w:rFonts w:ascii="Times New Roman" w:hAnsi="Times New Roman" w:eastAsia="Times New Roman" w:cs="Times New Roman"/>
         </w:rPr>
-        <w:t xml:space="preserve">​</w:t>
-      </w:r>
-    </w:p>
-    <w:p>
-      <w:pPr>
-        <w:pStyle w:val="BodyText"/>
-      </w:pPr>
-    </w:p>
-    <w:p>
-      <w:pPr>
-        <w:pStyle w:val="BodyText"/>
-      </w:pPr>
-      <w:r>
-        <w:rPr>
-          <w:rFonts w:ascii="Times New Roman" w:hAnsi="Times New Roman" w:eastAsia="Times New Roman" w:cs="Times New Roman"/>
-        </w:rPr>
-        <w:t>HO</w:t>
-      </w:r>
-      <w:r>
-        <w:rPr>
-          <w:rFonts w:ascii="Times New Roman" w:hAnsi="Times New Roman" w:eastAsia="Times New Roman" w:cs="Times New Roman"/>
-          <w:vertAlign w:val="subscript"/>
-        </w:rPr>
-        <w:t>2</w:t>
-      </w:r>
-      <w:r>
-        <w:rPr>
-          <w:rFonts w:ascii="Times New Roman" w:hAnsi="Times New Roman" w:eastAsia="Times New Roman" w:cs="Times New Roman"/>
-          <w:vertAlign w:val="superscript"/>
-        </w:rPr>
-        <w:t>-</w:t>
-      </w:r>
-    </w:p>
-    <w:p>
-      <w:pPr>
-        <w:pStyle w:val="BodyText"/>
-      </w:pPr>
-      <w:r>
-        <w:rPr>
-          <w:rFonts w:ascii="Times New Roman" w:hAnsi="Times New Roman" w:eastAsia="Times New Roman" w:cs="Times New Roman"/>
-        </w:rPr>
-        <w:t xml:space="preserve">(H—O—O):</w:t>
-      </w:r>
-    </w:p>
-    <w:p>
-      <w:pPr>
-        <w:pStyle w:val="BodyText"/>
-      </w:pPr>
-      <w:r>
-        <w:rPr>
-          <w:rFonts w:ascii="Times New Roman" w:hAnsi="Times New Roman" w:eastAsia="Times New Roman" w:cs="Times New Roman"/>
-        </w:rPr>
-        <w:t>CN</w:t>
-      </w:r>
-      <w:r>
-        <w:rPr>
-          <w:rFonts w:ascii="Times New Roman" w:hAnsi="Times New Roman" w:eastAsia="Times New Roman" w:cs="Times New Roman"/>
-          <w:vertAlign w:val="superscript"/>
-        </w:rPr>
-        <w:t>-</w:t>
-      </w:r>
-    </w:p>
-    <w:p>
-      <w:pPr>
-        <w:pStyle w:val="BodyText"/>
-      </w:pPr>
-      <w:r>
-        <w:rPr>
-          <w:rFonts w:ascii="Times New Roman" w:hAnsi="Times New Roman" w:eastAsia="Times New Roman" w:cs="Times New Roman"/>
-        </w:rPr>
-        <w:t xml:space="preserve">(:C≡N):)</w:t>
+        <w:t xml:space="preserve"> </w:t>
+      </w:r>
+      <w:r>
+        <w:rPr>
+          <w:rFonts w:ascii="Times New Roman" w:hAnsi="Times New Roman" w:eastAsia="Times New Roman" w:cs="Times New Roman"/>
+        </w:rPr>
+        <w:drawing>
+          <wp:inline>
+            <wp:extent cx="3479800" cy="2578100"/>
+            <wp:effectExtent b="0" l="0" r="0" t="0"/>
+            <wp:docPr descr="" title="" id="100" name="Picture"/>
+            <a:graphic>
+              <a:graphicData uri="http://schemas.openxmlformats.org/drawingml/2006/picture">
+                <pic:pic>
+                  <pic:nvPicPr>
+                    <pic:cNvPr descr="14eb9f4d707fdf76886e0b3381ca2e5c14fd0bb2313dcb39fb1035ce17abc0f8.jpg" id="101" name="Picture"/>
+                    <pic:cNvPicPr>
+                      <a:picLocks noChangeArrowheads="1" noChangeAspect="1"/>
+                    </pic:cNvPicPr>
+                  </pic:nvPicPr>
+                  <pic:blipFill>
+                    <a:blip r:embed="rId99"/>
+                    <a:stretch>
+                      <a:fillRect/>
+                    </a:stretch>
+                  </pic:blipFill>
+                  <pic:spPr bwMode="auto">
+                    <a:xfrm>
+                      <a:off x="0" y="0"/>
+                      <a:ext cx="3479800" cy="2578100"/>
+                    </a:xfrm>
+                    <a:prstGeom prst="rect">
+                      <a:avLst/>
+                    </a:prstGeom>
+                    <a:noFill/>
+                    <a:ln w="9525">
+                      <a:noFill/>
+                      <a:headEnd/>
+                      <a:tailEnd/>
+                    </a:ln>
+                  </pic:spPr>
+                </pic:pic>
+              </a:graphicData>
+            </a:graphic>
+          </wp:inline>
+        </w:drawing>
       </w:r>
     </w:p>
     <w:p>
@@ -53323,6 +53315,86 @@
         <w:pStyle w:val="BodyText"/>
       </w:pPr>
       <m:oMath>
+        <m:r>
+          <m:t>H</m:t>
+        </m:r>
+        <m:sSubSup>
+          <m:e>
+            <m:r>
+              <m:t>O</m:t>
+            </m:r>
+          </m:e>
+          <m:sub>
+            <m:r>
+              <m:t>2</m:t>
+            </m:r>
+          </m:sub>
+          <m:sup>
+            <m:r>
+              <m:rPr>
+                <m:sty m:val="p"/>
+              </m:rPr>
+              <m:t>−</m:t>
+            </m:r>
+          </m:sup>
+        </m:sSubSup>
+      </m:oMath>
+      <w:r>
+        <w:rPr>
+          <w:rFonts w:ascii="Times New Roman" w:hAnsi="Times New Roman" w:eastAsia="Times New Roman" w:cs="Times New Roman"/>
+        </w:rPr>
+        <w:t xml:space="preserve"> </w:t>
+      </w:r>
+      <w:r>
+        <w:rPr>
+          <w:rFonts w:ascii="Times New Roman" w:hAnsi="Times New Roman" w:eastAsia="Times New Roman" w:cs="Times New Roman"/>
+        </w:rPr>
+        <w:t xml:space="preserve">(H—O—O):</w:t>
+      </w:r>
+    </w:p>
+    <w:p>
+      <w:pPr>
+        <w:pStyle w:val="BodyText"/>
+      </w:pPr>
+      <m:oMath>
+        <m:r>
+          <m:t>C</m:t>
+        </m:r>
+        <m:sSup>
+          <m:e>
+            <m:r>
+              <m:t>N</m:t>
+            </m:r>
+          </m:e>
+          <m:sup>
+            <m:r>
+              <m:rPr>
+                <m:sty m:val="p"/>
+              </m:rPr>
+              <m:t>−</m:t>
+            </m:r>
+          </m:sup>
+        </m:sSup>
+      </m:oMath>
+      <w:r>
+        <w:rPr>
+          <w:rFonts w:ascii="Times New Roman" w:hAnsi="Times New Roman" w:eastAsia="Times New Roman" w:cs="Times New Roman"/>
+        </w:rPr>
+        <w:t xml:space="preserve"> </w:t>
+      </w:r>
+      <w:r>
+        <w:rPr>
+          <w:rFonts w:ascii="Times New Roman" w:hAnsi="Times New Roman" w:eastAsia="Times New Roman" w:cs="Times New Roman"/>
+        </w:rPr>
+        <w:t xml:space="preserve">(:C≡N):)</w:t>
+      </w:r>
+      <w:r>
+        <w:rPr>
+          <w:rFonts w:ascii="Times New Roman" w:hAnsi="Times New Roman" w:eastAsia="Times New Roman" w:cs="Times New Roman"/>
+        </w:rPr>
+        <w:t xml:space="preserve"> </w:t>
+      </w:r>
+      <m:oMath>
         <m:sSub>
           <m:e>
             <m:r>
@@ -53348,15 +53420,9 @@
           </m:sub>
         </m:sSub>
       </m:oMath>
-      <w:r>
-        <w:rPr>
-          <w:rFonts w:ascii="Times New Roman" w:hAnsi="Times New Roman" w:eastAsia="Times New Roman" w:cs="Times New Roman"/>
-        </w:rPr>
-        <w:t xml:space="preserve">​</w:t>
-      </w:r>
     </w:p>
-    <w:bookmarkEnd w:id="95"/>
-    <w:bookmarkStart w:id="96" w:name="知识点映射-5"/>
+    <w:bookmarkEnd w:id="102"/>
+    <w:bookmarkStart w:id="103" w:name="知识点映射-5"/>
     <w:p>
       <w:pPr>
         <w:pStyle w:val="Heading2"/>
@@ -53390,8 +53456,8 @@
         <w:t>结构式</w:t>
       </w:r>
     </w:p>
-    <w:bookmarkEnd w:id="96"/>
-    <w:bookmarkStart w:id="97" w:name="第-17-题"/>
+    <w:bookmarkEnd w:id="103"/>
+    <w:bookmarkStart w:id="104" w:name="第-17-题"/>
     <w:p>
       <w:pPr>
         <w:pStyle w:val="Heading2"/>
@@ -53797,8 +53863,8 @@
         <w:t xml:space="preserve">参考答案</w:t>
       </w:r>
     </w:p>
-    <w:bookmarkEnd w:id="97"/>
-    <w:bookmarkStart w:id="98" w:name="参考答案-15"/>
+    <w:bookmarkEnd w:id="104"/>
+    <w:bookmarkStart w:id="105" w:name="参考答案-15"/>
     <w:p>
       <w:pPr>
         <w:pStyle w:val="Heading2"/>
@@ -53988,8 +54054,8 @@
         <w:t>答案</w:t>
       </w:r>
     </w:p>
-    <w:bookmarkEnd w:id="98"/>
-    <w:bookmarkStart w:id="99" w:name="第-18-题"/>
+    <w:bookmarkEnd w:id="105"/>
+    <w:bookmarkStart w:id="106" w:name="第-18-题"/>
     <w:p>
       <w:pPr>
         <w:pStyle w:val="Heading2"/>
@@ -54141,15 +54207,28 @@
         <w:rPr>
           <w:rFonts w:ascii="Times New Roman" w:hAnsi="Times New Roman" w:eastAsia="Times New Roman" w:cs="Times New Roman"/>
         </w:rPr>
-        <w:t xml:space="preserve"> OsO</w:t>
-      </w:r>
-      <w:r>
-        <w:rPr>
-          <w:rFonts w:ascii="Times New Roman" w:hAnsi="Times New Roman" w:eastAsia="Times New Roman" w:cs="Times New Roman"/>
-          <w:vertAlign w:val="subscript"/>
-        </w:rPr>
-        <w:t>4</w:t>
-      </w:r>
+        <w:t xml:space="preserve"> </w:t>
+      </w:r>
+      <m:oMath>
+        <m:r>
+          <m:t>O</m:t>
+        </m:r>
+        <m:r>
+          <m:t>s</m:t>
+        </m:r>
+        <m:sSub>
+          <m:e>
+            <m:r>
+              <m:t>O</m:t>
+            </m:r>
+          </m:e>
+          <m:sub>
+            <m:r>
+              <m:t>4</m:t>
+            </m:r>
+          </m:sub>
+        </m:sSub>
+      </m:oMath>
       <w:r>
         <w:rPr>
           <w:rFonts w:ascii="Times New Roman" w:hAnsi="Times New Roman" w:eastAsia="Times New Roman" w:cs="Times New Roman"/>
@@ -54666,66 +54745,6 @@
       </w:pPr>
       <w:r>
         <w:rPr>
-          <w:rFonts w:ascii="Times New Roman" w:hAnsi="Times New Roman" w:eastAsia="Times New Roman" w:cs="Times New Roman"/>
-        </w:rPr>
-        <w:t xml:space="preserve">used_in:</w:t>
-      </w:r>
-      <w:r>
-        <w:rPr>
-          <w:rFonts w:ascii="Times New Roman" w:hAnsi="Times New Roman" w:eastAsia="Times New Roman" w:cs="Times New Roman"/>
-        </w:rPr>
-        <w:t xml:space="preserve"> </w:t>
-      </w:r>
-      <w:r>
-        <w:rPr>
-          <w:rFonts w:hint="eastAsia" w:ascii="Times New Roman" w:hAnsi="Times New Roman" w:eastAsia="Times New Roman" w:cs="Times New Roman"/>
-        </w:rPr>
-        <w:t>“</w:t>
-      </w:r>
-      <w:r>
-        <w:rPr>
-          <w:rFonts w:hint="eastAsia" w:ascii="Times New Roman" w:hAnsi="Times New Roman" w:eastAsia="FangSong" w:cs="Times New Roman"/>
-        </w:rPr>
-        <w:t>第二轮习题集</w:t>
-      </w:r>
-      <w:r>
-        <w:rPr>
-          <w:rFonts w:hint="eastAsia" w:ascii="Times New Roman" w:hAnsi="Times New Roman" w:eastAsia="Times New Roman" w:cs="Times New Roman"/>
-        </w:rPr>
-        <w:t>-</w:t>
-      </w:r>
-      <w:r>
-        <w:rPr>
-          <w:rFonts w:hint="eastAsia" w:ascii="Times New Roman" w:hAnsi="Times New Roman" w:eastAsia="FangSong" w:cs="Times New Roman"/>
-        </w:rPr>
-        <w:t>结构化学二</w:t>
-      </w:r>
-      <w:r>
-        <w:rPr>
-          <w:rFonts w:hint="eastAsia" w:ascii="Times New Roman" w:hAnsi="Times New Roman" w:eastAsia="Times New Roman" w:cs="Times New Roman"/>
-        </w:rPr>
-        <w:t>”</w:t>
-      </w:r>
-      <w:r>
-        <w:rPr>
-          <w:rFonts w:ascii="Times New Roman" w:hAnsi="Times New Roman" w:eastAsia="Times New Roman" w:cs="Times New Roman"/>
-        </w:rPr>
-        <w:t xml:space="preserve"> </w:t>
-      </w:r>
-      <w:r>
-        <w:rPr>
-          <w:rFonts w:ascii="Times New Roman" w:hAnsi="Times New Roman" w:eastAsia="Times New Roman" w:cs="Times New Roman"/>
-        </w:rPr>
-        <w:t xml:space="preserve">___</w:t>
-      </w:r>
-      <w:r>
-        <w:rPr>
-          <w:rFonts w:ascii="Times New Roman" w:hAnsi="Times New Roman" w:eastAsia="Times New Roman" w:cs="Times New Roman"/>
-        </w:rPr>
-        <w:t xml:space="preserve"> </w:t>
-      </w:r>
-      <w:r>
-        <w:rPr>
           <w:rFonts w:hint="eastAsia" w:ascii="Times New Roman" w:hAnsi="Times New Roman" w:eastAsia="FangSong" w:cs="Times New Roman"/>
           <w:b/>
           <w:bCs/>
@@ -54733,8 +54752,8 @@
         <w:t xml:space="preserve">参考答案</w:t>
       </w:r>
     </w:p>
-    <w:bookmarkEnd w:id="99"/>
-    <w:bookmarkStart w:id="100" w:name="参考答案-16"/>
+    <w:bookmarkEnd w:id="106"/>
+    <w:bookmarkStart w:id="107" w:name="参考答案-16"/>
     <w:p>
       <w:pPr>
         <w:pStyle w:val="Heading2"/>
@@ -54821,15 +54840,28 @@
         <w:rPr>
           <w:rFonts w:ascii="Times New Roman" w:hAnsi="Times New Roman" w:eastAsia="Times New Roman" w:cs="Times New Roman"/>
         </w:rPr>
-        <w:t xml:space="preserve"> OsO</w:t>
-      </w:r>
-      <w:r>
-        <w:rPr>
-          <w:rFonts w:ascii="Times New Roman" w:hAnsi="Times New Roman" w:eastAsia="Times New Roman" w:cs="Times New Roman"/>
-          <w:vertAlign w:val="subscript"/>
-        </w:rPr>
-        <w:t>4</w:t>
-      </w:r>
+        <w:t xml:space="preserve"> </w:t>
+      </w:r>
+      <m:oMath>
+        <m:r>
+          <m:t>O</m:t>
+        </m:r>
+        <m:r>
+          <m:t>s</m:t>
+        </m:r>
+        <m:sSub>
+          <m:e>
+            <m:r>
+              <m:t>O</m:t>
+            </m:r>
+          </m:e>
+          <m:sub>
+            <m:r>
+              <m:t>4</m:t>
+            </m:r>
+          </m:sub>
+        </m:sSub>
+      </m:oMath>
       <w:r>
         <w:rPr>
           <w:rFonts w:ascii="Times New Roman" w:hAnsi="Times New Roman" w:eastAsia="Times New Roman" w:cs="Times New Roman"/>
@@ -54940,8 +54972,8 @@
         <w:t xml:space="preserve">。</w:t>
       </w:r>
     </w:p>
-    <w:bookmarkEnd w:id="100"/>
-    <w:bookmarkStart w:id="101" w:name="第-19-题"/>
+    <w:bookmarkEnd w:id="107"/>
+    <w:bookmarkStart w:id="108" w:name="第-19-题"/>
     <w:p>
       <w:pPr>
         <w:pStyle w:val="Heading2"/>
@@ -55649,16 +55681,7 @@
             <m:t>=</m:t>
           </m:r>
           <m:r>
-            <m:t>1</m:t>
-          </m:r>
-          <m:r>
-            <m:rPr>
-              <m:sty m:val="p"/>
-            </m:rPr>
-            <m:t>.</m:t>
-          </m:r>
-          <m:r>
-            <m:t>8</m:t>
+            <m:t>1.8</m:t>
           </m:r>
           <m:sSub>
             <m:e>
@@ -56532,6 +56555,7 @@
     <w:p>
       <w:pPr>
         <w:pStyle w:val="BodyText"/>
+        <w:spacing w:after="80"/>
       </w:pPr>
       <w:r>
         <w:rPr>
@@ -56558,728 +56582,889 @@
         <w:t>。</w:t>
       </w:r>
     </w:p>
-    <w:p>
-      <w:pPr>
-        <w:pStyle w:val="BodyText"/>
-      </w:pPr>
-      <w:r>
-        <w:rPr>
-          <w:rFonts w:hint="eastAsia" w:ascii="Times New Roman" w:hAnsi="Times New Roman" w:eastAsia="FangSong" w:cs="Times New Roman"/>
-        </w:rPr>
-        <w:t xml:space="preserve">配位单元</w:t>
-      </w:r>
-    </w:p>
-    <w:p>
-      <w:pPr>
-        <w:pStyle w:val="BodyText"/>
-      </w:pPr>
-      <w:r>
-        <w:rPr>
-          <w:rFonts w:hint="eastAsia" w:ascii="Times New Roman" w:hAnsi="Times New Roman" w:eastAsia="FangSong" w:cs="Times New Roman"/>
-        </w:rPr>
-        <w:t>磁矩</w:t>
-      </w:r>
-      <w:r>
-        <w:rPr>
-          <w:rFonts w:hint="eastAsia" w:ascii="Times New Roman" w:hAnsi="Times New Roman" w:eastAsia="Times New Roman" w:cs="Times New Roman"/>
-        </w:rPr>
-        <w:t>/</w:t>
-      </w:r>
-      <w:r>
-        <w:rPr>
-          <w:rFonts w:ascii="Times New Roman" w:hAnsi="Times New Roman" w:eastAsia="Times New Roman" w:cs="Times New Roman"/>
-        </w:rPr>
-        <w:t xml:space="preserve"> </w:t>
-      </w:r>
-      <m:oMath>
-        <m:sSub>
-          <m:e>
-            <m:r>
-              <m:t>μ</m:t>
-            </m:r>
-          </m:e>
-          <m:sub>
-            <m:r>
-              <m:t>B</m:t>
-            </m:r>
-          </m:sub>
-        </m:sSub>
-      </m:oMath>
-    </w:p>
-    <w:p>
-      <w:pPr>
-        <w:pStyle w:val="BodyText"/>
-      </w:pPr>
-      <w:r>
-        <w:rPr>
-          <w:rFonts w:hint="eastAsia" w:ascii="Times New Roman" w:hAnsi="Times New Roman" w:eastAsia="FangSong" w:cs="Times New Roman"/>
-        </w:rPr>
-        <w:t xml:space="preserve">单电子数</w:t>
-      </w:r>
-    </w:p>
-    <w:p>
-      <w:pPr>
-        <w:pStyle w:val="BodyText"/>
-      </w:pPr>
-      <w:r>
-        <w:rPr>
-          <w:rFonts w:hint="eastAsia" w:ascii="Times New Roman" w:hAnsi="Times New Roman" w:eastAsia="FangSong" w:cs="Times New Roman"/>
-        </w:rPr>
-        <w:t>中心</w:t>
-      </w:r>
-      <w:r>
-        <w:rPr>
-          <w:rFonts w:hint="eastAsia" w:ascii="Times New Roman" w:hAnsi="Times New Roman" w:eastAsia="Times New Roman" w:cs="Times New Roman"/>
-        </w:rPr>
-        <w:t>d</w:t>
-      </w:r>
-      <w:r>
-        <w:rPr>
-          <w:rFonts w:hint="eastAsia" w:ascii="Times New Roman" w:hAnsi="Times New Roman" w:eastAsia="FangSong" w:cs="Times New Roman"/>
-        </w:rPr>
-        <w:t>电子的排布</w:t>
-      </w:r>
-    </w:p>
-    <w:p>
-      <w:pPr>
-        <w:pStyle w:val="BodyText"/>
-      </w:pPr>
-      <w:r>
-        <w:rPr>
-          <w:rFonts w:hint="eastAsia" w:ascii="Times New Roman" w:hAnsi="Times New Roman" w:eastAsia="FangSong" w:cs="Times New Roman"/>
-        </w:rPr>
-        <w:t xml:space="preserve">中心轨道的杂化类型</w:t>
-      </w:r>
-    </w:p>
-    <w:p>
-      <w:pPr>
-        <w:pStyle w:val="BodyText"/>
-      </w:pPr>
-      <w:r>
-        <w:rPr>
-          <w:rFonts w:hint="eastAsia" w:ascii="Times New Roman" w:hAnsi="Times New Roman" w:eastAsia="FangSong" w:cs="Times New Roman"/>
-        </w:rPr>
-        <w:t xml:space="preserve">空间构型</w:t>
-      </w:r>
-    </w:p>
-    <w:p>
-      <w:pPr>
-        <w:pStyle w:val="BodyText"/>
-      </w:pPr>
-      <m:oMath>
-        <m:oMathPr>
-          <m:ctrlPr>
-            <w:rPr>
-              <w:sz w:val="28"/>
-              <w:szCs w:val="28"/>
-            </w:rPr>
-          </m:ctrlPr>
-        </m:oMathPr>
-        <m:r>
-          <m:rPr>
-            <m:sty m:val="p"/>
-          </m:rPr>
-          <m:t>[</m:t>
-        </m:r>
-        <m:r>
-          <m:t>C</m:t>
-        </m:r>
-        <m:r>
-          <m:t>o</m:t>
-        </m:r>
-        <m:r>
-          <m:rPr>
-            <m:sty m:val="p"/>
-          </m:rPr>
-          <m:t>(</m:t>
-        </m:r>
-        <m:r>
-          <m:t>N</m:t>
-        </m:r>
-        <m:sSub>
-          <m:e>
-            <m:r>
-              <m:t>H</m:t>
-            </m:r>
-          </m:e>
-          <m:sub>
-            <m:r>
-              <m:t>3</m:t>
-            </m:r>
-          </m:sub>
-        </m:sSub>
-        <m:sSub>
-          <m:e>
-            <m:r>
-              <m:rPr>
-                <m:sty m:val="p"/>
-              </m:rPr>
-              <m:t>)</m:t>
-            </m:r>
-          </m:e>
-          <m:sub>
-            <m:r>
-              <m:t>6</m:t>
-            </m:r>
-          </m:sub>
-        </m:sSub>
-        <m:sSup>
-          <m:e>
-            <m:r>
-              <m:rPr>
-                <m:sty m:val="p"/>
-              </m:rPr>
-              <m:t>]</m:t>
-            </m:r>
-          </m:e>
-          <m:sup>
-            <m:r>
-              <m:t>2</m:t>
-            </m:r>
-            <m:r>
-              <m:rPr>
-                <m:sty m:val="p"/>
-              </m:rPr>
-              <m:t>+</m:t>
-            </m:r>
-          </m:sup>
-        </m:sSup>
-      </m:oMath>
-      <w:r>
-        <w:rPr>
-          <w:rFonts w:ascii="Times New Roman" w:hAnsi="Times New Roman" w:eastAsia="Times New Roman" w:cs="Times New Roman"/>
-        </w:rPr>
-        <w:t xml:space="preserve">​</w:t>
-      </w:r>
-    </w:p>
-    <w:p>
-      <w:pPr>
-        <w:pStyle w:val="BodyText"/>
-      </w:pPr>
-      <w:r>
-        <w:rPr>
-          <w:rFonts w:ascii="Times New Roman" w:hAnsi="Times New Roman" w:eastAsia="Times New Roman" w:cs="Times New Roman"/>
-        </w:rPr>
-        <w:t xml:space="preserve">3.9</w:t>
-      </w:r>
-    </w:p>
-    <w:p>
-      <w:pPr>
-        <w:pStyle w:val="BodyText"/>
-      </w:pPr>
-      <w:r>
-        <w:rPr>
-          <w:rFonts w:ascii="Times New Roman" w:hAnsi="Times New Roman" w:eastAsia="Times New Roman" w:cs="Times New Roman"/>
-        </w:rPr>
-        <w:t xml:space="preserve">3</w:t>
-      </w:r>
-    </w:p>
-    <w:p>
-      <w:pPr>
-        <w:pStyle w:val="BodyText"/>
-      </w:pPr>
-      <m:oMath>
-        <m:r>
-          <m:t>s</m:t>
-        </m:r>
-        <m:sSup>
-          <m:e>
-            <m:r>
-              <m:t>p</m:t>
-            </m:r>
-          </m:e>
-          <m:sup>
-            <m:r>
-              <m:t>3</m:t>
-            </m:r>
-          </m:sup>
-        </m:sSup>
-        <m:sSup>
-          <m:e>
-            <m:r>
-              <m:t>d</m:t>
-            </m:r>
-          </m:e>
-          <m:sup>
-            <m:r>
-              <m:t>2</m:t>
-            </m:r>
-          </m:sup>
-        </m:sSup>
-      </m:oMath>
-      <w:r>
-        <w:rPr>
-          <w:rFonts w:ascii="Times New Roman" w:hAnsi="Times New Roman" w:eastAsia="Times New Roman" w:cs="Times New Roman"/>
-        </w:rPr>
-        <w:t xml:space="preserve">​</w:t>
-      </w:r>
-    </w:p>
-    <w:p>
-      <w:pPr>
-        <w:pStyle w:val="BodyText"/>
-      </w:pPr>
-      <w:r>
-        <w:rPr>
-          <w:rFonts w:hint="eastAsia" w:ascii="Times New Roman" w:hAnsi="Times New Roman" w:eastAsia="FangSong" w:cs="Times New Roman"/>
-        </w:rPr>
-        <w:t xml:space="preserve">八面体</w:t>
-      </w:r>
-    </w:p>
-    <w:p>
-      <w:pPr>
-        <w:pStyle w:val="BodyText"/>
-      </w:pPr>
-      <m:oMath>
-        <m:oMathPr>
-          <m:ctrlPr>
-            <w:rPr>
-              <w:sz w:val="28"/>
-              <w:szCs w:val="28"/>
-            </w:rPr>
-          </m:ctrlPr>
-        </m:oMathPr>
-        <m:r>
-          <m:rPr>
-            <m:sty m:val="p"/>
-          </m:rPr>
-          <m:t>[</m:t>
-        </m:r>
-        <m:r>
-          <m:t>P</m:t>
-        </m:r>
-        <m:r>
-          <m:t>t</m:t>
-        </m:r>
-        <m:r>
-          <m:rPr>
-            <m:sty m:val="p"/>
-          </m:rPr>
-          <m:t>(</m:t>
-        </m:r>
-        <m:r>
-          <m:t>C</m:t>
-        </m:r>
-        <m:r>
-          <m:t>N</m:t>
-        </m:r>
-        <m:sSub>
-          <m:e>
-            <m:r>
-              <m:rPr>
-                <m:sty m:val="p"/>
-              </m:rPr>
-              <m:t>)</m:t>
-            </m:r>
-          </m:e>
-          <m:sub>
-            <m:r>
-              <m:t>4</m:t>
-            </m:r>
-          </m:sub>
-        </m:sSub>
-        <m:sSup>
-          <m:e>
-            <m:r>
-              <m:rPr>
-                <m:sty m:val="p"/>
-              </m:rPr>
-              <m:t>]</m:t>
-            </m:r>
-          </m:e>
-          <m:sup>
-            <m:r>
-              <m:t>2</m:t>
-            </m:r>
-            <m:r>
-              <m:rPr>
-                <m:sty m:val="p"/>
-              </m:rPr>
-              <m:t>−</m:t>
-            </m:r>
-          </m:sup>
-        </m:sSup>
-      </m:oMath>
-      <w:r>
-        <w:rPr>
-          <w:rFonts w:ascii="Times New Roman" w:hAnsi="Times New Roman" w:eastAsia="Times New Roman" w:cs="Times New Roman"/>
-        </w:rPr>
-        <w:t xml:space="preserve">​</w:t>
-      </w:r>
-    </w:p>
-    <w:p>
-      <w:pPr>
-        <w:pStyle w:val="BodyText"/>
-      </w:pPr>
-      <w:r>
-        <w:rPr>
-          <w:rFonts w:ascii="Times New Roman" w:hAnsi="Times New Roman" w:eastAsia="Times New Roman" w:cs="Times New Roman"/>
-        </w:rPr>
-        <w:t xml:space="preserve">0</w:t>
-      </w:r>
-    </w:p>
-    <w:p>
-      <w:pPr>
-        <w:pStyle w:val="BodyText"/>
-      </w:pPr>
-      <w:r>
-        <w:rPr>
-          <w:rFonts w:ascii="Times New Roman" w:hAnsi="Times New Roman" w:eastAsia="Times New Roman" w:cs="Times New Roman"/>
-        </w:rPr>
-        <w:t xml:space="preserve">0</w:t>
-      </w:r>
-    </w:p>
-    <w:p>
-      <w:pPr>
-        <w:pStyle w:val="BodyText"/>
-      </w:pPr>
-      <w:r>
-        <w:rPr>
-          <w:rFonts w:ascii="Times New Roman" w:hAnsi="Times New Roman" w:eastAsia="Times New Roman" w:cs="Times New Roman"/>
-        </w:rPr>
-        <w:t>dsp</w:t>
-      </w:r>
-      <w:r>
-        <w:rPr>
-          <w:rFonts w:ascii="Times New Roman" w:hAnsi="Times New Roman" w:eastAsia="Times New Roman" w:cs="Times New Roman"/>
-          <w:vertAlign w:val="superscript"/>
-        </w:rPr>
-        <w:t>2</w:t>
-      </w:r>
-    </w:p>
-    <w:p>
-      <w:pPr>
-        <w:pStyle w:val="BodyText"/>
-      </w:pPr>
-      <w:r>
-        <w:rPr>
-          <w:rFonts w:hint="eastAsia" w:ascii="Times New Roman" w:hAnsi="Times New Roman" w:eastAsia="FangSong" w:cs="Times New Roman"/>
-        </w:rPr>
-        <w:t xml:space="preserve">正方形</w:t>
-      </w:r>
-    </w:p>
-    <w:p>
-      <w:pPr>
-        <w:pStyle w:val="BodyText"/>
-      </w:pPr>
-      <m:oMath>
-        <m:oMathPr>
-          <m:ctrlPr>
-            <w:rPr>
-              <w:sz w:val="28"/>
-              <w:szCs w:val="28"/>
-            </w:rPr>
-          </m:ctrlPr>
-        </m:oMathPr>
-        <m:r>
-          <m:rPr>
-            <m:sty m:val="p"/>
-          </m:rPr>
-          <m:t>[</m:t>
-        </m:r>
-        <m:r>
-          <m:t>M</m:t>
-        </m:r>
-        <m:r>
-          <m:t>n</m:t>
-        </m:r>
-        <m:r>
-          <m:rPr>
-            <m:sty m:val="p"/>
-          </m:rPr>
-          <m:t>(</m:t>
-        </m:r>
-        <m:r>
-          <m:t>S</m:t>
-        </m:r>
-        <m:r>
-          <m:t>C</m:t>
-        </m:r>
-        <m:r>
-          <m:t>N</m:t>
-        </m:r>
-        <m:sSub>
-          <m:e>
-            <m:r>
-              <m:rPr>
-                <m:sty m:val="p"/>
-              </m:rPr>
-              <m:t>)</m:t>
-            </m:r>
-          </m:e>
-          <m:sub>
-            <m:r>
-              <m:t>6</m:t>
-            </m:r>
-          </m:sub>
-        </m:sSub>
-        <m:sSup>
-          <m:e>
-            <m:r>
-              <m:rPr>
-                <m:sty m:val="p"/>
-              </m:rPr>
-              <m:t>]</m:t>
-            </m:r>
-          </m:e>
-          <m:sup>
-            <m:r>
-              <m:t>4</m:t>
-            </m:r>
-            <m:r>
-              <m:rPr>
-                <m:sty m:val="p"/>
-              </m:rPr>
-              <m:t>−</m:t>
-            </m:r>
-          </m:sup>
-        </m:sSup>
-      </m:oMath>
-      <w:r>
-        <w:rPr>
-          <w:rFonts w:ascii="Times New Roman" w:hAnsi="Times New Roman" w:eastAsia="Times New Roman" w:cs="Times New Roman"/>
-        </w:rPr>
-        <w:t xml:space="preserve">​</w:t>
-      </w:r>
-    </w:p>
-    <w:p>
-      <w:pPr>
-        <w:pStyle w:val="BodyText"/>
-      </w:pPr>
-      <w:r>
-        <w:rPr>
-          <w:rFonts w:ascii="Times New Roman" w:hAnsi="Times New Roman" w:eastAsia="Times New Roman" w:cs="Times New Roman"/>
-        </w:rPr>
-        <w:t xml:space="preserve">6.1</w:t>
-      </w:r>
-    </w:p>
-    <w:p>
-      <w:pPr>
-        <w:pStyle w:val="BodyText"/>
-      </w:pPr>
-      <w:r>
-        <w:rPr>
-          <w:rFonts w:ascii="Times New Roman" w:hAnsi="Times New Roman" w:eastAsia="Times New Roman" w:cs="Times New Roman"/>
-        </w:rPr>
-        <w:t xml:space="preserve">5</w:t>
-      </w:r>
-    </w:p>
-    <w:p>
-      <w:pPr>
-        <w:pStyle w:val="BodyText"/>
-      </w:pPr>
-      <m:oMath>
-        <m:r>
-          <m:t>s</m:t>
-        </m:r>
-        <m:sSup>
-          <m:e>
-            <m:r>
-              <m:t>p</m:t>
-            </m:r>
-          </m:e>
-          <m:sup>
-            <m:r>
-              <m:t>3</m:t>
-            </m:r>
-          </m:sup>
-        </m:sSup>
-        <m:sSup>
-          <m:e>
-            <m:r>
-              <m:t>d</m:t>
-            </m:r>
-          </m:e>
-          <m:sup>
-            <m:r>
-              <m:t>2</m:t>
-            </m:r>
-          </m:sup>
-        </m:sSup>
-      </m:oMath>
-      <w:r>
-        <w:rPr>
-          <w:rFonts w:ascii="Times New Roman" w:hAnsi="Times New Roman" w:eastAsia="Times New Roman" w:cs="Times New Roman"/>
-        </w:rPr>
-        <w:t xml:space="preserve">​</w:t>
-      </w:r>
-    </w:p>
-    <w:p>
-      <w:pPr>
-        <w:pStyle w:val="BodyText"/>
-      </w:pPr>
-      <w:r>
-        <w:rPr>
-          <w:rFonts w:hint="eastAsia" w:ascii="Times New Roman" w:hAnsi="Times New Roman" w:eastAsia="FangSong" w:cs="Times New Roman"/>
-        </w:rPr>
-        <w:t xml:space="preserve">八面体</w:t>
-      </w:r>
-    </w:p>
-    <w:p>
-      <w:pPr>
-        <w:pStyle w:val="BodyText"/>
-      </w:pPr>
-      <m:oMath>
-        <m:oMathPr>
-          <m:ctrlPr>
-            <w:rPr>
-              <w:sz w:val="28"/>
-              <w:szCs w:val="28"/>
-            </w:rPr>
-          </m:ctrlPr>
-        </m:oMathPr>
-        <m:r>
-          <m:rPr>
-            <m:sty m:val="p"/>
-          </m:rPr>
-          <m:t>[</m:t>
-        </m:r>
-        <m:r>
-          <m:t>C</m:t>
-        </m:r>
-        <m:r>
-          <m:t>o</m:t>
-        </m:r>
-        <m:r>
-          <m:rPr>
-            <m:sty m:val="p"/>
-          </m:rPr>
-          <m:t>(</m:t>
-        </m:r>
-        <m:r>
-          <m:t>N</m:t>
-        </m:r>
-        <m:sSub>
-          <m:e>
-            <m:r>
-              <m:t>O</m:t>
-            </m:r>
-          </m:e>
-          <m:sub>
-            <m:r>
-              <m:t>2</m:t>
-            </m:r>
-          </m:sub>
-        </m:sSub>
-        <m:sSub>
-          <m:e>
-            <m:r>
-              <m:rPr>
-                <m:sty m:val="p"/>
-              </m:rPr>
-              <m:t>)</m:t>
-            </m:r>
-          </m:e>
-          <m:sub>
-            <m:r>
-              <m:t>6</m:t>
-            </m:r>
-          </m:sub>
-        </m:sSub>
-        <m:sSup>
-          <m:e>
-            <m:r>
-              <m:rPr>
-                <m:sty m:val="p"/>
-              </m:rPr>
-              <m:t>]</m:t>
-            </m:r>
-          </m:e>
-          <m:sup>
-            <m:r>
-              <m:t>4</m:t>
-            </m:r>
-            <m:r>
-              <m:rPr>
-                <m:sty m:val="p"/>
-              </m:rPr>
-              <m:t>−</m:t>
-            </m:r>
-          </m:sup>
-        </m:sSup>
-      </m:oMath>
-      <w:r>
-        <w:rPr>
-          <w:rFonts w:ascii="Times New Roman" w:hAnsi="Times New Roman" w:eastAsia="Times New Roman" w:cs="Times New Roman"/>
-        </w:rPr>
-        <w:t xml:space="preserve">​</w:t>
-      </w:r>
-    </w:p>
-    <w:p>
-      <w:pPr>
-        <w:pStyle w:val="BodyText"/>
-      </w:pPr>
-      <w:r>
-        <w:rPr>
-          <w:rFonts w:ascii="Times New Roman" w:hAnsi="Times New Roman" w:eastAsia="Times New Roman" w:cs="Times New Roman"/>
-        </w:rPr>
-        <w:t xml:space="preserve">1.8</w:t>
-      </w:r>
-    </w:p>
-    <w:p>
-      <w:pPr>
-        <w:pStyle w:val="BodyText"/>
-      </w:pPr>
-      <w:r>
-        <w:rPr>
-          <w:rFonts w:ascii="Times New Roman" w:hAnsi="Times New Roman" w:eastAsia="Times New Roman" w:cs="Times New Roman"/>
-        </w:rPr>
-        <w:t xml:space="preserve">1</w:t>
-      </w:r>
-    </w:p>
-    <w:p>
-      <w:pPr>
-        <w:pStyle w:val="BodyText"/>
-      </w:pPr>
-      <m:oMath>
-        <m:sSup>
-          <m:e>
-            <m:r>
-              <m:t>d</m:t>
-            </m:r>
-          </m:e>
-          <m:sup>
-            <m:r>
-              <m:t>2</m:t>
-            </m:r>
-          </m:sup>
-        </m:sSup>
-        <m:r>
-          <m:t>s</m:t>
-        </m:r>
-        <m:sSup>
-          <m:e>
-            <m:r>
-              <m:t>p</m:t>
-            </m:r>
-          </m:e>
-          <m:sup>
-            <m:r>
-              <m:t>3</m:t>
-            </m:r>
-          </m:sup>
-        </m:sSup>
-      </m:oMath>
-      <w:r>
-        <w:rPr>
-          <w:rFonts w:ascii="Times New Roman" w:hAnsi="Times New Roman" w:eastAsia="Times New Roman" w:cs="Times New Roman"/>
-        </w:rPr>
-        <w:t xml:space="preserve">​</w:t>
-      </w:r>
-    </w:p>
-    <w:p>
-      <w:pPr>
-        <w:pStyle w:val="BodyText"/>
-      </w:pPr>
-      <w:r>
-        <w:rPr>
-          <w:rFonts w:hint="eastAsia" w:ascii="Times New Roman" w:hAnsi="Times New Roman" w:eastAsia="FangSong" w:cs="Times New Roman"/>
-        </w:rPr>
-        <w:t xml:space="preserve">八面体</w:t>
-      </w:r>
-    </w:p>
+    <w:tbl>
+      <w:tblPr>
+        <w:tblStyle w:val="Table"/>
+        <w:tblW w:type="pct" w:w="5000"/>
+        <w:tblLayout w:type="fixed"/>
+        <w:tblLook w:firstRow="1" w:lastRow="0" w:firstColumn="0" w:lastColumn="0" w:noHBand="0" w:noVBand="0" w:val="0020"/>
+      </w:tblPr>
+      <w:tblGrid>
+        <w:gridCol w:w="1320"/>
+        <w:gridCol w:w="1320"/>
+        <w:gridCol w:w="1320"/>
+        <w:gridCol w:w="1320"/>
+        <w:gridCol w:w="1320"/>
+        <w:gridCol w:w="1320"/>
+      </w:tblGrid>
+      <w:tr>
+        <w:trPr>
+          <w:tblHeader w:val="on"/>
+        </w:trPr>
+        <w:tc>
+          <w:tcPr/>
+          <w:p>
+            <w:pPr>
+              <w:pStyle w:val="Compact"/>
+              <w:jc w:val="center"/>
+            </w:pPr>
+            <w:r>
+              <w:rPr>
+                <w:rFonts w:hint="eastAsia" w:ascii="Times New Roman" w:hAnsi="Times New Roman" w:eastAsia="SimHei" w:cs="Times New Roman"/>
+                <w:b/>
+              </w:rPr>
+              <w:t xml:space="preserve">配位单元</w:t>
+            </w:r>
+          </w:p>
+        </w:tc>
+        <w:tc>
+          <w:tcPr/>
+          <w:p>
+            <w:pPr>
+              <w:pStyle w:val="Compact"/>
+              <w:jc w:val="center"/>
+            </w:pPr>
+            <w:r>
+              <w:rPr>
+                <w:rFonts w:hint="eastAsia" w:ascii="Times New Roman" w:hAnsi="Times New Roman" w:eastAsia="SimHei" w:cs="Times New Roman"/>
+                <w:b/>
+              </w:rPr>
+              <w:t>磁矩</w:t>
+            </w:r>
+            <w:r>
+              <w:rPr>
+                <w:rFonts w:hint="eastAsia" w:ascii="Times New Roman" w:hAnsi="Times New Roman" w:eastAsia="Times New Roman" w:cs="Times New Roman"/>
+                <w:b/>
+              </w:rPr>
+              <w:t>/</w:t>
+            </w:r>
+            <w:r>
+              <w:rPr>
+                <w:rFonts w:ascii="Times New Roman" w:hAnsi="Times New Roman" w:eastAsia="Times New Roman" w:cs="Times New Roman"/>
+                <w:b/>
+              </w:rPr>
+              <w:t xml:space="preserve"> </w:t>
+            </w:r>
+            <m:oMath>
+              <m:sSub>
+                <m:e>
+                  <m:r>
+                    <m:t>μ</m:t>
+                  </m:r>
+                </m:e>
+                <m:sub>
+                  <m:r>
+                    <m:t>B</m:t>
+                  </m:r>
+                </m:sub>
+              </m:sSub>
+            </m:oMath>
+          </w:p>
+        </w:tc>
+        <w:tc>
+          <w:tcPr/>
+          <w:p>
+            <w:pPr>
+              <w:pStyle w:val="Compact"/>
+              <w:jc w:val="center"/>
+            </w:pPr>
+            <w:r>
+              <w:rPr>
+                <w:rFonts w:hint="eastAsia" w:ascii="Times New Roman" w:hAnsi="Times New Roman" w:eastAsia="SimHei" w:cs="Times New Roman"/>
+                <w:b/>
+              </w:rPr>
+              <w:t xml:space="preserve">单电子数</w:t>
+            </w:r>
+          </w:p>
+        </w:tc>
+        <w:tc>
+          <w:tcPr/>
+          <w:p>
+            <w:pPr>
+              <w:pStyle w:val="Compact"/>
+              <w:jc w:val="center"/>
+            </w:pPr>
+            <w:r>
+              <w:rPr>
+                <w:rFonts w:hint="eastAsia" w:ascii="Times New Roman" w:hAnsi="Times New Roman" w:eastAsia="SimHei" w:cs="Times New Roman"/>
+                <w:b/>
+              </w:rPr>
+              <w:t>中心</w:t>
+            </w:r>
+            <w:r>
+              <w:rPr>
+                <w:rFonts w:hint="eastAsia" w:ascii="Times New Roman" w:hAnsi="Times New Roman" w:eastAsia="Times New Roman" w:cs="Times New Roman"/>
+                <w:b/>
+              </w:rPr>
+              <w:t>d</w:t>
+            </w:r>
+            <w:r>
+              <w:rPr>
+                <w:rFonts w:hint="eastAsia" w:ascii="Times New Roman" w:hAnsi="Times New Roman" w:eastAsia="SimHei" w:cs="Times New Roman"/>
+                <w:b/>
+              </w:rPr>
+              <w:t>电子的排布</w:t>
+            </w:r>
+          </w:p>
+        </w:tc>
+        <w:tc>
+          <w:tcPr/>
+          <w:p>
+            <w:pPr>
+              <w:pStyle w:val="Compact"/>
+              <w:jc w:val="center"/>
+            </w:pPr>
+            <w:r>
+              <w:rPr>
+                <w:rFonts w:hint="eastAsia" w:ascii="Times New Roman" w:hAnsi="Times New Roman" w:eastAsia="SimHei" w:cs="Times New Roman"/>
+                <w:b/>
+              </w:rPr>
+              <w:t xml:space="preserve">中心轨道的杂化类型</w:t>
+            </w:r>
+          </w:p>
+        </w:tc>
+        <w:tc>
+          <w:tcPr/>
+          <w:p>
+            <w:pPr>
+              <w:pStyle w:val="Compact"/>
+              <w:jc w:val="center"/>
+            </w:pPr>
+            <w:r>
+              <w:rPr>
+                <w:rFonts w:hint="eastAsia" w:ascii="Times New Roman" w:hAnsi="Times New Roman" w:eastAsia="SimHei" w:cs="Times New Roman"/>
+                <w:b/>
+              </w:rPr>
+              <w:t xml:space="preserve">空间构型</w:t>
+            </w:r>
+          </w:p>
+        </w:tc>
+      </w:tr>
+      <w:tr>
+        <w:tc>
+          <w:tcPr/>
+          <w:p>
+            <w:pPr>
+              <w:pStyle w:val="Compact"/>
+              <w:jc w:val="center"/>
+            </w:pPr>
+            <m:oMath>
+              <m:r>
+                <m:rPr>
+                  <m:sty m:val="p"/>
+                </m:rPr>
+                <m:t>[</m:t>
+              </m:r>
+              <m:r>
+                <m:t>C</m:t>
+              </m:r>
+              <m:r>
+                <m:t>o</m:t>
+              </m:r>
+              <m:r>
+                <m:rPr>
+                  <m:sty m:val="p"/>
+                </m:rPr>
+                <m:t>(</m:t>
+              </m:r>
+              <m:r>
+                <m:t>N</m:t>
+              </m:r>
+              <m:sSub>
+                <m:e>
+                  <m:r>
+                    <m:t>H</m:t>
+                  </m:r>
+                </m:e>
+                <m:sub>
+                  <m:r>
+                    <m:t>3</m:t>
+                  </m:r>
+                </m:sub>
+              </m:sSub>
+              <m:sSub>
+                <m:e>
+                  <m:r>
+                    <m:rPr>
+                      <m:sty m:val="p"/>
+                    </m:rPr>
+                    <m:t>)</m:t>
+                  </m:r>
+                </m:e>
+                <m:sub>
+                  <m:r>
+                    <m:t>6</m:t>
+                  </m:r>
+                </m:sub>
+              </m:sSub>
+              <m:sSup>
+                <m:e>
+                  <m:r>
+                    <m:rPr>
+                      <m:sty m:val="p"/>
+                    </m:rPr>
+                    <m:t>]</m:t>
+                  </m:r>
+                </m:e>
+                <m:sup>
+                  <m:r>
+                    <m:t>2</m:t>
+                  </m:r>
+                  <m:r>
+                    <m:rPr>
+                      <m:sty m:val="p"/>
+                    </m:rPr>
+                    <m:t>+</m:t>
+                  </m:r>
+                </m:sup>
+              </m:sSup>
+            </m:oMath>
+            <w:r>
+              <w:rPr>
+                <w:rFonts w:ascii="Times New Roman" w:hAnsi="Times New Roman" w:eastAsia="Times New Roman" w:cs="Times New Roman"/>
+              </w:rPr>
+              <w:t xml:space="preserve">​</w:t>
+            </w:r>
+          </w:p>
+        </w:tc>
+        <w:tc>
+          <w:tcPr/>
+          <w:p>
+            <w:pPr>
+              <w:pStyle w:val="Compact"/>
+              <w:jc w:val="center"/>
+            </w:pPr>
+            <w:r>
+              <w:rPr>
+                <w:rFonts w:ascii="Times New Roman" w:hAnsi="Times New Roman" w:eastAsia="Times New Roman" w:cs="Times New Roman"/>
+              </w:rPr>
+              <w:t xml:space="preserve">3.9</w:t>
+            </w:r>
+          </w:p>
+        </w:tc>
+        <w:tc>
+          <w:tcPr/>
+          <w:p>
+            <w:pPr>
+              <w:pStyle w:val="Compact"/>
+              <w:jc w:val="center"/>
+            </w:pPr>
+            <w:r>
+              <w:rPr>
+                <w:rFonts w:ascii="Times New Roman" w:hAnsi="Times New Roman" w:eastAsia="Times New Roman" w:cs="Times New Roman"/>
+              </w:rPr>
+              <w:t xml:space="preserve">3</w:t>
+            </w:r>
+          </w:p>
+        </w:tc>
+        <w:tc>
+          <w:tcPr/>
+          <w:p>
+            <w:pPr>
+              <w:pStyle w:val="Compact"/>
+              <w:jc w:val="center"/>
+            </w:pPr>
+          </w:p>
+        </w:tc>
+        <w:tc>
+          <w:tcPr/>
+          <w:p>
+            <w:pPr>
+              <w:pStyle w:val="Compact"/>
+              <w:jc w:val="center"/>
+            </w:pPr>
+            <m:oMath>
+              <m:r>
+                <m:t>s</m:t>
+              </m:r>
+              <m:sSup>
+                <m:e>
+                  <m:r>
+                    <m:t>p</m:t>
+                  </m:r>
+                </m:e>
+                <m:sup>
+                  <m:r>
+                    <m:t>3</m:t>
+                  </m:r>
+                </m:sup>
+              </m:sSup>
+              <m:sSup>
+                <m:e>
+                  <m:r>
+                    <m:t>d</m:t>
+                  </m:r>
+                </m:e>
+                <m:sup>
+                  <m:r>
+                    <m:t>2</m:t>
+                  </m:r>
+                </m:sup>
+              </m:sSup>
+            </m:oMath>
+            <w:r>
+              <w:rPr>
+                <w:rFonts w:ascii="Times New Roman" w:hAnsi="Times New Roman" w:eastAsia="Times New Roman" w:cs="Times New Roman"/>
+              </w:rPr>
+              <w:t xml:space="preserve">​</w:t>
+            </w:r>
+          </w:p>
+        </w:tc>
+        <w:tc>
+          <w:tcPr/>
+          <w:p>
+            <w:pPr>
+              <w:pStyle w:val="Compact"/>
+              <w:jc w:val="center"/>
+            </w:pPr>
+            <w:r>
+              <w:rPr>
+                <w:rFonts w:hint="eastAsia" w:ascii="Times New Roman" w:hAnsi="Times New Roman" w:eastAsia="FangSong" w:cs="Times New Roman"/>
+              </w:rPr>
+              <w:t xml:space="preserve">八面体</w:t>
+            </w:r>
+          </w:p>
+        </w:tc>
+      </w:tr>
+      <w:tr>
+        <w:tc>
+          <w:tcPr/>
+          <w:p>
+            <w:pPr>
+              <w:pStyle w:val="Compact"/>
+              <w:jc w:val="center"/>
+            </w:pPr>
+            <m:oMath>
+              <m:r>
+                <m:rPr>
+                  <m:sty m:val="p"/>
+                </m:rPr>
+                <m:t>[</m:t>
+              </m:r>
+              <m:r>
+                <m:t>P</m:t>
+              </m:r>
+              <m:r>
+                <m:t>t</m:t>
+              </m:r>
+              <m:r>
+                <m:rPr>
+                  <m:sty m:val="p"/>
+                </m:rPr>
+                <m:t>(</m:t>
+              </m:r>
+              <m:r>
+                <m:t>C</m:t>
+              </m:r>
+              <m:r>
+                <m:t>N</m:t>
+              </m:r>
+              <m:sSub>
+                <m:e>
+                  <m:r>
+                    <m:rPr>
+                      <m:sty m:val="p"/>
+                    </m:rPr>
+                    <m:t>)</m:t>
+                  </m:r>
+                </m:e>
+                <m:sub>
+                  <m:r>
+                    <m:t>4</m:t>
+                  </m:r>
+                </m:sub>
+              </m:sSub>
+              <m:sSup>
+                <m:e>
+                  <m:r>
+                    <m:rPr>
+                      <m:sty m:val="p"/>
+                    </m:rPr>
+                    <m:t>]</m:t>
+                  </m:r>
+                </m:e>
+                <m:sup>
+                  <m:r>
+                    <m:t>2</m:t>
+                  </m:r>
+                  <m:r>
+                    <m:rPr>
+                      <m:sty m:val="p"/>
+                    </m:rPr>
+                    <m:t>−</m:t>
+                  </m:r>
+                </m:sup>
+              </m:sSup>
+            </m:oMath>
+            <w:r>
+              <w:rPr>
+                <w:rFonts w:ascii="Times New Roman" w:hAnsi="Times New Roman" w:eastAsia="Times New Roman" w:cs="Times New Roman"/>
+              </w:rPr>
+              <w:t xml:space="preserve">​</w:t>
+            </w:r>
+          </w:p>
+        </w:tc>
+        <w:tc>
+          <w:tcPr/>
+          <w:p>
+            <w:pPr>
+              <w:pStyle w:val="Compact"/>
+              <w:jc w:val="center"/>
+            </w:pPr>
+            <w:r>
+              <w:rPr>
+                <w:rFonts w:ascii="Times New Roman" w:hAnsi="Times New Roman" w:eastAsia="Times New Roman" w:cs="Times New Roman"/>
+              </w:rPr>
+              <w:t xml:space="preserve">0</w:t>
+            </w:r>
+          </w:p>
+        </w:tc>
+        <w:tc>
+          <w:tcPr/>
+          <w:p>
+            <w:pPr>
+              <w:pStyle w:val="Compact"/>
+              <w:jc w:val="center"/>
+            </w:pPr>
+            <w:r>
+              <w:rPr>
+                <w:rFonts w:ascii="Times New Roman" w:hAnsi="Times New Roman" w:eastAsia="Times New Roman" w:cs="Times New Roman"/>
+              </w:rPr>
+              <w:t xml:space="preserve">0</w:t>
+            </w:r>
+          </w:p>
+        </w:tc>
+        <w:tc>
+          <w:tcPr/>
+          <w:p>
+            <w:pPr>
+              <w:pStyle w:val="Compact"/>
+              <w:jc w:val="center"/>
+            </w:pPr>
+          </w:p>
+        </w:tc>
+        <w:tc>
+          <w:tcPr/>
+          <w:p>
+            <w:pPr>
+              <w:pStyle w:val="Compact"/>
+              <w:jc w:val="center"/>
+            </w:pPr>
+            <m:oMath>
+              <m:r>
+                <m:t>d</m:t>
+              </m:r>
+              <m:r>
+                <m:t>s</m:t>
+              </m:r>
+              <m:sSup>
+                <m:e>
+                  <m:r>
+                    <m:t>p</m:t>
+                  </m:r>
+                </m:e>
+                <m:sup>
+                  <m:r>
+                    <m:t>2</m:t>
+                  </m:r>
+                </m:sup>
+              </m:sSup>
+            </m:oMath>
+            <w:r>
+              <w:rPr>
+                <w:rFonts w:ascii="Times New Roman" w:hAnsi="Times New Roman" w:eastAsia="Times New Roman" w:cs="Times New Roman"/>
+              </w:rPr>
+              <w:t xml:space="preserve">​</w:t>
+            </w:r>
+          </w:p>
+        </w:tc>
+        <w:tc>
+          <w:tcPr/>
+          <w:p>
+            <w:pPr>
+              <w:pStyle w:val="Compact"/>
+              <w:jc w:val="center"/>
+            </w:pPr>
+            <w:r>
+              <w:rPr>
+                <w:rFonts w:hint="eastAsia" w:ascii="Times New Roman" w:hAnsi="Times New Roman" w:eastAsia="FangSong" w:cs="Times New Roman"/>
+              </w:rPr>
+              <w:t xml:space="preserve">正方形</w:t>
+            </w:r>
+          </w:p>
+        </w:tc>
+      </w:tr>
+      <w:tr>
+        <w:tc>
+          <w:tcPr/>
+          <w:p>
+            <w:pPr>
+              <w:pStyle w:val="Compact"/>
+              <w:jc w:val="center"/>
+            </w:pPr>
+            <m:oMath>
+              <m:r>
+                <m:rPr>
+                  <m:sty m:val="p"/>
+                </m:rPr>
+                <m:t>[</m:t>
+              </m:r>
+              <m:r>
+                <m:t>M</m:t>
+              </m:r>
+              <m:r>
+                <m:t>n</m:t>
+              </m:r>
+              <m:r>
+                <m:rPr>
+                  <m:sty m:val="p"/>
+                </m:rPr>
+                <m:t>(</m:t>
+              </m:r>
+              <m:r>
+                <m:t>S</m:t>
+              </m:r>
+              <m:r>
+                <m:t>C</m:t>
+              </m:r>
+              <m:r>
+                <m:t>N</m:t>
+              </m:r>
+              <m:sSub>
+                <m:e>
+                  <m:r>
+                    <m:rPr>
+                      <m:sty m:val="p"/>
+                    </m:rPr>
+                    <m:t>)</m:t>
+                  </m:r>
+                </m:e>
+                <m:sub>
+                  <m:r>
+                    <m:t>6</m:t>
+                  </m:r>
+                </m:sub>
+              </m:sSub>
+              <m:sSup>
+                <m:e>
+                  <m:r>
+                    <m:rPr>
+                      <m:sty m:val="p"/>
+                    </m:rPr>
+                    <m:t>]</m:t>
+                  </m:r>
+                </m:e>
+                <m:sup>
+                  <m:r>
+                    <m:t>4</m:t>
+                  </m:r>
+                  <m:r>
+                    <m:rPr>
+                      <m:sty m:val="p"/>
+                    </m:rPr>
+                    <m:t>−</m:t>
+                  </m:r>
+                </m:sup>
+              </m:sSup>
+            </m:oMath>
+            <w:r>
+              <w:rPr>
+                <w:rFonts w:ascii="Times New Roman" w:hAnsi="Times New Roman" w:eastAsia="Times New Roman" w:cs="Times New Roman"/>
+              </w:rPr>
+              <w:t xml:space="preserve">​</w:t>
+            </w:r>
+          </w:p>
+        </w:tc>
+        <w:tc>
+          <w:tcPr/>
+          <w:p>
+            <w:pPr>
+              <w:pStyle w:val="Compact"/>
+              <w:jc w:val="center"/>
+            </w:pPr>
+            <w:r>
+              <w:rPr>
+                <w:rFonts w:ascii="Times New Roman" w:hAnsi="Times New Roman" w:eastAsia="Times New Roman" w:cs="Times New Roman"/>
+              </w:rPr>
+              <w:t xml:space="preserve">6.1</w:t>
+            </w:r>
+          </w:p>
+        </w:tc>
+        <w:tc>
+          <w:tcPr/>
+          <w:p>
+            <w:pPr>
+              <w:pStyle w:val="Compact"/>
+              <w:jc w:val="center"/>
+            </w:pPr>
+            <w:r>
+              <w:rPr>
+                <w:rFonts w:ascii="Times New Roman" w:hAnsi="Times New Roman" w:eastAsia="Times New Roman" w:cs="Times New Roman"/>
+              </w:rPr>
+              <w:t xml:space="preserve">5</w:t>
+            </w:r>
+          </w:p>
+        </w:tc>
+        <w:tc>
+          <w:tcPr/>
+          <w:p>
+            <w:pPr>
+              <w:pStyle w:val="Compact"/>
+              <w:jc w:val="center"/>
+            </w:pPr>
+          </w:p>
+        </w:tc>
+        <w:tc>
+          <w:tcPr/>
+          <w:p>
+            <w:pPr>
+              <w:pStyle w:val="Compact"/>
+              <w:jc w:val="center"/>
+            </w:pPr>
+            <m:oMath>
+              <m:r>
+                <m:t>s</m:t>
+              </m:r>
+              <m:sSup>
+                <m:e>
+                  <m:r>
+                    <m:t>p</m:t>
+                  </m:r>
+                </m:e>
+                <m:sup>
+                  <m:r>
+                    <m:t>3</m:t>
+                  </m:r>
+                </m:sup>
+              </m:sSup>
+              <m:sSup>
+                <m:e>
+                  <m:r>
+                    <m:t>d</m:t>
+                  </m:r>
+                </m:e>
+                <m:sup>
+                  <m:r>
+                    <m:t>2</m:t>
+                  </m:r>
+                </m:sup>
+              </m:sSup>
+            </m:oMath>
+            <w:r>
+              <w:rPr>
+                <w:rFonts w:ascii="Times New Roman" w:hAnsi="Times New Roman" w:eastAsia="Times New Roman" w:cs="Times New Roman"/>
+              </w:rPr>
+              <w:t xml:space="preserve">​</w:t>
+            </w:r>
+          </w:p>
+        </w:tc>
+        <w:tc>
+          <w:tcPr/>
+          <w:p>
+            <w:pPr>
+              <w:pStyle w:val="Compact"/>
+              <w:jc w:val="center"/>
+            </w:pPr>
+            <w:r>
+              <w:rPr>
+                <w:rFonts w:hint="eastAsia" w:ascii="Times New Roman" w:hAnsi="Times New Roman" w:eastAsia="FangSong" w:cs="Times New Roman"/>
+              </w:rPr>
+              <w:t xml:space="preserve">八面体</w:t>
+            </w:r>
+          </w:p>
+        </w:tc>
+      </w:tr>
+      <w:tr>
+        <w:tc>
+          <w:tcPr/>
+          <w:p>
+            <w:pPr>
+              <w:pStyle w:val="Compact"/>
+              <w:jc w:val="center"/>
+            </w:pPr>
+            <m:oMath>
+              <m:r>
+                <m:rPr>
+                  <m:sty m:val="p"/>
+                </m:rPr>
+                <m:t>[</m:t>
+              </m:r>
+              <m:r>
+                <m:t>C</m:t>
+              </m:r>
+              <m:r>
+                <m:t>o</m:t>
+              </m:r>
+              <m:r>
+                <m:rPr>
+                  <m:sty m:val="p"/>
+                </m:rPr>
+                <m:t>(</m:t>
+              </m:r>
+              <m:r>
+                <m:t>N</m:t>
+              </m:r>
+              <m:sSub>
+                <m:e>
+                  <m:r>
+                    <m:t>O</m:t>
+                  </m:r>
+                </m:e>
+                <m:sub>
+                  <m:r>
+                    <m:t>2</m:t>
+                  </m:r>
+                </m:sub>
+              </m:sSub>
+              <m:sSub>
+                <m:e>
+                  <m:r>
+                    <m:rPr>
+                      <m:sty m:val="p"/>
+                    </m:rPr>
+                    <m:t>)</m:t>
+                  </m:r>
+                </m:e>
+                <m:sub>
+                  <m:r>
+                    <m:t>6</m:t>
+                  </m:r>
+                </m:sub>
+              </m:sSub>
+              <m:sSup>
+                <m:e>
+                  <m:r>
+                    <m:rPr>
+                      <m:sty m:val="p"/>
+                    </m:rPr>
+                    <m:t>]</m:t>
+                  </m:r>
+                </m:e>
+                <m:sup>
+                  <m:r>
+                    <m:t>4</m:t>
+                  </m:r>
+                  <m:r>
+                    <m:rPr>
+                      <m:sty m:val="p"/>
+                    </m:rPr>
+                    <m:t>−</m:t>
+                  </m:r>
+                </m:sup>
+              </m:sSup>
+            </m:oMath>
+            <w:r>
+              <w:rPr>
+                <w:rFonts w:ascii="Times New Roman" w:hAnsi="Times New Roman" w:eastAsia="Times New Roman" w:cs="Times New Roman"/>
+              </w:rPr>
+              <w:t xml:space="preserve">​</w:t>
+            </w:r>
+          </w:p>
+        </w:tc>
+        <w:tc>
+          <w:tcPr/>
+          <w:p>
+            <w:pPr>
+              <w:pStyle w:val="Compact"/>
+              <w:jc w:val="center"/>
+            </w:pPr>
+            <w:r>
+              <w:rPr>
+                <w:rFonts w:ascii="Times New Roman" w:hAnsi="Times New Roman" w:eastAsia="Times New Roman" w:cs="Times New Roman"/>
+              </w:rPr>
+              <w:t xml:space="preserve">1.8</w:t>
+            </w:r>
+          </w:p>
+        </w:tc>
+        <w:tc>
+          <w:tcPr/>
+          <w:p>
+            <w:pPr>
+              <w:pStyle w:val="Compact"/>
+              <w:jc w:val="center"/>
+            </w:pPr>
+            <w:r>
+              <w:rPr>
+                <w:rFonts w:ascii="Times New Roman" w:hAnsi="Times New Roman" w:eastAsia="Times New Roman" w:cs="Times New Roman"/>
+              </w:rPr>
+              <w:t xml:space="preserve">1</w:t>
+            </w:r>
+          </w:p>
+        </w:tc>
+        <w:tc>
+          <w:tcPr/>
+          <w:p>
+            <w:pPr>
+              <w:pStyle w:val="Compact"/>
+              <w:jc w:val="center"/>
+            </w:pPr>
+          </w:p>
+        </w:tc>
+        <w:tc>
+          <w:tcPr/>
+          <w:p>
+            <w:pPr>
+              <w:pStyle w:val="Compact"/>
+              <w:jc w:val="center"/>
+            </w:pPr>
+            <m:oMath>
+              <m:sSup>
+                <m:e>
+                  <m:r>
+                    <m:t>d</m:t>
+                  </m:r>
+                </m:e>
+                <m:sup>
+                  <m:r>
+                    <m:t>2</m:t>
+                  </m:r>
+                </m:sup>
+              </m:sSup>
+              <m:r>
+                <m:t>s</m:t>
+              </m:r>
+              <m:sSup>
+                <m:e>
+                  <m:r>
+                    <m:t>p</m:t>
+                  </m:r>
+                </m:e>
+                <m:sup>
+                  <m:r>
+                    <m:t>3</m:t>
+                  </m:r>
+                </m:sup>
+              </m:sSup>
+            </m:oMath>
+            <w:r>
+              <w:rPr>
+                <w:rFonts w:ascii="Times New Roman" w:hAnsi="Times New Roman" w:eastAsia="Times New Roman" w:cs="Times New Roman"/>
+              </w:rPr>
+              <w:t xml:space="preserve">​</w:t>
+            </w:r>
+          </w:p>
+        </w:tc>
+        <w:tc>
+          <w:tcPr/>
+          <w:p>
+            <w:pPr>
+              <w:pStyle w:val="Compact"/>
+              <w:jc w:val="center"/>
+            </w:pPr>
+            <w:r>
+              <w:rPr>
+                <w:rFonts w:hint="eastAsia" w:ascii="Times New Roman" w:hAnsi="Times New Roman" w:eastAsia="FangSong" w:cs="Times New Roman"/>
+              </w:rPr>
+              <w:t xml:space="preserve">八面体</w:t>
+            </w:r>
+          </w:p>
+        </w:tc>
+      </w:tr>
+    </w:tbl>
     <w:p>
       <w:pPr>
         <w:pStyle w:val="BlockText"/>
+        <w:spacing w:before="120"/>
       </w:pPr>
       <w:r>
         <w:rPr>
@@ -57304,8 +57489,8 @@
         <w:t xml:space="preserve">(C)</w:t>
       </w:r>
     </w:p>
-    <w:bookmarkEnd w:id="101"/>
-    <w:bookmarkStart w:id="102" w:name="第-20-题"/>
+    <w:bookmarkEnd w:id="108"/>
+    <w:bookmarkStart w:id="109" w:name="第-20-题"/>
     <w:p>
       <w:pPr>
         <w:pStyle w:val="Heading2"/>
@@ -57877,8 +58062,8 @@
         <w:t xml:space="preserve">参考答案</w:t>
       </w:r>
     </w:p>
-    <w:bookmarkEnd w:id="102"/>
-    <w:bookmarkStart w:id="103" w:name="参考答案-17"/>
+    <w:bookmarkEnd w:id="109"/>
+    <w:bookmarkStart w:id="110" w:name="参考答案-17"/>
     <w:p>
       <w:pPr>
         <w:pStyle w:val="Heading2"/>
@@ -57895,19 +58080,23 @@
       <w:pPr>
         <w:pStyle w:val="FirstParagraph"/>
       </w:pPr>
-      <w:r>
-        <w:rPr>
-          <w:rFonts w:ascii="Times New Roman" w:hAnsi="Times New Roman" w:eastAsia="Times New Roman" w:cs="Times New Roman"/>
-        </w:rPr>
-        <w:t>NF</w:t>
-      </w:r>
-      <w:r>
-        <w:rPr>
-          <w:rFonts w:ascii="Times New Roman" w:hAnsi="Times New Roman" w:eastAsia="Times New Roman" w:cs="Times New Roman"/>
-          <w:vertAlign w:val="subscript"/>
-        </w:rPr>
-        <w:t>3</w:t>
-      </w:r>
+      <m:oMath>
+        <m:r>
+          <m:t>N</m:t>
+        </m:r>
+        <m:sSub>
+          <m:e>
+            <m:r>
+              <m:t>F</m:t>
+            </m:r>
+          </m:e>
+          <m:sub>
+            <m:r>
+              <m:t>3</m:t>
+            </m:r>
+          </m:sub>
+        </m:sSub>
+      </m:oMath>
       <w:r>
         <w:rPr>
           <w:rFonts w:ascii="Times New Roman" w:hAnsi="Times New Roman" w:eastAsia="Times New Roman" w:cs="Times New Roman"/>
@@ -57924,15 +58113,25 @@
         <w:rPr>
           <w:rFonts w:ascii="Times New Roman" w:hAnsi="Times New Roman" w:eastAsia="Times New Roman" w:cs="Times New Roman"/>
         </w:rPr>
-        <w:t xml:space="preserve"> NH</w:t>
-      </w:r>
-      <w:r>
-        <w:rPr>
-          <w:rFonts w:ascii="Times New Roman" w:hAnsi="Times New Roman" w:eastAsia="Times New Roman" w:cs="Times New Roman"/>
-          <w:vertAlign w:val="subscript"/>
-        </w:rPr>
-        <w:t>3</w:t>
-      </w:r>
+        <w:t xml:space="preserve"> </w:t>
+      </w:r>
+      <m:oMath>
+        <m:r>
+          <m:t>N</m:t>
+        </m:r>
+        <m:sSub>
+          <m:e>
+            <m:r>
+              <m:t>H</m:t>
+            </m:r>
+          </m:e>
+          <m:sub>
+            <m:r>
+              <m:t>3</m:t>
+            </m:r>
+          </m:sub>
+        </m:sSub>
+      </m:oMath>
       <w:r>
         <w:rPr>
           <w:rFonts w:ascii="Times New Roman" w:hAnsi="Times New Roman" w:eastAsia="Times New Roman" w:cs="Times New Roman"/>
@@ -57961,15 +58160,25 @@
         <w:rPr>
           <w:rFonts w:ascii="Times New Roman" w:hAnsi="Times New Roman" w:eastAsia="Times New Roman" w:cs="Times New Roman"/>
         </w:rPr>
-        <w:t xml:space="preserve"> sp</w:t>
-      </w:r>
-      <w:r>
-        <w:rPr>
-          <w:rFonts w:ascii="Times New Roman" w:hAnsi="Times New Roman" w:eastAsia="Times New Roman" w:cs="Times New Roman"/>
-          <w:vertAlign w:val="superscript"/>
-        </w:rPr>
-        <w:t>3</w:t>
-      </w:r>
+        <w:t xml:space="preserve"> </w:t>
+      </w:r>
+      <m:oMath>
+        <m:r>
+          <m:t>s</m:t>
+        </m:r>
+        <m:sSup>
+          <m:e>
+            <m:r>
+              <m:t>p</m:t>
+            </m:r>
+          </m:e>
+          <m:sup>
+            <m:r>
+              <m:t>3</m:t>
+            </m:r>
+          </m:sup>
+        </m:sSup>
+      </m:oMath>
       <w:r>
         <w:rPr>
           <w:rFonts w:ascii="Times New Roman" w:hAnsi="Times New Roman" w:eastAsia="Times New Roman" w:cs="Times New Roman"/>
@@ -58040,15 +58249,25 @@
         <w:rPr>
           <w:rFonts w:ascii="Times New Roman" w:hAnsi="Times New Roman" w:eastAsia="Times New Roman" w:cs="Times New Roman"/>
         </w:rPr>
-        <w:t xml:space="preserve"> NF</w:t>
-      </w:r>
-      <w:r>
-        <w:rPr>
-          <w:rFonts w:ascii="Times New Roman" w:hAnsi="Times New Roman" w:eastAsia="Times New Roman" w:cs="Times New Roman"/>
-          <w:vertAlign w:val="subscript"/>
-        </w:rPr>
-        <w:t>3</w:t>
-      </w:r>
+        <w:t xml:space="preserve"> </w:t>
+      </w:r>
+      <m:oMath>
+        <m:r>
+          <m:t>N</m:t>
+        </m:r>
+        <m:sSub>
+          <m:e>
+            <m:r>
+              <m:t>F</m:t>
+            </m:r>
+          </m:e>
+          <m:sub>
+            <m:r>
+              <m:t>3</m:t>
+            </m:r>
+          </m:sub>
+        </m:sSub>
+      </m:oMath>
       <w:r>
         <w:rPr>
           <w:rFonts w:ascii="Times New Roman" w:hAnsi="Times New Roman" w:eastAsia="Times New Roman" w:cs="Times New Roman"/>
@@ -58370,8 +58589,8 @@
         <w:t>。</w:t>
       </w:r>
     </w:p>
-    <w:bookmarkEnd w:id="103"/>
-    <w:bookmarkEnd w:id="104"/>
+    <w:bookmarkEnd w:id="110"/>
+    <w:bookmarkEnd w:id="111"/>
     <w:sectPr>
       <w:footerReference w:type="default" r:id="rId9"/>
       <w:footnotePr>
@@ -60496,7 +60715,7 @@
     <ns0:name ns0:val="Verbatim Char"/>
     <ns0:basedOn ns0:val="BodyTextChar"/>
     <ns0:rPr>
-      <ns0:rFonts ns0:ascii="Times New Roman" ns0:cs="Times New Roman" ns0:eastAsia="FangSong" ns0:hAnsi="Times New Roman"/>
+      <ns0:rFonts ns0:ascii="SimSun" ns0:cs="SimSun" ns0:eastAsia="SimSun" ns0:hAnsi="SimSun"/>
       <ns0:b ns0:val="0"/>
       <ns0:sz ns0:val="20"/>
     </ns0:rPr>
@@ -60558,7 +60777,7 @@
       <w:wordWrap w:val="off"/>
     </w:pPr>
     <ns0:rPr>
-      <w:rFonts ns0:ascii="Times New Roman" ns0:hAnsi="Times New Roman" ns0:eastAsia="FangSong" ns0:cs="Times New Roman"/>
+      <w:rFonts ns0:ascii="SimSun" ns0:hAnsi="SimSun" ns0:eastAsia="SimSun" ns0:cs="SimSun"/>
     </ns0:rPr>
   </w:style>
   <w:style w:type="character" w:customStyle="1" w:styleId="KeywordTok">

--- a/00-首页/题组Word/第二轮习题集/第二轮习题集-结构化学二-教师版.docx
+++ b/00-首页/题组Word/第二轮习题集/第二轮习题集-结构化学二-教师版.docx
@@ -1115,7 +1115,7 @@
         </w:rPr>
         <w:drawing>
           <wp:inline>
-            <wp:extent cx="3600000" cy="1115104"/>
+            <wp:extent cx="3600000" cy="1080000"/>
             <wp:effectExtent b="0" l="0" r="0" t="0"/>
             <wp:docPr descr="" title="" id="14" name="Picture"/>
             <a:graphic>
@@ -1136,7 +1136,7 @@
                   <pic:spPr bwMode="auto">
                     <a:xfrm>
                       <a:off x="0" y="0"/>
-                      <a:ext cx="3600000" cy="1115104"/>
+                      <a:ext cx="3600000" cy="1080000"/>
                     </a:xfrm>
                     <a:prstGeom prst="rect">
                       <a:avLst/>
@@ -2167,6 +2167,8 @@
     <w:p>
       <w:pPr>
         <w:pStyle w:val="BodyText"/>
+        <w:ind w:left="480" w:hanging="480"/>
+        <w:spacing w:after="0"/>
       </w:pPr>
       <w:r>
         <w:rPr>
@@ -2184,7 +2186,20 @@
         <w:rPr>
           <w:rFonts w:ascii="Times New Roman" w:hAnsi="Times New Roman" w:eastAsia="Times New Roman" w:cs="Times New Roman"/>
         </w:rPr>
-        <w:t xml:space="preserve">- A. </w:t>
+        <w:t xml:space="preserve">- </w:t>
+      </w:r>
+    </w:p>
+    <w:p>
+      <w:pPr>
+        <w:pStyle w:val="BodyText"/>
+        <w:ind w:left="480" w:hanging="480"/>
+        <w:spacing w:before="0" w:after="0"/>
+      </w:pPr>
+      <w:r>
+        <w:rPr>
+          <w:rFonts w:ascii="Times New Roman" w:hAnsi="Times New Roman" w:eastAsia="Times New Roman" w:cs="Times New Roman"/>
+        </w:rPr>
+        <w:t xml:space="preserve">A. </w:t>
       </w:r>
       <w:r>
         <w:rPr>
@@ -2240,7 +2255,20 @@
         <w:rPr>
           <w:rFonts w:ascii="Times New Roman" w:hAnsi="Times New Roman" w:eastAsia="Times New Roman" w:cs="Times New Roman"/>
         </w:rPr>
-        <w:t xml:space="preserve">- B. 4s </w:t>
+        <w:t xml:space="preserve">- </w:t>
+      </w:r>
+    </w:p>
+    <w:p>
+      <w:pPr>
+        <w:pStyle w:val="BodyText"/>
+        <w:ind w:left="480" w:hanging="480"/>
+        <w:spacing w:before="0" w:after="0"/>
+      </w:pPr>
+      <w:r>
+        <w:rPr>
+          <w:rFonts w:ascii="Times New Roman" w:hAnsi="Times New Roman" w:eastAsia="Times New Roman" w:cs="Times New Roman"/>
+        </w:rPr>
+        <w:t xml:space="preserve">B. 4s </w:t>
       </w:r>
       <w:r>
         <w:rPr>
@@ -2282,7 +2310,20 @@
         <w:rPr>
           <w:rFonts w:ascii="Times New Roman" w:hAnsi="Times New Roman" w:eastAsia="Times New Roman" w:cs="Times New Roman"/>
         </w:rPr>
-        <w:t xml:space="preserve">- C. Cr </w:t>
+        <w:t xml:space="preserve">- </w:t>
+      </w:r>
+    </w:p>
+    <w:p>
+      <w:pPr>
+        <w:pStyle w:val="BodyText"/>
+        <w:ind w:left="480" w:hanging="480"/>
+        <w:spacing w:before="0" w:after="0"/>
+      </w:pPr>
+      <w:r>
+        <w:rPr>
+          <w:rFonts w:ascii="Times New Roman" w:hAnsi="Times New Roman" w:eastAsia="Times New Roman" w:cs="Times New Roman"/>
+        </w:rPr>
+        <w:t xml:space="preserve">C. Cr </w:t>
       </w:r>
       <w:r>
         <w:rPr>
@@ -2312,7 +2353,20 @@
         <w:rPr>
           <w:rFonts w:ascii="Times New Roman" w:hAnsi="Times New Roman" w:eastAsia="Times New Roman" w:cs="Times New Roman"/>
         </w:rPr>
-        <w:t>- D. NH</w:t>
+        <w:t>- </w:t>
+      </w:r>
+    </w:p>
+    <w:p>
+      <w:pPr>
+        <w:pStyle w:val="BodyText"/>
+        <w:ind w:left="480" w:hanging="480"/>
+        <w:spacing w:before="0" w:after="180"/>
+      </w:pPr>
+      <w:r>
+        <w:rPr>
+          <w:rFonts w:ascii="Times New Roman" w:hAnsi="Times New Roman" w:eastAsia="Times New Roman" w:cs="Times New Roman"/>
+        </w:rPr>
+        <w:t>D. NH</w:t>
       </w:r>
       <w:r>
         <w:rPr>
@@ -3859,7 +3913,7 @@
         </w:rPr>
         <w:drawing>
           <wp:inline>
-            <wp:extent cx="3240000" cy="4584609"/>
+            <wp:extent cx="3091273" cy="4584609"/>
             <wp:effectExtent b="0" l="0" r="0" t="0"/>
             <wp:docPr descr="" title="" id="25" name="Picture"/>
             <a:graphic>
@@ -3880,7 +3934,7 @@
                   <pic:spPr bwMode="auto">
                     <a:xfrm>
                       <a:off x="0" y="0"/>
-                      <a:ext cx="3240000" cy="4584609"/>
+                      <a:ext cx="3091273" cy="4584609"/>
                     </a:xfrm>
                     <a:prstGeom prst="rect">
                       <a:avLst/>
@@ -3902,10 +3956,6 @@
     <w:p>
       <w:pPr>
         <w:pStyle w:val="Compact"/>
-        <w:numPr>
-          <w:ilvl w:val="0"/>
-          <w:numId w:val="1004"/>
-        </w:numPr>
       </w:pPr>
       <w:r>
         <w:rPr>
@@ -3953,10 +4003,6 @@
     <w:p>
       <w:pPr>
         <w:pStyle w:val="Compact"/>
-        <w:numPr>
-          <w:ilvl w:val="0"/>
-          <w:numId w:val="1004"/>
-        </w:numPr>
       </w:pPr>
       <w:r>
         <w:rPr>
@@ -3999,10 +4045,6 @@
     <w:p>
       <w:pPr>
         <w:pStyle w:val="Compact"/>
-        <w:numPr>
-          <w:ilvl w:val="0"/>
-          <w:numId w:val="1004"/>
-        </w:numPr>
       </w:pPr>
       <w:r>
         <w:rPr>
@@ -4026,10 +4068,6 @@
     <w:p>
       <w:pPr>
         <w:pStyle w:val="Compact"/>
-        <w:numPr>
-          <w:ilvl w:val="0"/>
-          <w:numId w:val="1004"/>
-        </w:numPr>
       </w:pPr>
       <w:r>
         <w:rPr>
@@ -4252,6 +4290,8 @@
     <w:p>
       <w:pPr>
         <w:pStyle w:val="FirstParagraph"/>
+        <w:ind w:left="480" w:hanging="480"/>
+        <w:spacing w:after="0"/>
       </w:pPr>
       <w:r>
         <w:rPr>
@@ -4306,6 +4346,13 @@
         </w:rPr>
         <w:t xml:space="preserve"> </w:t>
       </w:r>
+    </w:p>
+    <w:p>
+      <w:pPr>
+        <w:pStyle w:val="FirstParagraph"/>
+        <w:ind w:left="480" w:hanging="480"/>
+        <w:spacing w:before="0" w:after="0"/>
+      </w:pPr>
       <w:r>
         <w:rPr>
           <w:rFonts w:ascii="Times New Roman" w:hAnsi="Times New Roman" w:eastAsia="Times New Roman" w:cs="Times New Roman"/>
@@ -4347,6 +4394,13 @@
         </w:rPr>
         <w:t xml:space="preserve"> </w:t>
       </w:r>
+    </w:p>
+    <w:p>
+      <w:pPr>
+        <w:pStyle w:val="FirstParagraph"/>
+        <w:ind w:left="480" w:hanging="480"/>
+        <w:spacing w:before="0" w:after="0"/>
+      </w:pPr>
       <w:r>
         <w:rPr>
           <w:rFonts w:ascii="Times New Roman" w:hAnsi="Times New Roman" w:eastAsia="Times New Roman" w:cs="Times New Roman"/>
@@ -4394,6 +4448,13 @@
         </w:rPr>
         <w:t xml:space="preserve"> </w:t>
       </w:r>
+    </w:p>
+    <w:p>
+      <w:pPr>
+        <w:pStyle w:val="FirstParagraph"/>
+        <w:ind w:left="480" w:hanging="480"/>
+        <w:spacing w:before="0" w:after="0"/>
+      </w:pPr>
       <w:r>
         <w:rPr>
           <w:rFonts w:ascii="Times New Roman" w:hAnsi="Times New Roman" w:eastAsia="Times New Roman" w:cs="Times New Roman"/>
@@ -4441,6 +4502,13 @@
         </w:rPr>
         <w:t xml:space="preserve"> </w:t>
       </w:r>
+    </w:p>
+    <w:p>
+      <w:pPr>
+        <w:pStyle w:val="FirstParagraph"/>
+        <w:ind w:left="480" w:hanging="480"/>
+        <w:spacing w:before="0" w:after="180"/>
+      </w:pPr>
       <w:r>
         <w:rPr>
           <w:rFonts w:ascii="Times New Roman" w:hAnsi="Times New Roman" w:eastAsia="Times New Roman" w:cs="Times New Roman"/>
@@ -4716,6 +4784,8 @@
     <w:p>
       <w:pPr>
         <w:pStyle w:val="FirstParagraph"/>
+        <w:ind w:left="480" w:hanging="480"/>
+        <w:spacing w:after="0"/>
       </w:pPr>
       <w:r>
         <w:rPr>
@@ -4741,6 +4811,13 @@
         </w:rPr>
         <w:t xml:space="preserve"> </w:t>
       </w:r>
+    </w:p>
+    <w:p>
+      <w:pPr>
+        <w:pStyle w:val="FirstParagraph"/>
+        <w:ind w:left="480" w:hanging="480"/>
+        <w:spacing w:before="0" w:after="0"/>
+      </w:pPr>
       <w:r>
         <w:rPr>
           <w:rFonts w:ascii="Times New Roman" w:hAnsi="Times New Roman" w:eastAsia="Times New Roman" w:cs="Times New Roman"/>
@@ -4782,6 +4859,13 @@
         </w:rPr>
         <w:t xml:space="preserve"> </w:t>
       </w:r>
+    </w:p>
+    <w:p>
+      <w:pPr>
+        <w:pStyle w:val="FirstParagraph"/>
+        <w:ind w:left="480" w:hanging="480"/>
+        <w:spacing w:before="0" w:after="0"/>
+      </w:pPr>
       <w:r>
         <w:rPr>
           <w:rFonts w:ascii="Times New Roman" w:hAnsi="Times New Roman" w:eastAsia="Times New Roman" w:cs="Times New Roman"/>
@@ -4835,6 +4919,13 @@
         </w:rPr>
         <w:t xml:space="preserve"> </w:t>
       </w:r>
+    </w:p>
+    <w:p>
+      <w:pPr>
+        <w:pStyle w:val="FirstParagraph"/>
+        <w:ind w:left="480" w:hanging="480"/>
+        <w:spacing w:before="0" w:after="0"/>
+      </w:pPr>
       <w:r>
         <w:rPr>
           <w:rFonts w:ascii="Times New Roman" w:hAnsi="Times New Roman" w:eastAsia="Times New Roman" w:cs="Times New Roman"/>
@@ -4876,6 +4967,13 @@
         </w:rPr>
         <w:t xml:space="preserve"> </w:t>
       </w:r>
+    </w:p>
+    <w:p>
+      <w:pPr>
+        <w:pStyle w:val="FirstParagraph"/>
+        <w:ind w:left="480" w:hanging="480"/>
+        <w:spacing w:before="0" w:after="180"/>
+      </w:pPr>
       <w:r>
         <w:rPr>
           <w:rFonts w:ascii="Times New Roman" w:hAnsi="Times New Roman" w:eastAsia="Times New Roman" w:cs="Times New Roman"/>
@@ -5127,6 +5225,8 @@
     <w:p>
       <w:pPr>
         <w:pStyle w:val="FirstParagraph"/>
+        <w:ind w:left="480" w:hanging="480"/>
+        <w:spacing w:after="0"/>
       </w:pPr>
       <w:r>
         <w:rPr>
@@ -5152,6 +5252,13 @@
         </w:rPr>
         <w:t xml:space="preserve"> </w:t>
       </w:r>
+    </w:p>
+    <w:p>
+      <w:pPr>
+        <w:pStyle w:val="FirstParagraph"/>
+        <w:ind w:left="480" w:hanging="480"/>
+        <w:spacing w:before="0" w:after="0"/>
+      </w:pPr>
       <w:r>
         <w:rPr>
           <w:rFonts w:ascii="Times New Roman" w:hAnsi="Times New Roman" w:eastAsia="Times New Roman" w:cs="Times New Roman"/>
@@ -5199,6 +5306,13 @@
         </w:rPr>
         <w:t xml:space="preserve"> </w:t>
       </w:r>
+    </w:p>
+    <w:p>
+      <w:pPr>
+        <w:pStyle w:val="FirstParagraph"/>
+        <w:ind w:left="480" w:hanging="480"/>
+        <w:spacing w:before="0" w:after="0"/>
+      </w:pPr>
       <w:r>
         <w:rPr>
           <w:rFonts w:ascii="Times New Roman" w:hAnsi="Times New Roman" w:eastAsia="Times New Roman" w:cs="Times New Roman"/>
@@ -5275,6 +5389,13 @@
         </w:rPr>
         <w:t xml:space="preserve"> </w:t>
       </w:r>
+    </w:p>
+    <w:p>
+      <w:pPr>
+        <w:pStyle w:val="FirstParagraph"/>
+        <w:ind w:left="480" w:hanging="480"/>
+        <w:spacing w:before="0" w:after="0"/>
+      </w:pPr>
       <w:r>
         <w:rPr>
           <w:rFonts w:ascii="Times New Roman" w:hAnsi="Times New Roman" w:eastAsia="Times New Roman" w:cs="Times New Roman"/>
@@ -5322,6 +5443,13 @@
         </w:rPr>
         <w:t xml:space="preserve"> </w:t>
       </w:r>
+    </w:p>
+    <w:p>
+      <w:pPr>
+        <w:pStyle w:val="FirstParagraph"/>
+        <w:ind w:left="480" w:hanging="480"/>
+        <w:spacing w:before="0" w:after="180"/>
+      </w:pPr>
       <w:r>
         <w:rPr>
           <w:rFonts w:ascii="Times New Roman" w:hAnsi="Times New Roman" w:eastAsia="Times New Roman" w:cs="Times New Roman"/>
@@ -5538,6 +5666,8 @@
     <w:p>
       <w:pPr>
         <w:pStyle w:val="FirstParagraph"/>
+        <w:ind w:left="480" w:hanging="480"/>
+        <w:spacing w:after="0"/>
       </w:pPr>
       <w:r>
         <w:rPr>
@@ -5563,6 +5693,13 @@
         </w:rPr>
         <w:t xml:space="preserve"> </w:t>
       </w:r>
+    </w:p>
+    <w:p>
+      <w:pPr>
+        <w:pStyle w:val="FirstParagraph"/>
+        <w:ind w:left="480" w:hanging="480"/>
+        <w:spacing w:before="0" w:after="0"/>
+      </w:pPr>
       <w:r>
         <w:rPr>
           <w:rFonts w:ascii="Times New Roman" w:hAnsi="Times New Roman" w:eastAsia="Times New Roman" w:cs="Times New Roman"/>
@@ -5610,6 +5747,13 @@
         </w:rPr>
         <w:t xml:space="preserve"> </w:t>
       </w:r>
+    </w:p>
+    <w:p>
+      <w:pPr>
+        <w:pStyle w:val="FirstParagraph"/>
+        <w:ind w:left="480" w:hanging="480"/>
+        <w:spacing w:before="0" w:after="0"/>
+      </w:pPr>
       <w:r>
         <w:rPr>
           <w:rFonts w:ascii="Times New Roman" w:hAnsi="Times New Roman" w:eastAsia="Times New Roman" w:cs="Times New Roman"/>
@@ -5651,6 +5795,13 @@
         </w:rPr>
         <w:t xml:space="preserve"> </w:t>
       </w:r>
+    </w:p>
+    <w:p>
+      <w:pPr>
+        <w:pStyle w:val="FirstParagraph"/>
+        <w:ind w:left="480" w:hanging="480"/>
+        <w:spacing w:before="0" w:after="0"/>
+      </w:pPr>
       <w:r>
         <w:rPr>
           <w:rFonts w:ascii="Times New Roman" w:hAnsi="Times New Roman" w:eastAsia="Times New Roman" w:cs="Times New Roman"/>
@@ -5698,6 +5849,13 @@
         </w:rPr>
         <w:t xml:space="preserve"> </w:t>
       </w:r>
+    </w:p>
+    <w:p>
+      <w:pPr>
+        <w:pStyle w:val="FirstParagraph"/>
+        <w:ind w:left="480" w:hanging="480"/>
+        <w:spacing w:before="0" w:after="180"/>
+      </w:pPr>
       <w:r>
         <w:rPr>
           <w:rFonts w:ascii="Times New Roman" w:hAnsi="Times New Roman" w:eastAsia="Times New Roman" w:cs="Times New Roman"/>
@@ -5914,6 +6072,8 @@
     <w:p>
       <w:pPr>
         <w:pStyle w:val="FirstParagraph"/>
+        <w:ind w:left="480" w:hanging="480"/>
+        <w:spacing w:after="0"/>
       </w:pPr>
       <w:r>
         <w:rPr>
@@ -5939,6 +6099,13 @@
         </w:rPr>
         <w:t xml:space="preserve"> </w:t>
       </w:r>
+    </w:p>
+    <w:p>
+      <w:pPr>
+        <w:pStyle w:val="FirstParagraph"/>
+        <w:ind w:left="480" w:hanging="480"/>
+        <w:spacing w:before="0" w:after="0"/>
+      </w:pPr>
       <w:r>
         <w:rPr>
           <w:rFonts w:ascii="Times New Roman" w:hAnsi="Times New Roman" w:eastAsia="Times New Roman" w:cs="Times New Roman"/>
@@ -5992,6 +6159,13 @@
         </w:rPr>
         <w:t xml:space="preserve"> </w:t>
       </w:r>
+    </w:p>
+    <w:p>
+      <w:pPr>
+        <w:pStyle w:val="FirstParagraph"/>
+        <w:ind w:left="480" w:hanging="480"/>
+        <w:spacing w:before="0" w:after="0"/>
+      </w:pPr>
       <w:r>
         <w:rPr>
           <w:rFonts w:ascii="Times New Roman" w:hAnsi="Times New Roman" w:eastAsia="Times New Roman" w:cs="Times New Roman"/>
@@ -6041,6 +6215,13 @@
         </w:rPr>
         <w:t xml:space="preserve"> </w:t>
       </w:r>
+    </w:p>
+    <w:p>
+      <w:pPr>
+        <w:pStyle w:val="FirstParagraph"/>
+        <w:ind w:left="480" w:hanging="480"/>
+        <w:spacing w:before="0" w:after="0"/>
+      </w:pPr>
       <w:r>
         <w:rPr>
           <w:rFonts w:ascii="Times New Roman" w:hAnsi="Times New Roman" w:eastAsia="Times New Roman" w:cs="Times New Roman"/>
@@ -6096,6 +6277,13 @@
         </w:rPr>
         <w:t xml:space="preserve"> </w:t>
       </w:r>
+    </w:p>
+    <w:p>
+      <w:pPr>
+        <w:pStyle w:val="FirstParagraph"/>
+        <w:ind w:left="480" w:hanging="480"/>
+        <w:spacing w:before="0" w:after="180"/>
+      </w:pPr>
       <w:r>
         <w:rPr>
           <w:rFonts w:ascii="Times New Roman" w:hAnsi="Times New Roman" w:eastAsia="Times New Roman" w:cs="Times New Roman"/>
@@ -6314,6 +6502,8 @@
     <w:p>
       <w:pPr>
         <w:pStyle w:val="FirstParagraph"/>
+        <w:ind w:left="480" w:hanging="480"/>
+        <w:spacing w:after="0"/>
       </w:pPr>
       <w:r>
         <w:rPr>
@@ -6362,6 +6552,13 @@
         </w:rPr>
         <w:t xml:space="preserve"> </w:t>
       </w:r>
+    </w:p>
+    <w:p>
+      <w:pPr>
+        <w:pStyle w:val="FirstParagraph"/>
+        <w:ind w:left="480" w:hanging="480"/>
+        <w:spacing w:before="0" w:after="0"/>
+      </w:pPr>
       <w:r>
         <w:rPr>
           <w:rFonts w:ascii="Times New Roman" w:hAnsi="Times New Roman" w:eastAsia="Times New Roman" w:cs="Times New Roman"/>
@@ -6397,6 +6594,13 @@
         </w:rPr>
         <w:t xml:space="preserve"> </w:t>
       </w:r>
+    </w:p>
+    <w:p>
+      <w:pPr>
+        <w:pStyle w:val="FirstParagraph"/>
+        <w:ind w:left="480" w:hanging="480"/>
+        <w:spacing w:before="0" w:after="0"/>
+      </w:pPr>
       <w:r>
         <w:rPr>
           <w:rFonts w:ascii="Times New Roman" w:hAnsi="Times New Roman" w:eastAsia="Times New Roman" w:cs="Times New Roman"/>
@@ -6438,6 +6642,13 @@
         </w:rPr>
         <w:t xml:space="preserve"> </w:t>
       </w:r>
+    </w:p>
+    <w:p>
+      <w:pPr>
+        <w:pStyle w:val="FirstParagraph"/>
+        <w:ind w:left="480" w:hanging="480"/>
+        <w:spacing w:before="0" w:after="0"/>
+      </w:pPr>
       <w:r>
         <w:rPr>
           <w:rFonts w:ascii="Times New Roman" w:hAnsi="Times New Roman" w:eastAsia="Times New Roman" w:cs="Times New Roman"/>
@@ -6485,6 +6696,13 @@
         </w:rPr>
         <w:t xml:space="preserve"> </w:t>
       </w:r>
+    </w:p>
+    <w:p>
+      <w:pPr>
+        <w:pStyle w:val="FirstParagraph"/>
+        <w:ind w:left="480" w:hanging="480"/>
+        <w:spacing w:before="0" w:after="180"/>
+      </w:pPr>
       <w:r>
         <w:rPr>
           <w:rFonts w:ascii="Times New Roman" w:hAnsi="Times New Roman" w:eastAsia="Times New Roman" w:cs="Times New Roman"/>
@@ -6683,6 +6901,8 @@
     <w:p>
       <w:pPr>
         <w:pStyle w:val="FirstParagraph"/>
+        <w:ind w:left="480" w:hanging="480"/>
+        <w:spacing w:after="0"/>
       </w:pPr>
       <w:r>
         <w:rPr>
@@ -6708,6 +6928,13 @@
         </w:rPr>
         <w:t xml:space="preserve"> </w:t>
       </w:r>
+    </w:p>
+    <w:p>
+      <w:pPr>
+        <w:pStyle w:val="FirstParagraph"/>
+        <w:ind w:left="480" w:hanging="480"/>
+        <w:spacing w:before="0" w:after="0"/>
+      </w:pPr>
       <w:r>
         <w:rPr>
           <w:rFonts w:ascii="Times New Roman" w:hAnsi="Times New Roman" w:eastAsia="Times New Roman" w:cs="Times New Roman"/>
@@ -6751,6 +6978,13 @@
         </w:rPr>
         <w:t xml:space="preserve"> </w:t>
       </w:r>
+    </w:p>
+    <w:p>
+      <w:pPr>
+        <w:pStyle w:val="FirstParagraph"/>
+        <w:ind w:left="480" w:hanging="480"/>
+        <w:spacing w:before="0" w:after="0"/>
+      </w:pPr>
       <w:r>
         <w:rPr>
           <w:rFonts w:ascii="Times New Roman" w:hAnsi="Times New Roman" w:eastAsia="Times New Roman" w:cs="Times New Roman"/>
@@ -6794,6 +7028,13 @@
         </w:rPr>
         <w:t xml:space="preserve"> </w:t>
       </w:r>
+    </w:p>
+    <w:p>
+      <w:pPr>
+        <w:pStyle w:val="FirstParagraph"/>
+        <w:ind w:left="480" w:hanging="480"/>
+        <w:spacing w:before="0" w:after="0"/>
+      </w:pPr>
       <w:r>
         <w:rPr>
           <w:rFonts w:ascii="Times New Roman" w:hAnsi="Times New Roman" w:eastAsia="Times New Roman" w:cs="Times New Roman"/>
@@ -6835,6 +7076,13 @@
         </w:rPr>
         <w:t xml:space="preserve"> </w:t>
       </w:r>
+    </w:p>
+    <w:p>
+      <w:pPr>
+        <w:pStyle w:val="FirstParagraph"/>
+        <w:ind w:left="480" w:hanging="480"/>
+        <w:spacing w:before="0" w:after="180"/>
+      </w:pPr>
       <w:r>
         <w:rPr>
           <w:rFonts w:ascii="Times New Roman" w:hAnsi="Times New Roman" w:eastAsia="Times New Roman" w:cs="Times New Roman"/>
@@ -7042,6 +7290,8 @@
     <w:p>
       <w:pPr>
         <w:pStyle w:val="FirstParagraph"/>
+        <w:ind w:left="480" w:hanging="480"/>
+        <w:spacing w:after="0"/>
       </w:pPr>
       <w:r>
         <w:rPr>
@@ -7111,6 +7361,13 @@
         </w:rPr>
         <w:t xml:space="preserve"> </w:t>
       </w:r>
+    </w:p>
+    <w:p>
+      <w:pPr>
+        <w:pStyle w:val="FirstParagraph"/>
+        <w:ind w:left="480" w:hanging="480"/>
+        <w:spacing w:before="0" w:after="0"/>
+      </w:pPr>
       <w:r>
         <w:rPr>
           <w:rFonts w:ascii="Times New Roman" w:hAnsi="Times New Roman" w:eastAsia="Times New Roman" w:cs="Times New Roman"/>
@@ -7160,6 +7417,13 @@
         </w:rPr>
         <w:t xml:space="preserve"> </w:t>
       </w:r>
+    </w:p>
+    <w:p>
+      <w:pPr>
+        <w:pStyle w:val="FirstParagraph"/>
+        <w:ind w:left="480" w:hanging="480"/>
+        <w:spacing w:before="0" w:after="0"/>
+      </w:pPr>
       <w:r>
         <w:rPr>
           <w:rFonts w:ascii="Times New Roman" w:hAnsi="Times New Roman" w:eastAsia="Times New Roman" w:cs="Times New Roman"/>
@@ -7201,6 +7465,13 @@
         </w:rPr>
         <w:t xml:space="preserve"> </w:t>
       </w:r>
+    </w:p>
+    <w:p>
+      <w:pPr>
+        <w:pStyle w:val="FirstParagraph"/>
+        <w:ind w:left="480" w:hanging="480"/>
+        <w:spacing w:before="0" w:after="0"/>
+      </w:pPr>
       <w:r>
         <w:rPr>
           <w:rFonts w:ascii="Times New Roman" w:hAnsi="Times New Roman" w:eastAsia="Times New Roman" w:cs="Times New Roman"/>
@@ -7250,6 +7521,13 @@
         </w:rPr>
         <w:t xml:space="preserve"> </w:t>
       </w:r>
+    </w:p>
+    <w:p>
+      <w:pPr>
+        <w:pStyle w:val="FirstParagraph"/>
+        <w:ind w:left="480" w:hanging="480"/>
+        <w:spacing w:before="0" w:after="180"/>
+      </w:pPr>
       <w:r>
         <w:rPr>
           <w:rFonts w:ascii="Times New Roman" w:hAnsi="Times New Roman" w:eastAsia="Times New Roman" w:cs="Times New Roman"/>
@@ -7442,6 +7720,8 @@
     <w:p>
       <w:pPr>
         <w:pStyle w:val="FirstParagraph"/>
+        <w:ind w:left="480" w:hanging="480"/>
+        <w:spacing w:after="0"/>
       </w:pPr>
       <w:r>
         <w:rPr>
@@ -7467,6 +7747,13 @@
         </w:rPr>
         <w:t xml:space="preserve"> </w:t>
       </w:r>
+    </w:p>
+    <w:p>
+      <w:pPr>
+        <w:pStyle w:val="FirstParagraph"/>
+        <w:ind w:left="480" w:hanging="480"/>
+        <w:spacing w:before="0" w:after="0"/>
+      </w:pPr>
       <w:r>
         <w:rPr>
           <w:rFonts w:ascii="Times New Roman" w:hAnsi="Times New Roman" w:eastAsia="Times New Roman" w:cs="Times New Roman"/>
@@ -7508,6 +7795,13 @@
         </w:rPr>
         <w:t xml:space="preserve"> </w:t>
       </w:r>
+    </w:p>
+    <w:p>
+      <w:pPr>
+        <w:pStyle w:val="FirstParagraph"/>
+        <w:ind w:left="480" w:hanging="480"/>
+        <w:spacing w:before="0" w:after="0"/>
+      </w:pPr>
       <w:r>
         <w:rPr>
           <w:rFonts w:ascii="Times New Roman" w:hAnsi="Times New Roman" w:eastAsia="Times New Roman" w:cs="Times New Roman"/>
@@ -7549,6 +7843,13 @@
         </w:rPr>
         <w:t xml:space="preserve"> </w:t>
       </w:r>
+    </w:p>
+    <w:p>
+      <w:pPr>
+        <w:pStyle w:val="FirstParagraph"/>
+        <w:ind w:left="480" w:hanging="480"/>
+        <w:spacing w:before="0" w:after="0"/>
+      </w:pPr>
       <w:r>
         <w:rPr>
           <w:rFonts w:ascii="Times New Roman" w:hAnsi="Times New Roman" w:eastAsia="Times New Roman" w:cs="Times New Roman"/>
@@ -7590,6 +7891,13 @@
         </w:rPr>
         <w:t xml:space="preserve"> </w:t>
       </w:r>
+    </w:p>
+    <w:p>
+      <w:pPr>
+        <w:pStyle w:val="FirstParagraph"/>
+        <w:ind w:left="480" w:hanging="480"/>
+        <w:spacing w:before="0" w:after="180"/>
+      </w:pPr>
       <w:r>
         <w:rPr>
           <w:rFonts w:ascii="Times New Roman" w:hAnsi="Times New Roman" w:eastAsia="Times New Roman" w:cs="Times New Roman"/>
@@ -7747,6 +8055,8 @@
     <w:p>
       <w:pPr>
         <w:pStyle w:val="FirstParagraph"/>
+        <w:ind w:left="480" w:hanging="480"/>
+        <w:spacing w:after="0"/>
       </w:pPr>
       <w:r>
         <w:rPr>
@@ -7795,6 +8105,13 @@
         </w:rPr>
         <w:t xml:space="preserve"> </w:t>
       </w:r>
+    </w:p>
+    <w:p>
+      <w:pPr>
+        <w:pStyle w:val="FirstParagraph"/>
+        <w:ind w:left="480" w:hanging="480"/>
+        <w:spacing w:before="0" w:after="0"/>
+      </w:pPr>
       <w:r>
         <w:rPr>
           <w:rFonts w:ascii="Times New Roman" w:hAnsi="Times New Roman" w:eastAsia="Times New Roman" w:cs="Times New Roman"/>
@@ -7833,6 +8150,13 @@
         </w:rPr>
         <w:t xml:space="preserve"> </w:t>
       </w:r>
+    </w:p>
+    <w:p>
+      <w:pPr>
+        <w:pStyle w:val="FirstParagraph"/>
+        <w:ind w:left="480" w:hanging="480"/>
+        <w:spacing w:before="0" w:after="0"/>
+      </w:pPr>
       <w:r>
         <w:rPr>
           <w:rFonts w:ascii="Times New Roman" w:hAnsi="Times New Roman" w:eastAsia="Times New Roman" w:cs="Times New Roman"/>
@@ -7879,6 +8203,13 @@
         </w:rPr>
         <w:t xml:space="preserve"> </w:t>
       </w:r>
+    </w:p>
+    <w:p>
+      <w:pPr>
+        <w:pStyle w:val="FirstParagraph"/>
+        <w:ind w:left="480" w:hanging="480"/>
+        <w:spacing w:before="0" w:after="0"/>
+      </w:pPr>
       <w:r>
         <w:rPr>
           <w:rFonts w:ascii="Times New Roman" w:hAnsi="Times New Roman" w:eastAsia="Times New Roman" w:cs="Times New Roman"/>
@@ -7917,6 +8248,13 @@
         </w:rPr>
         <w:t xml:space="preserve"> </w:t>
       </w:r>
+    </w:p>
+    <w:p>
+      <w:pPr>
+        <w:pStyle w:val="FirstParagraph"/>
+        <w:ind w:left="480" w:hanging="480"/>
+        <w:spacing w:before="0" w:after="180"/>
+      </w:pPr>
       <w:r>
         <w:rPr>
           <w:rFonts w:ascii="Times New Roman" w:hAnsi="Times New Roman" w:eastAsia="Times New Roman" w:cs="Times New Roman"/>
@@ -8071,6 +8409,8 @@
     <w:p>
       <w:pPr>
         <w:pStyle w:val="FirstParagraph"/>
+        <w:ind w:left="480" w:hanging="480"/>
+        <w:spacing w:after="0"/>
       </w:pPr>
       <w:r>
         <w:rPr>
@@ -8096,6 +8436,13 @@
         </w:rPr>
         <w:t xml:space="preserve"> </w:t>
       </w:r>
+    </w:p>
+    <w:p>
+      <w:pPr>
+        <w:pStyle w:val="FirstParagraph"/>
+        <w:ind w:left="480" w:hanging="480"/>
+        <w:spacing w:before="0" w:after="0"/>
+      </w:pPr>
       <w:r>
         <w:rPr>
           <w:rFonts w:ascii="Times New Roman" w:hAnsi="Times New Roman" w:eastAsia="Times New Roman" w:cs="Times New Roman"/>
@@ -8131,11 +8478,31 @@
         </w:rPr>
         <w:t xml:space="preserve"> </w:t>
       </w:r>
-      <w:r>
-        <w:rPr>
-          <w:rFonts w:ascii="Times New Roman" w:hAnsi="Times New Roman" w:eastAsia="Times New Roman" w:cs="Times New Roman"/>
-        </w:rPr>
-        <w:t xml:space="preserve">(B) CO (C)</w:t>
+    </w:p>
+    <w:p>
+      <w:pPr>
+        <w:pStyle w:val="FirstParagraph"/>
+        <w:ind w:left="480" w:hanging="480"/>
+        <w:spacing w:before="0" w:after="0"/>
+      </w:pPr>
+      <w:r>
+        <w:rPr>
+          <w:rFonts w:ascii="Times New Roman" w:hAnsi="Times New Roman" w:eastAsia="Times New Roman" w:cs="Times New Roman"/>
+        </w:rPr>
+        <w:t xml:space="preserve">(B) CO </w:t>
+      </w:r>
+    </w:p>
+    <w:p>
+      <w:pPr>
+        <w:pStyle w:val="FirstParagraph"/>
+        <w:ind w:left="480" w:hanging="480"/>
+        <w:spacing w:before="0" w:after="0"/>
+      </w:pPr>
+      <w:r>
+        <w:rPr>
+          <w:rFonts w:ascii="Times New Roman" w:hAnsi="Times New Roman" w:eastAsia="Times New Roman" w:cs="Times New Roman"/>
+        </w:rPr>
+        <w:t xml:space="preserve">(C)</w:t>
       </w:r>
       <w:r>
         <w:rPr>
@@ -8166,6 +8533,13 @@
         </w:rPr>
         <w:t xml:space="preserve"> </w:t>
       </w:r>
+    </w:p>
+    <w:p>
+      <w:pPr>
+        <w:pStyle w:val="FirstParagraph"/>
+        <w:ind w:left="480" w:hanging="480"/>
+        <w:spacing w:before="0" w:after="180"/>
+      </w:pPr>
       <w:r>
         <w:rPr>
           <w:rFonts w:ascii="Times New Roman" w:hAnsi="Times New Roman" w:eastAsia="Times New Roman" w:cs="Times New Roman"/>
@@ -8241,6 +8615,8 @@
     <w:p>
       <w:pPr>
         <w:pStyle w:val="FirstParagraph"/>
+        <w:ind w:left="480" w:hanging="480"/>
+        <w:spacing w:after="0"/>
       </w:pPr>
       <w:r>
         <w:rPr>
@@ -8266,6 +8642,13 @@
         </w:rPr>
         <w:t xml:space="preserve"> </w:t>
       </w:r>
+    </w:p>
+    <w:p>
+      <w:pPr>
+        <w:pStyle w:val="FirstParagraph"/>
+        <w:ind w:left="480" w:hanging="480"/>
+        <w:spacing w:before="0" w:after="0"/>
+      </w:pPr>
       <w:r>
         <w:rPr>
           <w:rFonts w:ascii="Times New Roman" w:hAnsi="Times New Roman" w:eastAsia="Times New Roman" w:cs="Times New Roman"/>
@@ -8310,11 +8693,31 @@
         </w:rPr>
         <w:t xml:space="preserve"> </w:t>
       </w:r>
-      <w:r>
-        <w:rPr>
-          <w:rFonts w:ascii="Times New Roman" w:hAnsi="Times New Roman" w:eastAsia="Times New Roman" w:cs="Times New Roman"/>
-        </w:rPr>
-        <w:t xml:space="preserve">(B) NO (C)</w:t>
+    </w:p>
+    <w:p>
+      <w:pPr>
+        <w:pStyle w:val="FirstParagraph"/>
+        <w:ind w:left="480" w:hanging="480"/>
+        <w:spacing w:before="0" w:after="0"/>
+      </w:pPr>
+      <w:r>
+        <w:rPr>
+          <w:rFonts w:ascii="Times New Roman" w:hAnsi="Times New Roman" w:eastAsia="Times New Roman" w:cs="Times New Roman"/>
+        </w:rPr>
+        <w:t xml:space="preserve">(B) NO </w:t>
+      </w:r>
+    </w:p>
+    <w:p>
+      <w:pPr>
+        <w:pStyle w:val="FirstParagraph"/>
+        <w:ind w:left="480" w:hanging="480"/>
+        <w:spacing w:before="0" w:after="0"/>
+      </w:pPr>
+      <w:r>
+        <w:rPr>
+          <w:rFonts w:ascii="Times New Roman" w:hAnsi="Times New Roman" w:eastAsia="Times New Roman" w:cs="Times New Roman"/>
+        </w:rPr>
+        <w:t xml:space="preserve">(C)</w:t>
       </w:r>
       <w:r>
         <w:rPr>
@@ -8345,6 +8748,13 @@
         </w:rPr>
         <w:t xml:space="preserve"> </w:t>
       </w:r>
+    </w:p>
+    <w:p>
+      <w:pPr>
+        <w:pStyle w:val="FirstParagraph"/>
+        <w:ind w:left="480" w:hanging="480"/>
+        <w:spacing w:before="0" w:after="180"/>
+      </w:pPr>
       <w:r>
         <w:rPr>
           <w:rFonts w:ascii="Times New Roman" w:hAnsi="Times New Roman" w:eastAsia="Times New Roman" w:cs="Times New Roman"/>
@@ -8546,6 +8956,8 @@
           <w:ilvl w:val="0"/>
           <w:numId w:val="1005"/>
         </w:numPr>
+        <w:ind w:left="480" w:hanging="480"/>
+        <w:spacing w:after="0"/>
       </w:pPr>
       <w:r>
         <w:rPr>
@@ -8577,6 +8989,17 @@
         </w:rPr>
         <w:t xml:space="preserve"> </w:t>
       </w:r>
+    </w:p>
+    <w:p>
+      <w:pPr>
+        <w:pStyle w:val="Compact"/>
+        <w:numPr>
+          <w:ilvl w:val="0"/>
+          <w:numId w:val="1005"/>
+        </w:numPr>
+        <w:ind w:left="480" w:hanging="480"/>
+        <w:spacing w:before="0" w:after="0"/>
+      </w:pPr>
       <w:r>
         <w:rPr>
           <w:rFonts w:ascii="Times New Roman" w:hAnsi="Times New Roman" w:eastAsia="Times New Roman" w:cs="Times New Roman"/>
@@ -8672,6 +9095,17 @@
         </w:rPr>
         <w:t xml:space="preserve"> </w:t>
       </w:r>
+    </w:p>
+    <w:p>
+      <w:pPr>
+        <w:pStyle w:val="Compact"/>
+        <w:numPr>
+          <w:ilvl w:val="0"/>
+          <w:numId w:val="1005"/>
+        </w:numPr>
+        <w:ind w:left="480" w:hanging="480"/>
+        <w:spacing w:before="0" w:after="0"/>
+      </w:pPr>
       <w:r>
         <w:rPr>
           <w:rFonts w:ascii="Times New Roman" w:hAnsi="Times New Roman" w:eastAsia="Times New Roman" w:cs="Times New Roman"/>
@@ -8767,6 +9201,17 @@
         </w:rPr>
         <w:t xml:space="preserve"> </w:t>
       </w:r>
+    </w:p>
+    <w:p>
+      <w:pPr>
+        <w:pStyle w:val="Compact"/>
+        <w:numPr>
+          <w:ilvl w:val="0"/>
+          <w:numId w:val="1005"/>
+        </w:numPr>
+        <w:ind w:left="480" w:hanging="480"/>
+        <w:spacing w:before="0" w:after="0"/>
+      </w:pPr>
       <w:r>
         <w:rPr>
           <w:rFonts w:ascii="Times New Roman" w:hAnsi="Times New Roman" w:eastAsia="Times New Roman" w:cs="Times New Roman"/>
@@ -8862,6 +9307,17 @@
         </w:rPr>
         <w:t xml:space="preserve"> </w:t>
       </w:r>
+    </w:p>
+    <w:p>
+      <w:pPr>
+        <w:pStyle w:val="Compact"/>
+        <w:numPr>
+          <w:ilvl w:val="0"/>
+          <w:numId w:val="1005"/>
+        </w:numPr>
+        <w:ind w:left="480" w:hanging="480"/>
+        <w:spacing w:before="0" w:after="36"/>
+      </w:pPr>
       <w:r>
         <w:rPr>
           <w:rFonts w:ascii="Times New Roman" w:hAnsi="Times New Roman" w:eastAsia="Times New Roman" w:cs="Times New Roman"/>
@@ -53270,7 +53726,7 @@
         </w:rPr>
         <w:drawing>
           <wp:inline>
-            <wp:extent cx="3479800" cy="2578100"/>
+            <wp:extent cx="3245527" cy="2578100"/>
             <wp:effectExtent b="0" l="0" r="0" t="0"/>
             <wp:docPr descr="" title="" id="100" name="Picture"/>
             <a:graphic>
@@ -53291,7 +53747,7 @@
                   <pic:spPr bwMode="auto">
                     <a:xfrm>
                       <a:off x="0" y="0"/>
-                      <a:ext cx="3479800" cy="2578100"/>
+                      <a:ext cx="3245527" cy="2578100"/>
                     </a:xfrm>
                     <a:prstGeom prst="rect">
                       <a:avLst/>

--- a/00-首页/题组Word/第二轮习题集/第二轮习题集-结构化学二-教师版.docx
+++ b/00-首页/题组Word/第二轮习题集/第二轮习题集-结构化学二-教师版.docx
@@ -14956,7 +14956,7 @@
           <m:t>↔</m:t>
         </m:r>
         <m:r>
-          <m:t>​</m:t>
+          <m:t xml:space="preserve"> </m:t>
         </m:r>
         <m:sSup>
           <m:e>

--- a/00-首页/题组Word/第二轮习题集/第二轮习题集-结构化学二-教师版.docx
+++ b/00-首页/题组Word/第二轮习题集/第二轮习题集-结构化学二-教师版.docx
@@ -1233,6 +1233,14 @@
         <w:tblStyle w:val="Table"/>
         <w:tblW w:type="pct" w:w="5000"/>
         <w:tblLayout w:type="fixed"/>
+        <w:tblBorders>
+          <w:top w:val="single" w:sz="12" w:space="0" w:color="000000"/>
+          <w:left w:val="none" w:sz="0" w:space="0" w:color="auto"/>
+          <w:bottom w:val="single" w:sz="12" w:space="0" w:color="000000"/>
+          <w:right w:val="none" w:sz="0" w:space="0" w:color="auto"/>
+          <w:insideH w:val="none" w:sz="0" w:space="0" w:color="auto"/>
+          <w:insideV w:val="none" w:sz="0" w:space="0" w:color="auto"/>
+        </w:tblBorders>
         <w:tblLook w:firstRow="1" w:lastRow="0" w:firstColumn="0" w:lastColumn="0" w:noHBand="0" w:noVBand="0" w:val="0020"/>
       </w:tblPr>
       <w:tblGrid>
@@ -1249,7 +1257,11 @@
           <w:tblHeader w:val="on"/>
         </w:trPr>
         <w:tc>
-          <w:tcPr/>
+          <w:tcPr>
+            <w:tcBorders>
+              <w:bottom w:val="single" w:sz="8" w:space="0" w:color="000000"/>
+            </w:tcBorders>
+          </w:tcPr>
           <w:p>
             <w:pPr>
               <w:pStyle w:val="Compact"/>
@@ -1265,7 +1277,11 @@
           </w:p>
         </w:tc>
         <w:tc>
-          <w:tcPr/>
+          <w:tcPr>
+            <w:tcBorders>
+              <w:bottom w:val="single" w:sz="8" w:space="0" w:color="000000"/>
+            </w:tcBorders>
+          </w:tcPr>
           <w:p>
             <w:pPr>
               <w:pStyle w:val="Compact"/>
@@ -1281,7 +1297,11 @@
           </w:p>
         </w:tc>
         <w:tc>
-          <w:tcPr/>
+          <w:tcPr>
+            <w:tcBorders>
+              <w:bottom w:val="single" w:sz="8" w:space="0" w:color="000000"/>
+            </w:tcBorders>
+          </w:tcPr>
           <w:p>
             <w:pPr>
               <w:pStyle w:val="Compact"/>
@@ -1297,7 +1317,11 @@
           </w:p>
         </w:tc>
         <w:tc>
-          <w:tcPr/>
+          <w:tcPr>
+            <w:tcBorders>
+              <w:bottom w:val="single" w:sz="8" w:space="0" w:color="000000"/>
+            </w:tcBorders>
+          </w:tcPr>
           <w:p>
             <w:pPr>
               <w:pStyle w:val="Compact"/>
@@ -1313,7 +1337,11 @@
           </w:p>
         </w:tc>
         <w:tc>
-          <w:tcPr/>
+          <w:tcPr>
+            <w:tcBorders>
+              <w:bottom w:val="single" w:sz="8" w:space="0" w:color="000000"/>
+            </w:tcBorders>
+          </w:tcPr>
           <w:p>
             <w:pPr>
               <w:pStyle w:val="Compact"/>
@@ -1329,7 +1357,11 @@
           </w:p>
         </w:tc>
         <w:tc>
-          <w:tcPr/>
+          <w:tcPr>
+            <w:tcBorders>
+              <w:bottom w:val="single" w:sz="8" w:space="0" w:color="000000"/>
+            </w:tcBorders>
+          </w:tcPr>
           <w:p>
             <w:pPr>
               <w:pStyle w:val="Compact"/>
@@ -1345,7 +1377,11 @@
           </w:p>
         </w:tc>
         <w:tc>
-          <w:tcPr/>
+          <w:tcPr>
+            <w:tcBorders>
+              <w:bottom w:val="single" w:sz="8" w:space="0" w:color="000000"/>
+            </w:tcBorders>
+          </w:tcPr>
           <w:p>
             <w:pPr>
               <w:pStyle w:val="Compact"/>
@@ -2167,8 +2203,8 @@
     <w:p>
       <w:pPr>
         <w:pStyle w:val="BodyText"/>
+        <w:spacing w:before="0" w:after="0"/>
         <w:ind w:left="480" w:hanging="480"/>
-        <w:spacing w:after="0"/>
       </w:pPr>
       <w:r>
         <w:rPr>
@@ -2192,8 +2228,8 @@
     <w:p>
       <w:pPr>
         <w:pStyle w:val="BodyText"/>
+        <w:spacing w:before="0" w:after="0"/>
         <w:ind w:left="480" w:hanging="480"/>
-        <w:spacing w:before="0" w:after="0"/>
       </w:pPr>
       <w:r>
         <w:rPr>
@@ -2261,8 +2297,8 @@
     <w:p>
       <w:pPr>
         <w:pStyle w:val="BodyText"/>
+        <w:spacing w:before="0" w:after="0"/>
         <w:ind w:left="480" w:hanging="480"/>
-        <w:spacing w:before="0" w:after="0"/>
       </w:pPr>
       <w:r>
         <w:rPr>
@@ -2316,8 +2352,8 @@
     <w:p>
       <w:pPr>
         <w:pStyle w:val="BodyText"/>
+        <w:spacing w:before="0" w:after="0"/>
         <w:ind w:left="480" w:hanging="480"/>
-        <w:spacing w:before="0" w:after="0"/>
       </w:pPr>
       <w:r>
         <w:rPr>
@@ -2359,8 +2395,8 @@
     <w:p>
       <w:pPr>
         <w:pStyle w:val="BodyText"/>
+        <w:spacing w:before="0" w:after="0"/>
         <w:ind w:left="480" w:hanging="480"/>
-        <w:spacing w:before="0" w:after="180"/>
       </w:pPr>
       <w:r>
         <w:rPr>
@@ -3956,6 +3992,7 @@
     <w:p>
       <w:pPr>
         <w:pStyle w:val="Compact"/>
+        <w:spacing w:before="0" w:after="0"/>
       </w:pPr>
       <w:r>
         <w:rPr>
@@ -4003,6 +4040,7 @@
     <w:p>
       <w:pPr>
         <w:pStyle w:val="Compact"/>
+        <w:spacing w:before="0" w:after="0"/>
       </w:pPr>
       <w:r>
         <w:rPr>
@@ -4045,6 +4083,7 @@
     <w:p>
       <w:pPr>
         <w:pStyle w:val="Compact"/>
+        <w:spacing w:before="0" w:after="0"/>
       </w:pPr>
       <w:r>
         <w:rPr>
@@ -4068,6 +4107,7 @@
     <w:p>
       <w:pPr>
         <w:pStyle w:val="Compact"/>
+        <w:spacing w:before="0" w:after="0"/>
       </w:pPr>
       <w:r>
         <w:rPr>
@@ -4290,8 +4330,8 @@
     <w:p>
       <w:pPr>
         <w:pStyle w:val="FirstParagraph"/>
+        <w:spacing w:before="0" w:after="0"/>
         <w:ind w:left="480" w:hanging="480"/>
-        <w:spacing w:after="0"/>
       </w:pPr>
       <w:r>
         <w:rPr>
@@ -4350,8 +4390,8 @@
     <w:p>
       <w:pPr>
         <w:pStyle w:val="FirstParagraph"/>
+        <w:spacing w:before="0" w:after="0"/>
         <w:ind w:left="480" w:hanging="480"/>
-        <w:spacing w:before="0" w:after="0"/>
       </w:pPr>
       <w:r>
         <w:rPr>
@@ -4398,8 +4438,8 @@
     <w:p>
       <w:pPr>
         <w:pStyle w:val="FirstParagraph"/>
+        <w:spacing w:before="0" w:after="0"/>
         <w:ind w:left="480" w:hanging="480"/>
-        <w:spacing w:before="0" w:after="0"/>
       </w:pPr>
       <w:r>
         <w:rPr>
@@ -4452,8 +4492,8 @@
     <w:p>
       <w:pPr>
         <w:pStyle w:val="FirstParagraph"/>
+        <w:spacing w:before="0" w:after="0"/>
         <w:ind w:left="480" w:hanging="480"/>
-        <w:spacing w:before="0" w:after="0"/>
       </w:pPr>
       <w:r>
         <w:rPr>
@@ -4506,8 +4546,8 @@
     <w:p>
       <w:pPr>
         <w:pStyle w:val="FirstParagraph"/>
+        <w:spacing w:before="0" w:after="0"/>
         <w:ind w:left="480" w:hanging="480"/>
-        <w:spacing w:before="0" w:after="180"/>
       </w:pPr>
       <w:r>
         <w:rPr>
@@ -4784,8 +4824,8 @@
     <w:p>
       <w:pPr>
         <w:pStyle w:val="FirstParagraph"/>
+        <w:spacing w:before="0" w:after="0"/>
         <w:ind w:left="480" w:hanging="480"/>
-        <w:spacing w:after="0"/>
       </w:pPr>
       <w:r>
         <w:rPr>
@@ -4815,8 +4855,8 @@
     <w:p>
       <w:pPr>
         <w:pStyle w:val="FirstParagraph"/>
+        <w:spacing w:before="0" w:after="0"/>
         <w:ind w:left="480" w:hanging="480"/>
-        <w:spacing w:before="0" w:after="0"/>
       </w:pPr>
       <w:r>
         <w:rPr>
@@ -4863,8 +4903,8 @@
     <w:p>
       <w:pPr>
         <w:pStyle w:val="FirstParagraph"/>
+        <w:spacing w:before="0" w:after="0"/>
         <w:ind w:left="480" w:hanging="480"/>
-        <w:spacing w:before="0" w:after="0"/>
       </w:pPr>
       <w:r>
         <w:rPr>
@@ -4923,8 +4963,8 @@
     <w:p>
       <w:pPr>
         <w:pStyle w:val="FirstParagraph"/>
+        <w:spacing w:before="0" w:after="0"/>
         <w:ind w:left="480" w:hanging="480"/>
-        <w:spacing w:before="0" w:after="0"/>
       </w:pPr>
       <w:r>
         <w:rPr>
@@ -4971,8 +5011,8 @@
     <w:p>
       <w:pPr>
         <w:pStyle w:val="FirstParagraph"/>
+        <w:spacing w:before="0" w:after="0"/>
         <w:ind w:left="480" w:hanging="480"/>
-        <w:spacing w:before="0" w:after="180"/>
       </w:pPr>
       <w:r>
         <w:rPr>
@@ -5225,8 +5265,8 @@
     <w:p>
       <w:pPr>
         <w:pStyle w:val="FirstParagraph"/>
+        <w:spacing w:before="0" w:after="0"/>
         <w:ind w:left="480" w:hanging="480"/>
-        <w:spacing w:after="0"/>
       </w:pPr>
       <w:r>
         <w:rPr>
@@ -5256,8 +5296,8 @@
     <w:p>
       <w:pPr>
         <w:pStyle w:val="FirstParagraph"/>
+        <w:spacing w:before="0" w:after="0"/>
         <w:ind w:left="480" w:hanging="480"/>
-        <w:spacing w:before="0" w:after="0"/>
       </w:pPr>
       <w:r>
         <w:rPr>
@@ -5310,8 +5350,8 @@
     <w:p>
       <w:pPr>
         <w:pStyle w:val="FirstParagraph"/>
+        <w:spacing w:before="0" w:after="0"/>
         <w:ind w:left="480" w:hanging="480"/>
-        <w:spacing w:before="0" w:after="0"/>
       </w:pPr>
       <w:r>
         <w:rPr>
@@ -5393,8 +5433,8 @@
     <w:p>
       <w:pPr>
         <w:pStyle w:val="FirstParagraph"/>
+        <w:spacing w:before="0" w:after="0"/>
         <w:ind w:left="480" w:hanging="480"/>
-        <w:spacing w:before="0" w:after="0"/>
       </w:pPr>
       <w:r>
         <w:rPr>
@@ -5447,8 +5487,8 @@
     <w:p>
       <w:pPr>
         <w:pStyle w:val="FirstParagraph"/>
+        <w:spacing w:before="0" w:after="0"/>
         <w:ind w:left="480" w:hanging="480"/>
-        <w:spacing w:before="0" w:after="180"/>
       </w:pPr>
       <w:r>
         <w:rPr>
@@ -5666,8 +5706,8 @@
     <w:p>
       <w:pPr>
         <w:pStyle w:val="FirstParagraph"/>
+        <w:spacing w:before="0" w:after="0"/>
         <w:ind w:left="480" w:hanging="480"/>
-        <w:spacing w:after="0"/>
       </w:pPr>
       <w:r>
         <w:rPr>
@@ -5697,8 +5737,8 @@
     <w:p>
       <w:pPr>
         <w:pStyle w:val="FirstParagraph"/>
+        <w:spacing w:before="0" w:after="0"/>
         <w:ind w:left="480" w:hanging="480"/>
-        <w:spacing w:before="0" w:after="0"/>
       </w:pPr>
       <w:r>
         <w:rPr>
@@ -5751,8 +5791,8 @@
     <w:p>
       <w:pPr>
         <w:pStyle w:val="FirstParagraph"/>
+        <w:spacing w:before="0" w:after="0"/>
         <w:ind w:left="480" w:hanging="480"/>
-        <w:spacing w:before="0" w:after="0"/>
       </w:pPr>
       <w:r>
         <w:rPr>
@@ -5799,8 +5839,8 @@
     <w:p>
       <w:pPr>
         <w:pStyle w:val="FirstParagraph"/>
+        <w:spacing w:before="0" w:after="0"/>
         <w:ind w:left="480" w:hanging="480"/>
-        <w:spacing w:before="0" w:after="0"/>
       </w:pPr>
       <w:r>
         <w:rPr>
@@ -5853,8 +5893,8 @@
     <w:p>
       <w:pPr>
         <w:pStyle w:val="FirstParagraph"/>
+        <w:spacing w:before="0" w:after="0"/>
         <w:ind w:left="480" w:hanging="480"/>
-        <w:spacing w:before="0" w:after="180"/>
       </w:pPr>
       <w:r>
         <w:rPr>
@@ -6072,8 +6112,8 @@
     <w:p>
       <w:pPr>
         <w:pStyle w:val="FirstParagraph"/>
+        <w:spacing w:before="0" w:after="0"/>
         <w:ind w:left="480" w:hanging="480"/>
-        <w:spacing w:after="0"/>
       </w:pPr>
       <w:r>
         <w:rPr>
@@ -6103,8 +6143,8 @@
     <w:p>
       <w:pPr>
         <w:pStyle w:val="FirstParagraph"/>
+        <w:spacing w:before="0" w:after="0"/>
         <w:ind w:left="480" w:hanging="480"/>
-        <w:spacing w:before="0" w:after="0"/>
       </w:pPr>
       <w:r>
         <w:rPr>
@@ -6163,8 +6203,8 @@
     <w:p>
       <w:pPr>
         <w:pStyle w:val="FirstParagraph"/>
+        <w:spacing w:before="0" w:after="0"/>
         <w:ind w:left="480" w:hanging="480"/>
-        <w:spacing w:before="0" w:after="0"/>
       </w:pPr>
       <w:r>
         <w:rPr>
@@ -6219,8 +6259,8 @@
     <w:p>
       <w:pPr>
         <w:pStyle w:val="FirstParagraph"/>
+        <w:spacing w:before="0" w:after="0"/>
         <w:ind w:left="480" w:hanging="480"/>
-        <w:spacing w:before="0" w:after="0"/>
       </w:pPr>
       <w:r>
         <w:rPr>
@@ -6281,8 +6321,8 @@
     <w:p>
       <w:pPr>
         <w:pStyle w:val="FirstParagraph"/>
+        <w:spacing w:before="0" w:after="0"/>
         <w:ind w:left="480" w:hanging="480"/>
-        <w:spacing w:before="0" w:after="180"/>
       </w:pPr>
       <w:r>
         <w:rPr>
@@ -6502,8 +6542,8 @@
     <w:p>
       <w:pPr>
         <w:pStyle w:val="FirstParagraph"/>
+        <w:spacing w:before="0" w:after="0"/>
         <w:ind w:left="480" w:hanging="480"/>
-        <w:spacing w:after="0"/>
       </w:pPr>
       <w:r>
         <w:rPr>
@@ -6556,8 +6596,8 @@
     <w:p>
       <w:pPr>
         <w:pStyle w:val="FirstParagraph"/>
+        <w:spacing w:before="0" w:after="0"/>
         <w:ind w:left="480" w:hanging="480"/>
-        <w:spacing w:before="0" w:after="0"/>
       </w:pPr>
       <w:r>
         <w:rPr>
@@ -6598,8 +6638,8 @@
     <w:p>
       <w:pPr>
         <w:pStyle w:val="FirstParagraph"/>
+        <w:spacing w:before="0" w:after="0"/>
         <w:ind w:left="480" w:hanging="480"/>
-        <w:spacing w:before="0" w:after="0"/>
       </w:pPr>
       <w:r>
         <w:rPr>
@@ -6646,8 +6686,8 @@
     <w:p>
       <w:pPr>
         <w:pStyle w:val="FirstParagraph"/>
+        <w:spacing w:before="0" w:after="0"/>
         <w:ind w:left="480" w:hanging="480"/>
-        <w:spacing w:before="0" w:after="0"/>
       </w:pPr>
       <w:r>
         <w:rPr>
@@ -6700,8 +6740,8 @@
     <w:p>
       <w:pPr>
         <w:pStyle w:val="FirstParagraph"/>
+        <w:spacing w:before="0" w:after="0"/>
         <w:ind w:left="480" w:hanging="480"/>
-        <w:spacing w:before="0" w:after="180"/>
       </w:pPr>
       <w:r>
         <w:rPr>
@@ -6901,8 +6941,8 @@
     <w:p>
       <w:pPr>
         <w:pStyle w:val="FirstParagraph"/>
+        <w:spacing w:before="0" w:after="0"/>
         <w:ind w:left="480" w:hanging="480"/>
-        <w:spacing w:after="0"/>
       </w:pPr>
       <w:r>
         <w:rPr>
@@ -6932,8 +6972,8 @@
     <w:p>
       <w:pPr>
         <w:pStyle w:val="FirstParagraph"/>
+        <w:spacing w:before="0" w:after="0"/>
         <w:ind w:left="480" w:hanging="480"/>
-        <w:spacing w:before="0" w:after="0"/>
       </w:pPr>
       <w:r>
         <w:rPr>
@@ -6982,8 +7022,8 @@
     <w:p>
       <w:pPr>
         <w:pStyle w:val="FirstParagraph"/>
+        <w:spacing w:before="0" w:after="0"/>
         <w:ind w:left="480" w:hanging="480"/>
-        <w:spacing w:before="0" w:after="0"/>
       </w:pPr>
       <w:r>
         <w:rPr>
@@ -7032,8 +7072,8 @@
     <w:p>
       <w:pPr>
         <w:pStyle w:val="FirstParagraph"/>
+        <w:spacing w:before="0" w:after="0"/>
         <w:ind w:left="480" w:hanging="480"/>
-        <w:spacing w:before="0" w:after="0"/>
       </w:pPr>
       <w:r>
         <w:rPr>
@@ -7080,8 +7120,8 @@
     <w:p>
       <w:pPr>
         <w:pStyle w:val="FirstParagraph"/>
+        <w:spacing w:before="0" w:after="0"/>
         <w:ind w:left="480" w:hanging="480"/>
-        <w:spacing w:before="0" w:after="180"/>
       </w:pPr>
       <w:r>
         <w:rPr>
@@ -7290,8 +7330,8 @@
     <w:p>
       <w:pPr>
         <w:pStyle w:val="FirstParagraph"/>
+        <w:spacing w:before="0" w:after="0"/>
         <w:ind w:left="480" w:hanging="480"/>
-        <w:spacing w:after="0"/>
       </w:pPr>
       <w:r>
         <w:rPr>
@@ -7365,8 +7405,8 @@
     <w:p>
       <w:pPr>
         <w:pStyle w:val="FirstParagraph"/>
+        <w:spacing w:before="0" w:after="0"/>
         <w:ind w:left="480" w:hanging="480"/>
-        <w:spacing w:before="0" w:after="0"/>
       </w:pPr>
       <w:r>
         <w:rPr>
@@ -7421,8 +7461,8 @@
     <w:p>
       <w:pPr>
         <w:pStyle w:val="FirstParagraph"/>
+        <w:spacing w:before="0" w:after="0"/>
         <w:ind w:left="480" w:hanging="480"/>
-        <w:spacing w:before="0" w:after="0"/>
       </w:pPr>
       <w:r>
         <w:rPr>
@@ -7469,8 +7509,8 @@
     <w:p>
       <w:pPr>
         <w:pStyle w:val="FirstParagraph"/>
+        <w:spacing w:before="0" w:after="0"/>
         <w:ind w:left="480" w:hanging="480"/>
-        <w:spacing w:before="0" w:after="0"/>
       </w:pPr>
       <w:r>
         <w:rPr>
@@ -7525,8 +7565,8 @@
     <w:p>
       <w:pPr>
         <w:pStyle w:val="FirstParagraph"/>
+        <w:spacing w:before="0" w:after="0"/>
         <w:ind w:left="480" w:hanging="480"/>
-        <w:spacing w:before="0" w:after="180"/>
       </w:pPr>
       <w:r>
         <w:rPr>
@@ -7720,8 +7760,8 @@
     <w:p>
       <w:pPr>
         <w:pStyle w:val="FirstParagraph"/>
+        <w:spacing w:before="0" w:after="0"/>
         <w:ind w:left="480" w:hanging="480"/>
-        <w:spacing w:after="0"/>
       </w:pPr>
       <w:r>
         <w:rPr>
@@ -7751,8 +7791,8 @@
     <w:p>
       <w:pPr>
         <w:pStyle w:val="FirstParagraph"/>
+        <w:spacing w:before="0" w:after="0"/>
         <w:ind w:left="480" w:hanging="480"/>
-        <w:spacing w:before="0" w:after="0"/>
       </w:pPr>
       <w:r>
         <w:rPr>
@@ -7799,8 +7839,8 @@
     <w:p>
       <w:pPr>
         <w:pStyle w:val="FirstParagraph"/>
+        <w:spacing w:before="0" w:after="0"/>
         <w:ind w:left="480" w:hanging="480"/>
-        <w:spacing w:before="0" w:after="0"/>
       </w:pPr>
       <w:r>
         <w:rPr>
@@ -7847,8 +7887,8 @@
     <w:p>
       <w:pPr>
         <w:pStyle w:val="FirstParagraph"/>
+        <w:spacing w:before="0" w:after="0"/>
         <w:ind w:left="480" w:hanging="480"/>
-        <w:spacing w:before="0" w:after="0"/>
       </w:pPr>
       <w:r>
         <w:rPr>
@@ -7895,8 +7935,8 @@
     <w:p>
       <w:pPr>
         <w:pStyle w:val="FirstParagraph"/>
+        <w:spacing w:before="0" w:after="0"/>
         <w:ind w:left="480" w:hanging="480"/>
-        <w:spacing w:before="0" w:after="180"/>
       </w:pPr>
       <w:r>
         <w:rPr>
@@ -8055,8 +8095,8 @@
     <w:p>
       <w:pPr>
         <w:pStyle w:val="FirstParagraph"/>
+        <w:spacing w:before="0" w:after="0"/>
         <w:ind w:left="480" w:hanging="480"/>
-        <w:spacing w:after="0"/>
       </w:pPr>
       <w:r>
         <w:rPr>
@@ -8109,8 +8149,8 @@
     <w:p>
       <w:pPr>
         <w:pStyle w:val="FirstParagraph"/>
+        <w:spacing w:before="0" w:after="0"/>
         <w:ind w:left="480" w:hanging="480"/>
-        <w:spacing w:before="0" w:after="0"/>
       </w:pPr>
       <w:r>
         <w:rPr>
@@ -8154,8 +8194,8 @@
     <w:p>
       <w:pPr>
         <w:pStyle w:val="FirstParagraph"/>
+        <w:spacing w:before="0" w:after="0"/>
         <w:ind w:left="480" w:hanging="480"/>
-        <w:spacing w:before="0" w:after="0"/>
       </w:pPr>
       <w:r>
         <w:rPr>
@@ -8207,8 +8247,8 @@
     <w:p>
       <w:pPr>
         <w:pStyle w:val="FirstParagraph"/>
+        <w:spacing w:before="0" w:after="0"/>
         <w:ind w:left="480" w:hanging="480"/>
-        <w:spacing w:before="0" w:after="0"/>
       </w:pPr>
       <w:r>
         <w:rPr>
@@ -8252,8 +8292,8 @@
     <w:p>
       <w:pPr>
         <w:pStyle w:val="FirstParagraph"/>
+        <w:spacing w:before="0" w:after="0"/>
         <w:ind w:left="480" w:hanging="480"/>
-        <w:spacing w:before="0" w:after="180"/>
       </w:pPr>
       <w:r>
         <w:rPr>
@@ -8409,8 +8449,8 @@
     <w:p>
       <w:pPr>
         <w:pStyle w:val="FirstParagraph"/>
+        <w:spacing w:before="0" w:after="0"/>
         <w:ind w:left="480" w:hanging="480"/>
-        <w:spacing w:after="0"/>
       </w:pPr>
       <w:r>
         <w:rPr>
@@ -8440,8 +8480,8 @@
     <w:p>
       <w:pPr>
         <w:pStyle w:val="FirstParagraph"/>
+        <w:spacing w:before="0" w:after="0"/>
         <w:ind w:left="480" w:hanging="480"/>
-        <w:spacing w:before="0" w:after="0"/>
       </w:pPr>
       <w:r>
         <w:rPr>
@@ -8482,8 +8522,8 @@
     <w:p>
       <w:pPr>
         <w:pStyle w:val="FirstParagraph"/>
+        <w:spacing w:before="0" w:after="0"/>
         <w:ind w:left="480" w:hanging="480"/>
-        <w:spacing w:before="0" w:after="0"/>
       </w:pPr>
       <w:r>
         <w:rPr>
@@ -8495,8 +8535,8 @@
     <w:p>
       <w:pPr>
         <w:pStyle w:val="FirstParagraph"/>
+        <w:spacing w:before="0" w:after="0"/>
         <w:ind w:left="480" w:hanging="480"/>
-        <w:spacing w:before="0" w:after="0"/>
       </w:pPr>
       <w:r>
         <w:rPr>
@@ -8537,8 +8577,8 @@
     <w:p>
       <w:pPr>
         <w:pStyle w:val="FirstParagraph"/>
+        <w:spacing w:before="0" w:after="0"/>
         <w:ind w:left="480" w:hanging="480"/>
-        <w:spacing w:before="0" w:after="180"/>
       </w:pPr>
       <w:r>
         <w:rPr>
@@ -8615,8 +8655,8 @@
     <w:p>
       <w:pPr>
         <w:pStyle w:val="FirstParagraph"/>
+        <w:spacing w:before="0" w:after="0"/>
         <w:ind w:left="480" w:hanging="480"/>
-        <w:spacing w:after="0"/>
       </w:pPr>
       <w:r>
         <w:rPr>
@@ -8646,8 +8686,8 @@
     <w:p>
       <w:pPr>
         <w:pStyle w:val="FirstParagraph"/>
+        <w:spacing w:before="0" w:after="0"/>
         <w:ind w:left="480" w:hanging="480"/>
-        <w:spacing w:before="0" w:after="0"/>
       </w:pPr>
       <w:r>
         <w:rPr>
@@ -8697,8 +8737,8 @@
     <w:p>
       <w:pPr>
         <w:pStyle w:val="FirstParagraph"/>
+        <w:spacing w:before="0" w:after="0"/>
         <w:ind w:left="480" w:hanging="480"/>
-        <w:spacing w:before="0" w:after="0"/>
       </w:pPr>
       <w:r>
         <w:rPr>
@@ -8710,8 +8750,8 @@
     <w:p>
       <w:pPr>
         <w:pStyle w:val="FirstParagraph"/>
+        <w:spacing w:before="0" w:after="0"/>
         <w:ind w:left="480" w:hanging="480"/>
-        <w:spacing w:before="0" w:after="0"/>
       </w:pPr>
       <w:r>
         <w:rPr>
@@ -8752,8 +8792,8 @@
     <w:p>
       <w:pPr>
         <w:pStyle w:val="FirstParagraph"/>
+        <w:spacing w:before="0" w:after="0"/>
         <w:ind w:left="480" w:hanging="480"/>
-        <w:spacing w:before="0" w:after="180"/>
       </w:pPr>
       <w:r>
         <w:rPr>
@@ -8956,8 +8996,8 @@
           <w:ilvl w:val="0"/>
           <w:numId w:val="1005"/>
         </w:numPr>
+        <w:spacing w:before="0" w:after="0"/>
         <w:ind w:left="480" w:hanging="480"/>
-        <w:spacing w:after="0"/>
       </w:pPr>
       <w:r>
         <w:rPr>
@@ -8997,8 +9037,8 @@
           <w:ilvl w:val="0"/>
           <w:numId w:val="1005"/>
         </w:numPr>
+        <w:spacing w:before="0" w:after="0"/>
         <w:ind w:left="480" w:hanging="480"/>
-        <w:spacing w:before="0" w:after="0"/>
       </w:pPr>
       <w:r>
         <w:rPr>
@@ -9103,8 +9143,8 @@
           <w:ilvl w:val="0"/>
           <w:numId w:val="1005"/>
         </w:numPr>
+        <w:spacing w:before="0" w:after="0"/>
         <w:ind w:left="480" w:hanging="480"/>
-        <w:spacing w:before="0" w:after="0"/>
       </w:pPr>
       <w:r>
         <w:rPr>
@@ -9209,8 +9249,8 @@
           <w:ilvl w:val="0"/>
           <w:numId w:val="1005"/>
         </w:numPr>
+        <w:spacing w:before="0" w:after="0"/>
         <w:ind w:left="480" w:hanging="480"/>
-        <w:spacing w:before="0" w:after="0"/>
       </w:pPr>
       <w:r>
         <w:rPr>
@@ -9315,8 +9355,8 @@
           <w:ilvl w:val="0"/>
           <w:numId w:val="1005"/>
         </w:numPr>
+        <w:spacing w:before="0" w:after="0"/>
         <w:ind w:left="480" w:hanging="480"/>
-        <w:spacing w:before="0" w:after="36"/>
       </w:pPr>
       <w:r>
         <w:rPr>
@@ -10585,6 +10625,14 @@
       <w:tblPr>
         <w:tblStyle w:val="Table"/>
         <w:tblW w:type="auto" w:w="0"/>
+        <w:tblBorders>
+          <w:top w:val="single" w:sz="12" w:space="0" w:color="000000"/>
+          <w:left w:val="none" w:sz="0" w:space="0" w:color="auto"/>
+          <w:bottom w:val="single" w:sz="12" w:space="0" w:color="000000"/>
+          <w:right w:val="none" w:sz="0" w:space="0" w:color="auto"/>
+          <w:insideH w:val="none" w:sz="0" w:space="0" w:color="auto"/>
+          <w:insideV w:val="none" w:sz="0" w:space="0" w:color="auto"/>
+        </w:tblBorders>
         <w:tblLook w:firstRow="1" w:lastRow="0" w:firstColumn="0" w:lastColumn="0" w:noHBand="0" w:noVBand="0" w:val="0020"/>
       </w:tblPr>
       <w:tblGrid>
@@ -10597,7 +10645,11 @@
           <w:tblHeader w:val="on"/>
         </w:trPr>
         <w:tc>
-          <w:tcPr/>
+          <w:tcPr>
+            <w:tcBorders>
+              <w:bottom w:val="single" w:sz="8" w:space="0" w:color="000000"/>
+            </w:tcBorders>
+          </w:tcPr>
           <w:p>
             <w:pPr>
               <w:pStyle w:val="Compact"/>
@@ -10620,7 +10672,11 @@
           </w:p>
         </w:tc>
         <w:tc>
-          <w:tcPr/>
+          <w:tcPr>
+            <w:tcBorders>
+              <w:bottom w:val="single" w:sz="8" w:space="0" w:color="000000"/>
+            </w:tcBorders>
+          </w:tcPr>
           <w:p>
             <w:pPr>
               <w:pStyle w:val="Compact"/>
@@ -10636,7 +10692,11 @@
           </w:p>
         </w:tc>
         <w:tc>
-          <w:tcPr/>
+          <w:tcPr>
+            <w:tcBorders>
+              <w:bottom w:val="single" w:sz="8" w:space="0" w:color="000000"/>
+            </w:tcBorders>
+          </w:tcPr>
           <w:p>
             <w:pPr>
               <w:pStyle w:val="Compact"/>
@@ -15793,6 +15853,14 @@
       <w:tblPr>
         <w:tblStyle w:val="Table"/>
         <w:tblW w:type="auto" w:w="0"/>
+        <w:tblBorders>
+          <w:top w:val="single" w:sz="12" w:space="0" w:color="000000"/>
+          <w:left w:val="none" w:sz="0" w:space="0" w:color="auto"/>
+          <w:bottom w:val="single" w:sz="12" w:space="0" w:color="000000"/>
+          <w:right w:val="none" w:sz="0" w:space="0" w:color="auto"/>
+          <w:insideH w:val="none" w:sz="0" w:space="0" w:color="auto"/>
+          <w:insideV w:val="none" w:sz="0" w:space="0" w:color="auto"/>
+        </w:tblBorders>
         <w:tblLook w:firstRow="1" w:lastRow="0" w:firstColumn="0" w:lastColumn="0" w:noHBand="0" w:noVBand="0" w:val="0020"/>
       </w:tblPr>
       <w:tblGrid>
@@ -15807,7 +15875,11 @@
           <w:tblHeader w:val="on"/>
         </w:trPr>
         <w:tc>
-          <w:tcPr/>
+          <w:tcPr>
+            <w:tcBorders>
+              <w:bottom w:val="single" w:sz="8" w:space="0" w:color="000000"/>
+            </w:tcBorders>
+          </w:tcPr>
           <w:p>
             <w:pPr>
               <w:pStyle w:val="Compact"/>
@@ -15823,7 +15895,11 @@
           </w:p>
         </w:tc>
         <w:tc>
-          <w:tcPr/>
+          <w:tcPr>
+            <w:tcBorders>
+              <w:bottom w:val="single" w:sz="8" w:space="0" w:color="000000"/>
+            </w:tcBorders>
+          </w:tcPr>
           <w:p>
             <w:pPr>
               <w:pStyle w:val="Compact"/>
@@ -15839,7 +15915,11 @@
           </w:p>
         </w:tc>
         <w:tc>
-          <w:tcPr/>
+          <w:tcPr>
+            <w:tcBorders>
+              <w:bottom w:val="single" w:sz="8" w:space="0" w:color="000000"/>
+            </w:tcBorders>
+          </w:tcPr>
           <w:p>
             <w:pPr>
               <w:pStyle w:val="Compact"/>
@@ -15855,7 +15935,11 @@
           </w:p>
         </w:tc>
         <w:tc>
-          <w:tcPr/>
+          <w:tcPr>
+            <w:tcBorders>
+              <w:bottom w:val="single" w:sz="8" w:space="0" w:color="000000"/>
+            </w:tcBorders>
+          </w:tcPr>
           <w:p>
             <w:pPr>
               <w:pStyle w:val="Compact"/>
@@ -15871,7 +15955,11 @@
           </w:p>
         </w:tc>
         <w:tc>
-          <w:tcPr/>
+          <w:tcPr>
+            <w:tcBorders>
+              <w:bottom w:val="single" w:sz="8" w:space="0" w:color="000000"/>
+            </w:tcBorders>
+          </w:tcPr>
           <w:p>
             <w:pPr>
               <w:pStyle w:val="Compact"/>
@@ -18347,6 +18435,14 @@
         <w:tblStyle w:val="Table"/>
         <w:tblW w:type="pct" w:w="5000"/>
         <w:tblLayout w:type="fixed"/>
+        <w:tblBorders>
+          <w:top w:val="single" w:sz="12" w:space="0" w:color="000000"/>
+          <w:left w:val="none" w:sz="0" w:space="0" w:color="auto"/>
+          <w:bottom w:val="single" w:sz="12" w:space="0" w:color="000000"/>
+          <w:right w:val="none" w:sz="0" w:space="0" w:color="auto"/>
+          <w:insideH w:val="none" w:sz="0" w:space="0" w:color="auto"/>
+          <w:insideV w:val="none" w:sz="0" w:space="0" w:color="auto"/>
+        </w:tblBorders>
         <w:tblLook w:firstRow="1" w:lastRow="0" w:firstColumn="0" w:lastColumn="0" w:noHBand="0" w:noVBand="0" w:val="0020"/>
       </w:tblPr>
       <w:tblGrid>
@@ -18358,7 +18454,11 @@
           <w:tblHeader w:val="on"/>
         </w:trPr>
         <w:tc>
-          <w:tcPr/>
+          <w:tcPr>
+            <w:tcBorders>
+              <w:bottom w:val="single" w:sz="8" w:space="0" w:color="000000"/>
+            </w:tcBorders>
+          </w:tcPr>
           <w:p>
             <w:pPr>
               <w:pStyle w:val="Compact"/>
@@ -18374,7 +18474,11 @@
           </w:p>
         </w:tc>
         <w:tc>
-          <w:tcPr/>
+          <w:tcPr>
+            <w:tcBorders>
+              <w:bottom w:val="single" w:sz="8" w:space="0" w:color="000000"/>
+            </w:tcBorders>
+          </w:tcPr>
           <w:p>
             <w:pPr>
               <w:pStyle w:val="Compact"/>
@@ -27470,6 +27574,14 @@
         <w:tblStyle w:val="Table"/>
         <w:tblW w:type="pct" w:w="5000"/>
         <w:tblLayout w:type="fixed"/>
+        <w:tblBorders>
+          <w:top w:val="single" w:sz="12" w:space="0" w:color="000000"/>
+          <w:left w:val="none" w:sz="0" w:space="0" w:color="auto"/>
+          <w:bottom w:val="single" w:sz="12" w:space="0" w:color="000000"/>
+          <w:right w:val="none" w:sz="0" w:space="0" w:color="auto"/>
+          <w:insideH w:val="none" w:sz="0" w:space="0" w:color="auto"/>
+          <w:insideV w:val="none" w:sz="0" w:space="0" w:color="auto"/>
+        </w:tblBorders>
         <w:tblLook w:firstRow="1" w:lastRow="0" w:firstColumn="0" w:lastColumn="0" w:noHBand="0" w:noVBand="0" w:val="0020"/>
       </w:tblPr>
       <w:tblGrid>
@@ -27485,7 +27597,11 @@
           <w:tblHeader w:val="on"/>
         </w:trPr>
         <w:tc>
-          <w:tcPr/>
+          <w:tcPr>
+            <w:tcBorders>
+              <w:bottom w:val="single" w:sz="8" w:space="0" w:color="000000"/>
+            </w:tcBorders>
+          </w:tcPr>
           <w:p>
             <w:pPr>
               <w:pStyle w:val="Compact"/>
@@ -27501,7 +27617,11 @@
           </w:p>
         </w:tc>
         <w:tc>
-          <w:tcPr/>
+          <w:tcPr>
+            <w:tcBorders>
+              <w:bottom w:val="single" w:sz="8" w:space="0" w:color="000000"/>
+            </w:tcBorders>
+          </w:tcPr>
           <w:p>
             <w:pPr>
               <w:pStyle w:val="Compact"/>
@@ -27517,7 +27637,11 @@
           </w:p>
         </w:tc>
         <w:tc>
-          <w:tcPr/>
+          <w:tcPr>
+            <w:tcBorders>
+              <w:bottom w:val="single" w:sz="8" w:space="0" w:color="000000"/>
+            </w:tcBorders>
+          </w:tcPr>
           <w:p>
             <w:pPr>
               <w:pStyle w:val="Compact"/>
@@ -27533,7 +27657,11 @@
           </w:p>
         </w:tc>
         <w:tc>
-          <w:tcPr/>
+          <w:tcPr>
+            <w:tcBorders>
+              <w:bottom w:val="single" w:sz="8" w:space="0" w:color="000000"/>
+            </w:tcBorders>
+          </w:tcPr>
           <w:p>
             <w:pPr>
               <w:pStyle w:val="Compact"/>
@@ -27549,7 +27677,11 @@
           </w:p>
         </w:tc>
         <w:tc>
-          <w:tcPr/>
+          <w:tcPr>
+            <w:tcBorders>
+              <w:bottom w:val="single" w:sz="8" w:space="0" w:color="000000"/>
+            </w:tcBorders>
+          </w:tcPr>
           <w:p>
             <w:pPr>
               <w:pStyle w:val="Compact"/>
@@ -27565,7 +27697,11 @@
           </w:p>
         </w:tc>
         <w:tc>
-          <w:tcPr/>
+          <w:tcPr>
+            <w:tcBorders>
+              <w:bottom w:val="single" w:sz="8" w:space="0" w:color="000000"/>
+            </w:tcBorders>
+          </w:tcPr>
           <w:p>
             <w:pPr>
               <w:pStyle w:val="Compact"/>
@@ -29368,6 +29504,14 @@
         <w:tblStyle w:val="Table"/>
         <w:tblW w:type="pct" w:w="5000"/>
         <w:tblLayout w:type="fixed"/>
+        <w:tblBorders>
+          <w:top w:val="single" w:sz="12" w:space="0" w:color="000000"/>
+          <w:left w:val="none" w:sz="0" w:space="0" w:color="auto"/>
+          <w:bottom w:val="single" w:sz="12" w:space="0" w:color="000000"/>
+          <w:right w:val="none" w:sz="0" w:space="0" w:color="auto"/>
+          <w:insideH w:val="none" w:sz="0" w:space="0" w:color="auto"/>
+          <w:insideV w:val="none" w:sz="0" w:space="0" w:color="auto"/>
+        </w:tblBorders>
         <w:tblLook w:firstRow="1" w:lastRow="0" w:firstColumn="0" w:lastColumn="0" w:noHBand="0" w:noVBand="0" w:val="0020"/>
       </w:tblPr>
       <w:tblGrid>
@@ -29383,7 +29527,11 @@
           <w:tblHeader w:val="on"/>
         </w:trPr>
         <w:tc>
-          <w:tcPr/>
+          <w:tcPr>
+            <w:tcBorders>
+              <w:bottom w:val="single" w:sz="8" w:space="0" w:color="000000"/>
+            </w:tcBorders>
+          </w:tcPr>
           <w:p>
             <w:pPr>
               <w:pStyle w:val="Compact"/>
@@ -29399,7 +29547,11 @@
           </w:p>
         </w:tc>
         <w:tc>
-          <w:tcPr/>
+          <w:tcPr>
+            <w:tcBorders>
+              <w:bottom w:val="single" w:sz="8" w:space="0" w:color="000000"/>
+            </w:tcBorders>
+          </w:tcPr>
           <w:p>
             <w:pPr>
               <w:pStyle w:val="Compact"/>
@@ -29415,7 +29567,11 @@
           </w:p>
         </w:tc>
         <w:tc>
-          <w:tcPr/>
+          <w:tcPr>
+            <w:tcBorders>
+              <w:bottom w:val="single" w:sz="8" w:space="0" w:color="000000"/>
+            </w:tcBorders>
+          </w:tcPr>
           <w:p>
             <w:pPr>
               <w:pStyle w:val="Compact"/>
@@ -29431,7 +29587,11 @@
           </w:p>
         </w:tc>
         <w:tc>
-          <w:tcPr/>
+          <w:tcPr>
+            <w:tcBorders>
+              <w:bottom w:val="single" w:sz="8" w:space="0" w:color="000000"/>
+            </w:tcBorders>
+          </w:tcPr>
           <w:p>
             <w:pPr>
               <w:pStyle w:val="Compact"/>
@@ -29447,7 +29607,11 @@
           </w:p>
         </w:tc>
         <w:tc>
-          <w:tcPr/>
+          <w:tcPr>
+            <w:tcBorders>
+              <w:bottom w:val="single" w:sz="8" w:space="0" w:color="000000"/>
+            </w:tcBorders>
+          </w:tcPr>
           <w:p>
             <w:pPr>
               <w:pStyle w:val="Compact"/>
@@ -29484,7 +29648,11 @@
           </w:p>
         </w:tc>
         <w:tc>
-          <w:tcPr/>
+          <w:tcPr>
+            <w:tcBorders>
+              <w:bottom w:val="single" w:sz="8" w:space="0" w:color="000000"/>
+            </w:tcBorders>
+          </w:tcPr>
           <w:p>
             <w:pPr>
               <w:pStyle w:val="Compact"/>
@@ -57043,6 +57211,14 @@
         <w:tblStyle w:val="Table"/>
         <w:tblW w:type="pct" w:w="5000"/>
         <w:tblLayout w:type="fixed"/>
+        <w:tblBorders>
+          <w:top w:val="single" w:sz="12" w:space="0" w:color="000000"/>
+          <w:left w:val="none" w:sz="0" w:space="0" w:color="auto"/>
+          <w:bottom w:val="single" w:sz="12" w:space="0" w:color="000000"/>
+          <w:right w:val="none" w:sz="0" w:space="0" w:color="auto"/>
+          <w:insideH w:val="none" w:sz="0" w:space="0" w:color="auto"/>
+          <w:insideV w:val="none" w:sz="0" w:space="0" w:color="auto"/>
+        </w:tblBorders>
         <w:tblLook w:firstRow="1" w:lastRow="0" w:firstColumn="0" w:lastColumn="0" w:noHBand="0" w:noVBand="0" w:val="0020"/>
       </w:tblPr>
       <w:tblGrid>
@@ -57058,7 +57234,11 @@
           <w:tblHeader w:val="on"/>
         </w:trPr>
         <w:tc>
-          <w:tcPr/>
+          <w:tcPr>
+            <w:tcBorders>
+              <w:bottom w:val="single" w:sz="8" w:space="0" w:color="000000"/>
+            </w:tcBorders>
+          </w:tcPr>
           <w:p>
             <w:pPr>
               <w:pStyle w:val="Compact"/>
@@ -57074,7 +57254,11 @@
           </w:p>
         </w:tc>
         <w:tc>
-          <w:tcPr/>
+          <w:tcPr>
+            <w:tcBorders>
+              <w:bottom w:val="single" w:sz="8" w:space="0" w:color="000000"/>
+            </w:tcBorders>
+          </w:tcPr>
           <w:p>
             <w:pPr>
               <w:pStyle w:val="Compact"/>
@@ -57118,7 +57302,11 @@
           </w:p>
         </w:tc>
         <w:tc>
-          <w:tcPr/>
+          <w:tcPr>
+            <w:tcBorders>
+              <w:bottom w:val="single" w:sz="8" w:space="0" w:color="000000"/>
+            </w:tcBorders>
+          </w:tcPr>
           <w:p>
             <w:pPr>
               <w:pStyle w:val="Compact"/>
@@ -57134,7 +57322,11 @@
           </w:p>
         </w:tc>
         <w:tc>
-          <w:tcPr/>
+          <w:tcPr>
+            <w:tcBorders>
+              <w:bottom w:val="single" w:sz="8" w:space="0" w:color="000000"/>
+            </w:tcBorders>
+          </w:tcPr>
           <w:p>
             <w:pPr>
               <w:pStyle w:val="Compact"/>
@@ -57164,7 +57356,11 @@
           </w:p>
         </w:tc>
         <w:tc>
-          <w:tcPr/>
+          <w:tcPr>
+            <w:tcBorders>
+              <w:bottom w:val="single" w:sz="8" w:space="0" w:color="000000"/>
+            </w:tcBorders>
+          </w:tcPr>
           <w:p>
             <w:pPr>
               <w:pStyle w:val="Compact"/>
@@ -57180,7 +57376,11 @@
           </w:p>
         </w:tc>
         <w:tc>
-          <w:tcPr/>
+          <w:tcPr>
+            <w:tcBorders>
+              <w:bottom w:val="single" w:sz="8" w:space="0" w:color="000000"/>
+            </w:tcBorders>
+          </w:tcPr>
           <w:p>
             <w:pPr>
               <w:pStyle w:val="Compact"/>
@@ -60568,7 +60768,7 @@
     <ns0:rPr>
       <ns0:rFonts ns0:ascii="Times New Roman" ns0:cs="Times New Roman" ns0:eastAsia="SimHei" ns0:hAnsi="Times New Roman"/>
       <ns0:b/>
-      <ns0:color ns0:val="17324D"/>
+      <ns0:color ns0:val="000000"/>
       <ns0:sz ns0:val="44"/>
       <ns0:szCs ns0:val="56"/>
     </ns0:rPr>
@@ -60710,7 +60910,7 @@
     <ns0:rPr>
       <ns0:rFonts ns0:ascii="Times New Roman" ns0:cs="Times New Roman" ns0:eastAsia="SimHei" ns0:hAnsi="Times New Roman"/>
       <ns0:b/>
-      <ns0:color ns0:val="17324D"/>
+      <ns0:color ns0:val="000000"/>
       <ns0:sz ns0:val="32"/>
       <ns0:szCs ns0:val="40"/>
     </ns0:rPr>
@@ -60734,7 +60934,7 @@
     <ns0:rPr>
       <ns0:rFonts ns0:ascii="Times New Roman" ns0:cs="Times New Roman" ns0:eastAsia="SimHei" ns0:hAnsi="Times New Roman"/>
       <ns0:b/>
-      <ns0:color ns0:val="17324D"/>
+      <ns0:color ns0:val="000000"/>
       <ns0:sz ns0:val="28"/>
       <ns0:szCs ns0:val="32"/>
     </ns0:rPr>
@@ -60758,7 +60958,7 @@
     <ns0:rPr>
       <ns0:rFonts ns0:ascii="Times New Roman" ns0:cs="Times New Roman" ns0:eastAsia="SimHei" ns0:hAnsi="Times New Roman"/>
       <ns0:b/>
-      <ns0:color ns0:val="17324D"/>
+      <ns0:color ns0:val="000000"/>
       <ns0:sz ns0:val="25"/>
       <ns0:szCs ns0:val="28"/>
     </ns0:rPr>
